--- a/docs/legal/word/ピタフレ利用規約_全文_注記付き.docx
+++ b/docs/legal/word/ピタフレ利用規約_全文_注記付き.docx
@@ -1611,7 +1611,7 @@
         <w:pBdr>
           <w:left w:val="single" w:color="B9B2A6" w:sz="12" w:space="6"/>
         </w:pBdr>
-        <w:spacing w:after="40" w:before="140" w:line="290"/>
+        <w:spacing w:after="140" w:before="140" w:line="290"/>
         <w:ind w:left="283"/>
       </w:pPr>
       <w:r>
@@ -1625,15 +1625,6 @@
         </w:rPr>
         <w:t xml:space="preserve">ボイスチャットの併用について（前記3号の例外）</w:t>
       </w:r>
-    </w:p>
-    <w:p>
-      <w:pPr>
-        <w:pBdr>
-          <w:left w:val="single" w:color="B9B2A6" w:sz="12" w:space="6"/>
-        </w:pBdr>
-        <w:spacing w:after="140" w:before="40" w:line="290"/>
-        <w:ind w:left="283"/>
-      </w:pPr>
       <w:r>
         <w:rPr>
           <w:rFonts w:ascii="Yu Mincho" w:eastAsia="Yu Mincho" w:hAnsi="Yu Mincho"/>
@@ -5728,12 +5719,6 @@
         </w:rPr>
         <w:t xml:space="preserve">2. 前項にかかわらず、ゲスト都合のキャンセルによりピタメイトの報酬コインとなる額は、</w:t>
       </w:r>
-    </w:p>
-    <w:p>
-      <w:pPr>
-        <w:spacing w:after="60" w:before="60" w:line="300"/>
-        <w:ind w:left="396"/>
-      </w:pPr>
       <w:r>
         <w:rPr>
           <w:rFonts w:ascii="Yu Mincho" w:eastAsia="Yu Mincho" w:hAnsi="Yu Mincho"/>
@@ -5752,22 +5737,7 @@
           <w:sz w:val="21"/>
           <w:szCs w:val="21"/>
         </w:rPr>
-        <w:t xml:space="preserve">を</w:t>
-      </w:r>
-    </w:p>
-    <w:p>
-      <w:pPr>
-        <w:spacing w:after="60" w:before="60" w:line="300"/>
-        <w:ind w:left="396"/>
-      </w:pPr>
-      <w:r>
-        <w:rPr>
-          <w:rFonts w:ascii="Yu Mincho" w:eastAsia="Yu Mincho" w:hAnsi="Yu Mincho"/>
-          <w:color w:val="1A1A1A"/>
-          <w:sz w:val="21"/>
-          <w:szCs w:val="21"/>
-        </w:rPr>
-        <w:t xml:space="preserve">上限とします。これを超える部分は返還します。</w:t>
+        <w:t xml:space="preserve">を上限とします。これを超える部分は返還します。</w:t>
       </w:r>
     </w:p>
     <w:p>
@@ -8922,7 +8892,7 @@
         <w:sz w:val="16"/>
         <w:szCs w:val="16"/>
       </w:rPr>
-      <w:t xml:space="preserve">ピタフレ 利用規約　注記付き（内部・弁護士確認用）</w:t>
+      <w:t xml:space="preserve">ピタフレ 利用規約　注記付き（内部・確認用）</w:t>
     </w:r>
   </w:p>
 </w:hdr>

--- a/docs/legal/word/ピタフレ利用規約_全文_注記付き.docx
+++ b/docs/legal/word/ピタフレ利用規約_全文_注記付き.docx
@@ -296,7 +296,7 @@
                 <w:sz w:val="17"/>
                 <w:szCs w:val="17"/>
               </w:rPr>
-              <w:t xml:space="preserve">node tools/terms-to-docx.cjs docs/legal/terms-of-service-draft.md docs/legal/word</w:t>
+              <w:t xml:space="preserve">tools/md-to-docx.cjs</w:t>
             </w:r>
             <w:r>
               <w:rPr>
@@ -485,7 +485,49 @@
           <w:sz w:val="21"/>
           <w:szCs w:val="21"/>
         </w:rPr>
-        <w:t xml:space="preserve">1. 本規約は、【氏名（個人事業主）：公開前に記入】（以下「当社」といいます）が提供するゲーム仲間マッチングサービス「ピタフレ」（以下「本サービス」といいます）の利用に関する条件を、本サービスを利用するすべての方（以下「ユーザー」といいます）と当社との間で定めるものです。</w:t>
+        <w:t xml:space="preserve">1. 本規約は、【事業者名（屋号）：公開前に記入】（以下「当社」といいます）が提供するゲーム仲間マッチングサービス「ピタフレ」（以下「本サービス」といいます）の利用に関する条件を、本サービスを利用するすべての方（以下「ユーザー」といいます）と当社との間で定めるものです。</w:t>
+      </w:r>
+    </w:p>
+    <w:p>
+      <w:pPr>
+        <w:pBdr>
+          <w:top w:val="single" w:color="F2EFE9" w:sz="2" w:space="6"/>
+          <w:bottom w:val="single" w:color="F2EFE9" w:sz="2" w:space="6"/>
+          <w:left w:val="single" w:color="B9B2A6" w:sz="12" w:space="6"/>
+          <w:right w:val="single" w:color="F2EFE9" w:sz="2" w:space="6"/>
+        </w:pBdr>
+        <w:shd w:fill="F2EFE9" w:color="auto" w:val="clear"/>
+        <w:spacing w:after="160" w:before="120" w:line="260"/>
+        <w:ind w:left="226" w:right="113"/>
+      </w:pPr>
+      <w:r>
+        <w:rPr>
+          <w:rFonts w:ascii="Yu Gothic" w:eastAsia="Yu Gothic" w:hAnsi="Yu Gothic"/>
+          <w:color w:val="4A4A4A"/>
+          <w:sz w:val="17"/>
+          <w:szCs w:val="17"/>
+        </w:rPr>
+        <w:t xml:space="preserve">〔※2026-08-03、当事者の名乗りを屋号に改めました。</w:t>
+      </w:r>
+      <w:r>
+        <w:rPr>
+          <w:rFonts w:ascii="Yu Gothic" w:eastAsia="Yu Gothic" w:hAnsi="Yu Gothic"/>
+          <w:b/>
+          <w:bCs/>
+          <w:color w:val="4A4A4A"/>
+          <w:sz w:val="17"/>
+          <w:szCs w:val="17"/>
+        </w:rPr>
+        <w:t xml:space="preserve">個人名を併記しているのは、屋号に法人格が無く、権利義務の帰属先が個人だからです。</w:t>
+      </w:r>
+      <w:r>
+        <w:rPr>
+          <w:rFonts w:ascii="Yu Gothic" w:eastAsia="Yu Gothic" w:hAnsi="Yu Gothic"/>
+          <w:color w:val="4A4A4A"/>
+          <w:sz w:val="17"/>
+          <w:szCs w:val="17"/>
+        </w:rPr>
+        <w:t xml:space="preserve">屋号だけだと相手方を特定できません。特定商取引法に基づく表記とプライバシーポリシーでは、従前どおり個人名を事業者として表示します（個人情報保護法上、屋号のみでは不足。法務Q&amp;A Q9）。〕</w:t>
       </w:r>
     </w:p>
     <w:p>

--- a/docs/legal/word/ピタフレ利用規約_全文_注記付き.docx
+++ b/docs/legal/word/ピタフレ利用規約_全文_注記付き.docx
@@ -507,27 +507,47 @@
           <w:sz w:val="17"/>
           <w:szCs w:val="17"/>
         </w:rPr>
-        <w:t xml:space="preserve">〔※2026-08-03、当事者の名乗りを屋号に改めました。</w:t>
-      </w:r>
-      <w:r>
-        <w:rPr>
-          <w:rFonts w:ascii="Yu Gothic" w:eastAsia="Yu Gothic" w:hAnsi="Yu Gothic"/>
-          <w:b/>
-          <w:bCs/>
-          <w:color w:val="4A4A4A"/>
-          <w:sz w:val="17"/>
-          <w:szCs w:val="17"/>
-        </w:rPr>
-        <w:t xml:space="preserve">個人名を併記しているのは、屋号に法人格が無く、権利義務の帰属先が個人だからです。</w:t>
-      </w:r>
-      <w:r>
-        <w:rPr>
-          <w:rFonts w:ascii="Yu Gothic" w:eastAsia="Yu Gothic" w:hAnsi="Yu Gothic"/>
-          <w:color w:val="4A4A4A"/>
-          <w:sz w:val="17"/>
-          <w:szCs w:val="17"/>
-        </w:rPr>
-        <w:t xml:space="preserve">屋号だけだと相手方を特定できません。特定商取引法に基づく表記とプライバシーポリシーでは、従前どおり個人名を事業者として表示します（個人情報保護法上、屋号のみでは不足。法務Q&amp;A Q9）。〕</w:t>
+        <w:t xml:space="preserve">〔※2026-08-03、当事者の名乗りを屋号に改めました。屋号に法人格は無く、権利義務の帰属先は個人ですが、</w:t>
+      </w:r>
+      <w:r>
+        <w:rPr>
+          <w:rFonts w:ascii="Yu Gothic" w:eastAsia="Yu Gothic" w:hAnsi="Yu Gothic"/>
+          <w:b/>
+          <w:bCs/>
+          <w:color w:val="4A4A4A"/>
+          <w:sz w:val="17"/>
+          <w:szCs w:val="17"/>
+        </w:rPr>
+        <w:t xml:space="preserve">次項が「特定商取引法に基づく表記等は、本規約の一部を構成します」と定めており、その表記とプライバシーポリシーに個人名が載ります。</w:t>
+      </w:r>
+      <w:r>
+        <w:rPr>
+          <w:rFonts w:ascii="Yu Gothic" w:eastAsia="Yu Gothic" w:hAnsi="Yu Gothic"/>
+          <w:color w:val="4A4A4A"/>
+          <w:sz w:val="17"/>
+          <w:szCs w:val="17"/>
+        </w:rPr>
+        <w:t xml:space="preserve"> そのため本項では屋号のみを名乗ります。⚠️ </w:t>
+      </w:r>
+      <w:r>
+        <w:rPr>
+          <w:rFonts w:ascii="Yu Gothic" w:eastAsia="Yu Gothic" w:hAnsi="Yu Gothic"/>
+          <w:b/>
+          <w:bCs/>
+          <w:color w:val="4A4A4A"/>
+          <w:sz w:val="17"/>
+          <w:szCs w:val="17"/>
+        </w:rPr>
+        <w:t xml:space="preserve">特商法表記とプライバシーポリシーから個人名を外さないでください。</w:t>
+      </w:r>
+      <w:r>
+        <w:rPr>
+          <w:rFonts w:ascii="Yu Gothic" w:eastAsia="Yu Gothic" w:hAnsi="Yu Gothic"/>
+          <w:color w:val="4A4A4A"/>
+          <w:sz w:val="17"/>
+          <w:szCs w:val="17"/>
+        </w:rPr>
+        <w:t xml:space="preserve">外すと当事者を特定する手掛かりが規約全体から消えます（そもそも個人情報保護法上、屋号のみでは不足。法務Q&amp;A Q9）。〕</w:t>
       </w:r>
     </w:p>
     <w:p>

--- a/docs/legal/word/ピタフレ利用規約_全文_注記付き.docx
+++ b/docs/legal/word/ピタフレ利用規約_全文_注記付き.docx
@@ -485,7 +485,7 @@
           <w:sz w:val="21"/>
           <w:szCs w:val="21"/>
         </w:rPr>
-        <w:t xml:space="preserve">1. 本規約は、【事業者名（屋号）：公開前に記入】（以下「当社」といいます）が提供するゲーム仲間マッチングサービス「ピタフレ」（以下「本サービス」といいます）の利用に関する条件を、本サービスを利用するすべての方（以下「ユーザー」といいます）と当社との間で定めるものです。</w:t>
+        <w:t xml:space="preserve">1. 本規約は、Type&amp;Co（以下「当社」といいます）が提供するゲーム仲間マッチングサービス「ピタフレ」（以下「本サービス」といいます）の利用に関する条件を、本サービスを利用するすべての方（以下「ユーザー」といいます）と当社との間で定めるものです。</w:t>
       </w:r>
     </w:p>
     <w:p>
@@ -8759,7 +8759,7 @@
           <w:sz w:val="21"/>
           <w:szCs w:val="21"/>
         </w:rPr>
-        <w:t xml:space="preserve">: 【氏名（個人事業主）：公開前に記入】</w:t>
+        <w:t xml:space="preserve">: 下山 慧</w:t>
       </w:r>
     </w:p>
     <w:p>
@@ -8784,7 +8784,7 @@
           <w:sz w:val="21"/>
           <w:szCs w:val="21"/>
         </w:rPr>
-        <w:t xml:space="preserve">: 【サービス専用の問い合わせ用メールアドレス：公開前に記入】</w:t>
+        <w:t xml:space="preserve">: sunny.rainy1115@gmail.com</w:t>
       </w:r>
     </w:p>
     <w:p>

--- a/docs/legal/word/ピタフレ利用規約_全文_注記付き.docx
+++ b/docs/legal/word/ピタフレ利用規約_全文_注記付き.docx
@@ -11758,7 +11758,47 @@
           <w:sz w:val="21"/>
           <w:szCs w:val="21"/>
         </w:rPr>
-        <w:t xml:space="preserve">: 〔施行日に記入〕（弁護士レビュー完了後の公開日を記載）</w:t>
+        <w:t xml:space="preserve">: 〔施行日に記入〕</w:t>
+      </w:r>
+    </w:p>
+    <w:p>
+      <w:pPr>
+        <w:pBdr>
+          <w:top w:val="single" w:color="F2EFE9" w:sz="2" w:space="6"/>
+          <w:bottom w:val="single" w:color="F2EFE9" w:sz="2" w:space="6"/>
+          <w:left w:val="single" w:color="B9B2A6" w:sz="12" w:space="6"/>
+          <w:right w:val="single" w:color="F2EFE9" w:sz="2" w:space="6"/>
+        </w:pBdr>
+        <w:shd w:fill="F2EFE9" w:color="auto" w:val="clear"/>
+        <w:spacing w:after="160" w:before="120" w:line="260"/>
+        <w:ind w:left="226" w:right="113"/>
+      </w:pPr>
+      <w:r>
+        <w:rPr>
+          <w:rFonts w:ascii="Yu Gothic" w:eastAsia="Yu Gothic" w:hAnsi="Yu Gothic"/>
+          <w:color w:val="4A4A4A"/>
+          <w:sz w:val="17"/>
+          <w:szCs w:val="17"/>
+        </w:rPr>
+        <w:t xml:space="preserve">〔※弁護士レビュー完了後の、実際に公開する日付を記入します。</w:t>
+      </w:r>
+      <w:r>
+        <w:rPr>
+          <w:rFonts w:ascii="Consolas" w:eastAsia="Yu Gothic" w:hAnsi="Consolas"/>
+          <w:color w:val="4A4A4A"/>
+          <w:sz w:val="15"/>
+          <w:szCs w:val="15"/>
+        </w:rPr>
+        <w:t xml:space="preserve">RELEASE-fill-in.md</w:t>
+      </w:r>
+      <w:r>
+        <w:rPr>
+          <w:rFonts w:ascii="Yu Gothic" w:eastAsia="Yu Gothic" w:hAnsi="Yu Gothic"/>
+          <w:color w:val="4A4A4A"/>
+          <w:sz w:val="17"/>
+          <w:szCs w:val="17"/>
+        </w:rPr>
+        <w:t xml:space="preserve">。〕</w:t>
       </w:r>
     </w:p>
     <w:p>

--- a/docs/legal/word/ピタフレ利用規約_全文_注記付き.docx
+++ b/docs/legal/word/ピタフレ利用規約_全文_注記付き.docx
@@ -2585,22 +2585,27 @@
           <w:sz w:val="21"/>
           <w:szCs w:val="21"/>
         </w:rPr>
-        <w:t xml:space="preserve"> 保有する報酬コインの全額を一括して申請することができます（換金事務手数料は同項のとおり控除します）。</w:t>
-      </w:r>
-    </w:p>
-    <w:p>
-      <w:pPr>
-        <w:spacing w:after="60" w:before="60" w:line="300"/>
-        <w:ind w:left="396"/>
-      </w:pPr>
-      <w:r>
-        <w:rPr>
-          <w:rFonts w:ascii="Yu Mincho" w:eastAsia="Yu Mincho" w:hAnsi="Yu Mincho"/>
-          <w:color w:val="1A1A1A"/>
-          <w:sz w:val="21"/>
-          <w:szCs w:val="21"/>
-        </w:rPr>
-        <w:t xml:space="preserve">当社は、当該期間の満了前に、登録されたメールアドレスへ、換金の申請ができる期限を通知します。</w:t>
+        <w:t xml:space="preserve"> ただし、</w:t>
+      </w:r>
+      <w:r>
+        <w:rPr>
+          <w:rFonts w:ascii="Yu Mincho" w:eastAsia="Yu Mincho" w:hAnsi="Yu Mincho"/>
+          <w:b/>
+          <w:bCs/>
+          <w:color w:val="1A1A1A"/>
+          <w:sz w:val="21"/>
+          <w:szCs w:val="21"/>
+        </w:rPr>
+        <w:t xml:space="preserve">その時点で換金の申請ができる全額を一括して</w:t>
+      </w:r>
+      <w:r>
+        <w:rPr>
+          <w:rFonts w:ascii="Yu Mincho" w:eastAsia="Yu Mincho" w:hAnsi="Yu Mincho"/>
+          <w:color w:val="1A1A1A"/>
+          <w:sz w:val="21"/>
+          <w:szCs w:val="21"/>
+        </w:rPr>
+        <w:t xml:space="preserve">申請するものとします（換金事務手数料は同項のとおり控除します）。第7条の2第5項その他の定めにより保留されている分がある場合は、保留が明けた後に改めて申請することができます。</w:t>
       </w:r>
     </w:p>
     <w:p>
@@ -2622,27 +2627,82 @@
           <w:sz w:val="17"/>
           <w:szCs w:val="17"/>
         </w:rPr>
-        <w:t xml:space="preserve">〔※最低申請額の不適用と期限の予告は2026-08-04の弁護士回答（第1の1(1)）により追加。従前は最低申請額（5,000コイン）が退会後の換金にもそのまま適用され、</w:t>
-      </w:r>
-      <w:r>
-        <w:rPr>
-          <w:rFonts w:ascii="Yu Gothic" w:eastAsia="Yu Gothic" w:hAnsi="Yu Gothic"/>
-          <w:b/>
-          <w:bCs/>
-          <w:color w:val="4A4A4A"/>
-          <w:sz w:val="17"/>
-          <w:szCs w:val="17"/>
-        </w:rPr>
-        <w:t xml:space="preserve">報酬コインが5,000未満のまま退会したピタメイトは、換金の機会を一度も与えられないまま90日で権利を失う</w:t>
-      </w:r>
-      <w:r>
-        <w:rPr>
-          <w:rFonts w:ascii="Yu Gothic" w:eastAsia="Yu Gothic" w:hAnsi="Yu Gothic"/>
-          <w:color w:val="4A4A4A"/>
-          <w:sz w:val="17"/>
-          <w:szCs w:val="17"/>
-        </w:rPr>
-        <w:t xml:space="preserve">形になっていました。</w:t>
+        <w:t xml:space="preserve">〔※「一括して」を</w:t>
+      </w:r>
+      <w:r>
+        <w:rPr>
+          <w:rFonts w:ascii="Yu Gothic" w:eastAsia="Yu Gothic" w:hAnsi="Yu Gothic"/>
+          <w:b/>
+          <w:bCs/>
+          <w:color w:val="4A4A4A"/>
+          <w:sz w:val="17"/>
+          <w:szCs w:val="17"/>
+        </w:rPr>
+        <w:t xml:space="preserve">義務</w:t>
+      </w:r>
+      <w:r>
+        <w:rPr>
+          <w:rFonts w:ascii="Yu Gothic" w:eastAsia="Yu Gothic" w:hAnsi="Yu Gothic"/>
+          <w:color w:val="4A4A4A"/>
+          <w:sz w:val="17"/>
+          <w:szCs w:val="17"/>
+        </w:rPr>
+        <w:t xml:space="preserve">の形にしたのは2026-08-04。最低申請額を外したままにすると、</w:t>
+      </w:r>
+      <w:r>
+        <w:rPr>
+          <w:rFonts w:ascii="Yu Gothic" w:eastAsia="Yu Gothic" w:hAnsi="Yu Gothic"/>
+          <w:b/>
+          <w:bCs/>
+          <w:color w:val="4A4A4A"/>
+          <w:sz w:val="17"/>
+          <w:szCs w:val="17"/>
+        </w:rPr>
+        <w:t xml:space="preserve">分割して何回でも申請できてしまい</w:t>
+      </w:r>
+      <w:r>
+        <w:rPr>
+          <w:rFonts w:ascii="Yu Gothic" w:eastAsia="Yu Gothic" w:hAnsi="Yu Gothic"/>
+          <w:color w:val="4A4A4A"/>
+          <w:sz w:val="17"/>
+          <w:szCs w:val="17"/>
+        </w:rPr>
+        <w:t xml:space="preserve">、そのたびに換金事務手数料（300コイン）が控除されます。実測では1,600コインを400×3回に分けたところ、振込は合計300円で手数料が900円でした。</w:t>
+      </w:r>
+      <w:r>
+        <w:rPr>
+          <w:rFonts w:ascii="Yu Gothic" w:eastAsia="Yu Gothic" w:hAnsi="Yu Gothic"/>
+          <w:b/>
+          <w:bCs/>
+          <w:color w:val="4A4A4A"/>
+          <w:sz w:val="17"/>
+          <w:szCs w:val="17"/>
+        </w:rPr>
+        <w:t xml:space="preserve">利用者が損をする形</w:t>
+      </w:r>
+      <w:r>
+        <w:rPr>
+          <w:rFonts w:ascii="Yu Gothic" w:eastAsia="Yu Gothic" w:hAnsi="Yu Gothic"/>
+          <w:color w:val="4A4A4A"/>
+          <w:sz w:val="17"/>
+          <w:szCs w:val="17"/>
+        </w:rPr>
+        <w:t xml:space="preserve">なので、こちらで縛ります。〕</w:t>
+      </w:r>
+    </w:p>
+    <w:p>
+      <w:pPr>
+        <w:spacing w:after="60" w:before="60" w:line="300"/>
+        <w:ind w:left="396"/>
+      </w:pPr>
+      <w:r>
+        <w:rPr>
+          <w:rFonts w:ascii="Yu Mincho" w:eastAsia="Yu Mincho" w:hAnsi="Yu Mincho"/>
+          <w:color w:val="1A1A1A"/>
+          <w:sz w:val="21"/>
+          <w:szCs w:val="21"/>
+        </w:rPr>
+        <w:t xml:space="preserve">当社は、当該期間の満了前に、登録されたメールアドレスへ、換金の申請ができる期限を通知します。</w:t>
       </w:r>
     </w:p>
     <w:p>
@@ -2664,67 +2724,27 @@
           <w:sz w:val="17"/>
           <w:szCs w:val="17"/>
         </w:rPr>
-        <w:t xml:space="preserve">&gt; 「報酬コインは……</w:t>
-      </w:r>
-      <w:r>
-        <w:rPr>
-          <w:rFonts w:ascii="Yu Gothic" w:eastAsia="Yu Gothic" w:hAnsi="Yu Gothic"/>
-          <w:b/>
-          <w:bCs/>
-          <w:color w:val="4A4A4A"/>
-          <w:sz w:val="17"/>
-          <w:szCs w:val="17"/>
-        </w:rPr>
-        <w:t xml:space="preserve">既に稼得した報酬債権の残高表示</w:t>
-      </w:r>
-      <w:r>
-        <w:rPr>
-          <w:rFonts w:ascii="Yu Gothic" w:eastAsia="Yu Gothic" w:hAnsi="Yu Gothic"/>
-          <w:color w:val="4A4A4A"/>
-          <w:sz w:val="17"/>
-          <w:szCs w:val="17"/>
-        </w:rPr>
-        <w:t xml:space="preserve">ですから、その消滅は購入コインの失効とは質的に異なり、</w:t>
-      </w:r>
-      <w:r>
-        <w:rPr>
-          <w:rFonts w:ascii="Yu Gothic" w:eastAsia="Yu Gothic" w:hAnsi="Yu Gothic"/>
-          <w:b/>
-          <w:bCs/>
-          <w:color w:val="4A4A4A"/>
-          <w:sz w:val="17"/>
-          <w:szCs w:val="17"/>
-        </w:rPr>
-        <w:t xml:space="preserve">実質は稼得済み報酬の没収</w:t>
-      </w:r>
-      <w:r>
-        <w:rPr>
-          <w:rFonts w:ascii="Yu Gothic" w:eastAsia="Yu Gothic" w:hAnsi="Yu Gothic"/>
-          <w:color w:val="4A4A4A"/>
-          <w:sz w:val="17"/>
-          <w:szCs w:val="17"/>
-        </w:rPr>
-        <w:t xml:space="preserve">です。民法の任意規定によれば報酬債権は5年の消滅時効に服するにすぎないところ、これを90日かつ最低額未満は行使不能という形で消滅させる条項は、</w:t>
-      </w:r>
-      <w:r>
-        <w:rPr>
-          <w:rFonts w:ascii="Yu Gothic" w:eastAsia="Yu Gothic" w:hAnsi="Yu Gothic"/>
-          <w:b/>
-          <w:bCs/>
-          <w:color w:val="4A4A4A"/>
-          <w:sz w:val="17"/>
-          <w:szCs w:val="17"/>
-        </w:rPr>
-        <w:t xml:space="preserve">消費者契約法10条による無効の主張に対して脆弱</w:t>
-      </w:r>
-      <w:r>
-        <w:rPr>
-          <w:rFonts w:ascii="Yu Gothic" w:eastAsia="Yu Gothic" w:hAnsi="Yu Gothic"/>
-          <w:color w:val="4A4A4A"/>
-          <w:sz w:val="17"/>
-          <w:szCs w:val="17"/>
-        </w:rPr>
-        <w:t xml:space="preserve">です。」</w:t>
+        <w:t xml:space="preserve">〔※最低申請額の不適用と期限の予告は2026-08-04の弁護士回答（第1の1(1)）により追加。従前は最低申請額（5,000コイン）が退会後の換金にもそのまま適用され、</w:t>
+      </w:r>
+      <w:r>
+        <w:rPr>
+          <w:rFonts w:ascii="Yu Gothic" w:eastAsia="Yu Gothic" w:hAnsi="Yu Gothic"/>
+          <w:b/>
+          <w:bCs/>
+          <w:color w:val="4A4A4A"/>
+          <w:sz w:val="17"/>
+          <w:szCs w:val="17"/>
+        </w:rPr>
+        <w:t xml:space="preserve">報酬コインが5,000未満のまま退会したピタメイトは、換金の機会を一度も与えられないまま90日で権利を失う</w:t>
+      </w:r>
+      <w:r>
+        <w:rPr>
+          <w:rFonts w:ascii="Yu Gothic" w:eastAsia="Yu Gothic" w:hAnsi="Yu Gothic"/>
+          <w:color w:val="4A4A4A"/>
+          <w:sz w:val="17"/>
+          <w:szCs w:val="17"/>
+        </w:rPr>
+        <w:t xml:space="preserve">形になっていました。</w:t>
       </w:r>
     </w:p>
     <w:p>
@@ -2746,62 +2766,67 @@
           <w:sz w:val="17"/>
           <w:szCs w:val="17"/>
         </w:rPr>
-        <w:t xml:space="preserve">第13条第4項がサービス終了時には最低申請額と手数料の適用を外していることとの均衡からも、揃える必要がありました。</w:t>
-      </w:r>
-      <w:r>
-        <w:rPr>
-          <w:rFonts w:ascii="Yu Gothic" w:eastAsia="Yu Gothic" w:hAnsi="Yu Gothic"/>
-          <w:b/>
-          <w:bCs/>
-          <w:color w:val="4A4A4A"/>
-          <w:sz w:val="17"/>
-          <w:szCs w:val="17"/>
-        </w:rPr>
-        <w:t xml:space="preserve">手数料300コインの控除自体は実費相当として維持して構わない</w:t>
-      </w:r>
-      <w:r>
-        <w:rPr>
-          <w:rFonts w:ascii="Yu Gothic" w:eastAsia="Yu Gothic" w:hAnsi="Yu Gothic"/>
-          <w:color w:val="4A4A4A"/>
-          <w:sz w:val="17"/>
-          <w:szCs w:val="17"/>
-        </w:rPr>
-        <w:t xml:space="preserve">とされています。〕</w:t>
-      </w:r>
-    </w:p>
-    <w:p>
-      <w:pPr>
-        <w:spacing w:after="60" w:before="60" w:line="300"/>
-        <w:ind w:left="396" w:hanging="396"/>
-      </w:pPr>
-      <w:r>
-        <w:rPr>
-          <w:rFonts w:ascii="Yu Mincho" w:eastAsia="Yu Mincho" w:hAnsi="Yu Mincho"/>
-          <w:color w:val="1A1A1A"/>
-          <w:sz w:val="21"/>
-          <w:szCs w:val="21"/>
-        </w:rPr>
-        <w:t xml:space="preserve">5. 当社は、退会後も、法令に基づく記録の保存その他必要な範囲で、取引に関する記録を保持します。保持の期間および方法はプライバシーポリシーに定めます。</w:t>
-      </w:r>
-    </w:p>
-    <w:p>
-      <w:pPr>
-        <w:keepNext/>
-        <w:pBdr>
-          <w:bottom w:val="single" w:color="B9B2A6" w:sz="6" w:space="4"/>
-        </w:pBdr>
-        <w:spacing w:after="140" w:before="320"/>
-      </w:pPr>
-      <w:r>
-        <w:rPr>
-          <w:rFonts w:ascii="Yu Gothic" w:eastAsia="Yu Gothic" w:hAnsi="Yu Gothic"/>
-          <w:b/>
-          <w:bCs/>
-          <w:color w:val="1A1A1A"/>
-          <w:sz w:val="24"/>
-          <w:szCs w:val="24"/>
-        </w:rPr>
-        <w:t xml:space="preserve">第6条の3（利用停止・強制退会の場合のコインの取扱い）</w:t>
+        <w:t xml:space="preserve">&gt; 「報酬コインは……</w:t>
+      </w:r>
+      <w:r>
+        <w:rPr>
+          <w:rFonts w:ascii="Yu Gothic" w:eastAsia="Yu Gothic" w:hAnsi="Yu Gothic"/>
+          <w:b/>
+          <w:bCs/>
+          <w:color w:val="4A4A4A"/>
+          <w:sz w:val="17"/>
+          <w:szCs w:val="17"/>
+        </w:rPr>
+        <w:t xml:space="preserve">既に稼得した報酬債権の残高表示</w:t>
+      </w:r>
+      <w:r>
+        <w:rPr>
+          <w:rFonts w:ascii="Yu Gothic" w:eastAsia="Yu Gothic" w:hAnsi="Yu Gothic"/>
+          <w:color w:val="4A4A4A"/>
+          <w:sz w:val="17"/>
+          <w:szCs w:val="17"/>
+        </w:rPr>
+        <w:t xml:space="preserve">ですから、その消滅は購入コインの失効とは質的に異なり、</w:t>
+      </w:r>
+      <w:r>
+        <w:rPr>
+          <w:rFonts w:ascii="Yu Gothic" w:eastAsia="Yu Gothic" w:hAnsi="Yu Gothic"/>
+          <w:b/>
+          <w:bCs/>
+          <w:color w:val="4A4A4A"/>
+          <w:sz w:val="17"/>
+          <w:szCs w:val="17"/>
+        </w:rPr>
+        <w:t xml:space="preserve">実質は稼得済み報酬の没収</w:t>
+      </w:r>
+      <w:r>
+        <w:rPr>
+          <w:rFonts w:ascii="Yu Gothic" w:eastAsia="Yu Gothic" w:hAnsi="Yu Gothic"/>
+          <w:color w:val="4A4A4A"/>
+          <w:sz w:val="17"/>
+          <w:szCs w:val="17"/>
+        </w:rPr>
+        <w:t xml:space="preserve">です。民法の任意規定によれば報酬債権は5年の消滅時効に服するにすぎないところ、これを90日かつ最低額未満は行使不能という形で消滅させる条項は、</w:t>
+      </w:r>
+      <w:r>
+        <w:rPr>
+          <w:rFonts w:ascii="Yu Gothic" w:eastAsia="Yu Gothic" w:hAnsi="Yu Gothic"/>
+          <w:b/>
+          <w:bCs/>
+          <w:color w:val="4A4A4A"/>
+          <w:sz w:val="17"/>
+          <w:szCs w:val="17"/>
+        </w:rPr>
+        <w:t xml:space="preserve">消費者契約法10条による無効の主張に対して脆弱</w:t>
+      </w:r>
+      <w:r>
+        <w:rPr>
+          <w:rFonts w:ascii="Yu Gothic" w:eastAsia="Yu Gothic" w:hAnsi="Yu Gothic"/>
+          <w:color w:val="4A4A4A"/>
+          <w:sz w:val="17"/>
+          <w:szCs w:val="17"/>
+        </w:rPr>
+        <w:t xml:space="preserve">です。」</w:t>
       </w:r>
     </w:p>
     <w:p>
@@ -2823,18 +2848,62 @@
           <w:sz w:val="17"/>
           <w:szCs w:val="17"/>
         </w:rPr>
-        <w:t xml:space="preserve">〔※2026-08-04の弁護士回答（第1の3①）により新設。</w:t>
-      </w:r>
-      <w:r>
-        <w:rPr>
-          <w:rFonts w:ascii="Yu Gothic" w:eastAsia="Yu Gothic" w:hAnsi="Yu Gothic"/>
-          <w:b/>
-          <w:bCs/>
-          <w:color w:val="4A4A4A"/>
-          <w:sz w:val="17"/>
-          <w:szCs w:val="17"/>
-        </w:rPr>
-        <w:t xml:space="preserve">第6条の措置を取ったときにコインがどうなるかが、規約全体のどこにも書かれていませんでした。</w:t>
+        <w:t xml:space="preserve">第13条第4項がサービス終了時には最低申請額と手数料の適用を外していることとの均衡からも、揃える必要がありました。</w:t>
+      </w:r>
+      <w:r>
+        <w:rPr>
+          <w:rFonts w:ascii="Yu Gothic" w:eastAsia="Yu Gothic" w:hAnsi="Yu Gothic"/>
+          <w:b/>
+          <w:bCs/>
+          <w:color w:val="4A4A4A"/>
+          <w:sz w:val="17"/>
+          <w:szCs w:val="17"/>
+        </w:rPr>
+        <w:t xml:space="preserve">手数料300コインの控除自体は実費相当として維持して構わない</w:t>
+      </w:r>
+      <w:r>
+        <w:rPr>
+          <w:rFonts w:ascii="Yu Gothic" w:eastAsia="Yu Gothic" w:hAnsi="Yu Gothic"/>
+          <w:color w:val="4A4A4A"/>
+          <w:sz w:val="17"/>
+          <w:szCs w:val="17"/>
+        </w:rPr>
+        <w:t xml:space="preserve">とされています。〕</w:t>
+      </w:r>
+    </w:p>
+    <w:p>
+      <w:pPr>
+        <w:spacing w:after="60" w:before="60" w:line="300"/>
+        <w:ind w:left="396" w:hanging="396"/>
+      </w:pPr>
+      <w:r>
+        <w:rPr>
+          <w:rFonts w:ascii="Yu Mincho" w:eastAsia="Yu Mincho" w:hAnsi="Yu Mincho"/>
+          <w:color w:val="1A1A1A"/>
+          <w:sz w:val="21"/>
+          <w:szCs w:val="21"/>
+        </w:rPr>
+        <w:t xml:space="preserve">5. 当社は、退会後も、法令に基づく記録の保存その他必要な範囲で、取引に関する記録を保持します。保持の期間および方法はプライバシーポリシーに定めます。</w:t>
+      </w:r>
+    </w:p>
+    <w:p>
+      <w:pPr>
+        <w:keepNext/>
+        <w:pBdr>
+          <w:bottom w:val="single" w:color="B9B2A6" w:sz="6" w:space="4"/>
+        </w:pBdr>
+        <w:spacing w:after="140" w:before="320"/>
+      </w:pPr>
+      <w:r>
+        <w:rPr>
+          <w:rFonts w:ascii="Yu Gothic" w:eastAsia="Yu Gothic" w:hAnsi="Yu Gothic"/>
+          <w:b/>
+          <w:bCs/>
+          <w:color w:val="1A1A1A"/>
+          <w:sz w:val="24"/>
+          <w:szCs w:val="24"/>
+        </w:rPr>
+        <w:t xml:space="preserve">第6条の3（利用停止・強制退会の場合のコインの取扱い）</w:t>
       </w:r>
     </w:p>
     <w:p>
@@ -2856,47 +2925,18 @@
           <w:sz w:val="17"/>
           <w:szCs w:val="17"/>
         </w:rPr>
-        <w:t xml:space="preserve">&gt; 「無定めのまま運用で失効させれば、まさに</w:t>
-      </w:r>
-      <w:r>
-        <w:rPr>
-          <w:rFonts w:ascii="Yu Gothic" w:eastAsia="Yu Gothic" w:hAnsi="Yu Gothic"/>
-          <w:b/>
-          <w:bCs/>
-          <w:color w:val="4A4A4A"/>
-          <w:sz w:val="17"/>
-          <w:szCs w:val="17"/>
-        </w:rPr>
-        <w:t xml:space="preserve">消費者契約法9条・10条の争点</w:t>
-      </w:r>
-      <w:r>
-        <w:rPr>
-          <w:rFonts w:ascii="Yu Gothic" w:eastAsia="Yu Gothic" w:hAnsi="Yu Gothic"/>
-          <w:color w:val="4A4A4A"/>
-          <w:sz w:val="17"/>
-          <w:szCs w:val="17"/>
-        </w:rPr>
-        <w:t xml:space="preserve">です。……任意退会（第6条の2）との対比で</w:t>
-      </w:r>
-      <w:r>
-        <w:rPr>
-          <w:rFonts w:ascii="Yu Gothic" w:eastAsia="Yu Gothic" w:hAnsi="Yu Gothic"/>
-          <w:b/>
-          <w:bCs/>
-          <w:color w:val="4A4A4A"/>
-          <w:sz w:val="17"/>
-          <w:szCs w:val="17"/>
-        </w:rPr>
-        <w:t xml:space="preserve">必ず読まれる箇所</w:t>
-      </w:r>
-      <w:r>
-        <w:rPr>
-          <w:rFonts w:ascii="Yu Gothic" w:eastAsia="Yu Gothic" w:hAnsi="Yu Gothic"/>
-          <w:color w:val="4A4A4A"/>
-          <w:sz w:val="17"/>
-          <w:szCs w:val="17"/>
-        </w:rPr>
-        <w:t xml:space="preserve">です。」</w:t>
+        <w:t xml:space="preserve">〔※2026-08-04の弁護士回答（第1の3①）により新設。</w:t>
+      </w:r>
+      <w:r>
+        <w:rPr>
+          <w:rFonts w:ascii="Yu Gothic" w:eastAsia="Yu Gothic" w:hAnsi="Yu Gothic"/>
+          <w:b/>
+          <w:bCs/>
+          <w:color w:val="4A4A4A"/>
+          <w:sz w:val="17"/>
+          <w:szCs w:val="17"/>
+        </w:rPr>
+        <w:t xml:space="preserve">第6条の措置を取ったときにコインがどうなるかが、規約全体のどこにも書かれていませんでした。</w:t>
       </w:r>
     </w:p>
     <w:p>
@@ -2918,77 +2958,47 @@
           <w:sz w:val="17"/>
           <w:szCs w:val="17"/>
         </w:rPr>
-        <w:t xml:space="preserve">任意退会（第6条の2）では報酬コインの換金手続が90日残るのに、強制退会では何も書いていない、という状態は説明がつきません。〕</w:t>
-      </w:r>
-    </w:p>
-    <w:p>
-      <w:pPr>
-        <w:spacing w:after="60" w:before="60" w:line="300"/>
-        <w:ind w:left="396" w:hanging="396"/>
-      </w:pPr>
-      <w:r>
-        <w:rPr>
-          <w:rFonts w:ascii="Yu Mincho" w:eastAsia="Yu Mincho" w:hAnsi="Yu Mincho"/>
-          <w:color w:val="1A1A1A"/>
-          <w:sz w:val="21"/>
-          <w:szCs w:val="21"/>
-        </w:rPr>
-        <w:t xml:space="preserve">1. 当社が第6条に定める措置（利用の停止、アカウントの削除その他の措置をいいます。以下「</w:t>
-      </w:r>
-      <w:r>
-        <w:rPr>
-          <w:rFonts w:ascii="Yu Mincho" w:eastAsia="Yu Mincho" w:hAnsi="Yu Mincho"/>
-          <w:b/>
-          <w:bCs/>
-          <w:color w:val="1A1A1A"/>
-          <w:sz w:val="21"/>
-          <w:szCs w:val="21"/>
-        </w:rPr>
-        <w:t xml:space="preserve">利用停止等</w:t>
-      </w:r>
-      <w:r>
-        <w:rPr>
-          <w:rFonts w:ascii="Yu Mincho" w:eastAsia="Yu Mincho" w:hAnsi="Yu Mincho"/>
-          <w:color w:val="1A1A1A"/>
-          <w:sz w:val="21"/>
-          <w:szCs w:val="21"/>
-        </w:rPr>
-        <w:t xml:space="preserve">」といいます）を講じた場合における、当該ユーザーの保有するコインの取扱いは、本条に定めるところによります。</w:t>
-      </w:r>
-    </w:p>
-    <w:p>
-      <w:pPr>
-        <w:spacing w:after="60" w:before="60" w:line="300"/>
-        <w:ind w:left="396" w:hanging="396"/>
-      </w:pPr>
-      <w:r>
-        <w:rPr>
-          <w:rFonts w:ascii="Yu Mincho" w:eastAsia="Yu Mincho" w:hAnsi="Yu Mincho"/>
-          <w:color w:val="1A1A1A"/>
-          <w:sz w:val="21"/>
-          <w:szCs w:val="21"/>
-        </w:rPr>
-        <w:t xml:space="preserve">2. </w:t>
-      </w:r>
-      <w:r>
-        <w:rPr>
-          <w:rFonts w:ascii="Yu Mincho" w:eastAsia="Yu Mincho" w:hAnsi="Yu Mincho"/>
-          <w:b/>
-          <w:bCs/>
-          <w:color w:val="1A1A1A"/>
-          <w:sz w:val="21"/>
-          <w:szCs w:val="21"/>
-        </w:rPr>
-        <w:t xml:space="preserve">利用停止等の時点で確定している報酬コインについては、次項に定める場合を除き、第6条の2第4項に準じて換金の申請を行うことができます。</w:t>
-      </w:r>
-      <w:r>
-        <w:rPr>
-          <w:rFonts w:ascii="Yu Mincho" w:eastAsia="Yu Mincho" w:hAnsi="Yu Mincho"/>
-          <w:color w:val="1A1A1A"/>
-          <w:sz w:val="21"/>
-          <w:szCs w:val="21"/>
-        </w:rPr>
-        <w:t xml:space="preserve"> 当社は、利用停止等の通知において、換金の申請ができる期間および方法を併せて通知します。</w:t>
+        <w:t xml:space="preserve">&gt; 「無定めのまま運用で失効させれば、まさに</w:t>
+      </w:r>
+      <w:r>
+        <w:rPr>
+          <w:rFonts w:ascii="Yu Gothic" w:eastAsia="Yu Gothic" w:hAnsi="Yu Gothic"/>
+          <w:b/>
+          <w:bCs/>
+          <w:color w:val="4A4A4A"/>
+          <w:sz w:val="17"/>
+          <w:szCs w:val="17"/>
+        </w:rPr>
+        <w:t xml:space="preserve">消費者契約法9条・10条の争点</w:t>
+      </w:r>
+      <w:r>
+        <w:rPr>
+          <w:rFonts w:ascii="Yu Gothic" w:eastAsia="Yu Gothic" w:hAnsi="Yu Gothic"/>
+          <w:color w:val="4A4A4A"/>
+          <w:sz w:val="17"/>
+          <w:szCs w:val="17"/>
+        </w:rPr>
+        <w:t xml:space="preserve">です。……任意退会（第6条の2）との対比で</w:t>
+      </w:r>
+      <w:r>
+        <w:rPr>
+          <w:rFonts w:ascii="Yu Gothic" w:eastAsia="Yu Gothic" w:hAnsi="Yu Gothic"/>
+          <w:b/>
+          <w:bCs/>
+          <w:color w:val="4A4A4A"/>
+          <w:sz w:val="17"/>
+          <w:szCs w:val="17"/>
+        </w:rPr>
+        <w:t xml:space="preserve">必ず読まれる箇所</w:t>
+      </w:r>
+      <w:r>
+        <w:rPr>
+          <w:rFonts w:ascii="Yu Gothic" w:eastAsia="Yu Gothic" w:hAnsi="Yu Gothic"/>
+          <w:color w:val="4A4A4A"/>
+          <w:sz w:val="17"/>
+          <w:szCs w:val="17"/>
+        </w:rPr>
+        <w:t xml:space="preserve">です。」</w:t>
       </w:r>
     </w:p>
     <w:p>
@@ -3010,373 +3020,77 @@
           <w:sz w:val="17"/>
           <w:szCs w:val="17"/>
         </w:rPr>
-        <w:t xml:space="preserve">〔※</w:t>
-      </w:r>
-      <w:r>
-        <w:rPr>
-          <w:rFonts w:ascii="Yu Gothic" w:eastAsia="Yu Gothic" w:hAnsi="Yu Gothic"/>
-          <w:b/>
-          <w:bCs/>
-          <w:color w:val="4A4A4A"/>
-          <w:sz w:val="17"/>
-          <w:szCs w:val="17"/>
-        </w:rPr>
-        <w:t xml:space="preserve">違反の内容と、既に提供された役務の対価とは別の事柄です。</w:t>
-      </w:r>
-      <w:r>
-        <w:rPr>
-          <w:rFonts w:ascii="Yu Gothic" w:eastAsia="Yu Gothic" w:hAnsi="Yu Gothic"/>
-          <w:color w:val="4A4A4A"/>
-          <w:sz w:val="17"/>
-          <w:szCs w:val="17"/>
-        </w:rPr>
-        <w:t xml:space="preserve"> 役務は現に提供されており、その対価まで一律に没収すれば、違反に対する制裁ではなく</w:t>
-      </w:r>
-      <w:r>
-        <w:rPr>
-          <w:rFonts w:ascii="Yu Gothic" w:eastAsia="Yu Gothic" w:hAnsi="Yu Gothic"/>
-          <w:b/>
-          <w:bCs/>
-          <w:color w:val="4A4A4A"/>
-          <w:sz w:val="17"/>
-          <w:szCs w:val="17"/>
-        </w:rPr>
-        <w:t xml:space="preserve">利得</w:t>
-      </w:r>
-      <w:r>
-        <w:rPr>
-          <w:rFonts w:ascii="Yu Gothic" w:eastAsia="Yu Gothic" w:hAnsi="Yu Gothic"/>
-          <w:color w:val="4A4A4A"/>
-          <w:sz w:val="17"/>
-          <w:szCs w:val="17"/>
-        </w:rPr>
-        <w:t xml:space="preserve">になります。〕</w:t>
-      </w:r>
-    </w:p>
-    <w:p>
-      <w:pPr>
-        <w:spacing w:after="60" w:before="60" w:line="300"/>
-        <w:ind w:left="396" w:hanging="396"/>
-      </w:pPr>
-      <w:r>
-        <w:rPr>
-          <w:rFonts w:ascii="Yu Mincho" w:eastAsia="Yu Mincho" w:hAnsi="Yu Mincho"/>
-          <w:color w:val="1A1A1A"/>
-          <w:sz w:val="21"/>
-          <w:szCs w:val="21"/>
-        </w:rPr>
-        <w:t xml:space="preserve">3. 前項にかかわらず、次の各号のいずれかに該当する報酬コインについては、当社は、換金の申請を認めず、または当該報酬コインを消滅させることができます。</w:t>
-      </w:r>
-    </w:p>
-    <w:p>
-      <w:pPr>
-        <w:spacing w:after="60" w:before="60" w:line="300"/>
-        <w:ind w:left="737" w:hanging="340"/>
-      </w:pPr>
-      <w:r>
-        <w:rPr>
-          <w:rFonts w:ascii="Yu Mincho" w:eastAsia="Yu Mincho" w:hAnsi="Yu Mincho"/>
-          <w:color w:val="1A1A1A"/>
-          <w:sz w:val="21"/>
-          <w:szCs w:val="21"/>
-        </w:rPr>
-        <w:t xml:space="preserve">1. 利用停止等の原因となった違反行為により取得されたもの</w:t>
-      </w:r>
-    </w:p>
-    <w:p>
-      <w:pPr>
-        <w:spacing w:after="60" w:before="60" w:line="300"/>
-        <w:ind w:left="737" w:hanging="340"/>
-      </w:pPr>
-      <w:r>
-        <w:rPr>
-          <w:rFonts w:ascii="Yu Mincho" w:eastAsia="Yu Mincho" w:hAnsi="Yu Mincho"/>
-          <w:color w:val="1A1A1A"/>
-          <w:sz w:val="21"/>
-          <w:szCs w:val="21"/>
-        </w:rPr>
-        <w:t xml:space="preserve">2. 第7条の2第7項（ギフトの濫用）に該当するもの</w:t>
-      </w:r>
-    </w:p>
-    <w:p>
-      <w:pPr>
-        <w:spacing w:after="60" w:before="60" w:line="300"/>
-        <w:ind w:left="737" w:hanging="340"/>
-      </w:pPr>
-      <w:r>
-        <w:rPr>
-          <w:rFonts w:ascii="Yu Mincho" w:eastAsia="Yu Mincho" w:hAnsi="Yu Mincho"/>
-          <w:color w:val="1A1A1A"/>
-          <w:sz w:val="21"/>
-          <w:szCs w:val="21"/>
-        </w:rPr>
-        <w:t xml:space="preserve">3. 第8条の6第3項により控除の対象となるもの</w:t>
-      </w:r>
-    </w:p>
-    <w:p>
-      <w:pPr>
-        <w:spacing w:after="60" w:before="60" w:line="300"/>
-        <w:ind w:left="396" w:hanging="396"/>
-      </w:pPr>
-      <w:r>
-        <w:rPr>
-          <w:rFonts w:ascii="Yu Mincho" w:eastAsia="Yu Mincho" w:hAnsi="Yu Mincho"/>
-          <w:color w:val="1A1A1A"/>
-          <w:sz w:val="21"/>
-          <w:szCs w:val="21"/>
-        </w:rPr>
-        <w:t xml:space="preserve">4. 当社は、利用停止等の原因となった事実について調査または係争が継続している間、</w:t>
-      </w:r>
-      <w:r>
-        <w:rPr>
-          <w:rFonts w:ascii="Yu Mincho" w:eastAsia="Yu Mincho" w:hAnsi="Yu Mincho"/>
-          <w:b/>
-          <w:bCs/>
-          <w:color w:val="1A1A1A"/>
-          <w:sz w:val="21"/>
-          <w:szCs w:val="21"/>
-        </w:rPr>
-        <w:t xml:space="preserve">第8条の6第5項2号に準じて、当該報酬コインの換金を保留することができます。</w:t>
-      </w:r>
-      <w:r>
-        <w:rPr>
-          <w:rFonts w:ascii="Yu Mincho" w:eastAsia="Yu Mincho" w:hAnsi="Yu Mincho"/>
-          <w:color w:val="1A1A1A"/>
-          <w:sz w:val="21"/>
-          <w:szCs w:val="21"/>
-        </w:rPr>
-        <w:t xml:space="preserve"> 保留の期間は、当社が定める合理的な期間（最長30日間）とします。</w:t>
-      </w:r>
-    </w:p>
-    <w:p>
-      <w:pPr>
-        <w:spacing w:after="60" w:before="60" w:line="300"/>
-        <w:ind w:left="396" w:hanging="396"/>
-      </w:pPr>
-      <w:r>
-        <w:rPr>
-          <w:rFonts w:ascii="Yu Mincho" w:eastAsia="Yu Mincho" w:hAnsi="Yu Mincho"/>
-          <w:color w:val="1A1A1A"/>
-          <w:sz w:val="21"/>
-          <w:szCs w:val="21"/>
-        </w:rPr>
-        <w:t xml:space="preserve">5. </w:t>
-      </w:r>
-      <w:r>
-        <w:rPr>
-          <w:rFonts w:ascii="Yu Mincho" w:eastAsia="Yu Mincho" w:hAnsi="Yu Mincho"/>
-          <w:b/>
-          <w:bCs/>
-          <w:color w:val="1A1A1A"/>
-          <w:sz w:val="21"/>
-          <w:szCs w:val="21"/>
-        </w:rPr>
-        <w:t xml:space="preserve">利用停止等の時点で保有する購入コインは、消滅し、返金しません。</w:t>
-      </w:r>
-      <w:r>
-        <w:rPr>
-          <w:rFonts w:ascii="Yu Mincho" w:eastAsia="Yu Mincho" w:hAnsi="Yu Mincho"/>
-          <w:color w:val="1A1A1A"/>
-          <w:sz w:val="21"/>
-          <w:szCs w:val="21"/>
-        </w:rPr>
-        <w:t xml:space="preserve"> ただし、利用停止等の原因が当社の責めに帰すべき事由による場合、または法令上返金が必要な場合は、この限りではありません。</w:t>
-      </w:r>
-    </w:p>
-    <w:p>
-      <w:pPr>
-        <w:spacing w:after="60" w:before="60" w:line="300"/>
-        <w:ind w:left="396" w:hanging="396"/>
-      </w:pPr>
-      <w:r>
-        <w:rPr>
-          <w:rFonts w:ascii="Yu Mincho" w:eastAsia="Yu Mincho" w:hAnsi="Yu Mincho"/>
-          <w:color w:val="1A1A1A"/>
-          <w:sz w:val="21"/>
-          <w:szCs w:val="21"/>
-        </w:rPr>
-        <w:t xml:space="preserve">6. 本条の措置について異議があるユーザーは、</w:t>
-      </w:r>
-      <w:r>
-        <w:rPr>
-          <w:rFonts w:ascii="Yu Mincho" w:eastAsia="Yu Mincho" w:hAnsi="Yu Mincho"/>
-          <w:b/>
-          <w:bCs/>
-          <w:color w:val="1A1A1A"/>
-          <w:sz w:val="21"/>
-          <w:szCs w:val="21"/>
-        </w:rPr>
-        <w:t xml:space="preserve">第6条第4項に定める再審査の申立て</w:t>
-      </w:r>
-      <w:r>
-        <w:rPr>
-          <w:rFonts w:ascii="Yu Mincho" w:eastAsia="Yu Mincho" w:hAnsi="Yu Mincho"/>
-          <w:color w:val="1A1A1A"/>
-          <w:sz w:val="21"/>
-          <w:szCs w:val="21"/>
-        </w:rPr>
-        <w:t xml:space="preserve">を行うことができます。当社は誠実にこれを再検討します。</w:t>
-      </w:r>
-    </w:p>
-    <w:p>
-      <w:pPr>
-        <w:keepNext/>
-        <w:pBdr>
-          <w:bottom w:val="single" w:color="B9B2A6" w:sz="6" w:space="4"/>
-        </w:pBdr>
-        <w:spacing w:after="140" w:before="320"/>
-      </w:pPr>
-      <w:r>
-        <w:rPr>
-          <w:rFonts w:ascii="Yu Gothic" w:eastAsia="Yu Gothic" w:hAnsi="Yu Gothic"/>
-          <w:b/>
-          <w:bCs/>
-          <w:color w:val="1A1A1A"/>
-          <w:sz w:val="24"/>
-          <w:szCs w:val="24"/>
-        </w:rPr>
-        <w:t xml:space="preserve">第7条（コインの購入・利用）</w:t>
-      </w:r>
-    </w:p>
-    <w:p>
-      <w:pPr>
-        <w:spacing w:after="60" w:before="60" w:line="300"/>
-        <w:ind w:left="396" w:hanging="396"/>
-      </w:pPr>
-      <w:r>
-        <w:rPr>
-          <w:rFonts w:ascii="Yu Mincho" w:eastAsia="Yu Mincho" w:hAnsi="Yu Mincho"/>
-          <w:color w:val="1A1A1A"/>
-          <w:sz w:val="21"/>
-          <w:szCs w:val="21"/>
-        </w:rPr>
-        <w:t xml:space="preserve">1. ユーザーは、当社所定の方法により、本サービス内でのみ利用できる電子的な対価「コイン」を購入できます。コインの価格・パック内容は本サービス上に表示します。</w:t>
-      </w:r>
-    </w:p>
-    <w:p>
-      <w:pPr>
-        <w:spacing w:after="60" w:before="60" w:line="300"/>
-        <w:ind w:left="396" w:hanging="396"/>
-      </w:pPr>
-      <w:r>
-        <w:rPr>
-          <w:rFonts w:ascii="Yu Mincho" w:eastAsia="Yu Mincho" w:hAnsi="Yu Mincho"/>
-          <w:color w:val="1A1A1A"/>
-          <w:sz w:val="21"/>
-          <w:szCs w:val="21"/>
-        </w:rPr>
-        <w:t xml:space="preserve">2. コインは、ピタメイト（第8条）が提供する「一緒に遊ぶ時間」の予約その他当社が定める用途に、本サービス内で消費できます。</w:t>
-      </w:r>
-    </w:p>
-    <w:p>
-      <w:pPr>
-        <w:spacing w:after="60" w:before="60" w:line="300"/>
-        <w:ind w:left="396" w:hanging="396"/>
-      </w:pPr>
-      <w:r>
-        <w:rPr>
-          <w:rFonts w:ascii="Yu Mincho" w:eastAsia="Yu Mincho" w:hAnsi="Yu Mincho"/>
-          <w:color w:val="1A1A1A"/>
-          <w:sz w:val="21"/>
-          <w:szCs w:val="21"/>
-        </w:rPr>
-        <w:t xml:space="preserve">3. 前項により購入したコインは、</w:t>
-      </w:r>
-      <w:r>
-        <w:rPr>
-          <w:rFonts w:ascii="Yu Mincho" w:eastAsia="Yu Mincho" w:hAnsi="Yu Mincho"/>
-          <w:b/>
-          <w:bCs/>
-          <w:color w:val="1A1A1A"/>
-          <w:sz w:val="21"/>
-          <w:szCs w:val="21"/>
-        </w:rPr>
-        <w:t xml:space="preserve">日本円その他の金銭への払い戻し・換金・出金はできません</w:t>
-      </w:r>
-      <w:r>
-        <w:rPr>
-          <w:rFonts w:ascii="Yu Mincho" w:eastAsia="Yu Mincho" w:hAnsi="Yu Mincho"/>
-          <w:color w:val="1A1A1A"/>
-          <w:sz w:val="21"/>
-          <w:szCs w:val="21"/>
-        </w:rPr>
-        <w:t xml:space="preserve">。</w:t>
-      </w:r>
-    </w:p>
-    <w:p>
-      <w:pPr>
-        <w:spacing w:after="60" w:before="60" w:line="300"/>
-        <w:ind w:left="396" w:hanging="396"/>
-      </w:pPr>
-      <w:r>
-        <w:rPr>
-          <w:rFonts w:ascii="Yu Mincho" w:eastAsia="Yu Mincho" w:hAnsi="Yu Mincho"/>
-          <w:color w:val="1A1A1A"/>
-          <w:sz w:val="21"/>
-          <w:szCs w:val="21"/>
-        </w:rPr>
-        <w:t xml:space="preserve">4. コインを第三者に譲渡・貸与・売買することはできません。</w:t>
-      </w:r>
-    </w:p>
-    <w:p>
-      <w:pPr>
-        <w:spacing w:after="60" w:before="60" w:line="300"/>
-        <w:ind w:left="396" w:hanging="396"/>
-      </w:pPr>
-      <w:r>
-        <w:rPr>
-          <w:rFonts w:ascii="Yu Mincho" w:eastAsia="Yu Mincho" w:hAnsi="Yu Mincho"/>
-          <w:color w:val="1A1A1A"/>
-          <w:sz w:val="21"/>
-          <w:szCs w:val="21"/>
-        </w:rPr>
-        <w:t xml:space="preserve">5. コインの有効期限は、</w:t>
-      </w:r>
-      <w:r>
-        <w:rPr>
-          <w:rFonts w:ascii="Yu Mincho" w:eastAsia="Yu Mincho" w:hAnsi="Yu Mincho"/>
-          <w:b/>
-          <w:bCs/>
-          <w:color w:val="1A1A1A"/>
-          <w:sz w:val="21"/>
-          <w:szCs w:val="21"/>
-        </w:rPr>
-        <w:t xml:space="preserve">取得日から起算して6か月を経過する日の前日</w:t>
-      </w:r>
-      <w:r>
-        <w:rPr>
-          <w:rFonts w:ascii="Yu Mincho" w:eastAsia="Yu Mincho" w:hAnsi="Yu Mincho"/>
-          <w:color w:val="1A1A1A"/>
-          <w:sz w:val="21"/>
-          <w:szCs w:val="21"/>
-        </w:rPr>
-        <w:t xml:space="preserve">までとします。有効期限を経過したコインは消滅します。〔※事業判断として、資金決済法上の適用除外（発行の日から6か月内に限り使用できる前払式支払手段）の要件を満たすよう6か月未満に設定。最終的な文言は弁護士のQ10回答で確定する。〕</w:t>
-      </w:r>
-    </w:p>
-    <w:p>
-      <w:pPr>
-        <w:spacing w:after="60" w:before="60" w:line="300"/>
-        <w:ind w:left="396" w:hanging="396"/>
-      </w:pPr>
-      <w:r>
-        <w:rPr>
-          <w:rFonts w:ascii="Yu Mincho" w:eastAsia="Yu Mincho" w:hAnsi="Yu Mincho"/>
-          <w:color w:val="1A1A1A"/>
-          <w:sz w:val="21"/>
-          <w:szCs w:val="21"/>
-        </w:rPr>
-        <w:t xml:space="preserve">5の2. </w:t>
-      </w:r>
-      <w:r>
-        <w:rPr>
-          <w:rFonts w:ascii="Yu Mincho" w:eastAsia="Yu Mincho" w:hAnsi="Yu Mincho"/>
-          <w:b/>
-          <w:bCs/>
-          <w:color w:val="1A1A1A"/>
-          <w:sz w:val="21"/>
-          <w:szCs w:val="21"/>
-        </w:rPr>
-        <w:t xml:space="preserve">コインの消費は、有効期限が早いものから順に行います。</w:t>
+        <w:t xml:space="preserve">任意退会（第6条の2）では報酬コインの換金手続が90日残るのに、強制退会では何も書いていない、という状態は説明がつきません。〕</w:t>
+      </w:r>
+    </w:p>
+    <w:p>
+      <w:pPr>
+        <w:spacing w:after="60" w:before="60" w:line="300"/>
+        <w:ind w:left="396" w:hanging="396"/>
+      </w:pPr>
+      <w:r>
+        <w:rPr>
+          <w:rFonts w:ascii="Yu Mincho" w:eastAsia="Yu Mincho" w:hAnsi="Yu Mincho"/>
+          <w:color w:val="1A1A1A"/>
+          <w:sz w:val="21"/>
+          <w:szCs w:val="21"/>
+        </w:rPr>
+        <w:t xml:space="preserve">1. 当社が第6条に定める措置（利用の停止、アカウントの削除その他の措置をいいます。以下「</w:t>
+      </w:r>
+      <w:r>
+        <w:rPr>
+          <w:rFonts w:ascii="Yu Mincho" w:eastAsia="Yu Mincho" w:hAnsi="Yu Mincho"/>
+          <w:b/>
+          <w:bCs/>
+          <w:color w:val="1A1A1A"/>
+          <w:sz w:val="21"/>
+          <w:szCs w:val="21"/>
+        </w:rPr>
+        <w:t xml:space="preserve">利用停止等</w:t>
+      </w:r>
+      <w:r>
+        <w:rPr>
+          <w:rFonts w:ascii="Yu Mincho" w:eastAsia="Yu Mincho" w:hAnsi="Yu Mincho"/>
+          <w:color w:val="1A1A1A"/>
+          <w:sz w:val="21"/>
+          <w:szCs w:val="21"/>
+        </w:rPr>
+        <w:t xml:space="preserve">」といいます）を講じた場合における、当該ユーザーの保有するコインの取扱いは、本条に定めるところによります。</w:t>
+      </w:r>
+    </w:p>
+    <w:p>
+      <w:pPr>
+        <w:spacing w:after="60" w:before="60" w:line="300"/>
+        <w:ind w:left="396" w:hanging="396"/>
+      </w:pPr>
+      <w:r>
+        <w:rPr>
+          <w:rFonts w:ascii="Yu Mincho" w:eastAsia="Yu Mincho" w:hAnsi="Yu Mincho"/>
+          <w:color w:val="1A1A1A"/>
+          <w:sz w:val="21"/>
+          <w:szCs w:val="21"/>
+        </w:rPr>
+        <w:t xml:space="preserve">2. </w:t>
+      </w:r>
+      <w:r>
+        <w:rPr>
+          <w:rFonts w:ascii="Yu Mincho" w:eastAsia="Yu Mincho" w:hAnsi="Yu Mincho"/>
+          <w:b/>
+          <w:bCs/>
+          <w:color w:val="1A1A1A"/>
+          <w:sz w:val="21"/>
+          <w:szCs w:val="21"/>
+        </w:rPr>
+        <w:t xml:space="preserve">利用停止等の時点で確定している報酬コインについては、次項に定める場合を除き、第6条の2第4項に準じて換金の申請を行うことができます</w:t>
+      </w:r>
+      <w:r>
+        <w:rPr>
+          <w:rFonts w:ascii="Yu Mincho" w:eastAsia="Yu Mincho" w:hAnsi="Yu Mincho"/>
+          <w:color w:val="1A1A1A"/>
+          <w:sz w:val="21"/>
+          <w:szCs w:val="21"/>
+        </w:rPr>
+        <w:t xml:space="preserve">（最低申請額の不適用および一括での申請を含みます）。当社は、利用停止等の通知において、換金の申請ができる期間および方法を併せて通知します。</w:t>
       </w:r>
     </w:p>
     <w:p>
@@ -3398,112 +3112,373 @@
           <w:sz w:val="17"/>
           <w:szCs w:val="17"/>
         </w:rPr>
-        <w:t xml:space="preserve">〔※2026-07-31の弁護士回答（論点4）により追加。実装も同時に改めています。なお当初は「購入時の上乗せ（ボーナス）コイン」との消費順序が論点でしたが、</w:t>
-      </w:r>
-      <w:r>
-        <w:rPr>
-          <w:rFonts w:ascii="Yu Gothic" w:eastAsia="Yu Gothic" w:hAnsi="Yu Gothic"/>
-          <w:b/>
-          <w:bCs/>
-          <w:color w:val="4A4A4A"/>
-          <w:sz w:val="17"/>
-          <w:szCs w:val="17"/>
-        </w:rPr>
-        <w:t xml:space="preserve">上乗せの付与自体を廃止した</w:t>
-      </w:r>
-      <w:r>
-        <w:rPr>
-          <w:rFonts w:ascii="Yu Gothic" w:eastAsia="Yu Gothic" w:hAnsi="Yu Gothic"/>
-          <w:color w:val="4A4A4A"/>
-          <w:sz w:val="17"/>
-          <w:szCs w:val="17"/>
-        </w:rPr>
-        <w:t xml:space="preserve">ため（同日）、区別の必要がなくなりました。〕</w:t>
-      </w:r>
-    </w:p>
-    <w:p>
-      <w:pPr>
-        <w:spacing w:after="60" w:before="60" w:line="300"/>
-        <w:ind w:left="396" w:hanging="396"/>
-      </w:pPr>
-      <w:r>
-        <w:rPr>
-          <w:rFonts w:ascii="Yu Mincho" w:eastAsia="Yu Mincho" w:hAnsi="Yu Mincho"/>
-          <w:color w:val="1A1A1A"/>
-          <w:sz w:val="21"/>
-          <w:szCs w:val="21"/>
-        </w:rPr>
-        <w:t xml:space="preserve">5の3. 当社は、有効期限が近いコインがある場合、本サービス上での表示その他の方法によりその旨を事前に通知します。ユーザーは、本サービス上でコインの残高および有効期限を確認できます。</w:t>
-      </w:r>
-    </w:p>
-    <w:p>
-      <w:pPr>
-        <w:spacing w:after="60" w:before="60" w:line="300"/>
-        <w:ind w:left="396" w:hanging="396"/>
-      </w:pPr>
-      <w:r>
-        <w:rPr>
-          <w:rFonts w:ascii="Yu Mincho" w:eastAsia="Yu Mincho" w:hAnsi="Yu Mincho"/>
-          <w:color w:val="1A1A1A"/>
-          <w:sz w:val="21"/>
-          <w:szCs w:val="21"/>
-        </w:rPr>
-        <w:t xml:space="preserve">6. ピタメイトが第8条に基づき提供した役務の対価として得たコイン（以下「報酬コイン」といいます）は、第3項の定めにかかわらず、当社所定の方法（ピタメイトが登録した本人名義の銀行口座への振込）により金銭に換金することができます。報酬コインの換金は、本人確認および振込先口座の登録を完了したピタメイトのみが、当社所定の最低申請額（5,000コイン）以上から利用できます。換金にあたり、1回の申請につき当社所定の</w:t>
-      </w:r>
-      <w:r>
-        <w:rPr>
-          <w:rFonts w:ascii="Yu Mincho" w:eastAsia="Yu Mincho" w:hAnsi="Yu Mincho"/>
-          <w:b/>
-          <w:bCs/>
-          <w:color w:val="1A1A1A"/>
-          <w:sz w:val="21"/>
-          <w:szCs w:val="21"/>
-        </w:rPr>
-        <w:t xml:space="preserve">換金事務手数料（振込手数料を含む。300コイン）</w:t>
-      </w:r>
-      <w:r>
-        <w:rPr>
-          <w:rFonts w:ascii="Yu Mincho" w:eastAsia="Yu Mincho" w:hAnsi="Yu Mincho"/>
-          <w:color w:val="1A1A1A"/>
-          <w:sz w:val="21"/>
-          <w:szCs w:val="21"/>
-        </w:rPr>
-        <w:t xml:space="preserve">を申請コインから控除します。振込は当社所定の締め日・支払日（毎週日曜締め・翌週金曜払い。当該日が銀行休業日の場合は翌営業日）に行います。</w:t>
-      </w:r>
-    </w:p>
-    <w:p>
-      <w:pPr>
-        <w:spacing w:after="60" w:before="60" w:line="300"/>
-        <w:ind w:left="396" w:hanging="396"/>
-      </w:pPr>
-      <w:r>
-        <w:rPr>
-          <w:rFonts w:ascii="Yu Mincho" w:eastAsia="Yu Mincho" w:hAnsi="Yu Mincho"/>
-          <w:color w:val="1A1A1A"/>
-          <w:sz w:val="21"/>
-          <w:szCs w:val="21"/>
-        </w:rPr>
-        <w:t xml:space="preserve">7. </w:t>
-      </w:r>
-      <w:r>
-        <w:rPr>
-          <w:rFonts w:ascii="Yu Mincho" w:eastAsia="Yu Mincho" w:hAnsi="Yu Mincho"/>
-          <w:b/>
-          <w:bCs/>
-          <w:color w:val="1A1A1A"/>
-          <w:sz w:val="21"/>
-          <w:szCs w:val="21"/>
-        </w:rPr>
-        <w:t xml:space="preserve">報酬コインは、前項の換金にのみ用いることができます。</w:t>
-      </w:r>
-      <w:r>
-        <w:rPr>
-          <w:rFonts w:ascii="Yu Mincho" w:eastAsia="Yu Mincho" w:hAnsi="Yu Mincho"/>
-          <w:color w:val="1A1A1A"/>
-          <w:sz w:val="21"/>
-          <w:szCs w:val="21"/>
-        </w:rPr>
-        <w:t xml:space="preserve">報酬コインを、予約（第8条）、ありがとうギフト（第7条の2）その他本サービス内の支払いに充てることはできません。報酬コインは、購入することも、第三者に譲渡・貸与・売買することもできません。報酬コインに有効期限はありません。</w:t>
+        <w:t xml:space="preserve">〔※</w:t>
+      </w:r>
+      <w:r>
+        <w:rPr>
+          <w:rFonts w:ascii="Yu Gothic" w:eastAsia="Yu Gothic" w:hAnsi="Yu Gothic"/>
+          <w:b/>
+          <w:bCs/>
+          <w:color w:val="4A4A4A"/>
+          <w:sz w:val="17"/>
+          <w:szCs w:val="17"/>
+        </w:rPr>
+        <w:t xml:space="preserve">違反の内容と、既に提供された役務の対価とは別の事柄です。</w:t>
+      </w:r>
+      <w:r>
+        <w:rPr>
+          <w:rFonts w:ascii="Yu Gothic" w:eastAsia="Yu Gothic" w:hAnsi="Yu Gothic"/>
+          <w:color w:val="4A4A4A"/>
+          <w:sz w:val="17"/>
+          <w:szCs w:val="17"/>
+        </w:rPr>
+        <w:t xml:space="preserve"> 役務は現に提供されており、その対価まで一律に没収すれば、違反に対する制裁ではなく</w:t>
+      </w:r>
+      <w:r>
+        <w:rPr>
+          <w:rFonts w:ascii="Yu Gothic" w:eastAsia="Yu Gothic" w:hAnsi="Yu Gothic"/>
+          <w:b/>
+          <w:bCs/>
+          <w:color w:val="4A4A4A"/>
+          <w:sz w:val="17"/>
+          <w:szCs w:val="17"/>
+        </w:rPr>
+        <w:t xml:space="preserve">利得</w:t>
+      </w:r>
+      <w:r>
+        <w:rPr>
+          <w:rFonts w:ascii="Yu Gothic" w:eastAsia="Yu Gothic" w:hAnsi="Yu Gothic"/>
+          <w:color w:val="4A4A4A"/>
+          <w:sz w:val="17"/>
+          <w:szCs w:val="17"/>
+        </w:rPr>
+        <w:t xml:space="preserve">になります。〕</w:t>
+      </w:r>
+    </w:p>
+    <w:p>
+      <w:pPr>
+        <w:spacing w:after="60" w:before="60" w:line="300"/>
+        <w:ind w:left="396" w:hanging="396"/>
+      </w:pPr>
+      <w:r>
+        <w:rPr>
+          <w:rFonts w:ascii="Yu Mincho" w:eastAsia="Yu Mincho" w:hAnsi="Yu Mincho"/>
+          <w:color w:val="1A1A1A"/>
+          <w:sz w:val="21"/>
+          <w:szCs w:val="21"/>
+        </w:rPr>
+        <w:t xml:space="preserve">3. 前項にかかわらず、次の各号のいずれかに該当する報酬コインについては、当社は、換金の申請を認めず、または当該報酬コインを消滅させることができます。</w:t>
+      </w:r>
+    </w:p>
+    <w:p>
+      <w:pPr>
+        <w:spacing w:after="60" w:before="60" w:line="300"/>
+        <w:ind w:left="737" w:hanging="340"/>
+      </w:pPr>
+      <w:r>
+        <w:rPr>
+          <w:rFonts w:ascii="Yu Mincho" w:eastAsia="Yu Mincho" w:hAnsi="Yu Mincho"/>
+          <w:color w:val="1A1A1A"/>
+          <w:sz w:val="21"/>
+          <w:szCs w:val="21"/>
+        </w:rPr>
+        <w:t xml:space="preserve">1. 利用停止等の原因となった違反行為により取得されたもの</w:t>
+      </w:r>
+    </w:p>
+    <w:p>
+      <w:pPr>
+        <w:spacing w:after="60" w:before="60" w:line="300"/>
+        <w:ind w:left="737" w:hanging="340"/>
+      </w:pPr>
+      <w:r>
+        <w:rPr>
+          <w:rFonts w:ascii="Yu Mincho" w:eastAsia="Yu Mincho" w:hAnsi="Yu Mincho"/>
+          <w:color w:val="1A1A1A"/>
+          <w:sz w:val="21"/>
+          <w:szCs w:val="21"/>
+        </w:rPr>
+        <w:t xml:space="preserve">2. 第7条の2第7項（ギフトの濫用）に該当するもの</w:t>
+      </w:r>
+    </w:p>
+    <w:p>
+      <w:pPr>
+        <w:spacing w:after="60" w:before="60" w:line="300"/>
+        <w:ind w:left="737" w:hanging="340"/>
+      </w:pPr>
+      <w:r>
+        <w:rPr>
+          <w:rFonts w:ascii="Yu Mincho" w:eastAsia="Yu Mincho" w:hAnsi="Yu Mincho"/>
+          <w:color w:val="1A1A1A"/>
+          <w:sz w:val="21"/>
+          <w:szCs w:val="21"/>
+        </w:rPr>
+        <w:t xml:space="preserve">3. 第8条の6第3項により控除の対象となるもの</w:t>
+      </w:r>
+    </w:p>
+    <w:p>
+      <w:pPr>
+        <w:spacing w:after="60" w:before="60" w:line="300"/>
+        <w:ind w:left="396" w:hanging="396"/>
+      </w:pPr>
+      <w:r>
+        <w:rPr>
+          <w:rFonts w:ascii="Yu Mincho" w:eastAsia="Yu Mincho" w:hAnsi="Yu Mincho"/>
+          <w:color w:val="1A1A1A"/>
+          <w:sz w:val="21"/>
+          <w:szCs w:val="21"/>
+        </w:rPr>
+        <w:t xml:space="preserve">4. 当社は、利用停止等の原因となった事実について調査または係争が継続している間、</w:t>
+      </w:r>
+      <w:r>
+        <w:rPr>
+          <w:rFonts w:ascii="Yu Mincho" w:eastAsia="Yu Mincho" w:hAnsi="Yu Mincho"/>
+          <w:b/>
+          <w:bCs/>
+          <w:color w:val="1A1A1A"/>
+          <w:sz w:val="21"/>
+          <w:szCs w:val="21"/>
+        </w:rPr>
+        <w:t xml:space="preserve">第8条の6第5項2号に準じて、当該報酬コインの換金を保留することができます。</w:t>
+      </w:r>
+      <w:r>
+        <w:rPr>
+          <w:rFonts w:ascii="Yu Mincho" w:eastAsia="Yu Mincho" w:hAnsi="Yu Mincho"/>
+          <w:color w:val="1A1A1A"/>
+          <w:sz w:val="21"/>
+          <w:szCs w:val="21"/>
+        </w:rPr>
+        <w:t xml:space="preserve"> 保留の期間は、当社が定める合理的な期間（最長30日間）とします。</w:t>
+      </w:r>
+    </w:p>
+    <w:p>
+      <w:pPr>
+        <w:spacing w:after="60" w:before="60" w:line="300"/>
+        <w:ind w:left="396" w:hanging="396"/>
+      </w:pPr>
+      <w:r>
+        <w:rPr>
+          <w:rFonts w:ascii="Yu Mincho" w:eastAsia="Yu Mincho" w:hAnsi="Yu Mincho"/>
+          <w:color w:val="1A1A1A"/>
+          <w:sz w:val="21"/>
+          <w:szCs w:val="21"/>
+        </w:rPr>
+        <w:t xml:space="preserve">5. </w:t>
+      </w:r>
+      <w:r>
+        <w:rPr>
+          <w:rFonts w:ascii="Yu Mincho" w:eastAsia="Yu Mincho" w:hAnsi="Yu Mincho"/>
+          <w:b/>
+          <w:bCs/>
+          <w:color w:val="1A1A1A"/>
+          <w:sz w:val="21"/>
+          <w:szCs w:val="21"/>
+        </w:rPr>
+        <w:t xml:space="preserve">利用停止等の時点で保有する購入コインは、消滅し、返金しません。</w:t>
+      </w:r>
+      <w:r>
+        <w:rPr>
+          <w:rFonts w:ascii="Yu Mincho" w:eastAsia="Yu Mincho" w:hAnsi="Yu Mincho"/>
+          <w:color w:val="1A1A1A"/>
+          <w:sz w:val="21"/>
+          <w:szCs w:val="21"/>
+        </w:rPr>
+        <w:t xml:space="preserve"> ただし、利用停止等の原因が当社の責めに帰すべき事由による場合、または法令上返金が必要な場合は、この限りではありません。</w:t>
+      </w:r>
+    </w:p>
+    <w:p>
+      <w:pPr>
+        <w:spacing w:after="60" w:before="60" w:line="300"/>
+        <w:ind w:left="396" w:hanging="396"/>
+      </w:pPr>
+      <w:r>
+        <w:rPr>
+          <w:rFonts w:ascii="Yu Mincho" w:eastAsia="Yu Mincho" w:hAnsi="Yu Mincho"/>
+          <w:color w:val="1A1A1A"/>
+          <w:sz w:val="21"/>
+          <w:szCs w:val="21"/>
+        </w:rPr>
+        <w:t xml:space="preserve">6. 本条の措置について異議があるユーザーは、</w:t>
+      </w:r>
+      <w:r>
+        <w:rPr>
+          <w:rFonts w:ascii="Yu Mincho" w:eastAsia="Yu Mincho" w:hAnsi="Yu Mincho"/>
+          <w:b/>
+          <w:bCs/>
+          <w:color w:val="1A1A1A"/>
+          <w:sz w:val="21"/>
+          <w:szCs w:val="21"/>
+        </w:rPr>
+        <w:t xml:space="preserve">第6条第4項に定める再審査の申立て</w:t>
+      </w:r>
+      <w:r>
+        <w:rPr>
+          <w:rFonts w:ascii="Yu Mincho" w:eastAsia="Yu Mincho" w:hAnsi="Yu Mincho"/>
+          <w:color w:val="1A1A1A"/>
+          <w:sz w:val="21"/>
+          <w:szCs w:val="21"/>
+        </w:rPr>
+        <w:t xml:space="preserve">を行うことができます。当社は誠実にこれを再検討します。</w:t>
+      </w:r>
+    </w:p>
+    <w:p>
+      <w:pPr>
+        <w:keepNext/>
+        <w:pBdr>
+          <w:bottom w:val="single" w:color="B9B2A6" w:sz="6" w:space="4"/>
+        </w:pBdr>
+        <w:spacing w:after="140" w:before="320"/>
+      </w:pPr>
+      <w:r>
+        <w:rPr>
+          <w:rFonts w:ascii="Yu Gothic" w:eastAsia="Yu Gothic" w:hAnsi="Yu Gothic"/>
+          <w:b/>
+          <w:bCs/>
+          <w:color w:val="1A1A1A"/>
+          <w:sz w:val="24"/>
+          <w:szCs w:val="24"/>
+        </w:rPr>
+        <w:t xml:space="preserve">第7条（コインの購入・利用）</w:t>
+      </w:r>
+    </w:p>
+    <w:p>
+      <w:pPr>
+        <w:spacing w:after="60" w:before="60" w:line="300"/>
+        <w:ind w:left="396" w:hanging="396"/>
+      </w:pPr>
+      <w:r>
+        <w:rPr>
+          <w:rFonts w:ascii="Yu Mincho" w:eastAsia="Yu Mincho" w:hAnsi="Yu Mincho"/>
+          <w:color w:val="1A1A1A"/>
+          <w:sz w:val="21"/>
+          <w:szCs w:val="21"/>
+        </w:rPr>
+        <w:t xml:space="preserve">1. ユーザーは、当社所定の方法により、本サービス内でのみ利用できる電子的な対価「コイン」を購入できます。コインの価格・パック内容は本サービス上に表示します。</w:t>
+      </w:r>
+    </w:p>
+    <w:p>
+      <w:pPr>
+        <w:spacing w:after="60" w:before="60" w:line="300"/>
+        <w:ind w:left="396" w:hanging="396"/>
+      </w:pPr>
+      <w:r>
+        <w:rPr>
+          <w:rFonts w:ascii="Yu Mincho" w:eastAsia="Yu Mincho" w:hAnsi="Yu Mincho"/>
+          <w:color w:val="1A1A1A"/>
+          <w:sz w:val="21"/>
+          <w:szCs w:val="21"/>
+        </w:rPr>
+        <w:t xml:space="preserve">2. コインは、ピタメイト（第8条）が提供する「一緒に遊ぶ時間」の予約その他当社が定める用途に、本サービス内で消費できます。</w:t>
+      </w:r>
+    </w:p>
+    <w:p>
+      <w:pPr>
+        <w:spacing w:after="60" w:before="60" w:line="300"/>
+        <w:ind w:left="396" w:hanging="396"/>
+      </w:pPr>
+      <w:r>
+        <w:rPr>
+          <w:rFonts w:ascii="Yu Mincho" w:eastAsia="Yu Mincho" w:hAnsi="Yu Mincho"/>
+          <w:color w:val="1A1A1A"/>
+          <w:sz w:val="21"/>
+          <w:szCs w:val="21"/>
+        </w:rPr>
+        <w:t xml:space="preserve">3. 前項により購入したコインは、</w:t>
+      </w:r>
+      <w:r>
+        <w:rPr>
+          <w:rFonts w:ascii="Yu Mincho" w:eastAsia="Yu Mincho" w:hAnsi="Yu Mincho"/>
+          <w:b/>
+          <w:bCs/>
+          <w:color w:val="1A1A1A"/>
+          <w:sz w:val="21"/>
+          <w:szCs w:val="21"/>
+        </w:rPr>
+        <w:t xml:space="preserve">日本円その他の金銭への払い戻し・換金・出金はできません</w:t>
+      </w:r>
+      <w:r>
+        <w:rPr>
+          <w:rFonts w:ascii="Yu Mincho" w:eastAsia="Yu Mincho" w:hAnsi="Yu Mincho"/>
+          <w:color w:val="1A1A1A"/>
+          <w:sz w:val="21"/>
+          <w:szCs w:val="21"/>
+        </w:rPr>
+        <w:t xml:space="preserve">。</w:t>
+      </w:r>
+    </w:p>
+    <w:p>
+      <w:pPr>
+        <w:spacing w:after="60" w:before="60" w:line="300"/>
+        <w:ind w:left="396" w:hanging="396"/>
+      </w:pPr>
+      <w:r>
+        <w:rPr>
+          <w:rFonts w:ascii="Yu Mincho" w:eastAsia="Yu Mincho" w:hAnsi="Yu Mincho"/>
+          <w:color w:val="1A1A1A"/>
+          <w:sz w:val="21"/>
+          <w:szCs w:val="21"/>
+        </w:rPr>
+        <w:t xml:space="preserve">4. コインを第三者に譲渡・貸与・売買することはできません。</w:t>
+      </w:r>
+    </w:p>
+    <w:p>
+      <w:pPr>
+        <w:spacing w:after="60" w:before="60" w:line="300"/>
+        <w:ind w:left="396" w:hanging="396"/>
+      </w:pPr>
+      <w:r>
+        <w:rPr>
+          <w:rFonts w:ascii="Yu Mincho" w:eastAsia="Yu Mincho" w:hAnsi="Yu Mincho"/>
+          <w:color w:val="1A1A1A"/>
+          <w:sz w:val="21"/>
+          <w:szCs w:val="21"/>
+        </w:rPr>
+        <w:t xml:space="preserve">5. コインの有効期限は、</w:t>
+      </w:r>
+      <w:r>
+        <w:rPr>
+          <w:rFonts w:ascii="Yu Mincho" w:eastAsia="Yu Mincho" w:hAnsi="Yu Mincho"/>
+          <w:b/>
+          <w:bCs/>
+          <w:color w:val="1A1A1A"/>
+          <w:sz w:val="21"/>
+          <w:szCs w:val="21"/>
+        </w:rPr>
+        <w:t xml:space="preserve">取得日から起算して6か月を経過する日の前日</w:t>
+      </w:r>
+      <w:r>
+        <w:rPr>
+          <w:rFonts w:ascii="Yu Mincho" w:eastAsia="Yu Mincho" w:hAnsi="Yu Mincho"/>
+          <w:color w:val="1A1A1A"/>
+          <w:sz w:val="21"/>
+          <w:szCs w:val="21"/>
+        </w:rPr>
+        <w:t xml:space="preserve">までとします。有効期限を経過したコインは消滅します。〔※事業判断として、資金決済法上の適用除外（発行の日から6か月内に限り使用できる前払式支払手段）の要件を満たすよう6か月未満に設定。最終的な文言は弁護士のQ10回答で確定する。〕</w:t>
+      </w:r>
+    </w:p>
+    <w:p>
+      <w:pPr>
+        <w:spacing w:after="60" w:before="60" w:line="300"/>
+        <w:ind w:left="396" w:hanging="396"/>
+      </w:pPr>
+      <w:r>
+        <w:rPr>
+          <w:rFonts w:ascii="Yu Mincho" w:eastAsia="Yu Mincho" w:hAnsi="Yu Mincho"/>
+          <w:color w:val="1A1A1A"/>
+          <w:sz w:val="21"/>
+          <w:szCs w:val="21"/>
+        </w:rPr>
+        <w:t xml:space="preserve">5の2. </w:t>
+      </w:r>
+      <w:r>
+        <w:rPr>
+          <w:rFonts w:ascii="Yu Mincho" w:eastAsia="Yu Mincho" w:hAnsi="Yu Mincho"/>
+          <w:b/>
+          <w:bCs/>
+          <w:color w:val="1A1A1A"/>
+          <w:sz w:val="21"/>
+          <w:szCs w:val="21"/>
+        </w:rPr>
+        <w:t xml:space="preserve">コインの消費は、有効期限が早いものから順に行います。</w:t>
       </w:r>
     </w:p>
     <w:p>
@@ -3525,47 +3500,112 @@
           <w:sz w:val="17"/>
           <w:szCs w:val="17"/>
         </w:rPr>
-        <w:t xml:space="preserve">〔※2026-07-31の弁護士回答（論点2）により追加。報酬コインをサービス内の支払いに充てられる建付けにすると「</w:t>
-      </w:r>
-      <w:r>
-        <w:rPr>
-          <w:rFonts w:ascii="Yu Gothic" w:eastAsia="Yu Gothic" w:hAnsi="Yu Gothic"/>
-          <w:b/>
-          <w:bCs/>
-          <w:color w:val="4A4A4A"/>
-          <w:sz w:val="17"/>
-          <w:szCs w:val="17"/>
-        </w:rPr>
-        <w:t xml:space="preserve">第三者への支払手段として使える無期限の残高</w:t>
-      </w:r>
-      <w:r>
-        <w:rPr>
-          <w:rFonts w:ascii="Yu Gothic" w:eastAsia="Yu Gothic" w:hAnsi="Yu Gothic"/>
-          <w:color w:val="4A4A4A"/>
-          <w:sz w:val="17"/>
-          <w:szCs w:val="17"/>
-        </w:rPr>
-        <w:t xml:space="preserve">」となり、前払式支払手段該当性の議論を招くため、用途を換金に限定して明文で閉じたものです。〕</w:t>
-      </w:r>
-    </w:p>
-    <w:p>
-      <w:pPr>
-        <w:keepNext/>
-        <w:pBdr>
-          <w:bottom w:val="single" w:color="B9B2A6" w:sz="6" w:space="4"/>
-        </w:pBdr>
-        <w:spacing w:after="140" w:before="320"/>
-      </w:pPr>
-      <w:r>
-        <w:rPr>
-          <w:rFonts w:ascii="Yu Gothic" w:eastAsia="Yu Gothic" w:hAnsi="Yu Gothic"/>
-          <w:b/>
-          <w:bCs/>
-          <w:color w:val="1A1A1A"/>
-          <w:sz w:val="24"/>
-          <w:szCs w:val="24"/>
-        </w:rPr>
-        <w:t xml:space="preserve">第7条の2（ありがとうギフト）</w:t>
+        <w:t xml:space="preserve">〔※2026-07-31の弁護士回答（論点4）により追加。実装も同時に改めています。なお当初は「購入時の上乗せ（ボーナス）コイン」との消費順序が論点でしたが、</w:t>
+      </w:r>
+      <w:r>
+        <w:rPr>
+          <w:rFonts w:ascii="Yu Gothic" w:eastAsia="Yu Gothic" w:hAnsi="Yu Gothic"/>
+          <w:b/>
+          <w:bCs/>
+          <w:color w:val="4A4A4A"/>
+          <w:sz w:val="17"/>
+          <w:szCs w:val="17"/>
+        </w:rPr>
+        <w:t xml:space="preserve">上乗せの付与自体を廃止した</w:t>
+      </w:r>
+      <w:r>
+        <w:rPr>
+          <w:rFonts w:ascii="Yu Gothic" w:eastAsia="Yu Gothic" w:hAnsi="Yu Gothic"/>
+          <w:color w:val="4A4A4A"/>
+          <w:sz w:val="17"/>
+          <w:szCs w:val="17"/>
+        </w:rPr>
+        <w:t xml:space="preserve">ため（同日）、区別の必要がなくなりました。〕</w:t>
+      </w:r>
+    </w:p>
+    <w:p>
+      <w:pPr>
+        <w:spacing w:after="60" w:before="60" w:line="300"/>
+        <w:ind w:left="396" w:hanging="396"/>
+      </w:pPr>
+      <w:r>
+        <w:rPr>
+          <w:rFonts w:ascii="Yu Mincho" w:eastAsia="Yu Mincho" w:hAnsi="Yu Mincho"/>
+          <w:color w:val="1A1A1A"/>
+          <w:sz w:val="21"/>
+          <w:szCs w:val="21"/>
+        </w:rPr>
+        <w:t xml:space="preserve">5の3. 当社は、有効期限が近いコインがある場合、本サービス上での表示その他の方法によりその旨を事前に通知します。ユーザーは、本サービス上でコインの残高および有効期限を確認できます。</w:t>
+      </w:r>
+    </w:p>
+    <w:p>
+      <w:pPr>
+        <w:spacing w:after="60" w:before="60" w:line="300"/>
+        <w:ind w:left="396" w:hanging="396"/>
+      </w:pPr>
+      <w:r>
+        <w:rPr>
+          <w:rFonts w:ascii="Yu Mincho" w:eastAsia="Yu Mincho" w:hAnsi="Yu Mincho"/>
+          <w:color w:val="1A1A1A"/>
+          <w:sz w:val="21"/>
+          <w:szCs w:val="21"/>
+        </w:rPr>
+        <w:t xml:space="preserve">6. ピタメイトが第8条に基づき提供した役務の対価として得たコイン（以下「報酬コイン」といいます）は、第3項の定めにかかわらず、当社所定の方法（ピタメイトが登録した本人名義の銀行口座への振込）により金銭に換金することができます。報酬コインの換金は、本人確認および振込先口座の登録を完了したピタメイトのみが、当社所定の最低申請額（5,000コイン）以上から利用できます。換金にあたり、1回の申請につき当社所定の</w:t>
+      </w:r>
+      <w:r>
+        <w:rPr>
+          <w:rFonts w:ascii="Yu Mincho" w:eastAsia="Yu Mincho" w:hAnsi="Yu Mincho"/>
+          <w:b/>
+          <w:bCs/>
+          <w:color w:val="1A1A1A"/>
+          <w:sz w:val="21"/>
+          <w:szCs w:val="21"/>
+        </w:rPr>
+        <w:t xml:space="preserve">換金事務手数料（振込手数料を含む。300コイン）</w:t>
+      </w:r>
+      <w:r>
+        <w:rPr>
+          <w:rFonts w:ascii="Yu Mincho" w:eastAsia="Yu Mincho" w:hAnsi="Yu Mincho"/>
+          <w:color w:val="1A1A1A"/>
+          <w:sz w:val="21"/>
+          <w:szCs w:val="21"/>
+        </w:rPr>
+        <w:t xml:space="preserve">を申請コインから控除します。振込は当社所定の締め日・支払日（毎週日曜締め・翌週金曜払い。当該日が銀行休業日の場合は翌営業日）に行います。</w:t>
+      </w:r>
+    </w:p>
+    <w:p>
+      <w:pPr>
+        <w:spacing w:after="60" w:before="60" w:line="300"/>
+        <w:ind w:left="396" w:hanging="396"/>
+      </w:pPr>
+      <w:r>
+        <w:rPr>
+          <w:rFonts w:ascii="Yu Mincho" w:eastAsia="Yu Mincho" w:hAnsi="Yu Mincho"/>
+          <w:color w:val="1A1A1A"/>
+          <w:sz w:val="21"/>
+          <w:szCs w:val="21"/>
+        </w:rPr>
+        <w:t xml:space="preserve">7. </w:t>
+      </w:r>
+      <w:r>
+        <w:rPr>
+          <w:rFonts w:ascii="Yu Mincho" w:eastAsia="Yu Mincho" w:hAnsi="Yu Mincho"/>
+          <w:b/>
+          <w:bCs/>
+          <w:color w:val="1A1A1A"/>
+          <w:sz w:val="21"/>
+          <w:szCs w:val="21"/>
+        </w:rPr>
+        <w:t xml:space="preserve">報酬コインは、前項の換金にのみ用いることができます。</w:t>
+      </w:r>
+      <w:r>
+        <w:rPr>
+          <w:rFonts w:ascii="Yu Mincho" w:eastAsia="Yu Mincho" w:hAnsi="Yu Mincho"/>
+          <w:color w:val="1A1A1A"/>
+          <w:sz w:val="21"/>
+          <w:szCs w:val="21"/>
+        </w:rPr>
+        <w:t xml:space="preserve">報酬コインを、予約（第8条）、ありがとうギフト（第7条の2）その他本サービス内の支払いに充てることはできません。報酬コインは、購入することも、第三者に譲渡・貸与・売買することもできません。報酬コインに有効期限はありません。</w:t>
       </w:r>
     </w:p>
     <w:p>
@@ -3587,27 +3627,47 @@
           <w:sz w:val="17"/>
           <w:szCs w:val="17"/>
         </w:rPr>
-        <w:t xml:space="preserve">〔※本条は、ギフト（投げ銭）機能に関する定めです。2026-07-22の弁護士見解（Q11）を反映し、</w:t>
-      </w:r>
-      <w:r>
-        <w:rPr>
-          <w:rFonts w:ascii="Yu Gothic" w:eastAsia="Yu Gothic" w:hAnsi="Yu Gothic"/>
-          <w:b/>
-          <w:bCs/>
-          <w:color w:val="4A4A4A"/>
-          <w:sz w:val="17"/>
-          <w:szCs w:val="17"/>
-        </w:rPr>
-        <w:t xml:space="preserve">役務（一緒に遊ぶこと）に付随する任意の謝礼</w:t>
-      </w:r>
-      <w:r>
-        <w:rPr>
-          <w:rFonts w:ascii="Yu Gothic" w:eastAsia="Yu Gothic" w:hAnsi="Yu Gothic"/>
-          <w:color w:val="4A4A4A"/>
-          <w:sz w:val="17"/>
-          <w:szCs w:val="17"/>
-        </w:rPr>
-        <w:t xml:space="preserve">として設計しています。</w:t>
+        <w:t xml:space="preserve">〔※2026-07-31の弁護士回答（論点2）により追加。報酬コインをサービス内の支払いに充てられる建付けにすると「</w:t>
+      </w:r>
+      <w:r>
+        <w:rPr>
+          <w:rFonts w:ascii="Yu Gothic" w:eastAsia="Yu Gothic" w:hAnsi="Yu Gothic"/>
+          <w:b/>
+          <w:bCs/>
+          <w:color w:val="4A4A4A"/>
+          <w:sz w:val="17"/>
+          <w:szCs w:val="17"/>
+        </w:rPr>
+        <w:t xml:space="preserve">第三者への支払手段として使える無期限の残高</w:t>
+      </w:r>
+      <w:r>
+        <w:rPr>
+          <w:rFonts w:ascii="Yu Gothic" w:eastAsia="Yu Gothic" w:hAnsi="Yu Gothic"/>
+          <w:color w:val="4A4A4A"/>
+          <w:sz w:val="17"/>
+          <w:szCs w:val="17"/>
+        </w:rPr>
+        <w:t xml:space="preserve">」となり、前払式支払手段該当性の議論を招くため、用途を換金に限定して明文で閉じたものです。〕</w:t>
+      </w:r>
+    </w:p>
+    <w:p>
+      <w:pPr>
+        <w:keepNext/>
+        <w:pBdr>
+          <w:bottom w:val="single" w:color="B9B2A6" w:sz="6" w:space="4"/>
+        </w:pBdr>
+        <w:spacing w:after="140" w:before="320"/>
+      </w:pPr>
+      <w:r>
+        <w:rPr>
+          <w:rFonts w:ascii="Yu Gothic" w:eastAsia="Yu Gothic" w:hAnsi="Yu Gothic"/>
+          <w:b/>
+          <w:bCs/>
+          <w:color w:val="1A1A1A"/>
+          <w:sz w:val="24"/>
+          <w:szCs w:val="24"/>
+        </w:rPr>
+        <w:t xml:space="preserve">第7条の2（ありがとうギフト）</w:t>
       </w:r>
     </w:p>
     <w:p>
@@ -3625,42 +3685,31 @@
       <w:r>
         <w:rPr>
           <w:rFonts w:ascii="Yu Gothic" w:eastAsia="Yu Gothic" w:hAnsi="Yu Gothic"/>
-          <w:b/>
-          <w:bCs/>
-          <w:color w:val="4A4A4A"/>
-          <w:sz w:val="17"/>
-          <w:szCs w:val="17"/>
-        </w:rPr>
-        <w:t xml:space="preserve">2026-08-04の弁護士回答（論点B）により、法的構成を書き直しました。</w:t>
-      </w:r>
-      <w:r>
-        <w:rPr>
-          <w:rFonts w:ascii="Yu Gothic" w:eastAsia="Yu Gothic" w:hAnsi="Yu Gothic"/>
-          <w:color w:val="4A4A4A"/>
-          <w:sz w:val="17"/>
-          <w:szCs w:val="17"/>
-        </w:rPr>
-        <w:t xml:space="preserve"> 従前は「ユーザーが相手にコインを贈る」「受け取ったコインは報酬コインとして扱う」と定めており、</w:t>
-      </w:r>
-      <w:r>
-        <w:rPr>
-          <w:rFonts w:ascii="Yu Gothic" w:eastAsia="Yu Gothic" w:hAnsi="Yu Gothic"/>
-          <w:b/>
-          <w:bCs/>
-          <w:color w:val="4A4A4A"/>
-          <w:sz w:val="17"/>
-          <w:szCs w:val="17"/>
-        </w:rPr>
-        <w:t xml:space="preserve">規約自身が「AからBへの資金移動を当社が媒介している」と宣言する形</w:t>
-      </w:r>
-      <w:r>
-        <w:rPr>
-          <w:rFonts w:ascii="Yu Gothic" w:eastAsia="Yu Gothic" w:hAnsi="Yu Gothic"/>
-          <w:color w:val="4A4A4A"/>
-          <w:sz w:val="17"/>
-          <w:szCs w:val="17"/>
-        </w:rPr>
-        <w:t xml:space="preserve">になっていました。</w:t>
+          <w:color w:val="4A4A4A"/>
+          <w:sz w:val="17"/>
+          <w:szCs w:val="17"/>
+        </w:rPr>
+        <w:t xml:space="preserve">〔※本条は、ギフト（投げ銭）機能に関する定めです。2026-07-22の弁護士見解（Q11）を反映し、</w:t>
+      </w:r>
+      <w:r>
+        <w:rPr>
+          <w:rFonts w:ascii="Yu Gothic" w:eastAsia="Yu Gothic" w:hAnsi="Yu Gothic"/>
+          <w:b/>
+          <w:bCs/>
+          <w:color w:val="4A4A4A"/>
+          <w:sz w:val="17"/>
+          <w:szCs w:val="17"/>
+        </w:rPr>
+        <w:t xml:space="preserve">役務（一緒に遊ぶこと）に付随する任意の謝礼</w:t>
+      </w:r>
+      <w:r>
+        <w:rPr>
+          <w:rFonts w:ascii="Yu Gothic" w:eastAsia="Yu Gothic" w:hAnsi="Yu Gothic"/>
+          <w:color w:val="4A4A4A"/>
+          <w:sz w:val="17"/>
+          <w:szCs w:val="17"/>
+        </w:rPr>
+        <w:t xml:space="preserve">として設計しています。</w:t>
       </w:r>
     </w:p>
     <w:p>
@@ -3678,71 +3727,42 @@
       <w:r>
         <w:rPr>
           <w:rFonts w:ascii="Yu Gothic" w:eastAsia="Yu Gothic" w:hAnsi="Yu Gothic"/>
-          <w:color w:val="4A4A4A"/>
-          <w:sz w:val="17"/>
-          <w:szCs w:val="17"/>
-        </w:rPr>
-        <w:t xml:space="preserve">&gt; 「制限をいくら積んでも、</w:t>
-      </w:r>
-      <w:r>
-        <w:rPr>
-          <w:rFonts w:ascii="Yu Gothic" w:eastAsia="Yu Gothic" w:hAnsi="Yu Gothic"/>
-          <w:b/>
-          <w:bCs/>
-          <w:color w:val="4A4A4A"/>
-          <w:sz w:val="17"/>
-          <w:szCs w:val="17"/>
-        </w:rPr>
-        <w:t xml:space="preserve">構成がこの形である限り出発点で不利</w:t>
-      </w:r>
-      <w:r>
-        <w:rPr>
-          <w:rFonts w:ascii="Yu Gothic" w:eastAsia="Yu Gothic" w:hAnsi="Yu Gothic"/>
-          <w:color w:val="4A4A4A"/>
-          <w:sz w:val="17"/>
-          <w:szCs w:val="17"/>
-        </w:rPr>
-        <w:t xml:space="preserve">です。」&gt; 「金額上限や相手方限定といった制限は……</w:t>
-      </w:r>
-      <w:r>
-        <w:rPr>
-          <w:rFonts w:ascii="Yu Gothic" w:eastAsia="Yu Gothic" w:hAnsi="Yu Gothic"/>
-          <w:b/>
-          <w:bCs/>
-          <w:color w:val="4A4A4A"/>
-          <w:sz w:val="17"/>
-          <w:szCs w:val="17"/>
-        </w:rPr>
-        <w:t xml:space="preserve">該当性そのものを否定する論拠としては弱い</w:t>
-      </w:r>
-      <w:r>
-        <w:rPr>
-          <w:rFonts w:ascii="Yu Gothic" w:eastAsia="Yu Gothic" w:hAnsi="Yu Gothic"/>
-          <w:color w:val="4A4A4A"/>
-          <w:sz w:val="17"/>
-          <w:szCs w:val="17"/>
-        </w:rPr>
-        <w:t xml:space="preserve">のです。</w:t>
-      </w:r>
-      <w:r>
-        <w:rPr>
-          <w:rFonts w:ascii="Yu Gothic" w:eastAsia="Yu Gothic" w:hAnsi="Yu Gothic"/>
-          <w:b/>
-          <w:bCs/>
-          <w:color w:val="4A4A4A"/>
-          <w:sz w:val="17"/>
-          <w:szCs w:val="17"/>
-        </w:rPr>
-        <w:t xml:space="preserve">現行の制限の列挙だけでは「当たらない」という整理は完成しない</w:t>
-      </w:r>
-      <w:r>
-        <w:rPr>
-          <w:rFonts w:ascii="Yu Gothic" w:eastAsia="Yu Gothic" w:hAnsi="Yu Gothic"/>
-          <w:color w:val="4A4A4A"/>
-          <w:sz w:val="17"/>
-          <w:szCs w:val="17"/>
-        </w:rPr>
-        <w:t xml:space="preserve">」</w:t>
+          <w:b/>
+          <w:bCs/>
+          <w:color w:val="4A4A4A"/>
+          <w:sz w:val="17"/>
+          <w:szCs w:val="17"/>
+        </w:rPr>
+        <w:t xml:space="preserve">2026-08-04の弁護士回答（論点B）により、法的構成を書き直しました。</w:t>
+      </w:r>
+      <w:r>
+        <w:rPr>
+          <w:rFonts w:ascii="Yu Gothic" w:eastAsia="Yu Gothic" w:hAnsi="Yu Gothic"/>
+          <w:color w:val="4A4A4A"/>
+          <w:sz w:val="17"/>
+          <w:szCs w:val="17"/>
+        </w:rPr>
+        <w:t xml:space="preserve"> 従前は「ユーザーが相手にコインを贈る」「受け取ったコインは報酬コインとして扱う」と定めており、</w:t>
+      </w:r>
+      <w:r>
+        <w:rPr>
+          <w:rFonts w:ascii="Yu Gothic" w:eastAsia="Yu Gothic" w:hAnsi="Yu Gothic"/>
+          <w:b/>
+          <w:bCs/>
+          <w:color w:val="4A4A4A"/>
+          <w:sz w:val="17"/>
+          <w:szCs w:val="17"/>
+        </w:rPr>
+        <w:t xml:space="preserve">規約自身が「AからBへの資金移動を当社が媒介している」と宣言する形</w:t>
+      </w:r>
+      <w:r>
+        <w:rPr>
+          <w:rFonts w:ascii="Yu Gothic" w:eastAsia="Yu Gothic" w:hAnsi="Yu Gothic"/>
+          <w:color w:val="4A4A4A"/>
+          <w:sz w:val="17"/>
+          <w:szCs w:val="17"/>
+        </w:rPr>
+        <w:t xml:space="preserve">になっていました。</w:t>
       </w:r>
     </w:p>
     <w:p>
@@ -3764,78 +3784,67 @@
           <w:sz w:val="17"/>
           <w:szCs w:val="17"/>
         </w:rPr>
-        <w:t xml:space="preserve">そこで、</w:t>
-      </w:r>
-      <w:r>
-        <w:rPr>
-          <w:rFonts w:ascii="Yu Gothic" w:eastAsia="Yu Gothic" w:hAnsi="Yu Gothic"/>
-          <w:b/>
-          <w:bCs/>
-          <w:color w:val="4A4A4A"/>
-          <w:sz w:val="17"/>
-          <w:szCs w:val="17"/>
-        </w:rPr>
-        <w:t xml:space="preserve">ゲスト→当社（コインの消費・消滅）</w:t>
-      </w:r>
-      <w:r>
-        <w:rPr>
-          <w:rFonts w:ascii="Yu Gothic" w:eastAsia="Yu Gothic" w:hAnsi="Yu Gothic"/>
-          <w:color w:val="4A4A4A"/>
-          <w:sz w:val="17"/>
-          <w:szCs w:val="17"/>
-        </w:rPr>
-        <w:t xml:space="preserve">と、</w:t>
-      </w:r>
-      <w:r>
-        <w:rPr>
-          <w:rFonts w:ascii="Yu Gothic" w:eastAsia="Yu Gothic" w:hAnsi="Yu Gothic"/>
-          <w:b/>
-          <w:bCs/>
-          <w:color w:val="4A4A4A"/>
-          <w:sz w:val="17"/>
-          <w:szCs w:val="17"/>
-        </w:rPr>
-        <w:t xml:space="preserve">当社→ピタメイト（自己の報酬債務の履行としての報酬コインの付与）</w:t>
-      </w:r>
-      <w:r>
-        <w:rPr>
-          <w:rFonts w:ascii="Yu Gothic" w:eastAsia="Yu Gothic" w:hAnsi="Yu Gothic"/>
-          <w:color w:val="4A4A4A"/>
-          <w:sz w:val="17"/>
-          <w:szCs w:val="17"/>
-        </w:rPr>
-        <w:t xml:space="preserve">という、</w:t>
-      </w:r>
-      <w:r>
-        <w:rPr>
-          <w:rFonts w:ascii="Yu Gothic" w:eastAsia="Yu Gothic" w:hAnsi="Yu Gothic"/>
-          <w:b/>
-          <w:bCs/>
-          <w:color w:val="4A4A4A"/>
-          <w:sz w:val="17"/>
-          <w:szCs w:val="17"/>
-        </w:rPr>
-        <w:t xml:space="preserve">二本の独立した債権債務関係</w:t>
-      </w:r>
-      <w:r>
-        <w:rPr>
-          <w:rFonts w:ascii="Yu Gothic" w:eastAsia="Yu Gothic" w:hAnsi="Yu Gothic"/>
-          <w:color w:val="4A4A4A"/>
-          <w:sz w:val="17"/>
-          <w:szCs w:val="17"/>
-        </w:rPr>
-        <w:t xml:space="preserve">に分解しました。資金がA→Bへ移動するのではなく、二つの対価関係が連続するだけなので、「隔地者間の資金移動の依頼を引き受ける」という為替取引（資金決済法2条2項、最決平成13年3月12日）の構造に当てはまりません。コインがユーザー間を移転しないため、</w:t>
-      </w:r>
-      <w:r>
-        <w:rPr>
-          <w:rFonts w:ascii="Yu Gothic" w:eastAsia="Yu Gothic" w:hAnsi="Yu Gothic"/>
-          <w:b/>
-          <w:bCs/>
-          <w:color w:val="4A4A4A"/>
-          <w:sz w:val="17"/>
-          <w:szCs w:val="17"/>
-        </w:rPr>
-        <w:t xml:space="preserve">電子移転可能型（残高譲渡型）前払式支払手段の論点も同時に消えます。</w:t>
+        <w:t xml:space="preserve">&gt; 「制限をいくら積んでも、</w:t>
+      </w:r>
+      <w:r>
+        <w:rPr>
+          <w:rFonts w:ascii="Yu Gothic" w:eastAsia="Yu Gothic" w:hAnsi="Yu Gothic"/>
+          <w:b/>
+          <w:bCs/>
+          <w:color w:val="4A4A4A"/>
+          <w:sz w:val="17"/>
+          <w:szCs w:val="17"/>
+        </w:rPr>
+        <w:t xml:space="preserve">構成がこの形である限り出発点で不利</w:t>
+      </w:r>
+      <w:r>
+        <w:rPr>
+          <w:rFonts w:ascii="Yu Gothic" w:eastAsia="Yu Gothic" w:hAnsi="Yu Gothic"/>
+          <w:color w:val="4A4A4A"/>
+          <w:sz w:val="17"/>
+          <w:szCs w:val="17"/>
+        </w:rPr>
+        <w:t xml:space="preserve">です。」&gt; 「金額上限や相手方限定といった制限は……</w:t>
+      </w:r>
+      <w:r>
+        <w:rPr>
+          <w:rFonts w:ascii="Yu Gothic" w:eastAsia="Yu Gothic" w:hAnsi="Yu Gothic"/>
+          <w:b/>
+          <w:bCs/>
+          <w:color w:val="4A4A4A"/>
+          <w:sz w:val="17"/>
+          <w:szCs w:val="17"/>
+        </w:rPr>
+        <w:t xml:space="preserve">該当性そのものを否定する論拠としては弱い</w:t>
+      </w:r>
+      <w:r>
+        <w:rPr>
+          <w:rFonts w:ascii="Yu Gothic" w:eastAsia="Yu Gothic" w:hAnsi="Yu Gothic"/>
+          <w:color w:val="4A4A4A"/>
+          <w:sz w:val="17"/>
+          <w:szCs w:val="17"/>
+        </w:rPr>
+        <w:t xml:space="preserve">のです。</w:t>
+      </w:r>
+      <w:r>
+        <w:rPr>
+          <w:rFonts w:ascii="Yu Gothic" w:eastAsia="Yu Gothic" w:hAnsi="Yu Gothic"/>
+          <w:b/>
+          <w:bCs/>
+          <w:color w:val="4A4A4A"/>
+          <w:sz w:val="17"/>
+          <w:szCs w:val="17"/>
+        </w:rPr>
+        <w:t xml:space="preserve">現行の制限の列挙だけでは「当たらない」という整理は完成しない</w:t>
+      </w:r>
+      <w:r>
+        <w:rPr>
+          <w:rFonts w:ascii="Yu Gothic" w:eastAsia="Yu Gothic" w:hAnsi="Yu Gothic"/>
+          <w:color w:val="4A4A4A"/>
+          <w:sz w:val="17"/>
+          <w:szCs w:val="17"/>
+        </w:rPr>
+        <w:t xml:space="preserve">」</w:t>
       </w:r>
     </w:p>
     <w:p>
@@ -3853,237 +3862,82 @@
       <w:r>
         <w:rPr>
           <w:rFonts w:ascii="Yu Gothic" w:eastAsia="Yu Gothic" w:hAnsi="Yu Gothic"/>
-          <w:b/>
-          <w:bCs/>
-          <w:color w:val="4A4A4A"/>
-          <w:sz w:val="17"/>
-          <w:szCs w:val="17"/>
-        </w:rPr>
-        <w:t xml:space="preserve">この構成は、条文だけでなく画面表示・通知・会計処理まで一貫している必要があります</w:t>
-      </w:r>
-      <w:r>
-        <w:rPr>
-          <w:rFonts w:ascii="Yu Gothic" w:eastAsia="Yu Gothic" w:hAnsi="Yu Gothic"/>
-          <w:color w:val="4A4A4A"/>
-          <w:sz w:val="17"/>
-          <w:szCs w:val="17"/>
-        </w:rPr>
-        <w:t xml:space="preserve">（弁護士：「行政の実質判断では、規約の文言と実装・表示の一貫性が重視されます」）。「○○さんにコインを送りました」型の表現を使わないこと。〕</w:t>
-      </w:r>
-    </w:p>
-    <w:p>
-      <w:pPr>
-        <w:spacing w:after="60" w:before="60" w:line="300"/>
-        <w:ind w:left="396" w:hanging="396"/>
-      </w:pPr>
-      <w:r>
-        <w:rPr>
-          <w:rFonts w:ascii="Yu Mincho" w:eastAsia="Yu Mincho" w:hAnsi="Yu Mincho"/>
-          <w:color w:val="1A1A1A"/>
-          <w:sz w:val="21"/>
-          <w:szCs w:val="21"/>
-        </w:rPr>
-        <w:t xml:space="preserve">1. ゲストは、本サービス上で</w:t>
-      </w:r>
-      <w:r>
-        <w:rPr>
-          <w:rFonts w:ascii="Yu Mincho" w:eastAsia="Yu Mincho" w:hAnsi="Yu Mincho"/>
-          <w:b/>
-          <w:bCs/>
-          <w:color w:val="1A1A1A"/>
-          <w:sz w:val="21"/>
-          <w:szCs w:val="21"/>
-        </w:rPr>
-        <w:t xml:space="preserve">実際に一緒に遊んだ（予約が完了した）ピタメイト</w:t>
-      </w:r>
-      <w:r>
-        <w:rPr>
-          <w:rFonts w:ascii="Yu Mincho" w:eastAsia="Yu Mincho" w:hAnsi="Yu Mincho"/>
-          <w:color w:val="1A1A1A"/>
-          <w:sz w:val="21"/>
-          <w:szCs w:val="21"/>
-        </w:rPr>
-        <w:t xml:space="preserve">を指定して、当社所定の方法により、</w:t>
-      </w:r>
-      <w:r>
-        <w:rPr>
-          <w:rFonts w:ascii="Yu Mincho" w:eastAsia="Yu Mincho" w:hAnsi="Yu Mincho"/>
-          <w:b/>
-          <w:bCs/>
-          <w:color w:val="1A1A1A"/>
-          <w:sz w:val="21"/>
-          <w:szCs w:val="21"/>
-        </w:rPr>
-        <w:t xml:space="preserve">コインを消費して「ありがとうギフト」を行うことができます。ギフトにより、消費されたコインは消滅します。</w:t>
-      </w:r>
-      <w:r>
-        <w:rPr>
-          <w:rFonts w:ascii="Yu Mincho" w:eastAsia="Yu Mincho" w:hAnsi="Yu Mincho"/>
-          <w:color w:val="1A1A1A"/>
-          <w:sz w:val="21"/>
-          <w:szCs w:val="21"/>
-        </w:rPr>
-        <w:t xml:space="preserve"> ギフトは役務の対価ではなく、行うかどうか・金額はゲストの自由な意思によります。</w:t>
-      </w:r>
-    </w:p>
-    <w:p>
-      <w:pPr>
-        <w:spacing w:after="60" w:before="60" w:line="300"/>
-        <w:ind w:left="396" w:hanging="396"/>
-      </w:pPr>
-      <w:r>
-        <w:rPr>
-          <w:rFonts w:ascii="Yu Mincho" w:eastAsia="Yu Mincho" w:hAnsi="Yu Mincho"/>
-          <w:color w:val="1A1A1A"/>
-          <w:sz w:val="21"/>
-          <w:szCs w:val="21"/>
-        </w:rPr>
-        <w:t xml:space="preserve">2. ギフトの原資は、第7条第1項により</w:t>
-      </w:r>
-      <w:r>
-        <w:rPr>
-          <w:rFonts w:ascii="Yu Mincho" w:eastAsia="Yu Mincho" w:hAnsi="Yu Mincho"/>
-          <w:b/>
-          <w:bCs/>
-          <w:color w:val="1A1A1A"/>
-          <w:sz w:val="21"/>
-          <w:szCs w:val="21"/>
-        </w:rPr>
-        <w:t xml:space="preserve">購入したコインに限り</w:t>
-      </w:r>
-      <w:r>
-        <w:rPr>
-          <w:rFonts w:ascii="Yu Mincho" w:eastAsia="Yu Mincho" w:hAnsi="Yu Mincho"/>
-          <w:color w:val="1A1A1A"/>
-          <w:sz w:val="21"/>
-          <w:szCs w:val="21"/>
-        </w:rPr>
-        <w:t xml:space="preserve">ます。報酬コイン（第7条第6項）をギフトに用いることはできません。</w:t>
-      </w:r>
-    </w:p>
-    <w:p>
-      <w:pPr>
-        <w:spacing w:after="60" w:before="60" w:line="300"/>
-        <w:ind w:left="396" w:hanging="396"/>
-      </w:pPr>
-      <w:r>
-        <w:rPr>
-          <w:rFonts w:ascii="Yu Mincho" w:eastAsia="Yu Mincho" w:hAnsi="Yu Mincho"/>
-          <w:color w:val="1A1A1A"/>
-          <w:sz w:val="21"/>
-          <w:szCs w:val="21"/>
-        </w:rPr>
-        <w:t xml:space="preserve">3. 一度行ったギフトは、</w:t>
-      </w:r>
-      <w:r>
-        <w:rPr>
-          <w:rFonts w:ascii="Yu Mincho" w:eastAsia="Yu Mincho" w:hAnsi="Yu Mincho"/>
-          <w:b/>
-          <w:bCs/>
-          <w:color w:val="1A1A1A"/>
-          <w:sz w:val="21"/>
-          <w:szCs w:val="21"/>
-        </w:rPr>
-        <w:t xml:space="preserve">取消し・返金・返還ができません</w:t>
-      </w:r>
-      <w:r>
-        <w:rPr>
-          <w:rFonts w:ascii="Yu Mincho" w:eastAsia="Yu Mincho" w:hAnsi="Yu Mincho"/>
-          <w:color w:val="1A1A1A"/>
-          <w:sz w:val="21"/>
-          <w:szCs w:val="21"/>
-        </w:rPr>
-        <w:t xml:space="preserve">。</w:t>
-      </w:r>
-    </w:p>
-    <w:p>
-      <w:pPr>
-        <w:spacing w:after="60" w:before="60" w:line="300"/>
-        <w:ind w:left="396" w:hanging="396"/>
-      </w:pPr>
-      <w:r>
-        <w:rPr>
-          <w:rFonts w:ascii="Yu Mincho" w:eastAsia="Yu Mincho" w:hAnsi="Yu Mincho"/>
-          <w:color w:val="1A1A1A"/>
-          <w:sz w:val="21"/>
-          <w:szCs w:val="21"/>
-        </w:rPr>
-        <w:t xml:space="preserve">4. コインは本サービス内でのみ利用できる電子的な記録であり、</w:t>
-      </w:r>
-      <w:r>
-        <w:rPr>
-          <w:rFonts w:ascii="Yu Mincho" w:eastAsia="Yu Mincho" w:hAnsi="Yu Mincho"/>
-          <w:b/>
-          <w:bCs/>
-          <w:color w:val="1A1A1A"/>
-          <w:sz w:val="21"/>
-          <w:szCs w:val="21"/>
-        </w:rPr>
-        <w:t xml:space="preserve">それ自体が現金・預金・有価証券ではありません</w:t>
-      </w:r>
-      <w:r>
-        <w:rPr>
-          <w:rFonts w:ascii="Yu Mincho" w:eastAsia="Yu Mincho" w:hAnsi="Yu Mincho"/>
-          <w:color w:val="1A1A1A"/>
-          <w:sz w:val="21"/>
-          <w:szCs w:val="21"/>
-        </w:rPr>
-        <w:t xml:space="preserve">。</w:t>
-      </w:r>
-    </w:p>
-    <w:p>
-      <w:pPr>
-        <w:spacing w:after="60" w:before="60" w:line="300"/>
-        <w:ind w:left="396" w:hanging="396"/>
-      </w:pPr>
-      <w:r>
-        <w:rPr>
-          <w:rFonts w:ascii="Yu Mincho" w:eastAsia="Yu Mincho" w:hAnsi="Yu Mincho"/>
-          <w:color w:val="1A1A1A"/>
-          <w:sz w:val="21"/>
-          <w:szCs w:val="21"/>
-        </w:rPr>
-        <w:t xml:space="preserve">5. </w:t>
-      </w:r>
-      <w:r>
-        <w:rPr>
-          <w:rFonts w:ascii="Yu Mincho" w:eastAsia="Yu Mincho" w:hAnsi="Yu Mincho"/>
-          <w:b/>
-          <w:bCs/>
-          <w:color w:val="1A1A1A"/>
-          <w:sz w:val="21"/>
-          <w:szCs w:val="21"/>
-        </w:rPr>
-        <w:t xml:space="preserve">当社は、ギフトが行われたときは、ギフトの額から第8条の2に定める利用料を控除した額に相当する報酬コイン（第7条第6項）を、当該ギフトで指定されたピタメイトに付与します。</w:t>
-      </w:r>
-      <w:r>
-        <w:rPr>
-          <w:rFonts w:ascii="Yu Mincho" w:eastAsia="Yu Mincho" w:hAnsi="Yu Mincho"/>
-          <w:color w:val="1A1A1A"/>
-          <w:sz w:val="21"/>
-          <w:szCs w:val="21"/>
-        </w:rPr>
-        <w:t xml:space="preserve"> 付与された報酬コインには、同項の換金条件（本人確認・振込先口座の登録・最低申請額・手数料）に加え、</w:t>
-      </w:r>
-      <w:r>
-        <w:rPr>
-          <w:rFonts w:ascii="Yu Mincho" w:eastAsia="Yu Mincho" w:hAnsi="Yu Mincho"/>
-          <w:b/>
-          <w:bCs/>
-          <w:color w:val="1A1A1A"/>
-          <w:sz w:val="21"/>
-          <w:szCs w:val="21"/>
-        </w:rPr>
-        <w:t xml:space="preserve">付与日から7日間は換金できない保留期間</w:t>
-      </w:r>
-      <w:r>
-        <w:rPr>
-          <w:rFonts w:ascii="Yu Mincho" w:eastAsia="Yu Mincho" w:hAnsi="Yu Mincho"/>
-          <w:color w:val="1A1A1A"/>
-          <w:sz w:val="21"/>
-          <w:szCs w:val="21"/>
-        </w:rPr>
-        <w:t xml:space="preserve">を設けます。当社は、ギフトの実施・付与の状況に照らし、換金の全部または一部について追加の審査・保留を行うことがあります。</w:t>
+          <w:color w:val="4A4A4A"/>
+          <w:sz w:val="17"/>
+          <w:szCs w:val="17"/>
+        </w:rPr>
+        <w:t xml:space="preserve">そこで、</w:t>
+      </w:r>
+      <w:r>
+        <w:rPr>
+          <w:rFonts w:ascii="Yu Gothic" w:eastAsia="Yu Gothic" w:hAnsi="Yu Gothic"/>
+          <w:b/>
+          <w:bCs/>
+          <w:color w:val="4A4A4A"/>
+          <w:sz w:val="17"/>
+          <w:szCs w:val="17"/>
+        </w:rPr>
+        <w:t xml:space="preserve">ゲスト→当社（コインの消費・消滅）</w:t>
+      </w:r>
+      <w:r>
+        <w:rPr>
+          <w:rFonts w:ascii="Yu Gothic" w:eastAsia="Yu Gothic" w:hAnsi="Yu Gothic"/>
+          <w:color w:val="4A4A4A"/>
+          <w:sz w:val="17"/>
+          <w:szCs w:val="17"/>
+        </w:rPr>
+        <w:t xml:space="preserve">と、</w:t>
+      </w:r>
+      <w:r>
+        <w:rPr>
+          <w:rFonts w:ascii="Yu Gothic" w:eastAsia="Yu Gothic" w:hAnsi="Yu Gothic"/>
+          <w:b/>
+          <w:bCs/>
+          <w:color w:val="4A4A4A"/>
+          <w:sz w:val="17"/>
+          <w:szCs w:val="17"/>
+        </w:rPr>
+        <w:t xml:space="preserve">当社→ピタメイト（自己の報酬債務の履行としての報酬コインの付与）</w:t>
+      </w:r>
+      <w:r>
+        <w:rPr>
+          <w:rFonts w:ascii="Yu Gothic" w:eastAsia="Yu Gothic" w:hAnsi="Yu Gothic"/>
+          <w:color w:val="4A4A4A"/>
+          <w:sz w:val="17"/>
+          <w:szCs w:val="17"/>
+        </w:rPr>
+        <w:t xml:space="preserve">という、</w:t>
+      </w:r>
+      <w:r>
+        <w:rPr>
+          <w:rFonts w:ascii="Yu Gothic" w:eastAsia="Yu Gothic" w:hAnsi="Yu Gothic"/>
+          <w:b/>
+          <w:bCs/>
+          <w:color w:val="4A4A4A"/>
+          <w:sz w:val="17"/>
+          <w:szCs w:val="17"/>
+        </w:rPr>
+        <w:t xml:space="preserve">二本の独立した債権債務関係</w:t>
+      </w:r>
+      <w:r>
+        <w:rPr>
+          <w:rFonts w:ascii="Yu Gothic" w:eastAsia="Yu Gothic" w:hAnsi="Yu Gothic"/>
+          <w:color w:val="4A4A4A"/>
+          <w:sz w:val="17"/>
+          <w:szCs w:val="17"/>
+        </w:rPr>
+        <w:t xml:space="preserve">に分解しました。資金がA→Bへ移動するのではなく、二つの対価関係が連続するだけなので、「隔地者間の資金移動の依頼を引き受ける」という為替取引（資金決済法2条2項、最決平成13年3月12日）の構造に当てはまりません。コインがユーザー間を移転しないため、</w:t>
+      </w:r>
+      <w:r>
+        <w:rPr>
+          <w:rFonts w:ascii="Yu Gothic" w:eastAsia="Yu Gothic" w:hAnsi="Yu Gothic"/>
+          <w:b/>
+          <w:bCs/>
+          <w:color w:val="4A4A4A"/>
+          <w:sz w:val="17"/>
+          <w:szCs w:val="17"/>
+        </w:rPr>
+        <w:t xml:space="preserve">電子移転可能型（残高譲渡型）前払式支払手段の論点も同時に消えます。</w:t>
       </w:r>
     </w:p>
     <w:p>
@@ -4101,184 +3955,237 @@
       <w:r>
         <w:rPr>
           <w:rFonts w:ascii="Yu Gothic" w:eastAsia="Yu Gothic" w:hAnsi="Yu Gothic"/>
-          <w:color w:val="4A4A4A"/>
-          <w:sz w:val="17"/>
-          <w:szCs w:val="17"/>
-        </w:rPr>
-        <w:t xml:space="preserve">〔※</w:t>
-      </w:r>
-      <w:r>
-        <w:rPr>
-          <w:rFonts w:ascii="Yu Gothic" w:eastAsia="Yu Gothic" w:hAnsi="Yu Gothic"/>
-          <w:b/>
-          <w:bCs/>
-          <w:color w:val="4A4A4A"/>
-          <w:sz w:val="17"/>
-          <w:szCs w:val="17"/>
-        </w:rPr>
-        <w:t xml:space="preserve">ゲストのコインがピタメイトに移転するのではありません。</w:t>
-      </w:r>
-      <w:r>
-        <w:rPr>
-          <w:rFonts w:ascii="Yu Gothic" w:eastAsia="Yu Gothic" w:hAnsi="Yu Gothic"/>
-          <w:color w:val="4A4A4A"/>
-          <w:sz w:val="17"/>
-          <w:szCs w:val="17"/>
-        </w:rPr>
-        <w:t xml:space="preserve"> ゲストのコインは消費されて消滅し、当社が自己の債務としてピタメイトに報酬コインを付与します（2026-08-04の弁護士回答・論点B）。〕</w:t>
-      </w:r>
-    </w:p>
-    <w:p>
-      <w:pPr>
-        <w:spacing w:after="60" w:before="60" w:line="300"/>
-        <w:ind w:left="396" w:hanging="396"/>
-      </w:pPr>
-      <w:r>
-        <w:rPr>
-          <w:rFonts w:ascii="Yu Mincho" w:eastAsia="Yu Mincho" w:hAnsi="Yu Mincho"/>
-          <w:color w:val="1A1A1A"/>
-          <w:sz w:val="21"/>
-          <w:szCs w:val="21"/>
-        </w:rPr>
-        <w:t xml:space="preserve">6. 当社は、ギフトの濫用（マネー・ローンダリング、クレジットカードの現金化、自作自演、通謀・相互送金、名義の借用、その他不正な資金移動）を防止するため、次の各号その他当社所定の制限を設けます。制限の具体的な数値は、不正防止の目的の範囲で予告なく変更することがあります。</w:t>
-      </w:r>
-    </w:p>
-    <w:p>
-      <w:pPr>
-        <w:spacing w:after="60" w:before="60" w:line="300"/>
-        <w:ind w:left="623" w:hanging="226"/>
-      </w:pPr>
-      <w:r>
-        <w:rPr>
-          <w:rFonts w:ascii="Yu Mincho" w:eastAsia="Yu Mincho" w:hAnsi="Yu Mincho"/>
-          <w:color w:val="1A1A1A"/>
-          <w:sz w:val="21"/>
-          <w:szCs w:val="21"/>
-        </w:rPr>
-        <w:t xml:space="preserve">・1回・1日・一定期間あたりのギフトの上限</w:t>
-      </w:r>
-    </w:p>
-    <w:p>
-      <w:pPr>
-        <w:spacing w:after="60" w:before="60" w:line="300"/>
-        <w:ind w:left="623" w:hanging="226"/>
-      </w:pPr>
-      <w:r>
-        <w:rPr>
-          <w:rFonts w:ascii="Yu Mincho" w:eastAsia="Yu Mincho" w:hAnsi="Yu Mincho"/>
-          <w:color w:val="1A1A1A"/>
-          <w:sz w:val="21"/>
-          <w:szCs w:val="21"/>
-        </w:rPr>
-        <w:t xml:space="preserve">・当該ピタメイトからギフトを受けている場合の、そのピタメイトを指定したギフトの禁止（相互送金の禁止）</w:t>
-      </w:r>
-    </w:p>
-    <w:p>
-      <w:pPr>
-        <w:spacing w:after="60" w:before="60" w:line="300"/>
-        <w:ind w:left="623" w:hanging="226"/>
-      </w:pPr>
-      <w:r>
-        <w:rPr>
-          <w:rFonts w:ascii="Yu Mincho" w:eastAsia="Yu Mincho" w:hAnsi="Yu Mincho"/>
-          <w:color w:val="1A1A1A"/>
-          <w:sz w:val="21"/>
-          <w:szCs w:val="21"/>
-        </w:rPr>
-        <w:t xml:space="preserve">・コイン購入の直後一定時間におけるギフトの制限</w:t>
-      </w:r>
-    </w:p>
-    <w:p>
-      <w:pPr>
-        <w:spacing w:after="60" w:before="60" w:line="300"/>
-        <w:ind w:left="623" w:hanging="226"/>
-      </w:pPr>
-      <w:r>
-        <w:rPr>
-          <w:rFonts w:ascii="Yu Mincho" w:eastAsia="Yu Mincho" w:hAnsi="Yu Mincho"/>
-          <w:color w:val="1A1A1A"/>
-          <w:sz w:val="21"/>
-          <w:szCs w:val="21"/>
-        </w:rPr>
-        <w:t xml:space="preserve">・同一の端末・通信環境・決済手段等による不自然な実施・付与の検知</w:t>
-      </w:r>
-    </w:p>
-    <w:p>
-      <w:pPr>
-        <w:spacing w:after="60" w:before="60" w:line="300"/>
-        <w:ind w:left="623" w:hanging="226"/>
-      </w:pPr>
-      <w:r>
-        <w:rPr>
-          <w:rFonts w:ascii="Yu Mincho" w:eastAsia="Yu Mincho" w:hAnsi="Yu Mincho"/>
-          <w:color w:val="1A1A1A"/>
-          <w:sz w:val="21"/>
-          <w:szCs w:val="21"/>
-        </w:rPr>
-        <w:t xml:space="preserve">・</w:t>
-      </w:r>
-      <w:r>
-        <w:rPr>
-          <w:rFonts w:ascii="Yu Mincho" w:eastAsia="Yu Mincho" w:hAnsi="Yu Mincho"/>
-          <w:b/>
-          <w:bCs/>
-          <w:color w:val="1A1A1A"/>
-          <w:sz w:val="21"/>
-          <w:szCs w:val="21"/>
-        </w:rPr>
-        <w:t xml:space="preserve">ピタメイト一人あたりの、一定期間における受領（付与）の上限</w:t>
-      </w:r>
-    </w:p>
-    <w:p>
-      <w:pPr>
-        <w:spacing w:after="60" w:before="60" w:line="300"/>
-        <w:ind w:left="623" w:hanging="226"/>
-      </w:pPr>
-      <w:r>
-        <w:rPr>
-          <w:rFonts w:ascii="Yu Mincho" w:eastAsia="Yu Mincho" w:hAnsi="Yu Mincho"/>
-          <w:color w:val="1A1A1A"/>
-          <w:sz w:val="21"/>
-          <w:szCs w:val="21"/>
-        </w:rPr>
-        <w:t xml:space="preserve">・</w:t>
-      </w:r>
-      <w:r>
-        <w:rPr>
-          <w:rFonts w:ascii="Yu Mincho" w:eastAsia="Yu Mincho" w:hAnsi="Yu Mincho"/>
-          <w:b/>
-          <w:bCs/>
-          <w:color w:val="1A1A1A"/>
-          <w:sz w:val="21"/>
-          <w:szCs w:val="21"/>
-        </w:rPr>
-        <w:t xml:space="preserve">同一のピタメイトに対する、一定期間における累計の上限</w:t>
-      </w:r>
-    </w:p>
-    <w:p>
-      <w:pPr>
-        <w:spacing w:after="60" w:before="60" w:line="300"/>
-        <w:ind w:left="623" w:hanging="226"/>
-      </w:pPr>
-      <w:r>
-        <w:rPr>
-          <w:rFonts w:ascii="Yu Mincho" w:eastAsia="Yu Mincho" w:hAnsi="Yu Mincho"/>
-          <w:color w:val="1A1A1A"/>
-          <w:sz w:val="21"/>
-          <w:szCs w:val="21"/>
-        </w:rPr>
-        <w:t xml:space="preserve">・</w:t>
-      </w:r>
-      <w:r>
-        <w:rPr>
-          <w:rFonts w:ascii="Yu Mincho" w:eastAsia="Yu Mincho" w:hAnsi="Yu Mincho"/>
-          <w:b/>
-          <w:bCs/>
-          <w:color w:val="1A1A1A"/>
-          <w:sz w:val="21"/>
-          <w:szCs w:val="21"/>
-        </w:rPr>
-        <w:t xml:space="preserve">予約の完了確定から一定期間を経過した後のギフトの制限</w:t>
+          <w:b/>
+          <w:bCs/>
+          <w:color w:val="4A4A4A"/>
+          <w:sz w:val="17"/>
+          <w:szCs w:val="17"/>
+        </w:rPr>
+        <w:t xml:space="preserve">この構成は、条文だけでなく画面表示・通知・会計処理まで一貫している必要があります</w:t>
+      </w:r>
+      <w:r>
+        <w:rPr>
+          <w:rFonts w:ascii="Yu Gothic" w:eastAsia="Yu Gothic" w:hAnsi="Yu Gothic"/>
+          <w:color w:val="4A4A4A"/>
+          <w:sz w:val="17"/>
+          <w:szCs w:val="17"/>
+        </w:rPr>
+        <w:t xml:space="preserve">（弁護士：「行政の実質判断では、規約の文言と実装・表示の一貫性が重視されます」）。「○○さんにコインを送りました」型の表現を使わないこと。〕</w:t>
+      </w:r>
+    </w:p>
+    <w:p>
+      <w:pPr>
+        <w:spacing w:after="60" w:before="60" w:line="300"/>
+        <w:ind w:left="396" w:hanging="396"/>
+      </w:pPr>
+      <w:r>
+        <w:rPr>
+          <w:rFonts w:ascii="Yu Mincho" w:eastAsia="Yu Mincho" w:hAnsi="Yu Mincho"/>
+          <w:color w:val="1A1A1A"/>
+          <w:sz w:val="21"/>
+          <w:szCs w:val="21"/>
+        </w:rPr>
+        <w:t xml:space="preserve">1. ゲストは、本サービス上で</w:t>
+      </w:r>
+      <w:r>
+        <w:rPr>
+          <w:rFonts w:ascii="Yu Mincho" w:eastAsia="Yu Mincho" w:hAnsi="Yu Mincho"/>
+          <w:b/>
+          <w:bCs/>
+          <w:color w:val="1A1A1A"/>
+          <w:sz w:val="21"/>
+          <w:szCs w:val="21"/>
+        </w:rPr>
+        <w:t xml:space="preserve">実際に一緒に遊んだ（予約が完了した）ピタメイト</w:t>
+      </w:r>
+      <w:r>
+        <w:rPr>
+          <w:rFonts w:ascii="Yu Mincho" w:eastAsia="Yu Mincho" w:hAnsi="Yu Mincho"/>
+          <w:color w:val="1A1A1A"/>
+          <w:sz w:val="21"/>
+          <w:szCs w:val="21"/>
+        </w:rPr>
+        <w:t xml:space="preserve">を指定して、当社所定の方法により、</w:t>
+      </w:r>
+      <w:r>
+        <w:rPr>
+          <w:rFonts w:ascii="Yu Mincho" w:eastAsia="Yu Mincho" w:hAnsi="Yu Mincho"/>
+          <w:b/>
+          <w:bCs/>
+          <w:color w:val="1A1A1A"/>
+          <w:sz w:val="21"/>
+          <w:szCs w:val="21"/>
+        </w:rPr>
+        <w:t xml:space="preserve">コインを消費して「ありがとうギフト」を行うことができます。ギフトにより、消費されたコインは消滅します。</w:t>
+      </w:r>
+      <w:r>
+        <w:rPr>
+          <w:rFonts w:ascii="Yu Mincho" w:eastAsia="Yu Mincho" w:hAnsi="Yu Mincho"/>
+          <w:color w:val="1A1A1A"/>
+          <w:sz w:val="21"/>
+          <w:szCs w:val="21"/>
+        </w:rPr>
+        <w:t xml:space="preserve"> ギフトは役務の対価ではなく、行うかどうか・金額はゲストの自由な意思によります。</w:t>
+      </w:r>
+    </w:p>
+    <w:p>
+      <w:pPr>
+        <w:spacing w:after="60" w:before="60" w:line="300"/>
+        <w:ind w:left="396" w:hanging="396"/>
+      </w:pPr>
+      <w:r>
+        <w:rPr>
+          <w:rFonts w:ascii="Yu Mincho" w:eastAsia="Yu Mincho" w:hAnsi="Yu Mincho"/>
+          <w:color w:val="1A1A1A"/>
+          <w:sz w:val="21"/>
+          <w:szCs w:val="21"/>
+        </w:rPr>
+        <w:t xml:space="preserve">2. ギフトの原資は、第7条第1項により</w:t>
+      </w:r>
+      <w:r>
+        <w:rPr>
+          <w:rFonts w:ascii="Yu Mincho" w:eastAsia="Yu Mincho" w:hAnsi="Yu Mincho"/>
+          <w:b/>
+          <w:bCs/>
+          <w:color w:val="1A1A1A"/>
+          <w:sz w:val="21"/>
+          <w:szCs w:val="21"/>
+        </w:rPr>
+        <w:t xml:space="preserve">購入したコインに限り</w:t>
+      </w:r>
+      <w:r>
+        <w:rPr>
+          <w:rFonts w:ascii="Yu Mincho" w:eastAsia="Yu Mincho" w:hAnsi="Yu Mincho"/>
+          <w:color w:val="1A1A1A"/>
+          <w:sz w:val="21"/>
+          <w:szCs w:val="21"/>
+        </w:rPr>
+        <w:t xml:space="preserve">ます。報酬コイン（第7条第6項）をギフトに用いることはできません。</w:t>
+      </w:r>
+    </w:p>
+    <w:p>
+      <w:pPr>
+        <w:spacing w:after="60" w:before="60" w:line="300"/>
+        <w:ind w:left="396" w:hanging="396"/>
+      </w:pPr>
+      <w:r>
+        <w:rPr>
+          <w:rFonts w:ascii="Yu Mincho" w:eastAsia="Yu Mincho" w:hAnsi="Yu Mincho"/>
+          <w:color w:val="1A1A1A"/>
+          <w:sz w:val="21"/>
+          <w:szCs w:val="21"/>
+        </w:rPr>
+        <w:t xml:space="preserve">3. 一度行ったギフトは、</w:t>
+      </w:r>
+      <w:r>
+        <w:rPr>
+          <w:rFonts w:ascii="Yu Mincho" w:eastAsia="Yu Mincho" w:hAnsi="Yu Mincho"/>
+          <w:b/>
+          <w:bCs/>
+          <w:color w:val="1A1A1A"/>
+          <w:sz w:val="21"/>
+          <w:szCs w:val="21"/>
+        </w:rPr>
+        <w:t xml:space="preserve">取消し・返金・返還ができません</w:t>
+      </w:r>
+      <w:r>
+        <w:rPr>
+          <w:rFonts w:ascii="Yu Mincho" w:eastAsia="Yu Mincho" w:hAnsi="Yu Mincho"/>
+          <w:color w:val="1A1A1A"/>
+          <w:sz w:val="21"/>
+          <w:szCs w:val="21"/>
+        </w:rPr>
+        <w:t xml:space="preserve">。</w:t>
+      </w:r>
+    </w:p>
+    <w:p>
+      <w:pPr>
+        <w:spacing w:after="60" w:before="60" w:line="300"/>
+        <w:ind w:left="396" w:hanging="396"/>
+      </w:pPr>
+      <w:r>
+        <w:rPr>
+          <w:rFonts w:ascii="Yu Mincho" w:eastAsia="Yu Mincho" w:hAnsi="Yu Mincho"/>
+          <w:color w:val="1A1A1A"/>
+          <w:sz w:val="21"/>
+          <w:szCs w:val="21"/>
+        </w:rPr>
+        <w:t xml:space="preserve">4. コインは本サービス内でのみ利用できる電子的な記録であり、</w:t>
+      </w:r>
+      <w:r>
+        <w:rPr>
+          <w:rFonts w:ascii="Yu Mincho" w:eastAsia="Yu Mincho" w:hAnsi="Yu Mincho"/>
+          <w:b/>
+          <w:bCs/>
+          <w:color w:val="1A1A1A"/>
+          <w:sz w:val="21"/>
+          <w:szCs w:val="21"/>
+        </w:rPr>
+        <w:t xml:space="preserve">それ自体が現金・預金・有価証券ではありません</w:t>
+      </w:r>
+      <w:r>
+        <w:rPr>
+          <w:rFonts w:ascii="Yu Mincho" w:eastAsia="Yu Mincho" w:hAnsi="Yu Mincho"/>
+          <w:color w:val="1A1A1A"/>
+          <w:sz w:val="21"/>
+          <w:szCs w:val="21"/>
+        </w:rPr>
+        <w:t xml:space="preserve">。</w:t>
+      </w:r>
+    </w:p>
+    <w:p>
+      <w:pPr>
+        <w:spacing w:after="60" w:before="60" w:line="300"/>
+        <w:ind w:left="396" w:hanging="396"/>
+      </w:pPr>
+      <w:r>
+        <w:rPr>
+          <w:rFonts w:ascii="Yu Mincho" w:eastAsia="Yu Mincho" w:hAnsi="Yu Mincho"/>
+          <w:color w:val="1A1A1A"/>
+          <w:sz w:val="21"/>
+          <w:szCs w:val="21"/>
+        </w:rPr>
+        <w:t xml:space="preserve">5. </w:t>
+      </w:r>
+      <w:r>
+        <w:rPr>
+          <w:rFonts w:ascii="Yu Mincho" w:eastAsia="Yu Mincho" w:hAnsi="Yu Mincho"/>
+          <w:b/>
+          <w:bCs/>
+          <w:color w:val="1A1A1A"/>
+          <w:sz w:val="21"/>
+          <w:szCs w:val="21"/>
+        </w:rPr>
+        <w:t xml:space="preserve">当社は、ギフトが行われたときは、ギフトの額から第8条の2に定める利用料を控除した額に相当する報酬コイン（第7条第6項）を、当該ギフトで指定されたピタメイトに付与します。</w:t>
+      </w:r>
+      <w:r>
+        <w:rPr>
+          <w:rFonts w:ascii="Yu Mincho" w:eastAsia="Yu Mincho" w:hAnsi="Yu Mincho"/>
+          <w:color w:val="1A1A1A"/>
+          <w:sz w:val="21"/>
+          <w:szCs w:val="21"/>
+        </w:rPr>
+        <w:t xml:space="preserve"> 付与された報酬コインには、同項の換金条件（本人確認・振込先口座の登録・最低申請額・手数料）に加え、</w:t>
+      </w:r>
+      <w:r>
+        <w:rPr>
+          <w:rFonts w:ascii="Yu Mincho" w:eastAsia="Yu Mincho" w:hAnsi="Yu Mincho"/>
+          <w:b/>
+          <w:bCs/>
+          <w:color w:val="1A1A1A"/>
+          <w:sz w:val="21"/>
+          <w:szCs w:val="21"/>
+        </w:rPr>
+        <w:t xml:space="preserve">付与日から7日間は換金できない保留期間</w:t>
+      </w:r>
+      <w:r>
+        <w:rPr>
+          <w:rFonts w:ascii="Yu Mincho" w:eastAsia="Yu Mincho" w:hAnsi="Yu Mincho"/>
+          <w:color w:val="1A1A1A"/>
+          <w:sz w:val="21"/>
+          <w:szCs w:val="21"/>
+        </w:rPr>
+        <w:t xml:space="preserve">を設けます。当社は、ギフトの実施・付与の状況に照らし、換金の全部または一部について追加の審査・保留を行うことがあります。</w:t>
       </w:r>
     </w:p>
     <w:p>
@@ -4300,112 +4207,180 @@
           <w:sz w:val="17"/>
           <w:szCs w:val="17"/>
         </w:rPr>
-        <w:t xml:space="preserve">〔※後半3つは2026-08-04の弁護士回答（論点B(b)）により追加。「役務との牽連性」と「送金網化の防止」を強める方向の制限です。特定の受け手への資金集中と、二者間の反復は、</w:t>
-      </w:r>
-      <w:r>
-        <w:rPr>
-          <w:rFonts w:ascii="Yu Gothic" w:eastAsia="Yu Gothic" w:hAnsi="Yu Gothic"/>
-          <w:b/>
-          <w:bCs/>
-          <w:color w:val="4A4A4A"/>
-          <w:sz w:val="17"/>
-          <w:szCs w:val="17"/>
-        </w:rPr>
-        <w:t xml:space="preserve">原因関係のない資金移動と最も見分けがつきにくい</w:t>
-      </w:r>
-      <w:r>
-        <w:rPr>
-          <w:rFonts w:ascii="Yu Gothic" w:eastAsia="Yu Gothic" w:hAnsi="Yu Gothic"/>
-          <w:color w:val="4A4A4A"/>
-          <w:sz w:val="17"/>
-          <w:szCs w:val="17"/>
-        </w:rPr>
-        <w:t xml:space="preserve">とされています。〕</w:t>
-      </w:r>
-    </w:p>
-    <w:p>
-      <w:pPr>
-        <w:spacing w:after="60" w:before="60" w:line="300"/>
-        <w:ind w:left="396" w:hanging="396"/>
-      </w:pPr>
-      <w:r>
-        <w:rPr>
-          <w:rFonts w:ascii="Yu Mincho" w:eastAsia="Yu Mincho" w:hAnsi="Yu Mincho"/>
-          <w:color w:val="1A1A1A"/>
-          <w:sz w:val="21"/>
-          <w:szCs w:val="21"/>
-        </w:rPr>
-        <w:t xml:space="preserve">7. ユーザーが前項の制限に違反し、または不正・不当な目的でギフト機能を利用したと当社が判断した場合、当社は、事前の通知なく、換金の停止・保留、当該コインの没収（残高の失効）、機能の利用制限その他必要な措置を講じることができます。</w:t>
-      </w:r>
-    </w:p>
-    <w:p>
-      <w:pPr>
-        <w:spacing w:after="60" w:before="60" w:line="300"/>
-        <w:ind w:left="396" w:hanging="396"/>
-      </w:pPr>
-      <w:r>
-        <w:rPr>
-          <w:rFonts w:ascii="Yu Mincho" w:eastAsia="Yu Mincho" w:hAnsi="Yu Mincho"/>
-          <w:color w:val="1A1A1A"/>
-          <w:sz w:val="21"/>
-          <w:szCs w:val="21"/>
-        </w:rPr>
-        <w:t xml:space="preserve">8. ギフトの受領・換金により生じる</w:t>
-      </w:r>
-      <w:r>
-        <w:rPr>
-          <w:rFonts w:ascii="Yu Mincho" w:eastAsia="Yu Mincho" w:hAnsi="Yu Mincho"/>
-          <w:b/>
-          <w:bCs/>
-          <w:color w:val="1A1A1A"/>
-          <w:sz w:val="21"/>
-          <w:szCs w:val="21"/>
-        </w:rPr>
-        <w:t xml:space="preserve">税金の申告・納付は、受領者（換金者）の負担と責任</w:t>
-      </w:r>
-      <w:r>
-        <w:rPr>
-          <w:rFonts w:ascii="Yu Mincho" w:eastAsia="Yu Mincho" w:hAnsi="Yu Mincho"/>
-          <w:color w:val="1A1A1A"/>
-          <w:sz w:val="21"/>
-          <w:szCs w:val="21"/>
-        </w:rPr>
-        <w:t xml:space="preserve">において行うものとします。</w:t>
-      </w:r>
-    </w:p>
-    <w:p>
-      <w:pPr>
-        <w:spacing w:after="60" w:before="60" w:line="300"/>
-        <w:ind w:left="396" w:hanging="396"/>
-      </w:pPr>
-      <w:r>
-        <w:rPr>
-          <w:rFonts w:ascii="Yu Mincho" w:eastAsia="Yu Mincho" w:hAnsi="Yu Mincho"/>
-          <w:color w:val="1A1A1A"/>
-          <w:sz w:val="21"/>
-          <w:szCs w:val="21"/>
-        </w:rPr>
-        <w:t xml:space="preserve">9. </w:t>
-      </w:r>
-      <w:r>
-        <w:rPr>
-          <w:rFonts w:ascii="Yu Mincho" w:eastAsia="Yu Mincho" w:hAnsi="Yu Mincho"/>
-          <w:b/>
-          <w:bCs/>
-          <w:color w:val="1A1A1A"/>
-          <w:sz w:val="21"/>
-          <w:szCs w:val="21"/>
-        </w:rPr>
-        <w:t xml:space="preserve">ギフトを契機としてユーザー間または第三者との間に生じた紛争</w:t>
-      </w:r>
-      <w:r>
-        <w:rPr>
-          <w:rFonts w:ascii="Yu Mincho" w:eastAsia="Yu Mincho" w:hAnsi="Yu Mincho"/>
-          <w:color w:val="1A1A1A"/>
-          <w:sz w:val="21"/>
-          <w:szCs w:val="21"/>
-        </w:rPr>
-        <w:t xml:space="preserve">について、当社は当事者ではなく、責任を負いません（第2条第3項）。</w:t>
+        <w:t xml:space="preserve">〔※</w:t>
+      </w:r>
+      <w:r>
+        <w:rPr>
+          <w:rFonts w:ascii="Yu Gothic" w:eastAsia="Yu Gothic" w:hAnsi="Yu Gothic"/>
+          <w:b/>
+          <w:bCs/>
+          <w:color w:val="4A4A4A"/>
+          <w:sz w:val="17"/>
+          <w:szCs w:val="17"/>
+        </w:rPr>
+        <w:t xml:space="preserve">ゲストのコインがピタメイトに移転するのではありません。</w:t>
+      </w:r>
+      <w:r>
+        <w:rPr>
+          <w:rFonts w:ascii="Yu Gothic" w:eastAsia="Yu Gothic" w:hAnsi="Yu Gothic"/>
+          <w:color w:val="4A4A4A"/>
+          <w:sz w:val="17"/>
+          <w:szCs w:val="17"/>
+        </w:rPr>
+        <w:t xml:space="preserve"> ゲストのコインは消費されて消滅し、当社が自己の債務としてピタメイトに報酬コインを付与します（2026-08-04の弁護士回答・論点B）。〕</w:t>
+      </w:r>
+    </w:p>
+    <w:p>
+      <w:pPr>
+        <w:spacing w:after="60" w:before="60" w:line="300"/>
+        <w:ind w:left="396" w:hanging="396"/>
+      </w:pPr>
+      <w:r>
+        <w:rPr>
+          <w:rFonts w:ascii="Yu Mincho" w:eastAsia="Yu Mincho" w:hAnsi="Yu Mincho"/>
+          <w:color w:val="1A1A1A"/>
+          <w:sz w:val="21"/>
+          <w:szCs w:val="21"/>
+        </w:rPr>
+        <w:t xml:space="preserve">6. 当社は、ギフトの濫用（マネー・ローンダリング、クレジットカードの現金化、自作自演、通謀・相互送金、名義の借用、その他不正な資金移動）を防止するため、次の各号その他当社所定の制限を設けます。制限の具体的な数値は、不正防止の目的の範囲で予告なく変更することがあります。</w:t>
+      </w:r>
+    </w:p>
+    <w:p>
+      <w:pPr>
+        <w:spacing w:after="60" w:before="60" w:line="300"/>
+        <w:ind w:left="623" w:hanging="226"/>
+      </w:pPr>
+      <w:r>
+        <w:rPr>
+          <w:rFonts w:ascii="Yu Mincho" w:eastAsia="Yu Mincho" w:hAnsi="Yu Mincho"/>
+          <w:color w:val="1A1A1A"/>
+          <w:sz w:val="21"/>
+          <w:szCs w:val="21"/>
+        </w:rPr>
+        <w:t xml:space="preserve">・1回・1日・一定期間あたりのギフトの上限</w:t>
+      </w:r>
+    </w:p>
+    <w:p>
+      <w:pPr>
+        <w:spacing w:after="60" w:before="60" w:line="300"/>
+        <w:ind w:left="623" w:hanging="226"/>
+      </w:pPr>
+      <w:r>
+        <w:rPr>
+          <w:rFonts w:ascii="Yu Mincho" w:eastAsia="Yu Mincho" w:hAnsi="Yu Mincho"/>
+          <w:color w:val="1A1A1A"/>
+          <w:sz w:val="21"/>
+          <w:szCs w:val="21"/>
+        </w:rPr>
+        <w:t xml:space="preserve">・当該ピタメイトからギフトを受けている場合の、そのピタメイトを指定したギフトの禁止（相互送金の禁止）</w:t>
+      </w:r>
+    </w:p>
+    <w:p>
+      <w:pPr>
+        <w:spacing w:after="60" w:before="60" w:line="300"/>
+        <w:ind w:left="623" w:hanging="226"/>
+      </w:pPr>
+      <w:r>
+        <w:rPr>
+          <w:rFonts w:ascii="Yu Mincho" w:eastAsia="Yu Mincho" w:hAnsi="Yu Mincho"/>
+          <w:color w:val="1A1A1A"/>
+          <w:sz w:val="21"/>
+          <w:szCs w:val="21"/>
+        </w:rPr>
+        <w:t xml:space="preserve">・コイン購入の直後一定時間におけるギフトの制限</w:t>
+      </w:r>
+    </w:p>
+    <w:p>
+      <w:pPr>
+        <w:spacing w:after="60" w:before="60" w:line="300"/>
+        <w:ind w:left="623" w:hanging="226"/>
+      </w:pPr>
+      <w:r>
+        <w:rPr>
+          <w:rFonts w:ascii="Yu Mincho" w:eastAsia="Yu Mincho" w:hAnsi="Yu Mincho"/>
+          <w:color w:val="1A1A1A"/>
+          <w:sz w:val="21"/>
+          <w:szCs w:val="21"/>
+        </w:rPr>
+        <w:t xml:space="preserve">・同一の端末・通信環境・決済手段等による不自然な実施・付与の検知</w:t>
+      </w:r>
+    </w:p>
+    <w:p>
+      <w:pPr>
+        <w:spacing w:after="60" w:before="60" w:line="300"/>
+        <w:ind w:left="623" w:hanging="226"/>
+      </w:pPr>
+      <w:r>
+        <w:rPr>
+          <w:rFonts w:ascii="Yu Mincho" w:eastAsia="Yu Mincho" w:hAnsi="Yu Mincho"/>
+          <w:color w:val="1A1A1A"/>
+          <w:sz w:val="21"/>
+          <w:szCs w:val="21"/>
+        </w:rPr>
+        <w:t xml:space="preserve">・</w:t>
+      </w:r>
+      <w:r>
+        <w:rPr>
+          <w:rFonts w:ascii="Yu Mincho" w:eastAsia="Yu Mincho" w:hAnsi="Yu Mincho"/>
+          <w:b/>
+          <w:bCs/>
+          <w:color w:val="1A1A1A"/>
+          <w:sz w:val="21"/>
+          <w:szCs w:val="21"/>
+        </w:rPr>
+        <w:t xml:space="preserve">ピタメイト一人あたりの、一定期間における受領（付与）の上限</w:t>
+      </w:r>
+    </w:p>
+    <w:p>
+      <w:pPr>
+        <w:spacing w:after="60" w:before="60" w:line="300"/>
+        <w:ind w:left="623" w:hanging="226"/>
+      </w:pPr>
+      <w:r>
+        <w:rPr>
+          <w:rFonts w:ascii="Yu Mincho" w:eastAsia="Yu Mincho" w:hAnsi="Yu Mincho"/>
+          <w:color w:val="1A1A1A"/>
+          <w:sz w:val="21"/>
+          <w:szCs w:val="21"/>
+        </w:rPr>
+        <w:t xml:space="preserve">・</w:t>
+      </w:r>
+      <w:r>
+        <w:rPr>
+          <w:rFonts w:ascii="Yu Mincho" w:eastAsia="Yu Mincho" w:hAnsi="Yu Mincho"/>
+          <w:b/>
+          <w:bCs/>
+          <w:color w:val="1A1A1A"/>
+          <w:sz w:val="21"/>
+          <w:szCs w:val="21"/>
+        </w:rPr>
+        <w:t xml:space="preserve">同一のピタメイトに対する、一定期間における累計の上限</w:t>
+      </w:r>
+    </w:p>
+    <w:p>
+      <w:pPr>
+        <w:spacing w:after="60" w:before="60" w:line="300"/>
+        <w:ind w:left="623" w:hanging="226"/>
+      </w:pPr>
+      <w:r>
+        <w:rPr>
+          <w:rFonts w:ascii="Yu Mincho" w:eastAsia="Yu Mincho" w:hAnsi="Yu Mincho"/>
+          <w:color w:val="1A1A1A"/>
+          <w:sz w:val="21"/>
+          <w:szCs w:val="21"/>
+        </w:rPr>
+        <w:t xml:space="preserve">・</w:t>
+      </w:r>
+      <w:r>
+        <w:rPr>
+          <w:rFonts w:ascii="Yu Mincho" w:eastAsia="Yu Mincho" w:hAnsi="Yu Mincho"/>
+          <w:b/>
+          <w:bCs/>
+          <w:color w:val="1A1A1A"/>
+          <w:sz w:val="21"/>
+          <w:szCs w:val="21"/>
+        </w:rPr>
+        <w:t xml:space="preserve">予約の完了確定から一定期間を経過した後のギフトの制限</w:t>
       </w:r>
     </w:p>
     <w:p>
@@ -4427,47 +4402,112 @@
           <w:sz w:val="17"/>
           <w:szCs w:val="17"/>
         </w:rPr>
-        <w:t xml:space="preserve">〔※従前は「ギフトに関して……当事者ではなく」と定めていましたが、</w:t>
-      </w:r>
-      <w:r>
-        <w:rPr>
-          <w:rFonts w:ascii="Yu Gothic" w:eastAsia="Yu Gothic" w:hAnsi="Yu Gothic"/>
-          <w:b/>
-          <w:bCs/>
-          <w:color w:val="4A4A4A"/>
-          <w:sz w:val="17"/>
-          <w:szCs w:val="17"/>
-        </w:rPr>
-        <w:t xml:space="preserve">ギフトの授受それ自体については当社が当事者となる構成に変わった</w:t>
-      </w:r>
-      <w:r>
-        <w:rPr>
-          <w:rFonts w:ascii="Yu Gothic" w:eastAsia="Yu Gothic" w:hAnsi="Yu Gothic"/>
-          <w:color w:val="4A4A4A"/>
-          <w:sz w:val="17"/>
-          <w:szCs w:val="17"/>
-        </w:rPr>
-        <w:t xml:space="preserve">ため、対象を「ギフトを契機とするユーザー間の紛争」に限定しました（2026-08-04の弁護士回答・論点B）。〕</w:t>
-      </w:r>
-    </w:p>
-    <w:p>
-      <w:pPr>
-        <w:keepNext/>
-        <w:pBdr>
-          <w:bottom w:val="single" w:color="B9B2A6" w:sz="6" w:space="4"/>
-        </w:pBdr>
-        <w:spacing w:after="140" w:before="320"/>
-      </w:pPr>
-      <w:r>
-        <w:rPr>
-          <w:rFonts w:ascii="Yu Gothic" w:eastAsia="Yu Gothic" w:hAnsi="Yu Gothic"/>
-          <w:b/>
-          <w:bCs/>
-          <w:color w:val="1A1A1A"/>
-          <w:sz w:val="24"/>
-          <w:szCs w:val="24"/>
-        </w:rPr>
-        <w:t xml:space="preserve">第7条の3（あんしんサポート料）</w:t>
+        <w:t xml:space="preserve">〔※後半3つは2026-08-04の弁護士回答（論点B(b)）により追加。「役務との牽連性」と「送金網化の防止」を強める方向の制限です。特定の受け手への資金集中と、二者間の反復は、</w:t>
+      </w:r>
+      <w:r>
+        <w:rPr>
+          <w:rFonts w:ascii="Yu Gothic" w:eastAsia="Yu Gothic" w:hAnsi="Yu Gothic"/>
+          <w:b/>
+          <w:bCs/>
+          <w:color w:val="4A4A4A"/>
+          <w:sz w:val="17"/>
+          <w:szCs w:val="17"/>
+        </w:rPr>
+        <w:t xml:space="preserve">原因関係のない資金移動と最も見分けがつきにくい</w:t>
+      </w:r>
+      <w:r>
+        <w:rPr>
+          <w:rFonts w:ascii="Yu Gothic" w:eastAsia="Yu Gothic" w:hAnsi="Yu Gothic"/>
+          <w:color w:val="4A4A4A"/>
+          <w:sz w:val="17"/>
+          <w:szCs w:val="17"/>
+        </w:rPr>
+        <w:t xml:space="preserve">とされています。〕</w:t>
+      </w:r>
+    </w:p>
+    <w:p>
+      <w:pPr>
+        <w:spacing w:after="60" w:before="60" w:line="300"/>
+        <w:ind w:left="396" w:hanging="396"/>
+      </w:pPr>
+      <w:r>
+        <w:rPr>
+          <w:rFonts w:ascii="Yu Mincho" w:eastAsia="Yu Mincho" w:hAnsi="Yu Mincho"/>
+          <w:color w:val="1A1A1A"/>
+          <w:sz w:val="21"/>
+          <w:szCs w:val="21"/>
+        </w:rPr>
+        <w:t xml:space="preserve">7. ユーザーが前項の制限に違反し、または不正・不当な目的でギフト機能を利用したと当社が判断した場合、当社は、事前の通知なく、換金の停止・保留、当該コインの没収（残高の失効）、機能の利用制限その他必要な措置を講じることができます。</w:t>
+      </w:r>
+    </w:p>
+    <w:p>
+      <w:pPr>
+        <w:spacing w:after="60" w:before="60" w:line="300"/>
+        <w:ind w:left="396" w:hanging="396"/>
+      </w:pPr>
+      <w:r>
+        <w:rPr>
+          <w:rFonts w:ascii="Yu Mincho" w:eastAsia="Yu Mincho" w:hAnsi="Yu Mincho"/>
+          <w:color w:val="1A1A1A"/>
+          <w:sz w:val="21"/>
+          <w:szCs w:val="21"/>
+        </w:rPr>
+        <w:t xml:space="preserve">8. ギフトの受領・換金により生じる</w:t>
+      </w:r>
+      <w:r>
+        <w:rPr>
+          <w:rFonts w:ascii="Yu Mincho" w:eastAsia="Yu Mincho" w:hAnsi="Yu Mincho"/>
+          <w:b/>
+          <w:bCs/>
+          <w:color w:val="1A1A1A"/>
+          <w:sz w:val="21"/>
+          <w:szCs w:val="21"/>
+        </w:rPr>
+        <w:t xml:space="preserve">税金の申告・納付は、受領者（換金者）の負担と責任</w:t>
+      </w:r>
+      <w:r>
+        <w:rPr>
+          <w:rFonts w:ascii="Yu Mincho" w:eastAsia="Yu Mincho" w:hAnsi="Yu Mincho"/>
+          <w:color w:val="1A1A1A"/>
+          <w:sz w:val="21"/>
+          <w:szCs w:val="21"/>
+        </w:rPr>
+        <w:t xml:space="preserve">において行うものとします。</w:t>
+      </w:r>
+    </w:p>
+    <w:p>
+      <w:pPr>
+        <w:spacing w:after="60" w:before="60" w:line="300"/>
+        <w:ind w:left="396" w:hanging="396"/>
+      </w:pPr>
+      <w:r>
+        <w:rPr>
+          <w:rFonts w:ascii="Yu Mincho" w:eastAsia="Yu Mincho" w:hAnsi="Yu Mincho"/>
+          <w:color w:val="1A1A1A"/>
+          <w:sz w:val="21"/>
+          <w:szCs w:val="21"/>
+        </w:rPr>
+        <w:t xml:space="preserve">9. </w:t>
+      </w:r>
+      <w:r>
+        <w:rPr>
+          <w:rFonts w:ascii="Yu Mincho" w:eastAsia="Yu Mincho" w:hAnsi="Yu Mincho"/>
+          <w:b/>
+          <w:bCs/>
+          <w:color w:val="1A1A1A"/>
+          <w:sz w:val="21"/>
+          <w:szCs w:val="21"/>
+        </w:rPr>
+        <w:t xml:space="preserve">ギフトを契機としてユーザー間または第三者との間に生じた紛争</w:t>
+      </w:r>
+      <w:r>
+        <w:rPr>
+          <w:rFonts w:ascii="Yu Mincho" w:eastAsia="Yu Mincho" w:hAnsi="Yu Mincho"/>
+          <w:color w:val="1A1A1A"/>
+          <w:sz w:val="21"/>
+          <w:szCs w:val="21"/>
+        </w:rPr>
+        <w:t xml:space="preserve">について、当社は当事者ではなく、責任を負いません（第2条第3項）。</w:t>
       </w:r>
     </w:p>
     <w:p>
@@ -4489,27 +4529,47 @@
           <w:sz w:val="17"/>
           <w:szCs w:val="17"/>
         </w:rPr>
-        <w:t xml:space="preserve">〔※コイン購入時に上乗せしていただく費用の定めです。</w:t>
-      </w:r>
-      <w:r>
-        <w:rPr>
-          <w:rFonts w:ascii="Yu Gothic" w:eastAsia="Yu Gothic" w:hAnsi="Yu Gothic"/>
-          <w:b/>
-          <w:bCs/>
-          <w:color w:val="4A4A4A"/>
-          <w:sz w:val="17"/>
-          <w:szCs w:val="17"/>
-        </w:rPr>
-        <w:t xml:space="preserve">「保険」の語は用いません</w:t>
-      </w:r>
-      <w:r>
-        <w:rPr>
-          <w:rFonts w:ascii="Yu Gothic" w:eastAsia="Yu Gothic" w:hAnsi="Yu Gothic"/>
-          <w:color w:val="4A4A4A"/>
-          <w:sz w:val="17"/>
-          <w:szCs w:val="17"/>
-        </w:rPr>
-        <w:t xml:space="preserve">。返金保証を保険料と称すると保険業法上の議論を招くため、当社が提供する役務の対価として構成しています。</w:t>
+        <w:t xml:space="preserve">〔※従前は「ギフトに関して……当事者ではなく」と定めていましたが、</w:t>
+      </w:r>
+      <w:r>
+        <w:rPr>
+          <w:rFonts w:ascii="Yu Gothic" w:eastAsia="Yu Gothic" w:hAnsi="Yu Gothic"/>
+          <w:b/>
+          <w:bCs/>
+          <w:color w:val="4A4A4A"/>
+          <w:sz w:val="17"/>
+          <w:szCs w:val="17"/>
+        </w:rPr>
+        <w:t xml:space="preserve">ギフトの授受それ自体については当社が当事者となる構成に変わった</w:t>
+      </w:r>
+      <w:r>
+        <w:rPr>
+          <w:rFonts w:ascii="Yu Gothic" w:eastAsia="Yu Gothic" w:hAnsi="Yu Gothic"/>
+          <w:color w:val="4A4A4A"/>
+          <w:sz w:val="17"/>
+          <w:szCs w:val="17"/>
+        </w:rPr>
+        <w:t xml:space="preserve">ため、対象を「ギフトを契機とするユーザー間の紛争」に限定しました（2026-08-04の弁護士回答・論点B）。〕</w:t>
+      </w:r>
+    </w:p>
+    <w:p>
+      <w:pPr>
+        <w:keepNext/>
+        <w:pBdr>
+          <w:bottom w:val="single" w:color="B9B2A6" w:sz="6" w:space="4"/>
+        </w:pBdr>
+        <w:spacing w:after="140" w:before="320"/>
+      </w:pPr>
+      <w:r>
+        <w:rPr>
+          <w:rFonts w:ascii="Yu Gothic" w:eastAsia="Yu Gothic" w:hAnsi="Yu Gothic"/>
+          <w:b/>
+          <w:bCs/>
+          <w:color w:val="1A1A1A"/>
+          <w:sz w:val="24"/>
+          <w:szCs w:val="24"/>
+        </w:rPr>
+        <w:t xml:space="preserve">第7条の3（あんしんサポート料）</w:t>
       </w:r>
     </w:p>
     <w:p>
@@ -4531,235 +4591,27 @@
           <w:sz w:val="17"/>
           <w:szCs w:val="17"/>
         </w:rPr>
-        <w:t xml:space="preserve">2026-07-30 の弁護士回答（Q21）を反映して全面改訂しました。</w:t>
-      </w:r>
-      <w:r>
-        <w:rPr>
-          <w:rFonts w:ascii="Yu Gothic" w:eastAsia="Yu Gothic" w:hAnsi="Yu Gothic"/>
-          <w:b/>
-          <w:bCs/>
-          <w:color w:val="4A4A4A"/>
-          <w:sz w:val="17"/>
-          <w:szCs w:val="17"/>
-        </w:rPr>
-        <w:t xml:space="preserve">指摘の核心は「この5%で何を提供するのかが条文上定義されていない」ことで、対価となる役務を条文に列挙することで保険業法・景表法・消費者契約法10条・税務の4方向の論点が同時に解決する</w:t>
-      </w:r>
-      <w:r>
-        <w:rPr>
-          <w:rFonts w:ascii="Yu Gothic" w:eastAsia="Yu Gothic" w:hAnsi="Yu Gothic"/>
-          <w:color w:val="4A4A4A"/>
-          <w:sz w:val="17"/>
-          <w:szCs w:val="17"/>
-        </w:rPr>
-        <w:t xml:space="preserve">とのことでした。あわせて、</w:t>
-      </w:r>
-      <w:r>
-        <w:rPr>
-          <w:rFonts w:ascii="Yu Gothic" w:eastAsia="Yu Gothic" w:hAnsi="Yu Gothic"/>
-          <w:b/>
-          <w:bCs/>
-          <w:color w:val="4A4A4A"/>
-          <w:sz w:val="17"/>
-          <w:szCs w:val="17"/>
-        </w:rPr>
-        <w:t xml:space="preserve">役務が提供されていない場合まで返金しない条項にすると10条の問題が生じる</w:t>
-      </w:r>
-      <w:r>
-        <w:rPr>
-          <w:rFonts w:ascii="Yu Gothic" w:eastAsia="Yu Gothic" w:hAnsi="Yu Gothic"/>
-          <w:color w:val="4A4A4A"/>
-          <w:sz w:val="17"/>
-          <w:szCs w:val="17"/>
-        </w:rPr>
-        <w:t xml:space="preserve">ため、購入自体が取り消される場合の例外を立てています。〕</w:t>
-      </w:r>
-    </w:p>
-    <w:p>
-      <w:pPr>
-        <w:spacing w:after="60" w:before="60" w:line="300"/>
-        <w:ind w:left="396" w:hanging="396"/>
-      </w:pPr>
-      <w:r>
-        <w:rPr>
-          <w:rFonts w:ascii="Yu Mincho" w:eastAsia="Yu Mincho" w:hAnsi="Yu Mincho"/>
-          <w:color w:val="1A1A1A"/>
-          <w:sz w:val="21"/>
-          <w:szCs w:val="21"/>
-        </w:rPr>
-        <w:t xml:space="preserve">1. ユーザーがコインを購入するときは、コインの価格に加えて、当社所定の率による「あんしんサポート料」をお支払いいただきます。率および金額は、購入手続の画面において、コインの価格と</w:t>
-      </w:r>
-      <w:r>
-        <w:rPr>
-          <w:rFonts w:ascii="Yu Mincho" w:eastAsia="Yu Mincho" w:hAnsi="Yu Mincho"/>
-          <w:b/>
-          <w:bCs/>
-          <w:color w:val="1A1A1A"/>
-          <w:sz w:val="21"/>
-          <w:szCs w:val="21"/>
-        </w:rPr>
-        <w:t xml:space="preserve">区分して表示</w:t>
-      </w:r>
-      <w:r>
-        <w:rPr>
-          <w:rFonts w:ascii="Yu Mincho" w:eastAsia="Yu Mincho" w:hAnsi="Yu Mincho"/>
-          <w:color w:val="1A1A1A"/>
-          <w:sz w:val="21"/>
-          <w:szCs w:val="21"/>
-        </w:rPr>
-        <w:t xml:space="preserve">します。</w:t>
-      </w:r>
-    </w:p>
-    <w:p>
-      <w:pPr>
-        <w:spacing w:after="60" w:before="60" w:line="300"/>
-        <w:ind w:left="396" w:hanging="396"/>
-      </w:pPr>
-      <w:r>
-        <w:rPr>
-          <w:rFonts w:ascii="Yu Mincho" w:eastAsia="Yu Mincho" w:hAnsi="Yu Mincho"/>
-          <w:color w:val="1A1A1A"/>
-          <w:sz w:val="21"/>
-          <w:szCs w:val="21"/>
-        </w:rPr>
-        <w:t xml:space="preserve">2. あんしんサポート料は、当社が本サービスにおいて提供する次の各号の役務の対価です。</w:t>
-      </w:r>
-      <w:r>
-        <w:rPr>
-          <w:rFonts w:ascii="Yu Mincho" w:eastAsia="Yu Mincho" w:hAnsi="Yu Mincho"/>
-          <w:b/>
-          <w:bCs/>
-          <w:color w:val="1A1A1A"/>
-          <w:sz w:val="21"/>
-          <w:szCs w:val="21"/>
-        </w:rPr>
-        <w:t xml:space="preserve">保険契約に基づく保険料ではなく、ユーザーに生じた損害を補填し、または返金を保証するものではありません。</w:t>
-      </w:r>
-    </w:p>
-    <w:p>
-      <w:pPr>
-        <w:spacing w:after="60" w:before="60" w:line="300"/>
-        <w:ind w:left="737" w:hanging="340"/>
-      </w:pPr>
-      <w:r>
-        <w:rPr>
-          <w:rFonts w:ascii="Yu Mincho" w:eastAsia="Yu Mincho" w:hAnsi="Yu Mincho"/>
-          <w:color w:val="1A1A1A"/>
-          <w:sz w:val="21"/>
-          <w:szCs w:val="21"/>
-        </w:rPr>
-        <w:t xml:space="preserve">1. 本人確認（年齢確認を含む）の実施</w:t>
-      </w:r>
-    </w:p>
-    <w:p>
-      <w:pPr>
-        <w:spacing w:after="60" w:before="60" w:line="300"/>
-        <w:ind w:left="737" w:hanging="340"/>
-      </w:pPr>
-      <w:r>
-        <w:rPr>
-          <w:rFonts w:ascii="Yu Mincho" w:eastAsia="Yu Mincho" w:hAnsi="Yu Mincho"/>
-          <w:color w:val="1A1A1A"/>
-          <w:sz w:val="21"/>
-          <w:szCs w:val="21"/>
-        </w:rPr>
-        <w:t xml:space="preserve">2. </w:t>
-      </w:r>
-      <w:r>
-        <w:rPr>
-          <w:rFonts w:ascii="Yu Mincho" w:eastAsia="Yu Mincho" w:hAnsi="Yu Mincho"/>
-          <w:b/>
-          <w:bCs/>
-          <w:color w:val="1A1A1A"/>
-          <w:sz w:val="21"/>
-          <w:szCs w:val="21"/>
-        </w:rPr>
-        <w:t xml:space="preserve">予約の承認制の運用</w:t>
-      </w:r>
-    </w:p>
-    <w:p>
-      <w:pPr>
-        <w:spacing w:after="60" w:before="60" w:line="300"/>
-        <w:ind w:left="737" w:hanging="340"/>
-      </w:pPr>
-      <w:r>
-        <w:rPr>
-          <w:rFonts w:ascii="Yu Mincho" w:eastAsia="Yu Mincho" w:hAnsi="Yu Mincho"/>
-          <w:color w:val="1A1A1A"/>
-          <w:sz w:val="21"/>
-          <w:szCs w:val="21"/>
-        </w:rPr>
-        <w:t xml:space="preserve">3. メッセージ等のみまもり（第4条）の運用</w:t>
-      </w:r>
-    </w:p>
-    <w:p>
-      <w:pPr>
-        <w:spacing w:after="60" w:before="60" w:line="300"/>
-        <w:ind w:left="737" w:hanging="340"/>
-      </w:pPr>
-      <w:r>
-        <w:rPr>
-          <w:rFonts w:ascii="Yu Mincho" w:eastAsia="Yu Mincho" w:hAnsi="Yu Mincho"/>
-          <w:color w:val="1A1A1A"/>
-          <w:sz w:val="21"/>
-          <w:szCs w:val="21"/>
-        </w:rPr>
-        <w:t xml:space="preserve">4. 通報の受付およびこれに対する対応</w:t>
-      </w:r>
-    </w:p>
-    <w:p>
-      <w:pPr>
-        <w:spacing w:after="60" w:before="60" w:line="300"/>
-        <w:ind w:left="737" w:hanging="340"/>
-      </w:pPr>
-      <w:r>
-        <w:rPr>
-          <w:rFonts w:ascii="Yu Mincho" w:eastAsia="Yu Mincho" w:hAnsi="Yu Mincho"/>
-          <w:color w:val="1A1A1A"/>
-          <w:sz w:val="21"/>
-          <w:szCs w:val="21"/>
-        </w:rPr>
-        <w:t xml:space="preserve">5. </w:t>
-      </w:r>
-      <w:r>
-        <w:rPr>
-          <w:rFonts w:ascii="Yu Mincho" w:eastAsia="Yu Mincho" w:hAnsi="Yu Mincho"/>
-          <w:b/>
-          <w:bCs/>
-          <w:color w:val="1A1A1A"/>
-          <w:sz w:val="21"/>
-          <w:szCs w:val="21"/>
-        </w:rPr>
-        <w:t xml:space="preserve">ブロック機能の提供および運用</w:t>
-      </w:r>
-    </w:p>
-    <w:p>
-      <w:pPr>
-        <w:spacing w:after="60" w:before="60" w:line="300"/>
-        <w:ind w:left="737" w:hanging="340"/>
-      </w:pPr>
-      <w:r>
-        <w:rPr>
-          <w:rFonts w:ascii="Yu Mincho" w:eastAsia="Yu Mincho" w:hAnsi="Yu Mincho"/>
-          <w:color w:val="1A1A1A"/>
-          <w:sz w:val="21"/>
-          <w:szCs w:val="21"/>
-        </w:rPr>
-        <w:t xml:space="preserve">6. ユーザー間のトラブルに関する事実の確認および当事者への連絡</w:t>
-      </w:r>
-    </w:p>
-    <w:p>
-      <w:pPr>
-        <w:spacing w:after="60" w:before="60" w:line="300"/>
-        <w:ind w:left="737" w:hanging="340"/>
-      </w:pPr>
-      <w:r>
-        <w:rPr>
-          <w:rFonts w:ascii="Yu Mincho" w:eastAsia="Yu Mincho" w:hAnsi="Yu Mincho"/>
-          <w:color w:val="1A1A1A"/>
-          <w:sz w:val="21"/>
-          <w:szCs w:val="21"/>
-        </w:rPr>
-        <w:t xml:space="preserve">7. 問い合わせ窓口の運営</w:t>
+        <w:t xml:space="preserve">〔※コイン購入時に上乗せしていただく費用の定めです。</w:t>
+      </w:r>
+      <w:r>
+        <w:rPr>
+          <w:rFonts w:ascii="Yu Gothic" w:eastAsia="Yu Gothic" w:hAnsi="Yu Gothic"/>
+          <w:b/>
+          <w:bCs/>
+          <w:color w:val="4A4A4A"/>
+          <w:sz w:val="17"/>
+          <w:szCs w:val="17"/>
+        </w:rPr>
+        <w:t xml:space="preserve">「保険」の語は用いません</w:t>
+      </w:r>
+      <w:r>
+        <w:rPr>
+          <w:rFonts w:ascii="Yu Gothic" w:eastAsia="Yu Gothic" w:hAnsi="Yu Gothic"/>
+          <w:color w:val="4A4A4A"/>
+          <w:sz w:val="17"/>
+          <w:szCs w:val="17"/>
+        </w:rPr>
+        <w:t xml:space="preserve">。返金保証を保険料と称すると保険業法上の議論を招くため、当社が提供する役務の対価として構成しています。</w:t>
       </w:r>
     </w:p>
     <w:p>
@@ -4781,18 +4633,235 @@
           <w:sz w:val="17"/>
           <w:szCs w:val="17"/>
         </w:rPr>
-        <w:t xml:space="preserve">〔※2号・5号は2026-08-04の弁護士回答（第1の3⑤）により追加。特定商取引法に基づく表記は「承認制・通報・ブロックの運用」を含んでいたのに、</w:t>
-      </w:r>
-      <w:r>
-        <w:rPr>
-          <w:rFonts w:ascii="Yu Gothic" w:eastAsia="Yu Gothic" w:hAnsi="Yu Gothic"/>
-          <w:b/>
-          <w:bCs/>
-          <w:color w:val="4A4A4A"/>
-          <w:sz w:val="17"/>
-          <w:szCs w:val="17"/>
-        </w:rPr>
-        <w:t xml:space="preserve">本項の列挙には承認制とブロックがありませんでした。</w:t>
+        <w:t xml:space="preserve">2026-07-30 の弁護士回答（Q21）を反映して全面改訂しました。</w:t>
+      </w:r>
+      <w:r>
+        <w:rPr>
+          <w:rFonts w:ascii="Yu Gothic" w:eastAsia="Yu Gothic" w:hAnsi="Yu Gothic"/>
+          <w:b/>
+          <w:bCs/>
+          <w:color w:val="4A4A4A"/>
+          <w:sz w:val="17"/>
+          <w:szCs w:val="17"/>
+        </w:rPr>
+        <w:t xml:space="preserve">指摘の核心は「この5%で何を提供するのかが条文上定義されていない」ことで、対価となる役務を条文に列挙することで保険業法・景表法・消費者契約法10条・税務の4方向の論点が同時に解決する</w:t>
+      </w:r>
+      <w:r>
+        <w:rPr>
+          <w:rFonts w:ascii="Yu Gothic" w:eastAsia="Yu Gothic" w:hAnsi="Yu Gothic"/>
+          <w:color w:val="4A4A4A"/>
+          <w:sz w:val="17"/>
+          <w:szCs w:val="17"/>
+        </w:rPr>
+        <w:t xml:space="preserve">とのことでした。あわせて、</w:t>
+      </w:r>
+      <w:r>
+        <w:rPr>
+          <w:rFonts w:ascii="Yu Gothic" w:eastAsia="Yu Gothic" w:hAnsi="Yu Gothic"/>
+          <w:b/>
+          <w:bCs/>
+          <w:color w:val="4A4A4A"/>
+          <w:sz w:val="17"/>
+          <w:szCs w:val="17"/>
+        </w:rPr>
+        <w:t xml:space="preserve">役務が提供されていない場合まで返金しない条項にすると10条の問題が生じる</w:t>
+      </w:r>
+      <w:r>
+        <w:rPr>
+          <w:rFonts w:ascii="Yu Gothic" w:eastAsia="Yu Gothic" w:hAnsi="Yu Gothic"/>
+          <w:color w:val="4A4A4A"/>
+          <w:sz w:val="17"/>
+          <w:szCs w:val="17"/>
+        </w:rPr>
+        <w:t xml:space="preserve">ため、購入自体が取り消される場合の例外を立てています。〕</w:t>
+      </w:r>
+    </w:p>
+    <w:p>
+      <w:pPr>
+        <w:spacing w:after="60" w:before="60" w:line="300"/>
+        <w:ind w:left="396" w:hanging="396"/>
+      </w:pPr>
+      <w:r>
+        <w:rPr>
+          <w:rFonts w:ascii="Yu Mincho" w:eastAsia="Yu Mincho" w:hAnsi="Yu Mincho"/>
+          <w:color w:val="1A1A1A"/>
+          <w:sz w:val="21"/>
+          <w:szCs w:val="21"/>
+        </w:rPr>
+        <w:t xml:space="preserve">1. ユーザーがコインを購入するときは、コインの価格に加えて、当社所定の率による「あんしんサポート料」をお支払いいただきます。率および金額は、購入手続の画面において、コインの価格と</w:t>
+      </w:r>
+      <w:r>
+        <w:rPr>
+          <w:rFonts w:ascii="Yu Mincho" w:eastAsia="Yu Mincho" w:hAnsi="Yu Mincho"/>
+          <w:b/>
+          <w:bCs/>
+          <w:color w:val="1A1A1A"/>
+          <w:sz w:val="21"/>
+          <w:szCs w:val="21"/>
+        </w:rPr>
+        <w:t xml:space="preserve">区分して表示</w:t>
+      </w:r>
+      <w:r>
+        <w:rPr>
+          <w:rFonts w:ascii="Yu Mincho" w:eastAsia="Yu Mincho" w:hAnsi="Yu Mincho"/>
+          <w:color w:val="1A1A1A"/>
+          <w:sz w:val="21"/>
+          <w:szCs w:val="21"/>
+        </w:rPr>
+        <w:t xml:space="preserve">します。</w:t>
+      </w:r>
+    </w:p>
+    <w:p>
+      <w:pPr>
+        <w:spacing w:after="60" w:before="60" w:line="300"/>
+        <w:ind w:left="396" w:hanging="396"/>
+      </w:pPr>
+      <w:r>
+        <w:rPr>
+          <w:rFonts w:ascii="Yu Mincho" w:eastAsia="Yu Mincho" w:hAnsi="Yu Mincho"/>
+          <w:color w:val="1A1A1A"/>
+          <w:sz w:val="21"/>
+          <w:szCs w:val="21"/>
+        </w:rPr>
+        <w:t xml:space="preserve">2. あんしんサポート料は、当社が本サービスにおいて提供する次の各号の役務の対価です。</w:t>
+      </w:r>
+      <w:r>
+        <w:rPr>
+          <w:rFonts w:ascii="Yu Mincho" w:eastAsia="Yu Mincho" w:hAnsi="Yu Mincho"/>
+          <w:b/>
+          <w:bCs/>
+          <w:color w:val="1A1A1A"/>
+          <w:sz w:val="21"/>
+          <w:szCs w:val="21"/>
+        </w:rPr>
+        <w:t xml:space="preserve">保険契約に基づく保険料ではなく、ユーザーに生じた損害を補填し、または返金を保証するものではありません。</w:t>
+      </w:r>
+    </w:p>
+    <w:p>
+      <w:pPr>
+        <w:spacing w:after="60" w:before="60" w:line="300"/>
+        <w:ind w:left="737" w:hanging="340"/>
+      </w:pPr>
+      <w:r>
+        <w:rPr>
+          <w:rFonts w:ascii="Yu Mincho" w:eastAsia="Yu Mincho" w:hAnsi="Yu Mincho"/>
+          <w:color w:val="1A1A1A"/>
+          <w:sz w:val="21"/>
+          <w:szCs w:val="21"/>
+        </w:rPr>
+        <w:t xml:space="preserve">1. 本人確認（年齢確認を含む）の実施</w:t>
+      </w:r>
+    </w:p>
+    <w:p>
+      <w:pPr>
+        <w:spacing w:after="60" w:before="60" w:line="300"/>
+        <w:ind w:left="737" w:hanging="340"/>
+      </w:pPr>
+      <w:r>
+        <w:rPr>
+          <w:rFonts w:ascii="Yu Mincho" w:eastAsia="Yu Mincho" w:hAnsi="Yu Mincho"/>
+          <w:color w:val="1A1A1A"/>
+          <w:sz w:val="21"/>
+          <w:szCs w:val="21"/>
+        </w:rPr>
+        <w:t xml:space="preserve">2. </w:t>
+      </w:r>
+      <w:r>
+        <w:rPr>
+          <w:rFonts w:ascii="Yu Mincho" w:eastAsia="Yu Mincho" w:hAnsi="Yu Mincho"/>
+          <w:b/>
+          <w:bCs/>
+          <w:color w:val="1A1A1A"/>
+          <w:sz w:val="21"/>
+          <w:szCs w:val="21"/>
+        </w:rPr>
+        <w:t xml:space="preserve">予約の承認制の運用</w:t>
+      </w:r>
+    </w:p>
+    <w:p>
+      <w:pPr>
+        <w:spacing w:after="60" w:before="60" w:line="300"/>
+        <w:ind w:left="737" w:hanging="340"/>
+      </w:pPr>
+      <w:r>
+        <w:rPr>
+          <w:rFonts w:ascii="Yu Mincho" w:eastAsia="Yu Mincho" w:hAnsi="Yu Mincho"/>
+          <w:color w:val="1A1A1A"/>
+          <w:sz w:val="21"/>
+          <w:szCs w:val="21"/>
+        </w:rPr>
+        <w:t xml:space="preserve">3. メッセージ等のみまもり（第4条）の運用</w:t>
+      </w:r>
+    </w:p>
+    <w:p>
+      <w:pPr>
+        <w:spacing w:after="60" w:before="60" w:line="300"/>
+        <w:ind w:left="737" w:hanging="340"/>
+      </w:pPr>
+      <w:r>
+        <w:rPr>
+          <w:rFonts w:ascii="Yu Mincho" w:eastAsia="Yu Mincho" w:hAnsi="Yu Mincho"/>
+          <w:color w:val="1A1A1A"/>
+          <w:sz w:val="21"/>
+          <w:szCs w:val="21"/>
+        </w:rPr>
+        <w:t xml:space="preserve">4. 通報の受付およびこれに対する対応</w:t>
+      </w:r>
+    </w:p>
+    <w:p>
+      <w:pPr>
+        <w:spacing w:after="60" w:before="60" w:line="300"/>
+        <w:ind w:left="737" w:hanging="340"/>
+      </w:pPr>
+      <w:r>
+        <w:rPr>
+          <w:rFonts w:ascii="Yu Mincho" w:eastAsia="Yu Mincho" w:hAnsi="Yu Mincho"/>
+          <w:color w:val="1A1A1A"/>
+          <w:sz w:val="21"/>
+          <w:szCs w:val="21"/>
+        </w:rPr>
+        <w:t xml:space="preserve">5. </w:t>
+      </w:r>
+      <w:r>
+        <w:rPr>
+          <w:rFonts w:ascii="Yu Mincho" w:eastAsia="Yu Mincho" w:hAnsi="Yu Mincho"/>
+          <w:b/>
+          <w:bCs/>
+          <w:color w:val="1A1A1A"/>
+          <w:sz w:val="21"/>
+          <w:szCs w:val="21"/>
+        </w:rPr>
+        <w:t xml:space="preserve">ブロック機能の提供および運用</w:t>
+      </w:r>
+    </w:p>
+    <w:p>
+      <w:pPr>
+        <w:spacing w:after="60" w:before="60" w:line="300"/>
+        <w:ind w:left="737" w:hanging="340"/>
+      </w:pPr>
+      <w:r>
+        <w:rPr>
+          <w:rFonts w:ascii="Yu Mincho" w:eastAsia="Yu Mincho" w:hAnsi="Yu Mincho"/>
+          <w:color w:val="1A1A1A"/>
+          <w:sz w:val="21"/>
+          <w:szCs w:val="21"/>
+        </w:rPr>
+        <w:t xml:space="preserve">6. ユーザー間のトラブルに関する事実の確認および当事者への連絡</w:t>
+      </w:r>
+    </w:p>
+    <w:p>
+      <w:pPr>
+        <w:spacing w:after="60" w:before="60" w:line="300"/>
+        <w:ind w:left="737" w:hanging="340"/>
+      </w:pPr>
+      <w:r>
+        <w:rPr>
+          <w:rFonts w:ascii="Yu Mincho" w:eastAsia="Yu Mincho" w:hAnsi="Yu Mincho"/>
+          <w:color w:val="1A1A1A"/>
+          <w:sz w:val="21"/>
+          <w:szCs w:val="21"/>
+        </w:rPr>
+        <w:t xml:space="preserve">7. 問い合わせ窓口の運営</w:t>
       </w:r>
     </w:p>
     <w:p>
@@ -4814,163 +4883,18 @@
           <w:sz w:val="17"/>
           <w:szCs w:val="17"/>
         </w:rPr>
-        <w:t xml:space="preserve">&gt; 「サポート料の対価となる役務の列挙は</w:t>
-      </w:r>
-      <w:r>
-        <w:rPr>
-          <w:rFonts w:ascii="Yu Gothic" w:eastAsia="Yu Gothic" w:hAnsi="Yu Gothic"/>
-          <w:b/>
-          <w:bCs/>
-          <w:color w:val="4A4A4A"/>
-          <w:sz w:val="17"/>
-          <w:szCs w:val="17"/>
-        </w:rPr>
-        <w:t xml:space="preserve">対価の説明そのもの</w:t>
-      </w:r>
-      <w:r>
-        <w:rPr>
-          <w:rFonts w:ascii="Yu Gothic" w:eastAsia="Yu Gothic" w:hAnsi="Yu Gothic"/>
-          <w:color w:val="4A4A4A"/>
-          <w:sz w:val="17"/>
-          <w:szCs w:val="17"/>
-        </w:rPr>
-        <w:t xml:space="preserve">ですから、両書類で完全に一致させてください（規約側に追加するのが自然です）。」〕</w:t>
-      </w:r>
-    </w:p>
-    <w:p>
-      <w:pPr>
-        <w:spacing w:after="60" w:before="60" w:line="300"/>
-        <w:ind w:left="396" w:hanging="396"/>
-      </w:pPr>
-      <w:r>
-        <w:rPr>
-          <w:rFonts w:ascii="Yu Mincho" w:eastAsia="Yu Mincho" w:hAnsi="Yu Mincho"/>
-          <w:color w:val="1A1A1A"/>
-          <w:sz w:val="21"/>
-          <w:szCs w:val="21"/>
-        </w:rPr>
-        <w:t xml:space="preserve">3. あんしんサポート料は</w:t>
-      </w:r>
-      <w:r>
-        <w:rPr>
-          <w:rFonts w:ascii="Yu Mincho" w:eastAsia="Yu Mincho" w:hAnsi="Yu Mincho"/>
-          <w:b/>
-          <w:bCs/>
-          <w:color w:val="1A1A1A"/>
-          <w:sz w:val="21"/>
-          <w:szCs w:val="21"/>
-        </w:rPr>
-        <w:t xml:space="preserve">コインの購入代価ではありません</w:t>
-      </w:r>
-      <w:r>
-        <w:rPr>
-          <w:rFonts w:ascii="Yu Mincho" w:eastAsia="Yu Mincho" w:hAnsi="Yu Mincho"/>
-          <w:color w:val="1A1A1A"/>
-          <w:sz w:val="21"/>
-          <w:szCs w:val="21"/>
-        </w:rPr>
-        <w:t xml:space="preserve">。したがって、</w:t>
-      </w:r>
-      <w:r>
-        <w:rPr>
-          <w:rFonts w:ascii="Yu Mincho" w:eastAsia="Yu Mincho" w:hAnsi="Yu Mincho"/>
-          <w:b/>
-          <w:bCs/>
-          <w:color w:val="1A1A1A"/>
-          <w:sz w:val="21"/>
-          <w:szCs w:val="21"/>
-        </w:rPr>
-        <w:t xml:space="preserve">コインに変換されず、コインの残高にも加算されません</w:t>
-      </w:r>
-      <w:r>
-        <w:rPr>
-          <w:rFonts w:ascii="Yu Mincho" w:eastAsia="Yu Mincho" w:hAnsi="Yu Mincho"/>
-          <w:color w:val="1A1A1A"/>
-          <w:sz w:val="21"/>
-          <w:szCs w:val="21"/>
-        </w:rPr>
-        <w:t xml:space="preserve">。</w:t>
-      </w:r>
-    </w:p>
-    <w:p>
-      <w:pPr>
-        <w:spacing w:after="60" w:before="60" w:line="300"/>
-        <w:ind w:left="396" w:hanging="396"/>
-      </w:pPr>
-      <w:r>
-        <w:rPr>
-          <w:rFonts w:ascii="Yu Mincho" w:eastAsia="Yu Mincho" w:hAnsi="Yu Mincho"/>
-          <w:color w:val="1A1A1A"/>
-          <w:sz w:val="21"/>
-          <w:szCs w:val="21"/>
-        </w:rPr>
-        <w:t xml:space="preserve">4. 前項の役務は、</w:t>
-      </w:r>
-      <w:r>
-        <w:rPr>
-          <w:rFonts w:ascii="Yu Mincho" w:eastAsia="Yu Mincho" w:hAnsi="Yu Mincho"/>
-          <w:b/>
-          <w:bCs/>
-          <w:color w:val="1A1A1A"/>
-          <w:sz w:val="21"/>
-          <w:szCs w:val="21"/>
-        </w:rPr>
-        <w:t xml:space="preserve">購入手続の完了時点から継続的に提供される</w:t>
-      </w:r>
-      <w:r>
-        <w:rPr>
-          <w:rFonts w:ascii="Yu Mincho" w:eastAsia="Yu Mincho" w:hAnsi="Yu Mincho"/>
-          <w:color w:val="1A1A1A"/>
-          <w:sz w:val="21"/>
-          <w:szCs w:val="21"/>
-        </w:rPr>
-        <w:t xml:space="preserve">ため、その後にコインの返還（第9条のキャンセルによる返還を含みます）が生じた場合も、あんしんサポート料は返還しません。</w:t>
-      </w:r>
-    </w:p>
-    <w:p>
-      <w:pPr>
-        <w:spacing w:after="60" w:before="60" w:line="300"/>
-        <w:ind w:left="396" w:hanging="396"/>
-      </w:pPr>
-      <w:r>
-        <w:rPr>
-          <w:rFonts w:ascii="Yu Mincho" w:eastAsia="Yu Mincho" w:hAnsi="Yu Mincho"/>
-          <w:color w:val="1A1A1A"/>
-          <w:sz w:val="21"/>
-          <w:szCs w:val="21"/>
-        </w:rPr>
-        <w:t xml:space="preserve">5. </w:t>
-      </w:r>
-      <w:r>
-        <w:rPr>
-          <w:rFonts w:ascii="Yu Mincho" w:eastAsia="Yu Mincho" w:hAnsi="Yu Mincho"/>
-          <w:b/>
-          <w:bCs/>
-          <w:color w:val="1A1A1A"/>
-          <w:sz w:val="21"/>
-          <w:szCs w:val="21"/>
-        </w:rPr>
-        <w:t xml:space="preserve">前項にかかわらず、コインの購入自体が取り消される場合</w:t>
-      </w:r>
-      <w:r>
-        <w:rPr>
-          <w:rFonts w:ascii="Yu Mincho" w:eastAsia="Yu Mincho" w:hAnsi="Yu Mincho"/>
-          <w:color w:val="1A1A1A"/>
-          <w:sz w:val="21"/>
-          <w:szCs w:val="21"/>
-        </w:rPr>
-        <w:t xml:space="preserve">（決済手続の誤り、第三者による不正利用、未成年者の法定代理人の同意を欠く購入の取消しその他購入の効力が失われる場合をいいます）</w:t>
-      </w:r>
-      <w:r>
-        <w:rPr>
-          <w:rFonts w:ascii="Yu Mincho" w:eastAsia="Yu Mincho" w:hAnsi="Yu Mincho"/>
-          <w:b/>
-          <w:bCs/>
-          <w:color w:val="1A1A1A"/>
-          <w:sz w:val="21"/>
-          <w:szCs w:val="21"/>
-        </w:rPr>
-        <w:t xml:space="preserve">は、あんしんサポート料も返還します。当社の責めに帰すべき事由により本条の役務が提供されなかった場合も、同様とします。</w:t>
+        <w:t xml:space="preserve">〔※2号・5号は2026-08-04の弁護士回答（第1の3⑤）により追加。特定商取引法に基づく表記は「承認制・通報・ブロックの運用」を含んでいたのに、</w:t>
+      </w:r>
+      <w:r>
+        <w:rPr>
+          <w:rFonts w:ascii="Yu Gothic" w:eastAsia="Yu Gothic" w:hAnsi="Yu Gothic"/>
+          <w:b/>
+          <w:bCs/>
+          <w:color w:val="4A4A4A"/>
+          <w:sz w:val="17"/>
+          <w:szCs w:val="17"/>
+        </w:rPr>
+        <w:t xml:space="preserve">本項の列挙には承認制とブロックがありませんでした。</w:t>
       </w:r>
     </w:p>
     <w:p>
@@ -4992,42 +4916,163 @@
           <w:sz w:val="17"/>
           <w:szCs w:val="17"/>
         </w:rPr>
-        <w:t xml:space="preserve">〔※後段は2026-07-31の弁護士回答（論点8(d)）により追加。「例外を一切認めない不返金条項は消費者契約法8条1項・10条のリスクを高める。当社の債務不履行の場面を拾う留保を置くことは定石であり、失うものがない」との指摘によります。〕</w:t>
-      </w:r>
-    </w:p>
-    <w:p>
-      <w:pPr>
-        <w:spacing w:after="60" w:before="60" w:line="300"/>
-        <w:ind w:left="396" w:hanging="396"/>
-      </w:pPr>
-      <w:r>
-        <w:rPr>
-          <w:rFonts w:ascii="Yu Mincho" w:eastAsia="Yu Mincho" w:hAnsi="Yu Mincho"/>
-          <w:color w:val="1A1A1A"/>
-          <w:sz w:val="21"/>
-          <w:szCs w:val="21"/>
-        </w:rPr>
-        <w:t xml:space="preserve">6. 本条に定める料率および金額は、消費税を含んだ金額です。</w:t>
-      </w:r>
-    </w:p>
-    <w:p>
-      <w:pPr>
-        <w:keepNext/>
-        <w:pBdr>
-          <w:bottom w:val="single" w:color="B9B2A6" w:sz="6" w:space="4"/>
-        </w:pBdr>
-        <w:spacing w:after="140" w:before="320"/>
-      </w:pPr>
-      <w:r>
-        <w:rPr>
-          <w:rFonts w:ascii="Yu Gothic" w:eastAsia="Yu Gothic" w:hAnsi="Yu Gothic"/>
-          <w:b/>
-          <w:bCs/>
-          <w:color w:val="1A1A1A"/>
-          <w:sz w:val="24"/>
-          <w:szCs w:val="24"/>
-        </w:rPr>
-        <w:t xml:space="preserve">第8条（ピタメイト機能）</w:t>
+        <w:t xml:space="preserve">&gt; 「サポート料の対価となる役務の列挙は</w:t>
+      </w:r>
+      <w:r>
+        <w:rPr>
+          <w:rFonts w:ascii="Yu Gothic" w:eastAsia="Yu Gothic" w:hAnsi="Yu Gothic"/>
+          <w:b/>
+          <w:bCs/>
+          <w:color w:val="4A4A4A"/>
+          <w:sz w:val="17"/>
+          <w:szCs w:val="17"/>
+        </w:rPr>
+        <w:t xml:space="preserve">対価の説明そのもの</w:t>
+      </w:r>
+      <w:r>
+        <w:rPr>
+          <w:rFonts w:ascii="Yu Gothic" w:eastAsia="Yu Gothic" w:hAnsi="Yu Gothic"/>
+          <w:color w:val="4A4A4A"/>
+          <w:sz w:val="17"/>
+          <w:szCs w:val="17"/>
+        </w:rPr>
+        <w:t xml:space="preserve">ですから、両書類で完全に一致させてください（規約側に追加するのが自然です）。」〕</w:t>
+      </w:r>
+    </w:p>
+    <w:p>
+      <w:pPr>
+        <w:spacing w:after="60" w:before="60" w:line="300"/>
+        <w:ind w:left="396" w:hanging="396"/>
+      </w:pPr>
+      <w:r>
+        <w:rPr>
+          <w:rFonts w:ascii="Yu Mincho" w:eastAsia="Yu Mincho" w:hAnsi="Yu Mincho"/>
+          <w:color w:val="1A1A1A"/>
+          <w:sz w:val="21"/>
+          <w:szCs w:val="21"/>
+        </w:rPr>
+        <w:t xml:space="preserve">3. あんしんサポート料は</w:t>
+      </w:r>
+      <w:r>
+        <w:rPr>
+          <w:rFonts w:ascii="Yu Mincho" w:eastAsia="Yu Mincho" w:hAnsi="Yu Mincho"/>
+          <w:b/>
+          <w:bCs/>
+          <w:color w:val="1A1A1A"/>
+          <w:sz w:val="21"/>
+          <w:szCs w:val="21"/>
+        </w:rPr>
+        <w:t xml:space="preserve">コインの購入代価ではありません</w:t>
+      </w:r>
+      <w:r>
+        <w:rPr>
+          <w:rFonts w:ascii="Yu Mincho" w:eastAsia="Yu Mincho" w:hAnsi="Yu Mincho"/>
+          <w:color w:val="1A1A1A"/>
+          <w:sz w:val="21"/>
+          <w:szCs w:val="21"/>
+        </w:rPr>
+        <w:t xml:space="preserve">。したがって、</w:t>
+      </w:r>
+      <w:r>
+        <w:rPr>
+          <w:rFonts w:ascii="Yu Mincho" w:eastAsia="Yu Mincho" w:hAnsi="Yu Mincho"/>
+          <w:b/>
+          <w:bCs/>
+          <w:color w:val="1A1A1A"/>
+          <w:sz w:val="21"/>
+          <w:szCs w:val="21"/>
+        </w:rPr>
+        <w:t xml:space="preserve">コインに変換されず、コインの残高にも加算されません</w:t>
+      </w:r>
+      <w:r>
+        <w:rPr>
+          <w:rFonts w:ascii="Yu Mincho" w:eastAsia="Yu Mincho" w:hAnsi="Yu Mincho"/>
+          <w:color w:val="1A1A1A"/>
+          <w:sz w:val="21"/>
+          <w:szCs w:val="21"/>
+        </w:rPr>
+        <w:t xml:space="preserve">。</w:t>
+      </w:r>
+    </w:p>
+    <w:p>
+      <w:pPr>
+        <w:spacing w:after="60" w:before="60" w:line="300"/>
+        <w:ind w:left="396" w:hanging="396"/>
+      </w:pPr>
+      <w:r>
+        <w:rPr>
+          <w:rFonts w:ascii="Yu Mincho" w:eastAsia="Yu Mincho" w:hAnsi="Yu Mincho"/>
+          <w:color w:val="1A1A1A"/>
+          <w:sz w:val="21"/>
+          <w:szCs w:val="21"/>
+        </w:rPr>
+        <w:t xml:space="preserve">4. 前項の役務は、</w:t>
+      </w:r>
+      <w:r>
+        <w:rPr>
+          <w:rFonts w:ascii="Yu Mincho" w:eastAsia="Yu Mincho" w:hAnsi="Yu Mincho"/>
+          <w:b/>
+          <w:bCs/>
+          <w:color w:val="1A1A1A"/>
+          <w:sz w:val="21"/>
+          <w:szCs w:val="21"/>
+        </w:rPr>
+        <w:t xml:space="preserve">購入手続の完了時点から継続的に提供される</w:t>
+      </w:r>
+      <w:r>
+        <w:rPr>
+          <w:rFonts w:ascii="Yu Mincho" w:eastAsia="Yu Mincho" w:hAnsi="Yu Mincho"/>
+          <w:color w:val="1A1A1A"/>
+          <w:sz w:val="21"/>
+          <w:szCs w:val="21"/>
+        </w:rPr>
+        <w:t xml:space="preserve">ため、その後にコインの返還（第9条のキャンセルによる返還を含みます）が生じた場合も、あんしんサポート料は返還しません。</w:t>
+      </w:r>
+    </w:p>
+    <w:p>
+      <w:pPr>
+        <w:spacing w:after="60" w:before="60" w:line="300"/>
+        <w:ind w:left="396" w:hanging="396"/>
+      </w:pPr>
+      <w:r>
+        <w:rPr>
+          <w:rFonts w:ascii="Yu Mincho" w:eastAsia="Yu Mincho" w:hAnsi="Yu Mincho"/>
+          <w:color w:val="1A1A1A"/>
+          <w:sz w:val="21"/>
+          <w:szCs w:val="21"/>
+        </w:rPr>
+        <w:t xml:space="preserve">5. </w:t>
+      </w:r>
+      <w:r>
+        <w:rPr>
+          <w:rFonts w:ascii="Yu Mincho" w:eastAsia="Yu Mincho" w:hAnsi="Yu Mincho"/>
+          <w:b/>
+          <w:bCs/>
+          <w:color w:val="1A1A1A"/>
+          <w:sz w:val="21"/>
+          <w:szCs w:val="21"/>
+        </w:rPr>
+        <w:t xml:space="preserve">前項にかかわらず、コインの購入自体が取り消される場合</w:t>
+      </w:r>
+      <w:r>
+        <w:rPr>
+          <w:rFonts w:ascii="Yu Mincho" w:eastAsia="Yu Mincho" w:hAnsi="Yu Mincho"/>
+          <w:color w:val="1A1A1A"/>
+          <w:sz w:val="21"/>
+          <w:szCs w:val="21"/>
+        </w:rPr>
+        <w:t xml:space="preserve">（決済手続の誤り、第三者による不正利用、未成年者の法定代理人の同意を欠く購入の取消しその他購入の効力が失われる場合をいいます）</w:t>
+      </w:r>
+      <w:r>
+        <w:rPr>
+          <w:rFonts w:ascii="Yu Mincho" w:eastAsia="Yu Mincho" w:hAnsi="Yu Mincho"/>
+          <w:b/>
+          <w:bCs/>
+          <w:color w:val="1A1A1A"/>
+          <w:sz w:val="21"/>
+          <w:szCs w:val="21"/>
+        </w:rPr>
+        <w:t xml:space="preserve">は、あんしんサポート料も返還します。当社の責めに帰すべき事由により本条の役務が提供されなかった場合も、同様とします。</w:t>
       </w:r>
     </w:p>
     <w:p>
@@ -5049,323 +5094,42 @@
           <w:sz w:val="17"/>
           <w:szCs w:val="17"/>
         </w:rPr>
-        <w:t xml:space="preserve">〔※「ピタメイト」は当社独自の呼称です。一緒にゲームを遊ぶ時間を提供する役割を指し、特定の業態を想起させる一般名詞（「ホスト」「キャスト」等）を意図的に用いていません。〕</w:t>
-      </w:r>
-    </w:p>
-    <w:p>
-      <w:pPr>
-        <w:spacing w:after="60" w:before="60" w:line="300"/>
-        <w:ind w:left="396" w:hanging="396"/>
-      </w:pPr>
-      <w:r>
-        <w:rPr>
-          <w:rFonts w:ascii="Yu Mincho" w:eastAsia="Yu Mincho" w:hAnsi="Yu Mincho"/>
-          <w:color w:val="1A1A1A"/>
-          <w:sz w:val="21"/>
-          <w:szCs w:val="21"/>
-        </w:rPr>
-        <w:t xml:space="preserve">1. ユーザーは、本人確認を完了している場合に限り、任意で「ピタメイト」として登録し、一緒にゲームを遊ぶ時間を、</w:t>
-      </w:r>
-      <w:r>
-        <w:rPr>
-          <w:rFonts w:ascii="Yu Mincho" w:eastAsia="Yu Mincho" w:hAnsi="Yu Mincho"/>
-          <w:b/>
-          <w:bCs/>
-          <w:color w:val="1A1A1A"/>
-          <w:sz w:val="21"/>
-          <w:szCs w:val="21"/>
-        </w:rPr>
-        <w:t xml:space="preserve">自ら設定した</w:t>
-      </w:r>
-      <w:r>
-        <w:rPr>
-          <w:rFonts w:ascii="Yu Mincho" w:eastAsia="Yu Mincho" w:hAnsi="Yu Mincho"/>
-          <w:color w:val="1A1A1A"/>
-          <w:sz w:val="21"/>
-          <w:szCs w:val="21"/>
-        </w:rPr>
-        <w:t xml:space="preserve">時間単位のコイン数（時給レート）で提供できます。</w:t>
-      </w:r>
-      <w:r>
-        <w:rPr>
-          <w:rFonts w:ascii="Yu Mincho" w:eastAsia="Yu Mincho" w:hAnsi="Yu Mincho"/>
-          <w:b/>
-          <w:bCs/>
-          <w:color w:val="1A1A1A"/>
-          <w:sz w:val="21"/>
-          <w:szCs w:val="21"/>
-        </w:rPr>
-        <w:t xml:space="preserve">当社が定めるのは設定できる額の上限および下限のみであり、その範囲内の額はピタメイトが決定します。上限は高額化とこれに伴うトラブルの抑止を、下限は決済および運営に要する固定的な費用を下回る取引を防ぎ、著しく低い単価に伴うトラブルを抑止するための定めです。当社は、その範囲内における個々の額の決定に関与しません。</w:t>
-      </w:r>
-      <w:r>
-        <w:rPr>
-          <w:rFonts w:ascii="Yu Mincho" w:eastAsia="Yu Mincho" w:hAnsi="Yu Mincho"/>
-          <w:color w:val="1A1A1A"/>
-          <w:sz w:val="21"/>
-          <w:szCs w:val="21"/>
-        </w:rPr>
-        <w:t xml:space="preserve">ゲストは、申込みにあたり「今すぐ」または当社所定の範囲内（申込時から30分後以降、14日後まで）の</w:t>
-      </w:r>
-      <w:r>
-        <w:rPr>
-          <w:rFonts w:ascii="Yu Mincho" w:eastAsia="Yu Mincho" w:hAnsi="Yu Mincho"/>
-          <w:b/>
-          <w:bCs/>
-          <w:color w:val="1A1A1A"/>
-          <w:sz w:val="21"/>
-          <w:szCs w:val="21"/>
-        </w:rPr>
-        <w:t xml:space="preserve">開始時刻を指定</w:t>
-      </w:r>
-      <w:r>
-        <w:rPr>
-          <w:rFonts w:ascii="Yu Mincho" w:eastAsia="Yu Mincho" w:hAnsi="Yu Mincho"/>
-          <w:color w:val="1A1A1A"/>
-          <w:sz w:val="21"/>
-          <w:szCs w:val="21"/>
-        </w:rPr>
-        <w:t xml:space="preserve">できます。プレイ時間は、当社所定の単位（4時間までは30分単位、それ以降は1時間単位）で、</w:t>
-      </w:r>
-      <w:r>
-        <w:rPr>
-          <w:rFonts w:ascii="Yu Mincho" w:eastAsia="Yu Mincho" w:hAnsi="Yu Mincho"/>
-          <w:b/>
-          <w:bCs/>
-          <w:color w:val="1A1A1A"/>
-          <w:sz w:val="21"/>
-          <w:szCs w:val="21"/>
-        </w:rPr>
-        <w:t xml:space="preserve">1件あたり最長10時間</w:t>
-      </w:r>
-      <w:r>
-        <w:rPr>
-          <w:rFonts w:ascii="Yu Mincho" w:eastAsia="Yu Mincho" w:hAnsi="Yu Mincho"/>
-          <w:color w:val="1A1A1A"/>
-          <w:sz w:val="21"/>
-          <w:szCs w:val="21"/>
-        </w:rPr>
-        <w:t xml:space="preserve">まで申し込めます（さらに延ばす場合は第8条の3の延長によります）。ピタメイトは、掲載の停止および個々の予約の申込みへの諾否を自由に決定できます。予約は、ピタメイトが承諾した時点で成立します。ピタメイトが承諾しない場合または一定時間内に応答しない場合、消費されたコインはゲストに全額返還されます。</w:t>
-      </w:r>
-    </w:p>
-    <w:p>
-      <w:pPr>
-        <w:spacing w:after="60" w:before="60" w:line="300"/>
-        <w:ind w:left="396" w:hanging="396"/>
-      </w:pPr>
-      <w:r>
-        <w:rPr>
-          <w:rFonts w:ascii="Yu Mincho" w:eastAsia="Yu Mincho" w:hAnsi="Yu Mincho"/>
-          <w:color w:val="1A1A1A"/>
-          <w:sz w:val="21"/>
-          <w:szCs w:val="21"/>
-        </w:rPr>
-        <w:t xml:space="preserve">2. ピタメイトが提供するのは</w:t>
-      </w:r>
-      <w:r>
-        <w:rPr>
-          <w:rFonts w:ascii="Yu Mincho" w:eastAsia="Yu Mincho" w:hAnsi="Yu Mincho"/>
-          <w:b/>
-          <w:bCs/>
-          <w:color w:val="1A1A1A"/>
-          <w:sz w:val="21"/>
-          <w:szCs w:val="21"/>
-        </w:rPr>
-        <w:t xml:space="preserve">インターネットを通じてゲームを一緒に遊ぶ時間</w:t>
-      </w:r>
-      <w:r>
-        <w:rPr>
-          <w:rFonts w:ascii="Yu Mincho" w:eastAsia="Yu Mincho" w:hAnsi="Yu Mincho"/>
-          <w:color w:val="1A1A1A"/>
-          <w:sz w:val="21"/>
-          <w:szCs w:val="21"/>
-        </w:rPr>
-        <w:t xml:space="preserve">であり、それ以外の役務（</w:t>
-      </w:r>
-      <w:r>
-        <w:rPr>
-          <w:rFonts w:ascii="Yu Mincho" w:eastAsia="Yu Mincho" w:hAnsi="Yu Mincho"/>
-          <w:b/>
-          <w:bCs/>
-          <w:color w:val="1A1A1A"/>
-          <w:sz w:val="21"/>
-          <w:szCs w:val="21"/>
-        </w:rPr>
-        <w:t xml:space="preserve">対面での面会、飲食の提供</w:t>
-      </w:r>
-      <w:r>
-        <w:rPr>
-          <w:rFonts w:ascii="Yu Mincho" w:eastAsia="Yu Mincho" w:hAnsi="Yu Mincho"/>
-          <w:color w:val="1A1A1A"/>
-          <w:sz w:val="21"/>
-          <w:szCs w:val="21"/>
-        </w:rPr>
-        <w:t xml:space="preserve">、交際等）を提供・約束してはなりません（第5条第7号）。</w:t>
-      </w:r>
-    </w:p>
-    <w:p>
-      <w:pPr>
-        <w:spacing w:after="60" w:before="60" w:line="300"/>
-        <w:ind w:left="396" w:hanging="396"/>
-      </w:pPr>
-      <w:r>
-        <w:rPr>
-          <w:rFonts w:ascii="Yu Mincho" w:eastAsia="Yu Mincho" w:hAnsi="Yu Mincho"/>
-          <w:color w:val="1A1A1A"/>
-          <w:sz w:val="21"/>
-          <w:szCs w:val="21"/>
-        </w:rPr>
-        <w:t xml:space="preserve">3. ピタメイトとゲストの間のプレイに関する合意は、当該ユーザー間で成立します。当社はその当事者ではありません（第2条第3項）。</w:t>
-      </w:r>
-    </w:p>
-    <w:p>
-      <w:pPr>
-        <w:spacing w:after="60" w:before="60" w:line="300"/>
-        <w:ind w:left="396" w:hanging="396"/>
-      </w:pPr>
-      <w:r>
-        <w:rPr>
-          <w:rFonts w:ascii="Yu Mincho" w:eastAsia="Yu Mincho" w:hAnsi="Yu Mincho"/>
-          <w:color w:val="1A1A1A"/>
-          <w:sz w:val="21"/>
-          <w:szCs w:val="21"/>
-        </w:rPr>
-        <w:t xml:space="preserve">4. ピタメイトは、ゲストから受け取るべきプレイの対価について、</w:t>
-      </w:r>
-      <w:r>
-        <w:rPr>
-          <w:rFonts w:ascii="Yu Mincho" w:eastAsia="Yu Mincho" w:hAnsi="Yu Mincho"/>
-          <w:b/>
-          <w:bCs/>
-          <w:color w:val="1A1A1A"/>
-          <w:sz w:val="21"/>
-          <w:szCs w:val="21"/>
-        </w:rPr>
-        <w:t xml:space="preserve">その受領の権限を当社に授与</w:t>
-      </w:r>
-      <w:r>
-        <w:rPr>
-          <w:rFonts w:ascii="Yu Mincho" w:eastAsia="Yu Mincho" w:hAnsi="Yu Mincho"/>
-          <w:color w:val="1A1A1A"/>
-          <w:sz w:val="21"/>
-          <w:szCs w:val="21"/>
-        </w:rPr>
-        <w:t xml:space="preserve">します。ゲストが予約の成立時に所定のコインを消費した時点で、当該予約に係る</w:t>
-      </w:r>
-      <w:r>
-        <w:rPr>
-          <w:rFonts w:ascii="Yu Mincho" w:eastAsia="Yu Mincho" w:hAnsi="Yu Mincho"/>
-          <w:b/>
-          <w:bCs/>
-          <w:color w:val="1A1A1A"/>
-          <w:sz w:val="21"/>
-          <w:szCs w:val="21"/>
-        </w:rPr>
-        <w:t xml:space="preserve">ゲストのピタメイトに対する支払債務は消滅</w:t>
-      </w:r>
-      <w:r>
-        <w:rPr>
-          <w:rFonts w:ascii="Yu Mincho" w:eastAsia="Yu Mincho" w:hAnsi="Yu Mincho"/>
-          <w:color w:val="1A1A1A"/>
-          <w:sz w:val="21"/>
-          <w:szCs w:val="21"/>
-        </w:rPr>
-        <w:t xml:space="preserve">し、以後の対価の取扱い（報酬コインとしての確定・換金）は本規約の定めによります。</w:t>
-      </w:r>
-    </w:p>
-    <w:p>
-      <w:pPr>
-        <w:spacing w:after="60" w:before="60" w:line="300"/>
-        <w:ind w:left="396" w:hanging="396"/>
-      </w:pPr>
-      <w:r>
-        <w:rPr>
-          <w:rFonts w:ascii="Yu Mincho" w:eastAsia="Yu Mincho" w:hAnsi="Yu Mincho"/>
-          <w:color w:val="1A1A1A"/>
-          <w:sz w:val="21"/>
-          <w:szCs w:val="21"/>
-        </w:rPr>
-        <w:t xml:space="preserve">5. ピタメイトは、本サービスから得た報酬に係る税務上の申告・納税を、自己の責任と費用で行うものとします。</w:t>
-      </w:r>
-    </w:p>
-    <w:p>
-      <w:pPr>
-        <w:spacing w:after="60" w:before="60" w:line="300"/>
-        <w:ind w:left="396" w:hanging="396"/>
-      </w:pPr>
-      <w:r>
-        <w:rPr>
-          <w:rFonts w:ascii="Yu Mincho" w:eastAsia="Yu Mincho" w:hAnsi="Yu Mincho"/>
-          <w:color w:val="1A1A1A"/>
-          <w:sz w:val="21"/>
-          <w:szCs w:val="21"/>
-        </w:rPr>
-        <w:t xml:space="preserve">6. </w:t>
-      </w:r>
-      <w:r>
-        <w:rPr>
-          <w:rFonts w:ascii="Yu Mincho" w:eastAsia="Yu Mincho" w:hAnsi="Yu Mincho"/>
-          <w:b/>
-          <w:bCs/>
-          <w:color w:val="1A1A1A"/>
-          <w:sz w:val="21"/>
-          <w:szCs w:val="21"/>
-        </w:rPr>
-        <w:t xml:space="preserve">ピタメイトは、当社の従業員ではなく、当社との間に雇用関係、指揮命令関係その他これに類する関係はありません。ピタメイトは、募集する時間帯、対価の額（当社が定める範囲内において）、および個々の予約に応ずるか否かを、自らの判断で決定します。当社は、ピタメイトに対し、稼働の時間、頻度もしくは量を指示し、または義務づけることはありません。</w:t>
-      </w:r>
-    </w:p>
-    <w:p>
-      <w:pPr>
-        <w:spacing w:after="60" w:before="60" w:line="300"/>
-        <w:ind w:left="396" w:hanging="396"/>
-      </w:pPr>
-      <w:r>
-        <w:rPr>
-          <w:rFonts w:ascii="Yu Mincho" w:eastAsia="Yu Mincho" w:hAnsi="Yu Mincho"/>
-          <w:color w:val="1A1A1A"/>
-          <w:sz w:val="21"/>
-          <w:szCs w:val="21"/>
-        </w:rPr>
-        <w:t xml:space="preserve">7. ピタメイトは、</w:t>
-      </w:r>
-      <w:r>
-        <w:rPr>
-          <w:rFonts w:ascii="Yu Mincho" w:eastAsia="Yu Mincho" w:hAnsi="Yu Mincho"/>
-          <w:b/>
-          <w:bCs/>
-          <w:color w:val="1A1A1A"/>
-          <w:sz w:val="21"/>
-          <w:szCs w:val="21"/>
-        </w:rPr>
-        <w:t xml:space="preserve">法令に基づく開示の請求</w:t>
-      </w:r>
-      <w:r>
-        <w:rPr>
-          <w:rFonts w:ascii="Yu Mincho" w:eastAsia="Yu Mincho" w:hAnsi="Yu Mincho"/>
-          <w:color w:val="1A1A1A"/>
-          <w:sz w:val="21"/>
-          <w:szCs w:val="21"/>
-        </w:rPr>
-        <w:t xml:space="preserve">（取引デジタルプラットフォームを利用する消費者の利益の保護に関する法律第5条に基づく請求を含みます）を受けた場合、当社が、当該法令の定めるところに従い、</w:t>
-      </w:r>
-      <w:r>
-        <w:rPr>
-          <w:rFonts w:ascii="Yu Mincho" w:eastAsia="Yu Mincho" w:hAnsi="Yu Mincho"/>
-          <w:b/>
-          <w:bCs/>
-          <w:color w:val="1A1A1A"/>
-          <w:sz w:val="21"/>
-          <w:szCs w:val="21"/>
-        </w:rPr>
-        <w:t xml:space="preserve">当該ピタメイトの氏名、住所その他の情報を請求者に開示することがある</w:t>
-      </w:r>
-      <w:r>
-        <w:rPr>
-          <w:rFonts w:ascii="Yu Mincho" w:eastAsia="Yu Mincho" w:hAnsi="Yu Mincho"/>
-          <w:color w:val="1A1A1A"/>
-          <w:sz w:val="21"/>
-          <w:szCs w:val="21"/>
-        </w:rPr>
-        <w:t xml:space="preserve">ことに、あらかじめ同意するものとします。</w:t>
+        <w:t xml:space="preserve">〔※後段は2026-07-31の弁護士回答（論点8(d)）により追加。「例外を一切認めない不返金条項は消費者契約法8条1項・10条のリスクを高める。当社の債務不履行の場面を拾う留保を置くことは定石であり、失うものがない」との指摘によります。〕</w:t>
+      </w:r>
+    </w:p>
+    <w:p>
+      <w:pPr>
+        <w:spacing w:after="60" w:before="60" w:line="300"/>
+        <w:ind w:left="396" w:hanging="396"/>
+      </w:pPr>
+      <w:r>
+        <w:rPr>
+          <w:rFonts w:ascii="Yu Mincho" w:eastAsia="Yu Mincho" w:hAnsi="Yu Mincho"/>
+          <w:color w:val="1A1A1A"/>
+          <w:sz w:val="21"/>
+          <w:szCs w:val="21"/>
+        </w:rPr>
+        <w:t xml:space="preserve">6. 本条に定める料率および金額は、消費税を含んだ金額です。</w:t>
+      </w:r>
+    </w:p>
+    <w:p>
+      <w:pPr>
+        <w:keepNext/>
+        <w:pBdr>
+          <w:bottom w:val="single" w:color="B9B2A6" w:sz="6" w:space="4"/>
+        </w:pBdr>
+        <w:spacing w:after="140" w:before="320"/>
+      </w:pPr>
+      <w:r>
+        <w:rPr>
+          <w:rFonts w:ascii="Yu Gothic" w:eastAsia="Yu Gothic" w:hAnsi="Yu Gothic"/>
+          <w:b/>
+          <w:bCs/>
+          <w:color w:val="1A1A1A"/>
+          <w:sz w:val="24"/>
+          <w:szCs w:val="24"/>
+        </w:rPr>
+        <w:t xml:space="preserve">第8条（ピタメイト機能）</w:t>
       </w:r>
     </w:p>
     <w:p>
@@ -5387,7 +5151,323 @@
           <w:sz w:val="17"/>
           <w:szCs w:val="17"/>
         </w:rPr>
-        <w:t xml:space="preserve">〔※7項は2026-08-04の弁護士回答（第1の3⑦）により追加。</w:t>
+        <w:t xml:space="preserve">〔※「ピタメイト」は当社独自の呼称です。一緒にゲームを遊ぶ時間を提供する役割を指し、特定の業態を想起させる一般名詞（「ホスト」「キャスト」等）を意図的に用いていません。〕</w:t>
+      </w:r>
+    </w:p>
+    <w:p>
+      <w:pPr>
+        <w:spacing w:after="60" w:before="60" w:line="300"/>
+        <w:ind w:left="396" w:hanging="396"/>
+      </w:pPr>
+      <w:r>
+        <w:rPr>
+          <w:rFonts w:ascii="Yu Mincho" w:eastAsia="Yu Mincho" w:hAnsi="Yu Mincho"/>
+          <w:color w:val="1A1A1A"/>
+          <w:sz w:val="21"/>
+          <w:szCs w:val="21"/>
+        </w:rPr>
+        <w:t xml:space="preserve">1. ユーザーは、本人確認を完了している場合に限り、任意で「ピタメイト」として登録し、一緒にゲームを遊ぶ時間を、</w:t>
+      </w:r>
+      <w:r>
+        <w:rPr>
+          <w:rFonts w:ascii="Yu Mincho" w:eastAsia="Yu Mincho" w:hAnsi="Yu Mincho"/>
+          <w:b/>
+          <w:bCs/>
+          <w:color w:val="1A1A1A"/>
+          <w:sz w:val="21"/>
+          <w:szCs w:val="21"/>
+        </w:rPr>
+        <w:t xml:space="preserve">自ら設定した</w:t>
+      </w:r>
+      <w:r>
+        <w:rPr>
+          <w:rFonts w:ascii="Yu Mincho" w:eastAsia="Yu Mincho" w:hAnsi="Yu Mincho"/>
+          <w:color w:val="1A1A1A"/>
+          <w:sz w:val="21"/>
+          <w:szCs w:val="21"/>
+        </w:rPr>
+        <w:t xml:space="preserve">時間単位のコイン数（時給レート）で提供できます。</w:t>
+      </w:r>
+      <w:r>
+        <w:rPr>
+          <w:rFonts w:ascii="Yu Mincho" w:eastAsia="Yu Mincho" w:hAnsi="Yu Mincho"/>
+          <w:b/>
+          <w:bCs/>
+          <w:color w:val="1A1A1A"/>
+          <w:sz w:val="21"/>
+          <w:szCs w:val="21"/>
+        </w:rPr>
+        <w:t xml:space="preserve">当社が定めるのは設定できる額の上限および下限のみであり、その範囲内の額はピタメイトが決定します。上限は高額化とこれに伴うトラブルの抑止を、下限は決済および運営に要する固定的な費用を下回る取引を防ぎ、著しく低い単価に伴うトラブルを抑止するための定めです。当社は、その範囲内における個々の額の決定に関与しません。</w:t>
+      </w:r>
+      <w:r>
+        <w:rPr>
+          <w:rFonts w:ascii="Yu Mincho" w:eastAsia="Yu Mincho" w:hAnsi="Yu Mincho"/>
+          <w:color w:val="1A1A1A"/>
+          <w:sz w:val="21"/>
+          <w:szCs w:val="21"/>
+        </w:rPr>
+        <w:t xml:space="preserve">ゲストは、申込みにあたり「今すぐ」または当社所定の範囲内（申込時から30分後以降、14日後まで）の</w:t>
+      </w:r>
+      <w:r>
+        <w:rPr>
+          <w:rFonts w:ascii="Yu Mincho" w:eastAsia="Yu Mincho" w:hAnsi="Yu Mincho"/>
+          <w:b/>
+          <w:bCs/>
+          <w:color w:val="1A1A1A"/>
+          <w:sz w:val="21"/>
+          <w:szCs w:val="21"/>
+        </w:rPr>
+        <w:t xml:space="preserve">開始時刻を指定</w:t>
+      </w:r>
+      <w:r>
+        <w:rPr>
+          <w:rFonts w:ascii="Yu Mincho" w:eastAsia="Yu Mincho" w:hAnsi="Yu Mincho"/>
+          <w:color w:val="1A1A1A"/>
+          <w:sz w:val="21"/>
+          <w:szCs w:val="21"/>
+        </w:rPr>
+        <w:t xml:space="preserve">できます。プレイ時間は、当社所定の単位（4時間までは30分単位、それ以降は1時間単位）で、</w:t>
+      </w:r>
+      <w:r>
+        <w:rPr>
+          <w:rFonts w:ascii="Yu Mincho" w:eastAsia="Yu Mincho" w:hAnsi="Yu Mincho"/>
+          <w:b/>
+          <w:bCs/>
+          <w:color w:val="1A1A1A"/>
+          <w:sz w:val="21"/>
+          <w:szCs w:val="21"/>
+        </w:rPr>
+        <w:t xml:space="preserve">1件あたり最長10時間</w:t>
+      </w:r>
+      <w:r>
+        <w:rPr>
+          <w:rFonts w:ascii="Yu Mincho" w:eastAsia="Yu Mincho" w:hAnsi="Yu Mincho"/>
+          <w:color w:val="1A1A1A"/>
+          <w:sz w:val="21"/>
+          <w:szCs w:val="21"/>
+        </w:rPr>
+        <w:t xml:space="preserve">まで申し込めます（さらに延ばす場合は第8条の3の延長によります）。ピタメイトは、掲載の停止および個々の予約の申込みへの諾否を自由に決定できます。予約は、ピタメイトが承諾した時点で成立します。ピタメイトが承諾しない場合または一定時間内に応答しない場合、消費されたコインはゲストに全額返還されます。</w:t>
+      </w:r>
+    </w:p>
+    <w:p>
+      <w:pPr>
+        <w:spacing w:after="60" w:before="60" w:line="300"/>
+        <w:ind w:left="396" w:hanging="396"/>
+      </w:pPr>
+      <w:r>
+        <w:rPr>
+          <w:rFonts w:ascii="Yu Mincho" w:eastAsia="Yu Mincho" w:hAnsi="Yu Mincho"/>
+          <w:color w:val="1A1A1A"/>
+          <w:sz w:val="21"/>
+          <w:szCs w:val="21"/>
+        </w:rPr>
+        <w:t xml:space="preserve">2. ピタメイトが提供するのは</w:t>
+      </w:r>
+      <w:r>
+        <w:rPr>
+          <w:rFonts w:ascii="Yu Mincho" w:eastAsia="Yu Mincho" w:hAnsi="Yu Mincho"/>
+          <w:b/>
+          <w:bCs/>
+          <w:color w:val="1A1A1A"/>
+          <w:sz w:val="21"/>
+          <w:szCs w:val="21"/>
+        </w:rPr>
+        <w:t xml:space="preserve">インターネットを通じてゲームを一緒に遊ぶ時間</w:t>
+      </w:r>
+      <w:r>
+        <w:rPr>
+          <w:rFonts w:ascii="Yu Mincho" w:eastAsia="Yu Mincho" w:hAnsi="Yu Mincho"/>
+          <w:color w:val="1A1A1A"/>
+          <w:sz w:val="21"/>
+          <w:szCs w:val="21"/>
+        </w:rPr>
+        <w:t xml:space="preserve">であり、それ以外の役務（</w:t>
+      </w:r>
+      <w:r>
+        <w:rPr>
+          <w:rFonts w:ascii="Yu Mincho" w:eastAsia="Yu Mincho" w:hAnsi="Yu Mincho"/>
+          <w:b/>
+          <w:bCs/>
+          <w:color w:val="1A1A1A"/>
+          <w:sz w:val="21"/>
+          <w:szCs w:val="21"/>
+        </w:rPr>
+        <w:t xml:space="preserve">対面での面会、飲食の提供</w:t>
+      </w:r>
+      <w:r>
+        <w:rPr>
+          <w:rFonts w:ascii="Yu Mincho" w:eastAsia="Yu Mincho" w:hAnsi="Yu Mincho"/>
+          <w:color w:val="1A1A1A"/>
+          <w:sz w:val="21"/>
+          <w:szCs w:val="21"/>
+        </w:rPr>
+        <w:t xml:space="preserve">、交際等）を提供・約束してはなりません（第5条第7号）。</w:t>
+      </w:r>
+    </w:p>
+    <w:p>
+      <w:pPr>
+        <w:spacing w:after="60" w:before="60" w:line="300"/>
+        <w:ind w:left="396" w:hanging="396"/>
+      </w:pPr>
+      <w:r>
+        <w:rPr>
+          <w:rFonts w:ascii="Yu Mincho" w:eastAsia="Yu Mincho" w:hAnsi="Yu Mincho"/>
+          <w:color w:val="1A1A1A"/>
+          <w:sz w:val="21"/>
+          <w:szCs w:val="21"/>
+        </w:rPr>
+        <w:t xml:space="preserve">3. ピタメイトとゲストの間のプレイに関する合意は、当該ユーザー間で成立します。当社はその当事者ではありません（第2条第3項）。</w:t>
+      </w:r>
+    </w:p>
+    <w:p>
+      <w:pPr>
+        <w:spacing w:after="60" w:before="60" w:line="300"/>
+        <w:ind w:left="396" w:hanging="396"/>
+      </w:pPr>
+      <w:r>
+        <w:rPr>
+          <w:rFonts w:ascii="Yu Mincho" w:eastAsia="Yu Mincho" w:hAnsi="Yu Mincho"/>
+          <w:color w:val="1A1A1A"/>
+          <w:sz w:val="21"/>
+          <w:szCs w:val="21"/>
+        </w:rPr>
+        <w:t xml:space="preserve">4. ピタメイトは、ゲストから受け取るべきプレイの対価について、</w:t>
+      </w:r>
+      <w:r>
+        <w:rPr>
+          <w:rFonts w:ascii="Yu Mincho" w:eastAsia="Yu Mincho" w:hAnsi="Yu Mincho"/>
+          <w:b/>
+          <w:bCs/>
+          <w:color w:val="1A1A1A"/>
+          <w:sz w:val="21"/>
+          <w:szCs w:val="21"/>
+        </w:rPr>
+        <w:t xml:space="preserve">その受領の権限を当社に授与</w:t>
+      </w:r>
+      <w:r>
+        <w:rPr>
+          <w:rFonts w:ascii="Yu Mincho" w:eastAsia="Yu Mincho" w:hAnsi="Yu Mincho"/>
+          <w:color w:val="1A1A1A"/>
+          <w:sz w:val="21"/>
+          <w:szCs w:val="21"/>
+        </w:rPr>
+        <w:t xml:space="preserve">します。ゲストが予約の成立時に所定のコインを消費した時点で、当該予約に係る</w:t>
+      </w:r>
+      <w:r>
+        <w:rPr>
+          <w:rFonts w:ascii="Yu Mincho" w:eastAsia="Yu Mincho" w:hAnsi="Yu Mincho"/>
+          <w:b/>
+          <w:bCs/>
+          <w:color w:val="1A1A1A"/>
+          <w:sz w:val="21"/>
+          <w:szCs w:val="21"/>
+        </w:rPr>
+        <w:t xml:space="preserve">ゲストのピタメイトに対する支払債務は消滅</w:t>
+      </w:r>
+      <w:r>
+        <w:rPr>
+          <w:rFonts w:ascii="Yu Mincho" w:eastAsia="Yu Mincho" w:hAnsi="Yu Mincho"/>
+          <w:color w:val="1A1A1A"/>
+          <w:sz w:val="21"/>
+          <w:szCs w:val="21"/>
+        </w:rPr>
+        <w:t xml:space="preserve">し、以後の対価の取扱い（報酬コインとしての確定・換金）は本規約の定めによります。</w:t>
+      </w:r>
+    </w:p>
+    <w:p>
+      <w:pPr>
+        <w:spacing w:after="60" w:before="60" w:line="300"/>
+        <w:ind w:left="396" w:hanging="396"/>
+      </w:pPr>
+      <w:r>
+        <w:rPr>
+          <w:rFonts w:ascii="Yu Mincho" w:eastAsia="Yu Mincho" w:hAnsi="Yu Mincho"/>
+          <w:color w:val="1A1A1A"/>
+          <w:sz w:val="21"/>
+          <w:szCs w:val="21"/>
+        </w:rPr>
+        <w:t xml:space="preserve">5. ピタメイトは、本サービスから得た報酬に係る税務上の申告・納税を、自己の責任と費用で行うものとします。</w:t>
+      </w:r>
+    </w:p>
+    <w:p>
+      <w:pPr>
+        <w:spacing w:after="60" w:before="60" w:line="300"/>
+        <w:ind w:left="396" w:hanging="396"/>
+      </w:pPr>
+      <w:r>
+        <w:rPr>
+          <w:rFonts w:ascii="Yu Mincho" w:eastAsia="Yu Mincho" w:hAnsi="Yu Mincho"/>
+          <w:color w:val="1A1A1A"/>
+          <w:sz w:val="21"/>
+          <w:szCs w:val="21"/>
+        </w:rPr>
+        <w:t xml:space="preserve">6. </w:t>
+      </w:r>
+      <w:r>
+        <w:rPr>
+          <w:rFonts w:ascii="Yu Mincho" w:eastAsia="Yu Mincho" w:hAnsi="Yu Mincho"/>
+          <w:b/>
+          <w:bCs/>
+          <w:color w:val="1A1A1A"/>
+          <w:sz w:val="21"/>
+          <w:szCs w:val="21"/>
+        </w:rPr>
+        <w:t xml:space="preserve">ピタメイトは、当社の従業員ではなく、当社との間に雇用関係、指揮命令関係その他これに類する関係はありません。ピタメイトは、募集する時間帯、対価の額（当社が定める範囲内において）、および個々の予約に応ずるか否かを、自らの判断で決定します。当社は、ピタメイトに対し、稼働の時間、頻度もしくは量を指示し、または義務づけることはありません。</w:t>
+      </w:r>
+    </w:p>
+    <w:p>
+      <w:pPr>
+        <w:spacing w:after="60" w:before="60" w:line="300"/>
+        <w:ind w:left="396" w:hanging="396"/>
+      </w:pPr>
+      <w:r>
+        <w:rPr>
+          <w:rFonts w:ascii="Yu Mincho" w:eastAsia="Yu Mincho" w:hAnsi="Yu Mincho"/>
+          <w:color w:val="1A1A1A"/>
+          <w:sz w:val="21"/>
+          <w:szCs w:val="21"/>
+        </w:rPr>
+        <w:t xml:space="preserve">7. ピタメイトは、</w:t>
+      </w:r>
+      <w:r>
+        <w:rPr>
+          <w:rFonts w:ascii="Yu Mincho" w:eastAsia="Yu Mincho" w:hAnsi="Yu Mincho"/>
+          <w:b/>
+          <w:bCs/>
+          <w:color w:val="1A1A1A"/>
+          <w:sz w:val="21"/>
+          <w:szCs w:val="21"/>
+        </w:rPr>
+        <w:t xml:space="preserve">法令に基づく開示の請求</w:t>
+      </w:r>
+      <w:r>
+        <w:rPr>
+          <w:rFonts w:ascii="Yu Mincho" w:eastAsia="Yu Mincho" w:hAnsi="Yu Mincho"/>
+          <w:color w:val="1A1A1A"/>
+          <w:sz w:val="21"/>
+          <w:szCs w:val="21"/>
+        </w:rPr>
+        <w:t xml:space="preserve">（取引デジタルプラットフォームを利用する消費者の利益の保護に関する法律第5条に基づく請求を含みます）を受けた場合、当社が、当該法令の定めるところに従い、</w:t>
+      </w:r>
+      <w:r>
+        <w:rPr>
+          <w:rFonts w:ascii="Yu Mincho" w:eastAsia="Yu Mincho" w:hAnsi="Yu Mincho"/>
+          <w:b/>
+          <w:bCs/>
+          <w:color w:val="1A1A1A"/>
+          <w:sz w:val="21"/>
+          <w:szCs w:val="21"/>
+        </w:rPr>
+        <w:t xml:space="preserve">当該ピタメイトの氏名、住所その他の情報を請求者に開示することがある</w:t>
+      </w:r>
+      <w:r>
+        <w:rPr>
+          <w:rFonts w:ascii="Yu Mincho" w:eastAsia="Yu Mincho" w:hAnsi="Yu Mincho"/>
+          <w:color w:val="1A1A1A"/>
+          <w:sz w:val="21"/>
+          <w:szCs w:val="21"/>
+        </w:rPr>
+        <w:t xml:space="preserve">ことに、あらかじめ同意するものとします。</w:t>
       </w:r>
     </w:p>
     <w:p>
@@ -5409,87 +5489,7 @@
           <w:sz w:val="17"/>
           <w:szCs w:val="17"/>
         </w:rPr>
-        <w:t xml:space="preserve">&gt; 「反復継続して有償役務を提供するピタメイトは、</w:t>
-      </w:r>
-      <w:r>
-        <w:rPr>
-          <w:rFonts w:ascii="Yu Gothic" w:eastAsia="Yu Gothic" w:hAnsi="Yu Gothic"/>
-          <w:b/>
-          <w:bCs/>
-          <w:color w:val="4A4A4A"/>
-          <w:sz w:val="17"/>
-          <w:szCs w:val="17"/>
-        </w:rPr>
-        <w:t xml:space="preserve">取引デジタルプラットフォーム消費者保護法上の『販売業者等』に該当し得ます</w:t>
-      </w:r>
-      <w:r>
-        <w:rPr>
-          <w:rFonts w:ascii="Yu Gothic" w:eastAsia="Yu Gothic" w:hAnsi="Yu Gothic"/>
-          <w:color w:val="4A4A4A"/>
-          <w:sz w:val="17"/>
-          <w:szCs w:val="17"/>
-        </w:rPr>
-        <w:t xml:space="preserve">。その場合、当社は同法の取引DPF提供者として、</w:t>
-      </w:r>
-      <w:r>
-        <w:rPr>
-          <w:rFonts w:ascii="Yu Gothic" w:eastAsia="Yu Gothic" w:hAnsi="Yu Gothic"/>
-          <w:b/>
-          <w:bCs/>
-          <w:color w:val="4A4A4A"/>
-          <w:sz w:val="17"/>
-          <w:szCs w:val="17"/>
-        </w:rPr>
-        <w:t xml:space="preserve">苦情処理体制等の努力義務（3条）</w:t>
-      </w:r>
-      <w:r>
-        <w:rPr>
-          <w:rFonts w:ascii="Yu Gothic" w:eastAsia="Yu Gothic" w:hAnsi="Yu Gothic"/>
-          <w:color w:val="4A4A4A"/>
-          <w:sz w:val="17"/>
-          <w:szCs w:val="17"/>
-        </w:rPr>
-        <w:t xml:space="preserve">と、</w:t>
-      </w:r>
-      <w:r>
-        <w:rPr>
-          <w:rFonts w:ascii="Yu Gothic" w:eastAsia="Yu Gothic" w:hAnsi="Yu Gothic"/>
-          <w:b/>
-          <w:bCs/>
-          <w:color w:val="4A4A4A"/>
-          <w:sz w:val="17"/>
-          <w:szCs w:val="17"/>
-        </w:rPr>
-        <w:t xml:space="preserve">消費者からの販売業者情報の開示請求制度（5条）</w:t>
-      </w:r>
-      <w:r>
-        <w:rPr>
-          <w:rFonts w:ascii="Yu Gothic" w:eastAsia="Yu Gothic" w:hAnsi="Yu Gothic"/>
-          <w:color w:val="4A4A4A"/>
-          <w:sz w:val="17"/>
-          <w:szCs w:val="17"/>
-        </w:rPr>
-        <w:t xml:space="preserve">への対応が問題になります。規約の条項としては、ピタメイト向けに『法令に基づく開示請求があった場合に氏名等を開示することがある』旨の同意を第8条に一文置き、あわせて</w:t>
-      </w:r>
-      <w:r>
-        <w:rPr>
-          <w:rFonts w:ascii="Yu Gothic" w:eastAsia="Yu Gothic" w:hAnsi="Yu Gothic"/>
-          <w:b/>
-          <w:bCs/>
-          <w:color w:val="4A4A4A"/>
-          <w:sz w:val="17"/>
-          <w:szCs w:val="17"/>
-        </w:rPr>
-        <w:t xml:space="preserve">開示請求への社内対応手順</w:t>
-      </w:r>
-      <w:r>
-        <w:rPr>
-          <w:rFonts w:ascii="Yu Gothic" w:eastAsia="Yu Gothic" w:hAnsi="Yu Gothic"/>
-          <w:color w:val="4A4A4A"/>
-          <w:sz w:val="17"/>
-          <w:szCs w:val="17"/>
-        </w:rPr>
-        <w:t xml:space="preserve">を用意しておくことを推奨します。」</w:t>
+        <w:t xml:space="preserve">〔※7項は2026-08-04の弁護士回答（第1の3⑦）により追加。</w:t>
       </w:r>
     </w:p>
     <w:p>
@@ -5511,45 +5511,87 @@
           <w:sz w:val="17"/>
           <w:szCs w:val="17"/>
         </w:rPr>
-        <w:t xml:space="preserve">対応手順は </w:t>
-      </w:r>
-      <w:r>
-        <w:rPr>
-          <w:rFonts w:ascii="Consolas" w:eastAsia="Yu Gothic" w:hAnsi="Consolas"/>
-          <w:color w:val="4A4A4A"/>
-          <w:sz w:val="15"/>
-          <w:szCs w:val="15"/>
-        </w:rPr>
-        <w:t xml:space="preserve">docs/dpf-disclosure-request.md</w:t>
-      </w:r>
-      <w:r>
-        <w:rPr>
-          <w:rFonts w:ascii="Yu Gothic" w:eastAsia="Yu Gothic" w:hAnsi="Yu Gothic"/>
-          <w:color w:val="4A4A4A"/>
-          <w:sz w:val="17"/>
-          <w:szCs w:val="17"/>
-        </w:rPr>
-        <w:t xml:space="preserve">。〕</w:t>
-      </w:r>
-    </w:p>
-    <w:p>
-      <w:pPr>
-        <w:keepNext/>
-        <w:pBdr>
-          <w:bottom w:val="single" w:color="B9B2A6" w:sz="6" w:space="4"/>
-        </w:pBdr>
-        <w:spacing w:after="140" w:before="320"/>
-      </w:pPr>
-      <w:r>
-        <w:rPr>
-          <w:rFonts w:ascii="Yu Gothic" w:eastAsia="Yu Gothic" w:hAnsi="Yu Gothic"/>
-          <w:b/>
-          <w:bCs/>
-          <w:color w:val="1A1A1A"/>
-          <w:sz w:val="24"/>
-          <w:szCs w:val="24"/>
-        </w:rPr>
-        <w:t xml:space="preserve">第8条の2（プラットフォーム利用料）</w:t>
+        <w:t xml:space="preserve">&gt; 「反復継続して有償役務を提供するピタメイトは、</w:t>
+      </w:r>
+      <w:r>
+        <w:rPr>
+          <w:rFonts w:ascii="Yu Gothic" w:eastAsia="Yu Gothic" w:hAnsi="Yu Gothic"/>
+          <w:b/>
+          <w:bCs/>
+          <w:color w:val="4A4A4A"/>
+          <w:sz w:val="17"/>
+          <w:szCs w:val="17"/>
+        </w:rPr>
+        <w:t xml:space="preserve">取引デジタルプラットフォーム消費者保護法上の『販売業者等』に該当し得ます</w:t>
+      </w:r>
+      <w:r>
+        <w:rPr>
+          <w:rFonts w:ascii="Yu Gothic" w:eastAsia="Yu Gothic" w:hAnsi="Yu Gothic"/>
+          <w:color w:val="4A4A4A"/>
+          <w:sz w:val="17"/>
+          <w:szCs w:val="17"/>
+        </w:rPr>
+        <w:t xml:space="preserve">。その場合、当社は同法の取引DPF提供者として、</w:t>
+      </w:r>
+      <w:r>
+        <w:rPr>
+          <w:rFonts w:ascii="Yu Gothic" w:eastAsia="Yu Gothic" w:hAnsi="Yu Gothic"/>
+          <w:b/>
+          <w:bCs/>
+          <w:color w:val="4A4A4A"/>
+          <w:sz w:val="17"/>
+          <w:szCs w:val="17"/>
+        </w:rPr>
+        <w:t xml:space="preserve">苦情処理体制等の努力義務（3条）</w:t>
+      </w:r>
+      <w:r>
+        <w:rPr>
+          <w:rFonts w:ascii="Yu Gothic" w:eastAsia="Yu Gothic" w:hAnsi="Yu Gothic"/>
+          <w:color w:val="4A4A4A"/>
+          <w:sz w:val="17"/>
+          <w:szCs w:val="17"/>
+        </w:rPr>
+        <w:t xml:space="preserve">と、</w:t>
+      </w:r>
+      <w:r>
+        <w:rPr>
+          <w:rFonts w:ascii="Yu Gothic" w:eastAsia="Yu Gothic" w:hAnsi="Yu Gothic"/>
+          <w:b/>
+          <w:bCs/>
+          <w:color w:val="4A4A4A"/>
+          <w:sz w:val="17"/>
+          <w:szCs w:val="17"/>
+        </w:rPr>
+        <w:t xml:space="preserve">消費者からの販売業者情報の開示請求制度（5条）</w:t>
+      </w:r>
+      <w:r>
+        <w:rPr>
+          <w:rFonts w:ascii="Yu Gothic" w:eastAsia="Yu Gothic" w:hAnsi="Yu Gothic"/>
+          <w:color w:val="4A4A4A"/>
+          <w:sz w:val="17"/>
+          <w:szCs w:val="17"/>
+        </w:rPr>
+        <w:t xml:space="preserve">への対応が問題になります。規約の条項としては、ピタメイト向けに『法令に基づく開示請求があった場合に氏名等を開示することがある』旨の同意を第8条に一文置き、あわせて</w:t>
+      </w:r>
+      <w:r>
+        <w:rPr>
+          <w:rFonts w:ascii="Yu Gothic" w:eastAsia="Yu Gothic" w:hAnsi="Yu Gothic"/>
+          <w:b/>
+          <w:bCs/>
+          <w:color w:val="4A4A4A"/>
+          <w:sz w:val="17"/>
+          <w:szCs w:val="17"/>
+        </w:rPr>
+        <w:t xml:space="preserve">開示請求への社内対応手順</w:t>
+      </w:r>
+      <w:r>
+        <w:rPr>
+          <w:rFonts w:ascii="Yu Gothic" w:eastAsia="Yu Gothic" w:hAnsi="Yu Gothic"/>
+          <w:color w:val="4A4A4A"/>
+          <w:sz w:val="17"/>
+          <w:szCs w:val="17"/>
+        </w:rPr>
+        <w:t xml:space="preserve">を用意しておくことを推奨します。」</w:t>
       </w:r>
     </w:p>
     <w:p>
@@ -5571,7 +5613,45 @@
           <w:sz w:val="17"/>
           <w:szCs w:val="17"/>
         </w:rPr>
-        <w:t xml:space="preserve">〔※ピタメイトの対価から控除する手数料の定めです。条番号は枝番にしています。第7条・第8条に項を追加すると、弁護士査読中の修正案（受領権限授与の補強等）と番号がぶつかるためです。</w:t>
+        <w:t xml:space="preserve">対応手順は </w:t>
+      </w:r>
+      <w:r>
+        <w:rPr>
+          <w:rFonts w:ascii="Consolas" w:eastAsia="Yu Gothic" w:hAnsi="Consolas"/>
+          <w:color w:val="4A4A4A"/>
+          <w:sz w:val="15"/>
+          <w:szCs w:val="15"/>
+        </w:rPr>
+        <w:t xml:space="preserve">docs/dpf-disclosure-request.md</w:t>
+      </w:r>
+      <w:r>
+        <w:rPr>
+          <w:rFonts w:ascii="Yu Gothic" w:eastAsia="Yu Gothic" w:hAnsi="Yu Gothic"/>
+          <w:color w:val="4A4A4A"/>
+          <w:sz w:val="17"/>
+          <w:szCs w:val="17"/>
+        </w:rPr>
+        <w:t xml:space="preserve">。〕</w:t>
+      </w:r>
+    </w:p>
+    <w:p>
+      <w:pPr>
+        <w:keepNext/>
+        <w:pBdr>
+          <w:bottom w:val="single" w:color="B9B2A6" w:sz="6" w:space="4"/>
+        </w:pBdr>
+        <w:spacing w:after="140" w:before="320"/>
+      </w:pPr>
+      <w:r>
+        <w:rPr>
+          <w:rFonts w:ascii="Yu Gothic" w:eastAsia="Yu Gothic" w:hAnsi="Yu Gothic"/>
+          <w:b/>
+          <w:bCs/>
+          <w:color w:val="1A1A1A"/>
+          <w:sz w:val="24"/>
+          <w:szCs w:val="24"/>
+        </w:rPr>
+        <w:t xml:space="preserve">第8条の2（プラットフォーム利用料）</w:t>
       </w:r>
     </w:p>
     <w:p>
@@ -5593,356 +5673,7 @@
           <w:sz w:val="17"/>
           <w:szCs w:val="17"/>
         </w:rPr>
-        <w:t xml:space="preserve">2026-07-30 の弁護士回答（Q22）を反映して改訂しました。要点は3つです。</w:t>
-      </w:r>
-      <w:r>
-        <w:rPr>
-          <w:rFonts w:ascii="Yu Gothic" w:eastAsia="Yu Gothic" w:hAnsi="Yu Gothic"/>
-          <w:b/>
-          <w:bCs/>
-          <w:color w:val="4A4A4A"/>
-          <w:sz w:val="17"/>
-          <w:szCs w:val="17"/>
-        </w:rPr>
-        <w:t xml:space="preserve">(a)</w:t>
-      </w:r>
-      <w:r>
-        <w:rPr>
-          <w:rFonts w:ascii="Yu Gothic" w:eastAsia="Yu Gothic" w:hAnsi="Yu Gothic"/>
-          <w:color w:val="4A4A4A"/>
-          <w:sz w:val="17"/>
-          <w:szCs w:val="17"/>
-        </w:rPr>
-        <w:t xml:space="preserve"> 可変性の高い</w:t>
-      </w:r>
-      <w:r>
-        <w:rPr>
-          <w:rFonts w:ascii="Yu Gothic" w:eastAsia="Yu Gothic" w:hAnsi="Yu Gothic"/>
-          <w:b/>
-          <w:bCs/>
-          <w:color w:val="4A4A4A"/>
-          <w:sz w:val="17"/>
-          <w:szCs w:val="17"/>
-        </w:rPr>
-        <w:t xml:space="preserve">料率の表は本文から外出し</w:t>
-      </w:r>
-      <w:r>
-        <w:rPr>
-          <w:rFonts w:ascii="Yu Gothic" w:eastAsia="Yu Gothic" w:hAnsi="Yu Gothic"/>
-          <w:color w:val="4A4A4A"/>
-          <w:sz w:val="17"/>
-          <w:szCs w:val="17"/>
-        </w:rPr>
-        <w:t xml:space="preserve">（本サービス上の表示に委ねる）。ただし外出しの条件として「①本サービス上に表示②変更は30日前に通知③</w:t>
-      </w:r>
-      <w:r>
-        <w:rPr>
-          <w:rFonts w:ascii="Yu Gothic" w:eastAsia="Yu Gothic" w:hAnsi="Yu Gothic"/>
-          <w:b/>
-          <w:bCs/>
-          <w:color w:val="4A4A4A"/>
-          <w:sz w:val="17"/>
-          <w:szCs w:val="17"/>
-        </w:rPr>
-        <w:t xml:space="preserve">変更前に成立した予約には旧料率を適用</w:t>
-      </w:r>
-      <w:r>
-        <w:rPr>
-          <w:rFonts w:ascii="Yu Gothic" w:eastAsia="Yu Gothic" w:hAnsi="Yu Gothic"/>
-          <w:color w:val="4A4A4A"/>
-          <w:sz w:val="17"/>
-          <w:szCs w:val="17"/>
-        </w:rPr>
-        <w:t xml:space="preserve">」の3点を本文に置くこと。③がないと遡及適用の問題になる。</w:t>
-      </w:r>
-      <w:r>
-        <w:rPr>
-          <w:rFonts w:ascii="Yu Gothic" w:eastAsia="Yu Gothic" w:hAnsi="Yu Gothic"/>
-          <w:b/>
-          <w:bCs/>
-          <w:color w:val="4A4A4A"/>
-          <w:sz w:val="17"/>
-          <w:szCs w:val="17"/>
-        </w:rPr>
-        <w:t xml:space="preserve">(c)</w:t>
-      </w:r>
-      <w:r>
-        <w:rPr>
-          <w:rFonts w:ascii="Yu Gothic" w:eastAsia="Yu Gothic" w:hAnsi="Yu Gothic"/>
-          <w:color w:val="4A4A4A"/>
-          <w:sz w:val="17"/>
-          <w:szCs w:val="17"/>
-        </w:rPr>
-        <w:t xml:space="preserve"> 「受領した対価から控除する」と書くと</w:t>
-      </w:r>
-      <w:r>
-        <w:rPr>
-          <w:rFonts w:ascii="Yu Gothic" w:eastAsia="Yu Gothic" w:hAnsi="Yu Gothic"/>
-          <w:b/>
-          <w:bCs/>
-          <w:color w:val="4A4A4A"/>
-          <w:sz w:val="17"/>
-          <w:szCs w:val="17"/>
-        </w:rPr>
-        <w:t xml:space="preserve">当社が対価の一部を自己のものとして取得する外観</w:t>
-      </w:r>
-      <w:r>
-        <w:rPr>
-          <w:rFonts w:ascii="Yu Gothic" w:eastAsia="Yu Gothic" w:hAnsi="Yu Gothic"/>
-          <w:color w:val="4A4A4A"/>
-          <w:sz w:val="17"/>
-          <w:szCs w:val="17"/>
-        </w:rPr>
-        <w:t xml:space="preserve">になり、収納代行性（第8条4項）を弱める。そのため</w:t>
-      </w:r>
-      <w:r>
-        <w:rPr>
-          <w:rFonts w:ascii="Yu Gothic" w:eastAsia="Yu Gothic" w:hAnsi="Yu Gothic"/>
-          <w:b/>
-          <w:bCs/>
-          <w:color w:val="4A4A4A"/>
-          <w:sz w:val="17"/>
-          <w:szCs w:val="17"/>
-        </w:rPr>
-        <w:t xml:space="preserve">相殺構成</w:t>
-      </w:r>
-      <w:r>
-        <w:rPr>
-          <w:rFonts w:ascii="Yu Gothic" w:eastAsia="Yu Gothic" w:hAnsi="Yu Gothic"/>
-          <w:color w:val="4A4A4A"/>
-          <w:sz w:val="17"/>
-          <w:szCs w:val="17"/>
-        </w:rPr>
-        <w:t xml:space="preserve">に改めた（全額を引き渡す債務と、利用料債務とを相殺し、差額を報酬コインとして確定する）。これにより「全額を預かって引き渡す」構造が条文上維持される。〕</w:t>
-      </w:r>
-    </w:p>
-    <w:p>
-      <w:pPr>
-        <w:spacing w:after="60" w:before="60" w:line="300"/>
-        <w:ind w:left="396" w:hanging="396"/>
-      </w:pPr>
-      <w:r>
-        <w:rPr>
-          <w:rFonts w:ascii="Yu Mincho" w:eastAsia="Yu Mincho" w:hAnsi="Yu Mincho"/>
-          <w:color w:val="1A1A1A"/>
-          <w:sz w:val="21"/>
-          <w:szCs w:val="21"/>
-        </w:rPr>
-        <w:t xml:space="preserve">1. ピタメイトは、当社に対し、本サービスの提供（場の提供、集客、決済、安全確保等）の対価として</w:t>
-      </w:r>
-      <w:r>
-        <w:rPr>
-          <w:rFonts w:ascii="Yu Mincho" w:eastAsia="Yu Mincho" w:hAnsi="Yu Mincho"/>
-          <w:b/>
-          <w:bCs/>
-          <w:color w:val="1A1A1A"/>
-          <w:sz w:val="21"/>
-          <w:szCs w:val="21"/>
-        </w:rPr>
-        <w:t xml:space="preserve">プラットフォーム利用料</w:t>
-      </w:r>
-      <w:r>
-        <w:rPr>
-          <w:rFonts w:ascii="Yu Mincho" w:eastAsia="Yu Mincho" w:hAnsi="Yu Mincho"/>
-          <w:color w:val="1A1A1A"/>
-          <w:sz w:val="21"/>
-          <w:szCs w:val="21"/>
-        </w:rPr>
-        <w:t xml:space="preserve">（以下「利用料」といいます）を支払うものとします。</w:t>
-      </w:r>
-    </w:p>
-    <w:p>
-      <w:pPr>
-        <w:spacing w:after="60" w:before="60" w:line="300"/>
-        <w:ind w:left="396" w:hanging="396"/>
-      </w:pPr>
-      <w:r>
-        <w:rPr>
-          <w:rFonts w:ascii="Yu Mincho" w:eastAsia="Yu Mincho" w:hAnsi="Yu Mincho"/>
-          <w:color w:val="1A1A1A"/>
-          <w:sz w:val="21"/>
-          <w:szCs w:val="21"/>
-        </w:rPr>
-        <w:t xml:space="preserve">2. </w:t>
-      </w:r>
-      <w:r>
-        <w:rPr>
-          <w:rFonts w:ascii="Yu Mincho" w:eastAsia="Yu Mincho" w:hAnsi="Yu Mincho"/>
-          <w:b/>
-          <w:bCs/>
-          <w:color w:val="1A1A1A"/>
-          <w:sz w:val="21"/>
-          <w:szCs w:val="21"/>
-        </w:rPr>
-        <w:t xml:space="preserve">当社が第8条第4項の受領権限に基づき受領した対価の全額をピタメイトに引き渡す債務と、ピタメイトが当社に対して負う前項の利用料の支払債務とは、これを相殺します。</w:t>
-      </w:r>
-      <w:r>
-        <w:rPr>
-          <w:rFonts w:ascii="Yu Mincho" w:eastAsia="Yu Mincho" w:hAnsi="Yu Mincho"/>
-          <w:color w:val="1A1A1A"/>
-          <w:sz w:val="21"/>
-          <w:szCs w:val="21"/>
-        </w:rPr>
-        <w:t xml:space="preserve"> 相殺後の残額が報酬コイン（第7条6項）としてピタメイトに確定します。</w:t>
-      </w:r>
-    </w:p>
-    <w:p>
-      <w:pPr>
-        <w:spacing w:after="60" w:before="60" w:line="300"/>
-        <w:ind w:left="396" w:hanging="396"/>
-      </w:pPr>
-      <w:r>
-        <w:rPr>
-          <w:rFonts w:ascii="Yu Mincho" w:eastAsia="Yu Mincho" w:hAnsi="Yu Mincho"/>
-          <w:color w:val="1A1A1A"/>
-          <w:sz w:val="21"/>
-          <w:szCs w:val="21"/>
-        </w:rPr>
-        <w:t xml:space="preserve">3. 利用料の率は、予約（第8条）についてはその月にピタメイトが得た予約の対価の累計額に応じた段階制とし、ありがとうギフト（第7条の2）については一律の率とします。</w:t>
-      </w:r>
-      <w:r>
-        <w:rPr>
-          <w:rFonts w:ascii="Yu Mincho" w:eastAsia="Yu Mincho" w:hAnsi="Yu Mincho"/>
-          <w:b/>
-          <w:bCs/>
-          <w:color w:val="1A1A1A"/>
-          <w:sz w:val="21"/>
-          <w:szCs w:val="21"/>
-        </w:rPr>
-        <w:t xml:space="preserve">具体的な率は本サービス上に表示します。</w:t>
-      </w:r>
-    </w:p>
-    <w:p>
-      <w:pPr>
-        <w:spacing w:after="60" w:before="60" w:line="300"/>
-        <w:ind w:left="396" w:hanging="396"/>
-      </w:pPr>
-      <w:r>
-        <w:rPr>
-          <w:rFonts w:ascii="Yu Mincho" w:eastAsia="Yu Mincho" w:hAnsi="Yu Mincho"/>
-          <w:color w:val="1A1A1A"/>
-          <w:sz w:val="21"/>
-          <w:szCs w:val="21"/>
-        </w:rPr>
-        <w:t xml:space="preserve">3の2. </w:t>
-      </w:r>
-      <w:r>
-        <w:rPr>
-          <w:rFonts w:ascii="Yu Mincho" w:eastAsia="Yu Mincho" w:hAnsi="Yu Mincho"/>
-          <w:b/>
-          <w:bCs/>
-          <w:color w:val="1A1A1A"/>
-          <w:sz w:val="21"/>
-          <w:szCs w:val="21"/>
-        </w:rPr>
-        <w:t xml:space="preserve">予約に係る利用料の率は30%を、ありがとうギフトに係る利用料の率は40%を、それぞれ超えないものとします。</w:t>
-      </w:r>
-    </w:p>
-    <w:p>
-      <w:pPr>
-        <w:spacing w:after="60" w:before="60" w:line="300"/>
-        <w:ind w:left="396" w:hanging="396"/>
-      </w:pPr>
-      <w:r>
-        <w:rPr>
-          <w:rFonts w:ascii="Yu Mincho" w:eastAsia="Yu Mincho" w:hAnsi="Yu Mincho"/>
-          <w:color w:val="1A1A1A"/>
-          <w:sz w:val="21"/>
-          <w:szCs w:val="21"/>
-        </w:rPr>
-        <w:t xml:space="preserve">4. 前項の率を変更する場合、当社は</w:t>
-      </w:r>
-      <w:r>
-        <w:rPr>
-          <w:rFonts w:ascii="Yu Mincho" w:eastAsia="Yu Mincho" w:hAnsi="Yu Mincho"/>
-          <w:b/>
-          <w:bCs/>
-          <w:color w:val="1A1A1A"/>
-          <w:sz w:val="21"/>
-          <w:szCs w:val="21"/>
-        </w:rPr>
-        <w:t xml:space="preserve">変更の30日前までに、変更の内容および理由を明らかにして</w:t>
-      </w:r>
-      <w:r>
-        <w:rPr>
-          <w:rFonts w:ascii="Yu Mincho" w:eastAsia="Yu Mincho" w:hAnsi="Yu Mincho"/>
-          <w:color w:val="1A1A1A"/>
-          <w:sz w:val="21"/>
-          <w:szCs w:val="21"/>
-        </w:rPr>
-        <w:t xml:space="preserve">、本サービス上での表示その他の方法によりピタメイトに通知します。</w:t>
-      </w:r>
-      <w:r>
-        <w:rPr>
-          <w:rFonts w:ascii="Yu Mincho" w:eastAsia="Yu Mincho" w:hAnsi="Yu Mincho"/>
-          <w:b/>
-          <w:bCs/>
-          <w:color w:val="1A1A1A"/>
-          <w:sz w:val="21"/>
-          <w:szCs w:val="21"/>
-        </w:rPr>
-        <w:t xml:space="preserve">ピタメイトに不利益となる変更については、あわせて個別に通知します。</w:t>
-      </w:r>
-    </w:p>
-    <w:p>
-      <w:pPr>
-        <w:spacing w:after="60" w:before="60" w:line="300"/>
-        <w:ind w:left="396" w:hanging="396"/>
-      </w:pPr>
-      <w:r>
-        <w:rPr>
-          <w:rFonts w:ascii="Yu Mincho" w:eastAsia="Yu Mincho" w:hAnsi="Yu Mincho"/>
-          <w:color w:val="1A1A1A"/>
-          <w:sz w:val="21"/>
-          <w:szCs w:val="21"/>
-        </w:rPr>
-        <w:t xml:space="preserve">5. </w:t>
-      </w:r>
-      <w:r>
-        <w:rPr>
-          <w:rFonts w:ascii="Yu Mincho" w:eastAsia="Yu Mincho" w:hAnsi="Yu Mincho"/>
-          <w:b/>
-          <w:bCs/>
-          <w:color w:val="1A1A1A"/>
-          <w:sz w:val="21"/>
-          <w:szCs w:val="21"/>
-        </w:rPr>
-        <w:t xml:space="preserve">変更前に成立した予約およびギフトについては、変更前の率を適用します。</w:t>
-      </w:r>
-      <w:r>
-        <w:rPr>
-          <w:rFonts w:ascii="Yu Mincho" w:eastAsia="Yu Mincho" w:hAnsi="Yu Mincho"/>
-          <w:color w:val="1A1A1A"/>
-          <w:sz w:val="21"/>
-          <w:szCs w:val="21"/>
-        </w:rPr>
-        <w:t xml:space="preserve"> 変更後の率は、変更の効力が生じた後に成立した予約およびギフトについて適用します。</w:t>
-      </w:r>
-    </w:p>
-    <w:p>
-      <w:pPr>
-        <w:spacing w:after="60" w:before="60" w:line="300"/>
-        <w:ind w:left="396" w:hanging="396"/>
-      </w:pPr>
-      <w:r>
-        <w:rPr>
-          <w:rFonts w:ascii="Yu Mincho" w:eastAsia="Yu Mincho" w:hAnsi="Yu Mincho"/>
-          <w:color w:val="1A1A1A"/>
-          <w:sz w:val="21"/>
-          <w:szCs w:val="21"/>
-        </w:rPr>
-        <w:t xml:space="preserve">5の2. ピタメイトは、前2項の通知を受けた後、いつでも掲載を停止し、または退会（第6条の2）することができます。</w:t>
-      </w:r>
-      <w:r>
-        <w:rPr>
-          <w:rFonts w:ascii="Yu Mincho" w:eastAsia="Yu Mincho" w:hAnsi="Yu Mincho"/>
-          <w:b/>
-          <w:bCs/>
-          <w:color w:val="1A1A1A"/>
-          <w:sz w:val="21"/>
-          <w:szCs w:val="21"/>
-        </w:rPr>
-        <w:t xml:space="preserve">この場合においても、変更前に成立した予約およびギフトに係る報酬コインの確定および換金は、変更前の条件に従って行われます。</w:t>
+        <w:t xml:space="preserve">〔※ピタメイトの対価から控除する手数料の定めです。条番号は枝番にしています。第7条・第8条に項を追加すると、弁護士査読中の修正案（受領権限授与の補強等）と番号がぶつかるためです。</w:t>
       </w:r>
     </w:p>
     <w:p>
@@ -5964,6 +5695,377 @@
           <w:sz w:val="17"/>
           <w:szCs w:val="17"/>
         </w:rPr>
+        <w:t xml:space="preserve">2026-07-30 の弁護士回答（Q22）を反映して改訂しました。要点は3つです。</w:t>
+      </w:r>
+      <w:r>
+        <w:rPr>
+          <w:rFonts w:ascii="Yu Gothic" w:eastAsia="Yu Gothic" w:hAnsi="Yu Gothic"/>
+          <w:b/>
+          <w:bCs/>
+          <w:color w:val="4A4A4A"/>
+          <w:sz w:val="17"/>
+          <w:szCs w:val="17"/>
+        </w:rPr>
+        <w:t xml:space="preserve">(a)</w:t>
+      </w:r>
+      <w:r>
+        <w:rPr>
+          <w:rFonts w:ascii="Yu Gothic" w:eastAsia="Yu Gothic" w:hAnsi="Yu Gothic"/>
+          <w:color w:val="4A4A4A"/>
+          <w:sz w:val="17"/>
+          <w:szCs w:val="17"/>
+        </w:rPr>
+        <w:t xml:space="preserve"> 可変性の高い</w:t>
+      </w:r>
+      <w:r>
+        <w:rPr>
+          <w:rFonts w:ascii="Yu Gothic" w:eastAsia="Yu Gothic" w:hAnsi="Yu Gothic"/>
+          <w:b/>
+          <w:bCs/>
+          <w:color w:val="4A4A4A"/>
+          <w:sz w:val="17"/>
+          <w:szCs w:val="17"/>
+        </w:rPr>
+        <w:t xml:space="preserve">料率の表は本文から外出し</w:t>
+      </w:r>
+      <w:r>
+        <w:rPr>
+          <w:rFonts w:ascii="Yu Gothic" w:eastAsia="Yu Gothic" w:hAnsi="Yu Gothic"/>
+          <w:color w:val="4A4A4A"/>
+          <w:sz w:val="17"/>
+          <w:szCs w:val="17"/>
+        </w:rPr>
+        <w:t xml:space="preserve">（本サービス上の表示に委ねる）。ただし外出しの条件として「①本サービス上に表示②変更は30日前に通知③</w:t>
+      </w:r>
+      <w:r>
+        <w:rPr>
+          <w:rFonts w:ascii="Yu Gothic" w:eastAsia="Yu Gothic" w:hAnsi="Yu Gothic"/>
+          <w:b/>
+          <w:bCs/>
+          <w:color w:val="4A4A4A"/>
+          <w:sz w:val="17"/>
+          <w:szCs w:val="17"/>
+        </w:rPr>
+        <w:t xml:space="preserve">変更前に成立した予約には旧料率を適用</w:t>
+      </w:r>
+      <w:r>
+        <w:rPr>
+          <w:rFonts w:ascii="Yu Gothic" w:eastAsia="Yu Gothic" w:hAnsi="Yu Gothic"/>
+          <w:color w:val="4A4A4A"/>
+          <w:sz w:val="17"/>
+          <w:szCs w:val="17"/>
+        </w:rPr>
+        <w:t xml:space="preserve">」の3点を本文に置くこと。③がないと遡及適用の問題になる。</w:t>
+      </w:r>
+      <w:r>
+        <w:rPr>
+          <w:rFonts w:ascii="Yu Gothic" w:eastAsia="Yu Gothic" w:hAnsi="Yu Gothic"/>
+          <w:b/>
+          <w:bCs/>
+          <w:color w:val="4A4A4A"/>
+          <w:sz w:val="17"/>
+          <w:szCs w:val="17"/>
+        </w:rPr>
+        <w:t xml:space="preserve">(c)</w:t>
+      </w:r>
+      <w:r>
+        <w:rPr>
+          <w:rFonts w:ascii="Yu Gothic" w:eastAsia="Yu Gothic" w:hAnsi="Yu Gothic"/>
+          <w:color w:val="4A4A4A"/>
+          <w:sz w:val="17"/>
+          <w:szCs w:val="17"/>
+        </w:rPr>
+        <w:t xml:space="preserve"> 「受領した対価から控除する」と書くと</w:t>
+      </w:r>
+      <w:r>
+        <w:rPr>
+          <w:rFonts w:ascii="Yu Gothic" w:eastAsia="Yu Gothic" w:hAnsi="Yu Gothic"/>
+          <w:b/>
+          <w:bCs/>
+          <w:color w:val="4A4A4A"/>
+          <w:sz w:val="17"/>
+          <w:szCs w:val="17"/>
+        </w:rPr>
+        <w:t xml:space="preserve">当社が対価の一部を自己のものとして取得する外観</w:t>
+      </w:r>
+      <w:r>
+        <w:rPr>
+          <w:rFonts w:ascii="Yu Gothic" w:eastAsia="Yu Gothic" w:hAnsi="Yu Gothic"/>
+          <w:color w:val="4A4A4A"/>
+          <w:sz w:val="17"/>
+          <w:szCs w:val="17"/>
+        </w:rPr>
+        <w:t xml:space="preserve">になり、収納代行性（第8条4項）を弱める。そのため</w:t>
+      </w:r>
+      <w:r>
+        <w:rPr>
+          <w:rFonts w:ascii="Yu Gothic" w:eastAsia="Yu Gothic" w:hAnsi="Yu Gothic"/>
+          <w:b/>
+          <w:bCs/>
+          <w:color w:val="4A4A4A"/>
+          <w:sz w:val="17"/>
+          <w:szCs w:val="17"/>
+        </w:rPr>
+        <w:t xml:space="preserve">相殺構成</w:t>
+      </w:r>
+      <w:r>
+        <w:rPr>
+          <w:rFonts w:ascii="Yu Gothic" w:eastAsia="Yu Gothic" w:hAnsi="Yu Gothic"/>
+          <w:color w:val="4A4A4A"/>
+          <w:sz w:val="17"/>
+          <w:szCs w:val="17"/>
+        </w:rPr>
+        <w:t xml:space="preserve">に改めた（全額を引き渡す債務と、利用料債務とを相殺し、差額を報酬コインとして確定する）。これにより「全額を預かって引き渡す」構造が条文上維持される。〕</w:t>
+      </w:r>
+    </w:p>
+    <w:p>
+      <w:pPr>
+        <w:spacing w:after="60" w:before="60" w:line="300"/>
+        <w:ind w:left="396" w:hanging="396"/>
+      </w:pPr>
+      <w:r>
+        <w:rPr>
+          <w:rFonts w:ascii="Yu Mincho" w:eastAsia="Yu Mincho" w:hAnsi="Yu Mincho"/>
+          <w:color w:val="1A1A1A"/>
+          <w:sz w:val="21"/>
+          <w:szCs w:val="21"/>
+        </w:rPr>
+        <w:t xml:space="preserve">1. ピタメイトは、当社に対し、本サービスの提供（場の提供、集客、決済、安全確保等）の対価として</w:t>
+      </w:r>
+      <w:r>
+        <w:rPr>
+          <w:rFonts w:ascii="Yu Mincho" w:eastAsia="Yu Mincho" w:hAnsi="Yu Mincho"/>
+          <w:b/>
+          <w:bCs/>
+          <w:color w:val="1A1A1A"/>
+          <w:sz w:val="21"/>
+          <w:szCs w:val="21"/>
+        </w:rPr>
+        <w:t xml:space="preserve">プラットフォーム利用料</w:t>
+      </w:r>
+      <w:r>
+        <w:rPr>
+          <w:rFonts w:ascii="Yu Mincho" w:eastAsia="Yu Mincho" w:hAnsi="Yu Mincho"/>
+          <w:color w:val="1A1A1A"/>
+          <w:sz w:val="21"/>
+          <w:szCs w:val="21"/>
+        </w:rPr>
+        <w:t xml:space="preserve">（以下「利用料」といいます）を支払うものとします。</w:t>
+      </w:r>
+    </w:p>
+    <w:p>
+      <w:pPr>
+        <w:spacing w:after="60" w:before="60" w:line="300"/>
+        <w:ind w:left="396" w:hanging="396"/>
+      </w:pPr>
+      <w:r>
+        <w:rPr>
+          <w:rFonts w:ascii="Yu Mincho" w:eastAsia="Yu Mincho" w:hAnsi="Yu Mincho"/>
+          <w:color w:val="1A1A1A"/>
+          <w:sz w:val="21"/>
+          <w:szCs w:val="21"/>
+        </w:rPr>
+        <w:t xml:space="preserve">2. </w:t>
+      </w:r>
+      <w:r>
+        <w:rPr>
+          <w:rFonts w:ascii="Yu Mincho" w:eastAsia="Yu Mincho" w:hAnsi="Yu Mincho"/>
+          <w:b/>
+          <w:bCs/>
+          <w:color w:val="1A1A1A"/>
+          <w:sz w:val="21"/>
+          <w:szCs w:val="21"/>
+        </w:rPr>
+        <w:t xml:space="preserve">当社が第8条第4項の受領権限に基づき受領した対価の全額をピタメイトに引き渡す債務と、ピタメイトが当社に対して負う前項の利用料の支払債務とは、これを相殺します。</w:t>
+      </w:r>
+      <w:r>
+        <w:rPr>
+          <w:rFonts w:ascii="Yu Mincho" w:eastAsia="Yu Mincho" w:hAnsi="Yu Mincho"/>
+          <w:color w:val="1A1A1A"/>
+          <w:sz w:val="21"/>
+          <w:szCs w:val="21"/>
+        </w:rPr>
+        <w:t xml:space="preserve"> 相殺後の残額が報酬コイン（第7条6項）としてピタメイトに確定します。</w:t>
+      </w:r>
+    </w:p>
+    <w:p>
+      <w:pPr>
+        <w:spacing w:after="60" w:before="60" w:line="300"/>
+        <w:ind w:left="396" w:hanging="396"/>
+      </w:pPr>
+      <w:r>
+        <w:rPr>
+          <w:rFonts w:ascii="Yu Mincho" w:eastAsia="Yu Mincho" w:hAnsi="Yu Mincho"/>
+          <w:color w:val="1A1A1A"/>
+          <w:sz w:val="21"/>
+          <w:szCs w:val="21"/>
+        </w:rPr>
+        <w:t xml:space="preserve">3. 利用料の率は、予約（第8条）についてはその月にピタメイトが得た予約の対価の累計額に応じた段階制とし、ありがとうギフト（第7条の2）については一律の率とします。</w:t>
+      </w:r>
+      <w:r>
+        <w:rPr>
+          <w:rFonts w:ascii="Yu Mincho" w:eastAsia="Yu Mincho" w:hAnsi="Yu Mincho"/>
+          <w:b/>
+          <w:bCs/>
+          <w:color w:val="1A1A1A"/>
+          <w:sz w:val="21"/>
+          <w:szCs w:val="21"/>
+        </w:rPr>
+        <w:t xml:space="preserve">具体的な率は本サービス上に表示します。</w:t>
+      </w:r>
+    </w:p>
+    <w:p>
+      <w:pPr>
+        <w:spacing w:after="60" w:before="60" w:line="300"/>
+        <w:ind w:left="396" w:hanging="396"/>
+      </w:pPr>
+      <w:r>
+        <w:rPr>
+          <w:rFonts w:ascii="Yu Mincho" w:eastAsia="Yu Mincho" w:hAnsi="Yu Mincho"/>
+          <w:color w:val="1A1A1A"/>
+          <w:sz w:val="21"/>
+          <w:szCs w:val="21"/>
+        </w:rPr>
+        <w:t xml:space="preserve">3の2. </w:t>
+      </w:r>
+      <w:r>
+        <w:rPr>
+          <w:rFonts w:ascii="Yu Mincho" w:eastAsia="Yu Mincho" w:hAnsi="Yu Mincho"/>
+          <w:b/>
+          <w:bCs/>
+          <w:color w:val="1A1A1A"/>
+          <w:sz w:val="21"/>
+          <w:szCs w:val="21"/>
+        </w:rPr>
+        <w:t xml:space="preserve">予約に係る利用料の率は30%を、ありがとうギフトに係る利用料の率は40%を、それぞれ超えないものとします。</w:t>
+      </w:r>
+    </w:p>
+    <w:p>
+      <w:pPr>
+        <w:spacing w:after="60" w:before="60" w:line="300"/>
+        <w:ind w:left="396" w:hanging="396"/>
+      </w:pPr>
+      <w:r>
+        <w:rPr>
+          <w:rFonts w:ascii="Yu Mincho" w:eastAsia="Yu Mincho" w:hAnsi="Yu Mincho"/>
+          <w:color w:val="1A1A1A"/>
+          <w:sz w:val="21"/>
+          <w:szCs w:val="21"/>
+        </w:rPr>
+        <w:t xml:space="preserve">4. 前項の率を変更する場合、当社は</w:t>
+      </w:r>
+      <w:r>
+        <w:rPr>
+          <w:rFonts w:ascii="Yu Mincho" w:eastAsia="Yu Mincho" w:hAnsi="Yu Mincho"/>
+          <w:b/>
+          <w:bCs/>
+          <w:color w:val="1A1A1A"/>
+          <w:sz w:val="21"/>
+          <w:szCs w:val="21"/>
+        </w:rPr>
+        <w:t xml:space="preserve">変更の30日前までに、変更の内容および理由を明らかにして</w:t>
+      </w:r>
+      <w:r>
+        <w:rPr>
+          <w:rFonts w:ascii="Yu Mincho" w:eastAsia="Yu Mincho" w:hAnsi="Yu Mincho"/>
+          <w:color w:val="1A1A1A"/>
+          <w:sz w:val="21"/>
+          <w:szCs w:val="21"/>
+        </w:rPr>
+        <w:t xml:space="preserve">、本サービス上での表示その他の方法によりピタメイトに通知します。</w:t>
+      </w:r>
+      <w:r>
+        <w:rPr>
+          <w:rFonts w:ascii="Yu Mincho" w:eastAsia="Yu Mincho" w:hAnsi="Yu Mincho"/>
+          <w:b/>
+          <w:bCs/>
+          <w:color w:val="1A1A1A"/>
+          <w:sz w:val="21"/>
+          <w:szCs w:val="21"/>
+        </w:rPr>
+        <w:t xml:space="preserve">ピタメイトに不利益となる変更については、あわせて個別に通知します。</w:t>
+      </w:r>
+    </w:p>
+    <w:p>
+      <w:pPr>
+        <w:spacing w:after="60" w:before="60" w:line="300"/>
+        <w:ind w:left="396" w:hanging="396"/>
+      </w:pPr>
+      <w:r>
+        <w:rPr>
+          <w:rFonts w:ascii="Yu Mincho" w:eastAsia="Yu Mincho" w:hAnsi="Yu Mincho"/>
+          <w:color w:val="1A1A1A"/>
+          <w:sz w:val="21"/>
+          <w:szCs w:val="21"/>
+        </w:rPr>
+        <w:t xml:space="preserve">5. </w:t>
+      </w:r>
+      <w:r>
+        <w:rPr>
+          <w:rFonts w:ascii="Yu Mincho" w:eastAsia="Yu Mincho" w:hAnsi="Yu Mincho"/>
+          <w:b/>
+          <w:bCs/>
+          <w:color w:val="1A1A1A"/>
+          <w:sz w:val="21"/>
+          <w:szCs w:val="21"/>
+        </w:rPr>
+        <w:t xml:space="preserve">変更前に成立した予約およびギフトについては、変更前の率を適用します。</w:t>
+      </w:r>
+      <w:r>
+        <w:rPr>
+          <w:rFonts w:ascii="Yu Mincho" w:eastAsia="Yu Mincho" w:hAnsi="Yu Mincho"/>
+          <w:color w:val="1A1A1A"/>
+          <w:sz w:val="21"/>
+          <w:szCs w:val="21"/>
+        </w:rPr>
+        <w:t xml:space="preserve"> 変更後の率は、変更の効力が生じた後に成立した予約およびギフトについて適用します。</w:t>
+      </w:r>
+    </w:p>
+    <w:p>
+      <w:pPr>
+        <w:spacing w:after="60" w:before="60" w:line="300"/>
+        <w:ind w:left="396" w:hanging="396"/>
+      </w:pPr>
+      <w:r>
+        <w:rPr>
+          <w:rFonts w:ascii="Yu Mincho" w:eastAsia="Yu Mincho" w:hAnsi="Yu Mincho"/>
+          <w:color w:val="1A1A1A"/>
+          <w:sz w:val="21"/>
+          <w:szCs w:val="21"/>
+        </w:rPr>
+        <w:t xml:space="preserve">5の2. ピタメイトは、前2項の通知を受けた後、いつでも掲載を停止し、または退会（第6条の2）することができます。</w:t>
+      </w:r>
+      <w:r>
+        <w:rPr>
+          <w:rFonts w:ascii="Yu Mincho" w:eastAsia="Yu Mincho" w:hAnsi="Yu Mincho"/>
+          <w:b/>
+          <w:bCs/>
+          <w:color w:val="1A1A1A"/>
+          <w:sz w:val="21"/>
+          <w:szCs w:val="21"/>
+        </w:rPr>
+        <w:t xml:space="preserve">この場合においても、変更前に成立した予約およびギフトに係る報酬コインの確定および換金は、変更前の条件に従って行われます。</w:t>
+      </w:r>
+    </w:p>
+    <w:p>
+      <w:pPr>
+        <w:pBdr>
+          <w:top w:val="single" w:color="F2EFE9" w:sz="2" w:space="6"/>
+          <w:bottom w:val="single" w:color="F2EFE9" w:sz="2" w:space="6"/>
+          <w:left w:val="single" w:color="B9B2A6" w:sz="12" w:space="6"/>
+          <w:right w:val="single" w:color="F2EFE9" w:sz="2" w:space="6"/>
+        </w:pBdr>
+        <w:shd w:fill="F2EFE9" w:color="auto" w:val="clear"/>
+        <w:spacing w:after="160" w:before="120" w:line="260"/>
+        <w:ind w:left="226" w:right="113"/>
+      </w:pPr>
+      <w:r>
+        <w:rPr>
+          <w:rFonts w:ascii="Yu Gothic" w:eastAsia="Yu Gothic" w:hAnsi="Yu Gothic"/>
+          <w:color w:val="4A4A4A"/>
+          <w:sz w:val="17"/>
+          <w:szCs w:val="17"/>
+        </w:rPr>
         <w:t xml:space="preserve">〔※3の2・4・5の2は2026-07-31の弁護士回答（論点3）により追加。①</w:t>
       </w:r>
       <w:r>
@@ -6075,6 +6177,159 @@
           <w:szCs w:val="21"/>
         </w:rPr>
         <w:t xml:space="preserve">（第2項の相殺の対象としません）。</w:t>
+      </w:r>
+    </w:p>
+    <w:p>
+      <w:pPr>
+        <w:spacing w:after="60" w:before="60" w:line="300"/>
+        <w:ind w:left="396" w:hanging="396"/>
+      </w:pPr>
+      <w:r>
+        <w:rPr>
+          <w:rFonts w:ascii="Yu Mincho" w:eastAsia="Yu Mincho" w:hAnsi="Yu Mincho"/>
+          <w:color w:val="1A1A1A"/>
+          <w:sz w:val="21"/>
+          <w:szCs w:val="21"/>
+        </w:rPr>
+        <w:t xml:space="preserve">7の2. 前項は、</w:t>
+      </w:r>
+      <w:r>
+        <w:rPr>
+          <w:rFonts w:ascii="Yu Mincho" w:eastAsia="Yu Mincho" w:hAnsi="Yu Mincho"/>
+          <w:b/>
+          <w:bCs/>
+          <w:color w:val="1A1A1A"/>
+          <w:sz w:val="21"/>
+          <w:szCs w:val="21"/>
+        </w:rPr>
+        <w:t xml:space="preserve">プレイが開始されないままキャンセルされた場合に限り適用します。</w:t>
+      </w:r>
+      <w:r>
+        <w:rPr>
+          <w:rFonts w:ascii="Yu Mincho" w:eastAsia="Yu Mincho" w:hAnsi="Yu Mincho"/>
+          <w:color w:val="1A1A1A"/>
+          <w:sz w:val="21"/>
+          <w:szCs w:val="21"/>
+        </w:rPr>
+        <w:t xml:space="preserve"> 双方の参加が記録された後（本サービス上でチェックインが記録された後をいいます）にキャンセルされた場合、当該コインは現に提供された役務の対価にあたるため、</w:t>
+      </w:r>
+      <w:r>
+        <w:rPr>
+          <w:rFonts w:ascii="Yu Mincho" w:eastAsia="Yu Mincho" w:hAnsi="Yu Mincho"/>
+          <w:b/>
+          <w:bCs/>
+          <w:color w:val="1A1A1A"/>
+          <w:sz w:val="21"/>
+          <w:szCs w:val="21"/>
+        </w:rPr>
+        <w:t xml:space="preserve">第3項に従って利用料を控除します。</w:t>
+      </w:r>
+      <w:r>
+        <w:rPr>
+          <w:rFonts w:ascii="Yu Mincho" w:eastAsia="Yu Mincho" w:hAnsi="Yu Mincho"/>
+          <w:color w:val="1A1A1A"/>
+          <w:sz w:val="21"/>
+          <w:szCs w:val="21"/>
+        </w:rPr>
+        <w:t xml:space="preserve"> この場合、当該キャンセルは第10条のマナー等の表示においてゲストの不利益に扱いません。</w:t>
+      </w:r>
+    </w:p>
+    <w:p>
+      <w:pPr>
+        <w:pBdr>
+          <w:top w:val="single" w:color="F2EFE9" w:sz="2" w:space="6"/>
+          <w:bottom w:val="single" w:color="F2EFE9" w:sz="2" w:space="6"/>
+          <w:left w:val="single" w:color="B9B2A6" w:sz="12" w:space="6"/>
+          <w:right w:val="single" w:color="F2EFE9" w:sz="2" w:space="6"/>
+        </w:pBdr>
+        <w:shd w:fill="F2EFE9" w:color="auto" w:val="clear"/>
+        <w:spacing w:after="160" w:before="120" w:line="260"/>
+        <w:ind w:left="226" w:right="113"/>
+      </w:pPr>
+      <w:r>
+        <w:rPr>
+          <w:rFonts w:ascii="Yu Gothic" w:eastAsia="Yu Gothic" w:hAnsi="Yu Gothic"/>
+          <w:color w:val="4A4A4A"/>
+          <w:sz w:val="17"/>
+          <w:szCs w:val="17"/>
+        </w:rPr>
+        <w:t xml:space="preserve">〔※7の2は2026-08-04に追加。実装を確認したところ、</w:t>
+      </w:r>
+      <w:r>
+        <w:rPr>
+          <w:rFonts w:ascii="Yu Gothic" w:eastAsia="Yu Gothic" w:hAnsi="Yu Gothic"/>
+          <w:b/>
+          <w:bCs/>
+          <w:color w:val="4A4A4A"/>
+          <w:sz w:val="17"/>
+          <w:szCs w:val="17"/>
+        </w:rPr>
+        <w:t xml:space="preserve">プレイ中の画面に「プレイ完了」と「キャンセル」が併存し、開始後はゲストの支払額がどちらでも同じ</w:t>
+      </w:r>
+      <w:r>
+        <w:rPr>
+          <w:rFonts w:ascii="Yu Gothic" w:eastAsia="Yu Gothic" w:hAnsi="Yu Gothic"/>
+          <w:color w:val="4A4A4A"/>
+          <w:sz w:val="17"/>
+          <w:szCs w:val="17"/>
+        </w:rPr>
+        <w:t xml:space="preserve">だったため、「完了ではなくキャンセルを押す」だけで利用料を回避でき、かつゲストに事実と異なるキャンセルの記録が残っていた。金額の多寡よりも、</w:t>
+      </w:r>
+      <w:r>
+        <w:rPr>
+          <w:rFonts w:ascii="Yu Gothic" w:eastAsia="Yu Gothic" w:hAnsi="Yu Gothic"/>
+          <w:b/>
+          <w:bCs/>
+          <w:color w:val="4A4A4A"/>
+          <w:sz w:val="17"/>
+          <w:szCs w:val="17"/>
+        </w:rPr>
+        <w:t xml:space="preserve">2時間遊んだ後の「キャンセル」に前項を適用すると、条項の前提（役務の対価ではないこと）が事実と食い違う</w:t>
+      </w:r>
+      <w:r>
+        <w:rPr>
+          <w:rFonts w:ascii="Yu Gothic" w:eastAsia="Yu Gothic" w:hAnsi="Yu Gothic"/>
+          <w:color w:val="4A4A4A"/>
+          <w:sz w:val="17"/>
+          <w:szCs w:val="17"/>
+        </w:rPr>
+        <w:t xml:space="preserve">点が問題であり、その状態で記録が積み上がると、第9条の返還割合について消費者契約法9条の説明も、補償金の税務上の取扱いも維持できなくなる。実装は </w:t>
+      </w:r>
+      <w:r>
+        <w:rPr>
+          <w:rFonts w:ascii="Consolas" w:eastAsia="Yu Gothic" w:hAnsi="Consolas"/>
+          <w:color w:val="4A4A4A"/>
+          <w:sz w:val="15"/>
+          <w:szCs w:val="15"/>
+        </w:rPr>
+        <w:t xml:space="preserve">0102</w:t>
+      </w:r>
+      <w:r>
+        <w:rPr>
+          <w:rFonts w:ascii="Yu Gothic" w:eastAsia="Yu Gothic" w:hAnsi="Yu Gothic"/>
+          <w:color w:val="4A4A4A"/>
+          <w:sz w:val="17"/>
+          <w:szCs w:val="17"/>
+        </w:rPr>
+        <w:t xml:space="preserve">、検証は </w:t>
+      </w:r>
+      <w:r>
+        <w:rPr>
+          <w:rFonts w:ascii="Consolas" w:eastAsia="Yu Gothic" w:hAnsi="Consolas"/>
+          <w:color w:val="4A4A4A"/>
+          <w:sz w:val="15"/>
+          <w:szCs w:val="15"/>
+        </w:rPr>
+        <w:t xml:space="preserve">supabase/tests/26_played_then_cancelled.sql</w:t>
+      </w:r>
+      <w:r>
+        <w:rPr>
+          <w:rFonts w:ascii="Yu Gothic" w:eastAsia="Yu Gothic" w:hAnsi="Yu Gothic"/>
+          <w:color w:val="4A4A4A"/>
+          <w:sz w:val="17"/>
+          <w:szCs w:val="17"/>
+        </w:rPr>
+        <w:t xml:space="preserve">。〕</w:t>
       </w:r>
     </w:p>
     <w:p>
@@ -9775,6 +10030,270 @@
     <w:p>
       <w:pPr>
         <w:spacing w:after="60" w:before="60" w:line="300"/>
+        <w:ind w:left="396"/>
+      </w:pPr>
+      <w:r>
+        <w:rPr>
+          <w:rFonts w:ascii="Yu Mincho" w:eastAsia="Yu Mincho" w:hAnsi="Yu Mincho"/>
+          <w:b/>
+          <w:bCs/>
+          <w:color w:val="1A1A1A"/>
+          <w:sz w:val="21"/>
+          <w:szCs w:val="21"/>
+        </w:rPr>
+        <w:t xml:space="preserve">ただし、当社がユーザーから対価の支払いを受けることなく付与したコイン</w:t>
+      </w:r>
+      <w:r>
+        <w:rPr>
+          <w:rFonts w:ascii="Yu Mincho" w:eastAsia="Yu Mincho" w:hAnsi="Yu Mincho"/>
+          <w:color w:val="1A1A1A"/>
+          <w:sz w:val="21"/>
+          <w:szCs w:val="21"/>
+        </w:rPr>
+        <w:t xml:space="preserve">（キャンペーン、特典その他無償の方法により付与したものをいいます）</w:t>
+      </w:r>
+      <w:r>
+        <w:rPr>
+          <w:rFonts w:ascii="Yu Mincho" w:eastAsia="Yu Mincho" w:hAnsi="Yu Mincho"/>
+          <w:b/>
+          <w:bCs/>
+          <w:color w:val="1A1A1A"/>
+          <w:sz w:val="21"/>
+          <w:szCs w:val="21"/>
+        </w:rPr>
+        <w:t xml:space="preserve">は、返金の対象となりません。</w:t>
+      </w:r>
+      <w:r>
+        <w:rPr>
+          <w:rFonts w:ascii="Yu Mincho" w:eastAsia="Yu Mincho" w:hAnsi="Yu Mincho"/>
+          <w:color w:val="1A1A1A"/>
+          <w:sz w:val="21"/>
+          <w:szCs w:val="21"/>
+        </w:rPr>
+        <w:t xml:space="preserve"> 当社が既に受領した対価に代えて付与したコインは、この限りではありません。</w:t>
+      </w:r>
+    </w:p>
+    <w:p>
+      <w:pPr>
+        <w:pBdr>
+          <w:top w:val="single" w:color="F2EFE9" w:sz="2" w:space="6"/>
+          <w:bottom w:val="single" w:color="F2EFE9" w:sz="2" w:space="6"/>
+          <w:left w:val="single" w:color="B9B2A6" w:sz="12" w:space="6"/>
+          <w:right w:val="single" w:color="F2EFE9" w:sz="2" w:space="6"/>
+        </w:pBdr>
+        <w:shd w:fill="F2EFE9" w:color="auto" w:val="clear"/>
+        <w:spacing w:after="160" w:before="120" w:line="260"/>
+        <w:ind w:left="226" w:right="113"/>
+      </w:pPr>
+      <w:r>
+        <w:rPr>
+          <w:rFonts w:ascii="Yu Gothic" w:eastAsia="Yu Gothic" w:hAnsi="Yu Gothic"/>
+          <w:color w:val="4A4A4A"/>
+          <w:sz w:val="17"/>
+          <w:szCs w:val="17"/>
+        </w:rPr>
+        <w:t xml:space="preserve">〔※3項ただし書は</w:t>
+      </w:r>
+      <w:r>
+        <w:rPr>
+          <w:rFonts w:ascii="Yu Gothic" w:eastAsia="Yu Gothic" w:hAnsi="Yu Gothic"/>
+          <w:b/>
+          <w:bCs/>
+          <w:color w:val="4A4A4A"/>
+          <w:sz w:val="17"/>
+          <w:szCs w:val="17"/>
+        </w:rPr>
+        <w:t xml:space="preserve">2026-08-05に追記（弁護士確認事項）</w:t>
+      </w:r>
+      <w:r>
+        <w:rPr>
+          <w:rFonts w:ascii="Yu Gothic" w:eastAsia="Yu Gothic" w:hAnsi="Yu Gothic"/>
+          <w:color w:val="4A4A4A"/>
+          <w:sz w:val="17"/>
+          <w:szCs w:val="17"/>
+        </w:rPr>
+        <w:t xml:space="preserve">。従前は「コイン」としか書いておらず、</w:t>
+      </w:r>
+      <w:r>
+        <w:rPr>
+          <w:rFonts w:ascii="Yu Gothic" w:eastAsia="Yu Gothic" w:hAnsi="Yu Gothic"/>
+          <w:b/>
+          <w:bCs/>
+          <w:color w:val="4A4A4A"/>
+          <w:sz w:val="17"/>
+          <w:szCs w:val="17"/>
+        </w:rPr>
+        <w:t xml:space="preserve">無償で付与したコインまで金銭返金の対象と読める</w:t>
+      </w:r>
+      <w:r>
+        <w:rPr>
+          <w:rFonts w:ascii="Yu Gothic" w:eastAsia="Yu Gothic" w:hAnsi="Yu Gothic"/>
+          <w:color w:val="4A4A4A"/>
+          <w:sz w:val="17"/>
+          <w:szCs w:val="17"/>
+        </w:rPr>
+        <w:t xml:space="preserve">状態でした。実装（</w:t>
+      </w:r>
+      <w:r>
+        <w:rPr>
+          <w:rFonts w:ascii="Consolas" w:eastAsia="Yu Gothic" w:hAnsi="Consolas"/>
+          <w:color w:val="4A4A4A"/>
+          <w:sz w:val="15"/>
+          <w:szCs w:val="15"/>
+        </w:rPr>
+        <w:t xml:space="preserve">coin_lots.kind</w:t>
+      </w:r>
+      <w:r>
+        <w:rPr>
+          <w:rFonts w:ascii="Yu Gothic" w:eastAsia="Yu Gothic" w:hAnsi="Yu Gothic"/>
+          <w:color w:val="4A4A4A"/>
+          <w:sz w:val="17"/>
+          <w:szCs w:val="17"/>
+        </w:rPr>
+        <w:t xml:space="preserve"> は </w:t>
+      </w:r>
+      <w:r>
+        <w:rPr>
+          <w:rFonts w:ascii="Consolas" w:eastAsia="Yu Gothic" w:hAnsi="Consolas"/>
+          <w:color w:val="4A4A4A"/>
+          <w:sz w:val="15"/>
+          <w:szCs w:val="15"/>
+        </w:rPr>
+        <w:t xml:space="preserve">paid</w:t>
+      </w:r>
+      <w:r>
+        <w:rPr>
+          <w:rFonts w:ascii="Yu Gothic" w:eastAsia="Yu Gothic" w:hAnsi="Yu Gothic"/>
+          <w:color w:val="4A4A4A"/>
+          <w:sz w:val="17"/>
+          <w:szCs w:val="17"/>
+        </w:rPr>
+        <w:t xml:space="preserve"> と </w:t>
+      </w:r>
+      <w:r>
+        <w:rPr>
+          <w:rFonts w:ascii="Consolas" w:eastAsia="Yu Gothic" w:hAnsi="Consolas"/>
+          <w:color w:val="4A4A4A"/>
+          <w:sz w:val="15"/>
+          <w:szCs w:val="15"/>
+        </w:rPr>
+        <w:t xml:space="preserve">bonus</w:t>
+      </w:r>
+      <w:r>
+        <w:rPr>
+          <w:rFonts w:ascii="Yu Gothic" w:eastAsia="Yu Gothic" w:hAnsi="Yu Gothic"/>
+          <w:color w:val="4A4A4A"/>
+          <w:sz w:val="17"/>
+          <w:szCs w:val="17"/>
+        </w:rPr>
+        <w:t xml:space="preserve"> を区別）と手順書（</w:t>
+      </w:r>
+      <w:r>
+        <w:rPr>
+          <w:rFonts w:ascii="Consolas" w:eastAsia="Yu Gothic" w:hAnsi="Consolas"/>
+          <w:color w:val="4A4A4A"/>
+          <w:sz w:val="15"/>
+          <w:szCs w:val="15"/>
+        </w:rPr>
+        <w:t xml:space="preserve">kind = 'paid'</w:t>
+      </w:r>
+      <w:r>
+        <w:rPr>
+          <w:rFonts w:ascii="Yu Gothic" w:eastAsia="Yu Gothic" w:hAnsi="Yu Gothic"/>
+          <w:color w:val="4A4A4A"/>
+          <w:sz w:val="17"/>
+          <w:szCs w:val="17"/>
+        </w:rPr>
+        <w:t xml:space="preserve"> のみを返金対象として集計）は購入分に限っており、</w:t>
+      </w:r>
+      <w:r>
+        <w:rPr>
+          <w:rFonts w:ascii="Yu Gothic" w:eastAsia="Yu Gothic" w:hAnsi="Yu Gothic"/>
+          <w:b/>
+          <w:bCs/>
+          <w:color w:val="4A4A4A"/>
+          <w:sz w:val="17"/>
+          <w:szCs w:val="17"/>
+        </w:rPr>
+        <w:t xml:space="preserve">条文だけが広い</w:t>
+      </w:r>
+      <w:r>
+        <w:rPr>
+          <w:rFonts w:ascii="Yu Gothic" w:eastAsia="Yu Gothic" w:hAnsi="Yu Gothic"/>
+          <w:color w:val="4A4A4A"/>
+          <w:sz w:val="17"/>
+          <w:szCs w:val="17"/>
+        </w:rPr>
+        <w:t xml:space="preserve">という食い違いです。</w:t>
+      </w:r>
+    </w:p>
+    <w:p>
+      <w:pPr>
+        <w:pBdr>
+          <w:top w:val="single" w:color="F2EFE9" w:sz="2" w:space="6"/>
+          <w:bottom w:val="single" w:color="F2EFE9" w:sz="2" w:space="6"/>
+          <w:left w:val="single" w:color="B9B2A6" w:sz="12" w:space="6"/>
+          <w:right w:val="single" w:color="F2EFE9" w:sz="2" w:space="6"/>
+        </w:pBdr>
+        <w:shd w:fill="F2EFE9" w:color="auto" w:val="clear"/>
+        <w:spacing w:after="160" w:before="120" w:line="260"/>
+        <w:ind w:left="226" w:right="113"/>
+      </w:pPr>
+      <w:r>
+        <w:rPr>
+          <w:rFonts w:ascii="Yu Gothic" w:eastAsia="Yu Gothic" w:hAnsi="Yu Gothic"/>
+          <w:color w:val="4A4A4A"/>
+          <w:sz w:val="17"/>
+          <w:szCs w:val="17"/>
+        </w:rPr>
+        <w:t xml:space="preserve">対価を受け取っていないものを金銭で返す理由がないうえ、終了告知の後に配布したコインが即座に返金請求の対象になるという濫用の入口にもなります。同種サービス（PLAYONE、2026年8月終了）も「無料配布、キャンペーンによる付与、ミッション報酬、補償、その他無料の方法により取得された」残高を明示的に対象外としています。</w:t>
+      </w:r>
+    </w:p>
+    <w:p>
+      <w:pPr>
+        <w:pBdr>
+          <w:top w:val="single" w:color="F2EFE9" w:sz="2" w:space="6"/>
+          <w:bottom w:val="single" w:color="F2EFE9" w:sz="2" w:space="6"/>
+          <w:left w:val="single" w:color="B9B2A6" w:sz="12" w:space="6"/>
+          <w:right w:val="single" w:color="F2EFE9" w:sz="2" w:space="6"/>
+        </w:pBdr>
+        <w:shd w:fill="F2EFE9" w:color="auto" w:val="clear"/>
+        <w:spacing w:after="160" w:before="120" w:line="260"/>
+        <w:ind w:left="226" w:right="113"/>
+      </w:pPr>
+      <w:r>
+        <w:rPr>
+          <w:rFonts w:ascii="Yu Gothic" w:eastAsia="Yu Gothic" w:hAnsi="Yu Gothic"/>
+          <w:color w:val="4A4A4A"/>
+          <w:sz w:val="17"/>
+          <w:szCs w:val="17"/>
+        </w:rPr>
+        <w:t xml:space="preserve">なお後段（対価に代えて付与したコイン）は、</w:t>
+      </w:r>
+      <w:r>
+        <w:rPr>
+          <w:rFonts w:ascii="Yu Gothic" w:eastAsia="Yu Gothic" w:hAnsi="Yu Gothic"/>
+          <w:b/>
+          <w:bCs/>
+          <w:color w:val="4A4A4A"/>
+          <w:sz w:val="17"/>
+          <w:szCs w:val="17"/>
+        </w:rPr>
+        <w:t xml:space="preserve">当社の不手際でコインを失わせた場合などに、返金の代わりにコインで手当てしたもの</w:t>
+      </w:r>
+      <w:r>
+        <w:rPr>
+          <w:rFonts w:ascii="Yu Gothic" w:eastAsia="Yu Gothic" w:hAnsi="Yu Gothic"/>
+          <w:color w:val="4A4A4A"/>
+          <w:sz w:val="17"/>
+          <w:szCs w:val="17"/>
+        </w:rPr>
+        <w:t xml:space="preserve">を落とさないための留保です。この場合、対価は現に受領しているので、返さない理由がありません。〕</w:t>
+      </w:r>
+    </w:p>
+    <w:p>
+      <w:pPr>
+        <w:spacing w:after="60" w:before="60" w:line="300"/>
         <w:ind w:left="396" w:hanging="396"/>
       </w:pPr>
       <w:r>
@@ -9883,6 +10402,369 @@
           <w:szCs w:val="21"/>
         </w:rPr>
         <w:t xml:space="preserve">第1項ただし書により90日前の告知によらずに終了する場合であっても、第3項および第4項に定める清算の義務は消滅しません。</w:t>
+      </w:r>
+    </w:p>
+    <w:p>
+      <w:pPr>
+        <w:spacing w:after="60" w:before="60" w:line="300"/>
+        <w:ind w:left="396" w:hanging="396"/>
+      </w:pPr>
+      <w:r>
+        <w:rPr>
+          <w:rFonts w:ascii="Yu Mincho" w:eastAsia="Yu Mincho" w:hAnsi="Yu Mincho"/>
+          <w:color w:val="1A1A1A"/>
+          <w:sz w:val="21"/>
+          <w:szCs w:val="21"/>
+        </w:rPr>
+        <w:t xml:space="preserve">8. 第6項の申出の期間を経過した後の申出について、当社は、</w:t>
+      </w:r>
+      <w:r>
+        <w:rPr>
+          <w:rFonts w:ascii="Yu Mincho" w:eastAsia="Yu Mincho" w:hAnsi="Yu Mincho"/>
+          <w:b/>
+          <w:bCs/>
+          <w:color w:val="1A1A1A"/>
+          <w:sz w:val="21"/>
+          <w:szCs w:val="21"/>
+        </w:rPr>
+        <w:t xml:space="preserve">原則としてこれを受け付けません。ただし、次の各号のいずれかに該当する場合は、この限りではありません。</w:t>
+      </w:r>
+    </w:p>
+    <w:p>
+      <w:pPr>
+        <w:spacing w:after="60" w:before="60" w:line="300"/>
+        <w:ind w:left="737" w:hanging="340"/>
+      </w:pPr>
+      <w:r>
+        <w:rPr>
+          <w:rFonts w:ascii="Yu Mincho" w:eastAsia="Yu Mincho" w:hAnsi="Yu Mincho"/>
+          <w:color w:val="1A1A1A"/>
+          <w:sz w:val="21"/>
+          <w:szCs w:val="21"/>
+        </w:rPr>
+        <w:t xml:space="preserve">1. 期間内に申出がなされ、当社が既に受理しているもの</w:t>
+      </w:r>
+    </w:p>
+    <w:p>
+      <w:pPr>
+        <w:spacing w:after="60" w:before="60" w:line="300"/>
+        <w:ind w:left="737" w:hanging="340"/>
+      </w:pPr>
+      <w:r>
+        <w:rPr>
+          <w:rFonts w:ascii="Yu Mincho" w:eastAsia="Yu Mincho" w:hAnsi="Yu Mincho"/>
+          <w:color w:val="1A1A1A"/>
+          <w:sz w:val="21"/>
+          <w:szCs w:val="21"/>
+        </w:rPr>
+        <w:t xml:space="preserve">2. 法令に基づき、または紛争の解決のために必要であるもの</w:t>
+      </w:r>
+    </w:p>
+    <w:p>
+      <w:pPr>
+        <w:spacing w:after="60" w:before="60" w:line="300"/>
+        <w:ind w:left="737" w:hanging="340"/>
+      </w:pPr>
+      <w:r>
+        <w:rPr>
+          <w:rFonts w:ascii="Yu Mincho" w:eastAsia="Yu Mincho" w:hAnsi="Yu Mincho"/>
+          <w:color w:val="1A1A1A"/>
+          <w:sz w:val="21"/>
+          <w:szCs w:val="21"/>
+        </w:rPr>
+        <w:t xml:space="preserve">3. </w:t>
+      </w:r>
+      <w:r>
+        <w:rPr>
+          <w:rFonts w:ascii="Yu Mincho" w:eastAsia="Yu Mincho" w:hAnsi="Yu Mincho"/>
+          <w:b/>
+          <w:bCs/>
+          <w:color w:val="1A1A1A"/>
+          <w:sz w:val="21"/>
+          <w:szCs w:val="21"/>
+        </w:rPr>
+        <w:t xml:space="preserve">当社のシステムの障害その他当社の責めに帰すべき事由</w:t>
+      </w:r>
+      <w:r>
+        <w:rPr>
+          <w:rFonts w:ascii="Yu Mincho" w:eastAsia="Yu Mincho" w:hAnsi="Yu Mincho"/>
+          <w:color w:val="1A1A1A"/>
+          <w:sz w:val="21"/>
+          <w:szCs w:val="21"/>
+        </w:rPr>
+        <w:t xml:space="preserve">により、期間内に申出を行うことができなかったもの</w:t>
+      </w:r>
+    </w:p>
+    <w:p>
+      <w:pPr>
+        <w:spacing w:after="60" w:before="60" w:line="300"/>
+        <w:ind w:left="737" w:hanging="340"/>
+      </w:pPr>
+      <w:r>
+        <w:rPr>
+          <w:rFonts w:ascii="Yu Mincho" w:eastAsia="Yu Mincho" w:hAnsi="Yu Mincho"/>
+          <w:color w:val="1A1A1A"/>
+          <w:sz w:val="21"/>
+          <w:szCs w:val="21"/>
+        </w:rPr>
+        <w:t xml:space="preserve">4. 当社の記録の誤りを訂正するために必要であるもの</w:t>
+      </w:r>
+    </w:p>
+    <w:p>
+      <w:pPr>
+        <w:pBdr>
+          <w:top w:val="single" w:color="F2EFE9" w:sz="2" w:space="6"/>
+          <w:bottom w:val="single" w:color="F2EFE9" w:sz="2" w:space="6"/>
+          <w:left w:val="single" w:color="B9B2A6" w:sz="12" w:space="6"/>
+          <w:right w:val="single" w:color="F2EFE9" w:sz="2" w:space="6"/>
+        </w:pBdr>
+        <w:shd w:fill="F2EFE9" w:color="auto" w:val="clear"/>
+        <w:spacing w:after="160" w:before="120" w:line="260"/>
+        <w:ind w:left="226" w:right="113"/>
+      </w:pPr>
+      <w:r>
+        <w:rPr>
+          <w:rFonts w:ascii="Yu Gothic" w:eastAsia="Yu Gothic" w:hAnsi="Yu Gothic"/>
+          <w:color w:val="4A4A4A"/>
+          <w:sz w:val="17"/>
+          <w:szCs w:val="17"/>
+        </w:rPr>
+        <w:t xml:space="preserve">〔※8項は</w:t>
+      </w:r>
+      <w:r>
+        <w:rPr>
+          <w:rFonts w:ascii="Yu Gothic" w:eastAsia="Yu Gothic" w:hAnsi="Yu Gothic"/>
+          <w:b/>
+          <w:bCs/>
+          <w:color w:val="4A4A4A"/>
+          <w:sz w:val="17"/>
+          <w:szCs w:val="17"/>
+        </w:rPr>
+        <w:t xml:space="preserve">2026-08-05に追記（弁護士確認事項）</w:t>
+      </w:r>
+      <w:r>
+        <w:rPr>
+          <w:rFonts w:ascii="Yu Gothic" w:eastAsia="Yu Gothic" w:hAnsi="Yu Gothic"/>
+          <w:color w:val="4A4A4A"/>
+          <w:sz w:val="17"/>
+          <w:szCs w:val="17"/>
+        </w:rPr>
+        <w:t xml:space="preserve">。第6項が申出期間を定めているのに、</w:t>
+      </w:r>
+      <w:r>
+        <w:rPr>
+          <w:rFonts w:ascii="Yu Gothic" w:eastAsia="Yu Gothic" w:hAnsi="Yu Gothic"/>
+          <w:b/>
+          <w:bCs/>
+          <w:color w:val="4A4A4A"/>
+          <w:sz w:val="17"/>
+          <w:szCs w:val="17"/>
+        </w:rPr>
+        <w:t xml:space="preserve">期間が過ぎた分をどう扱うかがどこにも書かれていませんでした。</w:t>
+      </w:r>
+      <w:r>
+        <w:rPr>
+          <w:rFonts w:ascii="Yu Gothic" w:eastAsia="Yu Gothic" w:hAnsi="Yu Gothic"/>
+          <w:color w:val="4A4A4A"/>
+          <w:sz w:val="17"/>
+          <w:szCs w:val="17"/>
+        </w:rPr>
+        <w:t xml:space="preserve"> 書かずに運用で打ち切れば、第6条の3を新設したのと同じ理由——「無定めのまま運用で失効させれば、まさに消費者契約法9条・10条の争点です」——がそのまま当てはまります。</w:t>
+      </w:r>
+    </w:p>
+    <w:p>
+      <w:pPr>
+        <w:pBdr>
+          <w:top w:val="single" w:color="F2EFE9" w:sz="2" w:space="6"/>
+          <w:bottom w:val="single" w:color="F2EFE9" w:sz="2" w:space="6"/>
+          <w:left w:val="single" w:color="B9B2A6" w:sz="12" w:space="6"/>
+          <w:right w:val="single" w:color="F2EFE9" w:sz="2" w:space="6"/>
+        </w:pBdr>
+        <w:shd w:fill="F2EFE9" w:color="auto" w:val="clear"/>
+        <w:spacing w:after="160" w:before="120" w:line="260"/>
+        <w:ind w:left="226" w:right="113"/>
+      </w:pPr>
+      <w:r>
+        <w:rPr>
+          <w:rFonts w:ascii="Yu Gothic" w:eastAsia="Yu Gothic" w:hAnsi="Yu Gothic"/>
+          <w:color w:val="4A4A4A"/>
+          <w:sz w:val="17"/>
+          <w:szCs w:val="17"/>
+        </w:rPr>
+        <w:t xml:space="preserve">一方で「期間経過後も無期限に受け付ける」と書くと、</w:t>
+      </w:r>
+      <w:r>
+        <w:rPr>
+          <w:rFonts w:ascii="Yu Gothic" w:eastAsia="Yu Gothic" w:hAnsi="Yu Gothic"/>
+          <w:b/>
+          <w:bCs/>
+          <w:color w:val="4A4A4A"/>
+          <w:sz w:val="17"/>
+          <w:szCs w:val="17"/>
+        </w:rPr>
+        <w:t xml:space="preserve">決算も廃業も締められません。</w:t>
+      </w:r>
+      <w:r>
+        <w:rPr>
+          <w:rFonts w:ascii="Yu Gothic" w:eastAsia="Yu Gothic" w:hAnsi="Yu Gothic"/>
+          <w:color w:val="4A4A4A"/>
+          <w:sz w:val="17"/>
+          <w:szCs w:val="17"/>
+        </w:rPr>
+        <w:t xml:space="preserve">同業の実例（PLAYONE、2026年8月終了）が採っている「</w:t>
+      </w:r>
+      <w:r>
+        <w:rPr>
+          <w:rFonts w:ascii="Yu Gothic" w:eastAsia="Yu Gothic" w:hAnsi="Yu Gothic"/>
+          <w:b/>
+          <w:bCs/>
+          <w:color w:val="4A4A4A"/>
+          <w:sz w:val="17"/>
+          <w:szCs w:val="17"/>
+        </w:rPr>
+        <w:t xml:space="preserve">原則として受け付けない＋例外を列挙する</w:t>
+      </w:r>
+      <w:r>
+        <w:rPr>
+          <w:rFonts w:ascii="Yu Gothic" w:eastAsia="Yu Gothic" w:hAnsi="Yu Gothic"/>
+          <w:color w:val="4A4A4A"/>
+          <w:sz w:val="17"/>
+          <w:szCs w:val="17"/>
+        </w:rPr>
+        <w:t xml:space="preserve">」という書き方であれば、線を引きつつ、当社側に事由があるときは救える。</w:t>
+      </w:r>
+    </w:p>
+    <w:p>
+      <w:pPr>
+        <w:pBdr>
+          <w:top w:val="single" w:color="F2EFE9" w:sz="2" w:space="6"/>
+          <w:bottom w:val="single" w:color="F2EFE9" w:sz="2" w:space="6"/>
+          <w:left w:val="single" w:color="B9B2A6" w:sz="12" w:space="6"/>
+          <w:right w:val="single" w:color="F2EFE9" w:sz="2" w:space="6"/>
+        </w:pBdr>
+        <w:shd w:fill="F2EFE9" w:color="auto" w:val="clear"/>
+        <w:spacing w:after="160" w:before="120" w:line="260"/>
+        <w:ind w:left="226" w:right="113"/>
+      </w:pPr>
+      <w:r>
+        <w:rPr>
+          <w:rFonts w:ascii="Yu Gothic" w:eastAsia="Yu Gothic" w:hAnsi="Yu Gothic"/>
+          <w:b/>
+          <w:bCs/>
+          <w:color w:val="4A4A4A"/>
+          <w:sz w:val="17"/>
+          <w:szCs w:val="17"/>
+        </w:rPr>
+        <w:t xml:space="preserve">弁護士に確認したい点</w:t>
+      </w:r>
+      <w:r>
+        <w:rPr>
+          <w:rFonts w:ascii="Yu Gothic" w:eastAsia="Yu Gothic" w:hAnsi="Yu Gothic"/>
+          <w:color w:val="4A4A4A"/>
+          <w:sz w:val="17"/>
+          <w:szCs w:val="17"/>
+        </w:rPr>
+        <w:t xml:space="preserve">は次の2つです。1. 3号（当社の責めに帰すべき事由）を明記したうえで「原則不受理」とすることが、</w:t>
+      </w:r>
+      <w:r>
+        <w:rPr>
+          <w:rFonts w:ascii="Yu Gothic" w:eastAsia="Yu Gothic" w:hAnsi="Yu Gothic"/>
+          <w:b/>
+          <w:bCs/>
+          <w:color w:val="4A4A4A"/>
+          <w:sz w:val="17"/>
+          <w:szCs w:val="17"/>
+        </w:rPr>
+        <w:t xml:space="preserve">消費者契約法10条</w:t>
+      </w:r>
+      <w:r>
+        <w:rPr>
+          <w:rFonts w:ascii="Yu Gothic" w:eastAsia="Yu Gothic" w:hAnsi="Yu Gothic"/>
+          <w:color w:val="4A4A4A"/>
+          <w:sz w:val="17"/>
+          <w:szCs w:val="17"/>
+        </w:rPr>
+        <w:t xml:space="preserve">との関係で足りるか。期間を「60日以上」に加えて、</w:t>
+      </w:r>
+      <w:r>
+        <w:rPr>
+          <w:rFonts w:ascii="Yu Gothic" w:eastAsia="Yu Gothic" w:hAnsi="Yu Gothic"/>
+          <w:b/>
+          <w:bCs/>
+          <w:color w:val="4A4A4A"/>
+          <w:sz w:val="17"/>
+          <w:szCs w:val="17"/>
+        </w:rPr>
+        <w:t xml:space="preserve">経過後も一定期間（例：終了日から1年）は個別に応じる</w:t>
+      </w:r>
+      <w:r>
+        <w:rPr>
+          <w:rFonts w:ascii="Yu Gothic" w:eastAsia="Yu Gothic" w:hAnsi="Yu Gothic"/>
+          <w:color w:val="4A4A4A"/>
+          <w:sz w:val="17"/>
+          <w:szCs w:val="17"/>
+        </w:rPr>
+        <w:t xml:space="preserve">旨まで書くべきか。2. 期間経過により</w:t>
+      </w:r>
+      <w:r>
+        <w:rPr>
+          <w:rFonts w:ascii="Yu Gothic" w:eastAsia="Yu Gothic" w:hAnsi="Yu Gothic"/>
+          <w:b/>
+          <w:bCs/>
+          <w:color w:val="4A4A4A"/>
+          <w:sz w:val="17"/>
+          <w:szCs w:val="17"/>
+        </w:rPr>
+        <w:t xml:space="preserve">返金債務そのものが消滅する</w:t>
+      </w:r>
+      <w:r>
+        <w:rPr>
+          <w:rFonts w:ascii="Yu Gothic" w:eastAsia="Yu Gothic" w:hAnsi="Yu Gothic"/>
+          <w:color w:val="4A4A4A"/>
+          <w:sz w:val="17"/>
+          <w:szCs w:val="17"/>
+        </w:rPr>
+        <w:t xml:space="preserve">のか、それとも</w:t>
+      </w:r>
+      <w:r>
+        <w:rPr>
+          <w:rFonts w:ascii="Yu Gothic" w:eastAsia="Yu Gothic" w:hAnsi="Yu Gothic"/>
+          <w:b/>
+          <w:bCs/>
+          <w:color w:val="4A4A4A"/>
+          <w:sz w:val="17"/>
+          <w:szCs w:val="17"/>
+        </w:rPr>
+        <w:t xml:space="preserve">申出の手続だけが閉じる</w:t>
+      </w:r>
+      <w:r>
+        <w:rPr>
+          <w:rFonts w:ascii="Yu Gothic" w:eastAsia="Yu Gothic" w:hAnsi="Yu Gothic"/>
+          <w:color w:val="4A4A4A"/>
+          <w:sz w:val="17"/>
+          <w:szCs w:val="17"/>
+        </w:rPr>
+        <w:t xml:space="preserve">のか。前者であれば消滅時効（民法166条・5年）との関係を整理する必要があります。当社としては</w:t>
+      </w:r>
+      <w:r>
+        <w:rPr>
+          <w:rFonts w:ascii="Yu Gothic" w:eastAsia="Yu Gothic" w:hAnsi="Yu Gothic"/>
+          <w:b/>
+          <w:bCs/>
+          <w:color w:val="4A4A4A"/>
+          <w:sz w:val="17"/>
+          <w:szCs w:val="17"/>
+        </w:rPr>
+        <w:t xml:space="preserve">後者（手続が閉じるだけ）</w:t>
+      </w:r>
+      <w:r>
+        <w:rPr>
+          <w:rFonts w:ascii="Yu Gothic" w:eastAsia="Yu Gothic" w:hAnsi="Yu Gothic"/>
+          <w:color w:val="4A4A4A"/>
+          <w:sz w:val="17"/>
+          <w:szCs w:val="17"/>
+        </w:rPr>
+        <w:t xml:space="preserve">の整理を想定しています。〕</w:t>
       </w:r>
     </w:p>
     <w:p>

--- a/docs/legal/word/ピタフレ利用規約_全文_注記付き.docx
+++ b/docs/legal/word/ピタフレ利用規約_全文_注記付き.docx
@@ -6567,7 +6567,7 @@
           <w:sz w:val="21"/>
           <w:szCs w:val="21"/>
         </w:rPr>
-        <w:t xml:space="preserve">ゲストは、申込みにあたり「今すぐ」または当社所定の範囲内（申込時から30分後以降、14日後まで）の</w:t>
+        <w:t xml:space="preserve">ゲストは、申込みにあたり「今すぐ」または当社所定の範囲内（申込時から30分後以降、35日後まで）の</w:t>
       </w:r>
       <w:r>
         <w:rPr>
@@ -6608,6 +6608,400 @@
           <w:szCs w:val="21"/>
         </w:rPr>
         <w:t xml:space="preserve">まで申し込めます（さらに延ばす場合は第8条の3の延長によります）。ピタメイトは、掲載の停止および個々の予約の申込みへの諾否を自由に決定できます。予約は、ピタメイトが承諾した時点で成立します。ピタメイトが承諾しない場合または一定時間内に応答しない場合、消費されたコインはゲストに全額返還されます。</w:t>
+      </w:r>
+    </w:p>
+    <w:p>
+      <w:pPr>
+        <w:spacing w:after="60" w:before="60" w:line="300"/>
+        <w:ind w:left="396" w:hanging="396"/>
+      </w:pPr>
+      <w:r>
+        <w:rPr>
+          <w:rFonts w:ascii="Yu Mincho" w:eastAsia="Yu Mincho" w:hAnsi="Yu Mincho"/>
+          <w:color w:val="1A1A1A"/>
+          <w:sz w:val="21"/>
+          <w:szCs w:val="21"/>
+        </w:rPr>
+        <w:t xml:space="preserve">1の2. ゲストは、同一のピタメイトとの</w:t>
+      </w:r>
+      <w:r>
+        <w:rPr>
+          <w:rFonts w:ascii="Yu Mincho" w:eastAsia="Yu Mincho" w:hAnsi="Yu Mincho"/>
+          <w:b/>
+          <w:bCs/>
+          <w:color w:val="1A1A1A"/>
+          <w:sz w:val="21"/>
+          <w:szCs w:val="21"/>
+        </w:rPr>
+        <w:t xml:space="preserve">同じ曜日・時刻の予約を、当社所定の回数（4回）まで一度に申し込む</w:t>
+      </w:r>
+      <w:r>
+        <w:rPr>
+          <w:rFonts w:ascii="Yu Mincho" w:eastAsia="Yu Mincho" w:hAnsi="Yu Mincho"/>
+          <w:color w:val="1A1A1A"/>
+          <w:sz w:val="21"/>
+          <w:szCs w:val="21"/>
+        </w:rPr>
+        <w:t xml:space="preserve">ことができます（以下「</w:t>
+      </w:r>
+      <w:r>
+        <w:rPr>
+          <w:rFonts w:ascii="Yu Mincho" w:eastAsia="Yu Mincho" w:hAnsi="Yu Mincho"/>
+          <w:b/>
+          <w:bCs/>
+          <w:color w:val="1A1A1A"/>
+          <w:sz w:val="21"/>
+          <w:szCs w:val="21"/>
+        </w:rPr>
+        <w:t xml:space="preserve">まとめ申込み</w:t>
+      </w:r>
+      <w:r>
+        <w:rPr>
+          <w:rFonts w:ascii="Yu Mincho" w:eastAsia="Yu Mincho" w:hAnsi="Yu Mincho"/>
+          <w:color w:val="1A1A1A"/>
+          <w:sz w:val="21"/>
+          <w:szCs w:val="21"/>
+        </w:rPr>
+        <w:t xml:space="preserve">」といいます）。この場合、次のとおり取り扱います。</w:t>
+      </w:r>
+    </w:p>
+    <w:p>
+      <w:pPr>
+        <w:spacing w:after="60" w:before="60" w:line="300"/>
+        <w:ind w:left="737" w:hanging="340"/>
+      </w:pPr>
+      <w:r>
+        <w:rPr>
+          <w:rFonts w:ascii="Yu Mincho" w:eastAsia="Yu Mincho" w:hAnsi="Yu Mincho"/>
+          <w:color w:val="1A1A1A"/>
+          <w:sz w:val="21"/>
+          <w:szCs w:val="21"/>
+        </w:rPr>
+        <w:t xml:space="preserve">1. </w:t>
+      </w:r>
+      <w:r>
+        <w:rPr>
+          <w:rFonts w:ascii="Yu Mincho" w:eastAsia="Yu Mincho" w:hAnsi="Yu Mincho"/>
+          <w:b/>
+          <w:bCs/>
+          <w:color w:val="1A1A1A"/>
+          <w:sz w:val="21"/>
+          <w:szCs w:val="21"/>
+        </w:rPr>
+        <w:t xml:space="preserve">1件ずつ独立した予約が成立します。</w:t>
+      </w:r>
+      <w:r>
+        <w:rPr>
+          <w:rFonts w:ascii="Yu Mincho" w:eastAsia="Yu Mincho" w:hAnsi="Yu Mincho"/>
+          <w:color w:val="1A1A1A"/>
+          <w:sz w:val="21"/>
+          <w:szCs w:val="21"/>
+        </w:rPr>
+        <w:t xml:space="preserve"> 料金・割引・コインの消費・承諾・キャンセルおよび返還は、</w:t>
+      </w:r>
+      <w:r>
+        <w:rPr>
+          <w:rFonts w:ascii="Yu Mincho" w:eastAsia="Yu Mincho" w:hAnsi="Yu Mincho"/>
+          <w:b/>
+          <w:bCs/>
+          <w:color w:val="1A1A1A"/>
+          <w:sz w:val="21"/>
+          <w:szCs w:val="21"/>
+        </w:rPr>
+        <w:t xml:space="preserve">すべて1件ごとに前項および第9条のとおり</w:t>
+      </w:r>
+      <w:r>
+        <w:rPr>
+          <w:rFonts w:ascii="Yu Mincho" w:eastAsia="Yu Mincho" w:hAnsi="Yu Mincho"/>
+          <w:color w:val="1A1A1A"/>
+          <w:sz w:val="21"/>
+          <w:szCs w:val="21"/>
+        </w:rPr>
+        <w:t xml:space="preserve">適用されます。回数券・定期契約その他の継続的役務提供契約ではありません。</w:t>
+      </w:r>
+    </w:p>
+    <w:p>
+      <w:pPr>
+        <w:spacing w:after="60" w:before="60" w:line="300"/>
+        <w:ind w:left="737" w:hanging="340"/>
+      </w:pPr>
+      <w:r>
+        <w:rPr>
+          <w:rFonts w:ascii="Yu Mincho" w:eastAsia="Yu Mincho" w:hAnsi="Yu Mincho"/>
+          <w:color w:val="1A1A1A"/>
+          <w:sz w:val="21"/>
+          <w:szCs w:val="21"/>
+        </w:rPr>
+        <w:t xml:space="preserve">2. </w:t>
+      </w:r>
+      <w:r>
+        <w:rPr>
+          <w:rFonts w:ascii="Yu Mincho" w:eastAsia="Yu Mincho" w:hAnsi="Yu Mincho"/>
+          <w:b/>
+          <w:bCs/>
+          <w:color w:val="1A1A1A"/>
+          <w:sz w:val="21"/>
+          <w:szCs w:val="21"/>
+        </w:rPr>
+        <w:t xml:space="preserve">申込みの時点で、全回分のコインを消費します。</w:t>
+      </w:r>
+    </w:p>
+    <w:p>
+      <w:pPr>
+        <w:spacing w:after="60" w:before="60" w:line="300"/>
+        <w:ind w:left="737" w:hanging="340"/>
+      </w:pPr>
+      <w:r>
+        <w:rPr>
+          <w:rFonts w:ascii="Yu Mincho" w:eastAsia="Yu Mincho" w:hAnsi="Yu Mincho"/>
+          <w:color w:val="1A1A1A"/>
+          <w:sz w:val="21"/>
+          <w:szCs w:val="21"/>
+        </w:rPr>
+        <w:t xml:space="preserve">3. </w:t>
+      </w:r>
+      <w:r>
+        <w:rPr>
+          <w:rFonts w:ascii="Yu Mincho" w:eastAsia="Yu Mincho" w:hAnsi="Yu Mincho"/>
+          <w:b/>
+          <w:bCs/>
+          <w:color w:val="1A1A1A"/>
+          <w:sz w:val="21"/>
+          <w:szCs w:val="21"/>
+        </w:rPr>
+        <w:t xml:space="preserve">申込みのいずれか1件でも成立しない場合（時間帯の重複その他の事由による場合を含みます）、まとめ申込みの全体が成立せず、消費されたコインは全額返還されます。</w:t>
+      </w:r>
+    </w:p>
+    <w:p>
+      <w:pPr>
+        <w:spacing w:after="60" w:before="60" w:line="300"/>
+        <w:ind w:left="737" w:hanging="340"/>
+      </w:pPr>
+      <w:r>
+        <w:rPr>
+          <w:rFonts w:ascii="Yu Mincho" w:eastAsia="Yu Mincho" w:hAnsi="Yu Mincho"/>
+          <w:color w:val="1A1A1A"/>
+          <w:sz w:val="21"/>
+          <w:szCs w:val="21"/>
+        </w:rPr>
+        <w:t xml:space="preserve">4. </w:t>
+      </w:r>
+      <w:r>
+        <w:rPr>
+          <w:rFonts w:ascii="Yu Mincho" w:eastAsia="Yu Mincho" w:hAnsi="Yu Mincho"/>
+          <w:b/>
+          <w:bCs/>
+          <w:color w:val="1A1A1A"/>
+          <w:sz w:val="21"/>
+          <w:szCs w:val="21"/>
+        </w:rPr>
+        <w:t xml:space="preserve">第8条の4の初回お試し割引は、1回目の予約にのみ適用されます。</w:t>
+      </w:r>
+    </w:p>
+    <w:p>
+      <w:pPr>
+        <w:pBdr>
+          <w:top w:val="single" w:color="F2EFE9" w:sz="2" w:space="6"/>
+          <w:bottom w:val="single" w:color="F2EFE9" w:sz="2" w:space="6"/>
+          <w:left w:val="single" w:color="B9B2A6" w:sz="12" w:space="6"/>
+          <w:right w:val="single" w:color="F2EFE9" w:sz="2" w:space="6"/>
+        </w:pBdr>
+        <w:shd w:fill="F2EFE9" w:color="auto" w:val="clear"/>
+        <w:spacing w:after="160" w:before="120" w:line="260"/>
+        <w:ind w:left="226" w:right="113"/>
+      </w:pPr>
+      <w:r>
+        <w:rPr>
+          <w:rFonts w:ascii="Yu Gothic" w:eastAsia="Yu Gothic" w:hAnsi="Yu Gothic"/>
+          <w:color w:val="4A4A4A"/>
+          <w:sz w:val="17"/>
+          <w:szCs w:val="17"/>
+        </w:rPr>
+        <w:t xml:space="preserve">〔※</w:t>
+      </w:r>
+      <w:r>
+        <w:rPr>
+          <w:rFonts w:ascii="Yu Gothic" w:eastAsia="Yu Gothic" w:hAnsi="Yu Gothic"/>
+          <w:b/>
+          <w:bCs/>
+          <w:color w:val="4A4A4A"/>
+          <w:sz w:val="17"/>
+          <w:szCs w:val="17"/>
+        </w:rPr>
+        <w:t xml:space="preserve">2026-08-05に追加（弁護士確認事項）。</w:t>
+      </w:r>
+      <w:r>
+        <w:rPr>
+          <w:rFonts w:ascii="Yu Gothic" w:eastAsia="Yu Gothic" w:hAnsi="Yu Gothic"/>
+          <w:color w:val="4A4A4A"/>
+          <w:sz w:val="17"/>
+          <w:szCs w:val="17"/>
+        </w:rPr>
+        <w:t xml:space="preserve"> まとめ予約は </w:t>
+      </w:r>
+      <w:r>
+        <w:rPr>
+          <w:rFonts w:ascii="Consolas" w:eastAsia="Yu Gothic" w:hAnsi="Consolas"/>
+          <w:color w:val="4A4A4A"/>
+          <w:sz w:val="15"/>
+          <w:szCs w:val="15"/>
+        </w:rPr>
+        <w:t xml:space="preserve">0061</w:t>
+      </w:r>
+      <w:r>
+        <w:rPr>
+          <w:rFonts w:ascii="Yu Gothic" w:eastAsia="Yu Gothic" w:hAnsi="Yu Gothic"/>
+          <w:color w:val="4A4A4A"/>
+          <w:sz w:val="17"/>
+          <w:szCs w:val="17"/>
+        </w:rPr>
+        <w:t xml:space="preserve"> で実装され、画面にも出ていますが、</w:t>
+      </w:r>
+      <w:r>
+        <w:rPr>
+          <w:rFonts w:ascii="Yu Gothic" w:eastAsia="Yu Gothic" w:hAnsi="Yu Gothic"/>
+          <w:b/>
+          <w:bCs/>
+          <w:color w:val="4A4A4A"/>
+          <w:sz w:val="17"/>
+          <w:szCs w:val="17"/>
+        </w:rPr>
+        <w:t xml:space="preserve">規約にも特定商取引法に基づく表記にも記載がありませんでした。</w:t>
+      </w:r>
+    </w:p>
+    <w:p>
+      <w:pPr>
+        <w:pBdr>
+          <w:top w:val="single" w:color="F2EFE9" w:sz="2" w:space="6"/>
+          <w:bottom w:val="single" w:color="F2EFE9" w:sz="2" w:space="6"/>
+          <w:left w:val="single" w:color="B9B2A6" w:sz="12" w:space="6"/>
+          <w:right w:val="single" w:color="F2EFE9" w:sz="2" w:space="6"/>
+        </w:pBdr>
+        <w:shd w:fill="F2EFE9" w:color="auto" w:val="clear"/>
+        <w:spacing w:after="160" w:before="120" w:line="260"/>
+        <w:ind w:left="226" w:right="113"/>
+      </w:pPr>
+      <w:r>
+        <w:rPr>
+          <w:rFonts w:ascii="Yu Gothic" w:eastAsia="Yu Gothic" w:hAnsi="Yu Gothic"/>
+          <w:color w:val="4A4A4A"/>
+          <w:sz w:val="17"/>
+          <w:szCs w:val="17"/>
+        </w:rPr>
+        <w:t xml:space="preserve">実装上の挙動（1件ずつ独立・全部通るか1件も作らないか・割引は1回目のみ）は既にそのとおりですが、</w:t>
+      </w:r>
+      <w:r>
+        <w:rPr>
+          <w:rFonts w:ascii="Yu Gothic" w:eastAsia="Yu Gothic" w:hAnsi="Yu Gothic"/>
+          <w:b/>
+          <w:bCs/>
+          <w:color w:val="4A4A4A"/>
+          <w:sz w:val="17"/>
+          <w:szCs w:val="17"/>
+        </w:rPr>
+        <w:t xml:space="preserve">利用者から見ると「4回分をまとめて申し込んだのに、キャンセルは1件ずつで返還率も別々」</w:t>
+      </w:r>
+      <w:r>
+        <w:rPr>
+          <w:rFonts w:ascii="Yu Gothic" w:eastAsia="Yu Gothic" w:hAnsi="Yu Gothic"/>
+          <w:color w:val="4A4A4A"/>
+          <w:sz w:val="17"/>
+          <w:szCs w:val="17"/>
+        </w:rPr>
+        <w:t xml:space="preserve">という点が、書いていないと分かりません。特定商取引法の「役務の内容」「申込みの撤回・解除に関する事項」の表示としても、記載しておくべき事項です。</w:t>
+      </w:r>
+    </w:p>
+    <w:p>
+      <w:pPr>
+        <w:pBdr>
+          <w:top w:val="single" w:color="F2EFE9" w:sz="2" w:space="6"/>
+          <w:bottom w:val="single" w:color="F2EFE9" w:sz="2" w:space="6"/>
+          <w:left w:val="single" w:color="B9B2A6" w:sz="12" w:space="6"/>
+          <w:right w:val="single" w:color="F2EFE9" w:sz="2" w:space="6"/>
+        </w:pBdr>
+        <w:shd w:fill="F2EFE9" w:color="auto" w:val="clear"/>
+        <w:spacing w:after="160" w:before="120" w:line="260"/>
+        <w:ind w:left="226" w:right="113"/>
+      </w:pPr>
+      <w:r>
+        <w:rPr>
+          <w:rFonts w:ascii="Yu Gothic" w:eastAsia="Yu Gothic" w:hAnsi="Yu Gothic"/>
+          <w:b/>
+          <w:bCs/>
+          <w:color w:val="4A4A4A"/>
+          <w:sz w:val="17"/>
+          <w:szCs w:val="17"/>
+        </w:rPr>
+        <w:t xml:space="preserve">弁護士に確認したい点</w:t>
+      </w:r>
+      <w:r>
+        <w:rPr>
+          <w:rFonts w:ascii="Yu Gothic" w:eastAsia="Yu Gothic" w:hAnsi="Yu Gothic"/>
+          <w:color w:val="4A4A4A"/>
+          <w:sz w:val="17"/>
+          <w:szCs w:val="17"/>
+        </w:rPr>
+        <w:t xml:space="preserve">: 4件同時の申込みが、</w:t>
+      </w:r>
+      <w:r>
+        <w:rPr>
+          <w:rFonts w:ascii="Yu Gothic" w:eastAsia="Yu Gothic" w:hAnsi="Yu Gothic"/>
+          <w:b/>
+          <w:bCs/>
+          <w:color w:val="4A4A4A"/>
+          <w:sz w:val="17"/>
+          <w:szCs w:val="17"/>
+        </w:rPr>
+        <w:t xml:space="preserve">継続的役務提供</w:t>
+      </w:r>
+      <w:r>
+        <w:rPr>
+          <w:rFonts w:ascii="Yu Gothic" w:eastAsia="Yu Gothic" w:hAnsi="Yu Gothic"/>
+          <w:color w:val="4A4A4A"/>
+          <w:sz w:val="17"/>
+          <w:szCs w:val="17"/>
+        </w:rPr>
+        <w:t xml:space="preserve">（特定商取引法41条以下）や</w:t>
+      </w:r>
+      <w:r>
+        <w:rPr>
+          <w:rFonts w:ascii="Yu Gothic" w:eastAsia="Yu Gothic" w:hAnsi="Yu Gothic"/>
+          <w:b/>
+          <w:bCs/>
+          <w:color w:val="4A4A4A"/>
+          <w:sz w:val="17"/>
+          <w:szCs w:val="17"/>
+        </w:rPr>
+        <w:t xml:space="preserve">定期購入</w:t>
+      </w:r>
+      <w:r>
+        <w:rPr>
+          <w:rFonts w:ascii="Yu Gothic" w:eastAsia="Yu Gothic" w:hAnsi="Yu Gothic"/>
+          <w:color w:val="4A4A4A"/>
+          <w:sz w:val="17"/>
+          <w:szCs w:val="17"/>
+        </w:rPr>
+        <w:t xml:space="preserve">の規律に触れないか。当方は「1件ずつ独立した個別の役務提供契約が4つ成立するだけで、期間・回数を定めた1個の契約ではない」という整理を想定していますが、</w:t>
+      </w:r>
+      <w:r>
+        <w:rPr>
+          <w:rFonts w:ascii="Yu Gothic" w:eastAsia="Yu Gothic" w:hAnsi="Yu Gothic"/>
+          <w:b/>
+          <w:bCs/>
+          <w:color w:val="4A4A4A"/>
+          <w:sz w:val="17"/>
+          <w:szCs w:val="17"/>
+        </w:rPr>
+        <w:t xml:space="preserve">「4回」「毎週」という外形</w:t>
+      </w:r>
+      <w:r>
+        <w:rPr>
+          <w:rFonts w:ascii="Yu Gothic" w:eastAsia="Yu Gothic" w:hAnsi="Yu Gothic"/>
+          <w:color w:val="4A4A4A"/>
+          <w:sz w:val="17"/>
+          <w:szCs w:val="17"/>
+        </w:rPr>
+        <w:t xml:space="preserve">があるため、念のため確認をお願いします。〕</w:t>
       </w:r>
     </w:p>
     <w:p>

--- a/docs/legal/word/ピタフレ利用規約_全文_注記付き.docx
+++ b/docs/legal/word/ピタフレ利用規約_全文_注記付き.docx
@@ -5050,27 +5050,18 @@
           <w:sz w:val="17"/>
           <w:szCs w:val="17"/>
         </w:rPr>
-        <w:t xml:space="preserve">〔※本条は、ギフト（投げ銭）機能に関する定めです。2026-07-22の弁護士見解（Q11）を反映し、</w:t>
-      </w:r>
-      <w:r>
-        <w:rPr>
-          <w:rFonts w:ascii="Yu Gothic" w:eastAsia="Yu Gothic" w:hAnsi="Yu Gothic"/>
-          <w:b/>
-          <w:bCs/>
-          <w:color w:val="4A4A4A"/>
-          <w:sz w:val="17"/>
-          <w:szCs w:val="17"/>
-        </w:rPr>
-        <w:t xml:space="preserve">役務（一緒に遊ぶこと）に付随する任意の謝礼</w:t>
-      </w:r>
-      <w:r>
-        <w:rPr>
-          <w:rFonts w:ascii="Yu Gothic" w:eastAsia="Yu Gothic" w:hAnsi="Yu Gothic"/>
-          <w:color w:val="4A4A4A"/>
-          <w:sz w:val="17"/>
-          <w:szCs w:val="17"/>
-        </w:rPr>
-        <w:t xml:space="preserve">として設計しています。</w:t>
+        <w:t xml:space="preserve">〔※本条は、ギフト（投げ銭）機能に関する定めです。</w:t>
+      </w:r>
+      <w:r>
+        <w:rPr>
+          <w:rFonts w:ascii="Yu Gothic" w:eastAsia="Yu Gothic" w:hAnsi="Yu Gothic"/>
+          <w:b/>
+          <w:bCs/>
+          <w:color w:val="4A4A4A"/>
+          <w:sz w:val="17"/>
+          <w:szCs w:val="17"/>
+        </w:rPr>
+        <w:t xml:space="preserve">法的構成は2度書き直しています。</w:t>
       </w:r>
     </w:p>
     <w:p>
@@ -5094,16 +5085,16 @@
           <w:sz w:val="17"/>
           <w:szCs w:val="17"/>
         </w:rPr>
-        <w:t xml:space="preserve">2026-08-04の弁護士回答（論点B）により、法的構成を書き直しました。</w:t>
-      </w:r>
-      <w:r>
-        <w:rPr>
-          <w:rFonts w:ascii="Yu Gothic" w:eastAsia="Yu Gothic" w:hAnsi="Yu Gothic"/>
-          <w:color w:val="4A4A4A"/>
-          <w:sz w:val="17"/>
-          <w:szCs w:val="17"/>
-        </w:rPr>
-        <w:t xml:space="preserve"> 従前は「ユーザーが相手にコインを贈る」「受け取ったコインは報酬コインとして扱う」と定めており、</w:t>
+        <w:t xml:space="preserve">第1回（2026-08-04・弁護士 論点B）</w:t>
+      </w:r>
+      <w:r>
+        <w:rPr>
+          <w:rFonts w:ascii="Yu Gothic" w:eastAsia="Yu Gothic" w:hAnsi="Yu Gothic"/>
+          <w:color w:val="4A4A4A"/>
+          <w:sz w:val="17"/>
+          <w:szCs w:val="17"/>
+        </w:rPr>
+        <w:t xml:space="preserve">: 従前は「ユーザーが相手にコインを贈る」「受け取ったコインは報酬コインとして扱う」と定めており、</w:t>
       </w:r>
       <w:r>
         <w:rPr>
@@ -5165,47 +5156,7 @@
           <w:sz w:val="17"/>
           <w:szCs w:val="17"/>
         </w:rPr>
-        <w:t xml:space="preserve">です。」&gt; 「金額上限や相手方限定といった制限は……</w:t>
-      </w:r>
-      <w:r>
-        <w:rPr>
-          <w:rFonts w:ascii="Yu Gothic" w:eastAsia="Yu Gothic" w:hAnsi="Yu Gothic"/>
-          <w:b/>
-          <w:bCs/>
-          <w:color w:val="4A4A4A"/>
-          <w:sz w:val="17"/>
-          <w:szCs w:val="17"/>
-        </w:rPr>
-        <w:t xml:space="preserve">該当性そのものを否定する論拠としては弱い</w:t>
-      </w:r>
-      <w:r>
-        <w:rPr>
-          <w:rFonts w:ascii="Yu Gothic" w:eastAsia="Yu Gothic" w:hAnsi="Yu Gothic"/>
-          <w:color w:val="4A4A4A"/>
-          <w:sz w:val="17"/>
-          <w:szCs w:val="17"/>
-        </w:rPr>
-        <w:t xml:space="preserve">のです。</w:t>
-      </w:r>
-      <w:r>
-        <w:rPr>
-          <w:rFonts w:ascii="Yu Gothic" w:eastAsia="Yu Gothic" w:hAnsi="Yu Gothic"/>
-          <w:b/>
-          <w:bCs/>
-          <w:color w:val="4A4A4A"/>
-          <w:sz w:val="17"/>
-          <w:szCs w:val="17"/>
-        </w:rPr>
-        <w:t xml:space="preserve">現行の制限の列挙だけでは「当たらない」という整理は完成しない</w:t>
-      </w:r>
-      <w:r>
-        <w:rPr>
-          <w:rFonts w:ascii="Yu Gothic" w:eastAsia="Yu Gothic" w:hAnsi="Yu Gothic"/>
-          <w:color w:val="4A4A4A"/>
-          <w:sz w:val="17"/>
-          <w:szCs w:val="17"/>
-        </w:rPr>
-        <w:t xml:space="preserve">」</w:t>
+        <w:t xml:space="preserve">です。」</w:t>
       </w:r>
     </w:p>
     <w:p>
@@ -5227,78 +5178,27 @@
           <w:sz w:val="17"/>
           <w:szCs w:val="17"/>
         </w:rPr>
-        <w:t xml:space="preserve">そこで、</w:t>
-      </w:r>
-      <w:r>
-        <w:rPr>
-          <w:rFonts w:ascii="Yu Gothic" w:eastAsia="Yu Gothic" w:hAnsi="Yu Gothic"/>
-          <w:b/>
-          <w:bCs/>
-          <w:color w:val="4A4A4A"/>
-          <w:sz w:val="17"/>
-          <w:szCs w:val="17"/>
-        </w:rPr>
-        <w:t xml:space="preserve">ゲスト→当社（コインの消費・消滅）</w:t>
-      </w:r>
-      <w:r>
-        <w:rPr>
-          <w:rFonts w:ascii="Yu Gothic" w:eastAsia="Yu Gothic" w:hAnsi="Yu Gothic"/>
-          <w:color w:val="4A4A4A"/>
-          <w:sz w:val="17"/>
-          <w:szCs w:val="17"/>
-        </w:rPr>
-        <w:t xml:space="preserve">と、</w:t>
-      </w:r>
-      <w:r>
-        <w:rPr>
-          <w:rFonts w:ascii="Yu Gothic" w:eastAsia="Yu Gothic" w:hAnsi="Yu Gothic"/>
-          <w:b/>
-          <w:bCs/>
-          <w:color w:val="4A4A4A"/>
-          <w:sz w:val="17"/>
-          <w:szCs w:val="17"/>
-        </w:rPr>
-        <w:t xml:space="preserve">当社→ピタメイト（自己の報酬債務の履行としての報酬コインの付与）</w:t>
-      </w:r>
-      <w:r>
-        <w:rPr>
-          <w:rFonts w:ascii="Yu Gothic" w:eastAsia="Yu Gothic" w:hAnsi="Yu Gothic"/>
-          <w:color w:val="4A4A4A"/>
-          <w:sz w:val="17"/>
-          <w:szCs w:val="17"/>
-        </w:rPr>
-        <w:t xml:space="preserve">という、</w:t>
-      </w:r>
-      <w:r>
-        <w:rPr>
-          <w:rFonts w:ascii="Yu Gothic" w:eastAsia="Yu Gothic" w:hAnsi="Yu Gothic"/>
-          <w:b/>
-          <w:bCs/>
-          <w:color w:val="4A4A4A"/>
-          <w:sz w:val="17"/>
-          <w:szCs w:val="17"/>
-        </w:rPr>
-        <w:t xml:space="preserve">二本の独立した債権債務関係</w:t>
-      </w:r>
-      <w:r>
-        <w:rPr>
-          <w:rFonts w:ascii="Yu Gothic" w:eastAsia="Yu Gothic" w:hAnsi="Yu Gothic"/>
-          <w:color w:val="4A4A4A"/>
-          <w:sz w:val="17"/>
-          <w:szCs w:val="17"/>
-        </w:rPr>
-        <w:t xml:space="preserve">に分解しました。資金がA→Bへ移動するのではなく、二つの対価関係が連続するだけなので、「隔地者間の資金移動の依頼を引き受ける」という為替取引（資金決済法2条2項、最決平成13年3月12日）の構造に当てはまりません。コインがユーザー間を移転しないため、</w:t>
-      </w:r>
-      <w:r>
-        <w:rPr>
-          <w:rFonts w:ascii="Yu Gothic" w:eastAsia="Yu Gothic" w:hAnsi="Yu Gothic"/>
-          <w:b/>
-          <w:bCs/>
-          <w:color w:val="4A4A4A"/>
-          <w:sz w:val="17"/>
-          <w:szCs w:val="17"/>
-        </w:rPr>
-        <w:t xml:space="preserve">電子移転可能型（残高譲渡型）前払式支払手段の論点も同時に消えます。</w:t>
+        <w:t xml:space="preserve">そこで「ゲスト→当社（コインの消費・消滅）／当社→ピタメイト（</w:t>
+      </w:r>
+      <w:r>
+        <w:rPr>
+          <w:rFonts w:ascii="Yu Gothic" w:eastAsia="Yu Gothic" w:hAnsi="Yu Gothic"/>
+          <w:b/>
+          <w:bCs/>
+          <w:color w:val="4A4A4A"/>
+          <w:sz w:val="17"/>
+          <w:szCs w:val="17"/>
+        </w:rPr>
+        <w:t xml:space="preserve">自己の債務</w:t>
+      </w:r>
+      <w:r>
+        <w:rPr>
+          <w:rFonts w:ascii="Yu Gothic" w:eastAsia="Yu Gothic" w:hAnsi="Yu Gothic"/>
+          <w:color w:val="4A4A4A"/>
+          <w:sz w:val="17"/>
+          <w:szCs w:val="17"/>
+        </w:rPr>
+        <w:t xml:space="preserve">としての報酬コインの付与）」という二本の債権債務関係に分解しました。</w:t>
       </w:r>
     </w:p>
     <w:p>
@@ -5322,231 +5222,36 @@
           <w:sz w:val="17"/>
           <w:szCs w:val="17"/>
         </w:rPr>
-        <w:t xml:space="preserve">この構成は、条文だけでなく画面表示・通知・会計処理まで一貫している必要があります</w:t>
-      </w:r>
-      <w:r>
-        <w:rPr>
-          <w:rFonts w:ascii="Yu Gothic" w:eastAsia="Yu Gothic" w:hAnsi="Yu Gothic"/>
-          <w:color w:val="4A4A4A"/>
-          <w:sz w:val="17"/>
-          <w:szCs w:val="17"/>
-        </w:rPr>
-        <w:t xml:space="preserve">（弁護士：「行政の実質判断では、規約の文言と実装・表示の一貫性が重視されます」）。「○○さんにコインを送りました」型の表現を使わないこと。〕</w:t>
-      </w:r>
-    </w:p>
-    <w:p>
-      <w:pPr>
-        <w:spacing w:after="60" w:before="60" w:line="300"/>
-        <w:ind w:left="396" w:hanging="396"/>
-      </w:pPr>
-      <w:r>
-        <w:rPr>
-          <w:rFonts w:ascii="Yu Mincho" w:eastAsia="Yu Mincho" w:hAnsi="Yu Mincho"/>
-          <w:color w:val="1A1A1A"/>
-          <w:sz w:val="21"/>
-          <w:szCs w:val="21"/>
-        </w:rPr>
-        <w:t xml:space="preserve">1. ゲストは、本サービス上で</w:t>
-      </w:r>
-      <w:r>
-        <w:rPr>
-          <w:rFonts w:ascii="Yu Mincho" w:eastAsia="Yu Mincho" w:hAnsi="Yu Mincho"/>
-          <w:b/>
-          <w:bCs/>
-          <w:color w:val="1A1A1A"/>
-          <w:sz w:val="21"/>
-          <w:szCs w:val="21"/>
-        </w:rPr>
-        <w:t xml:space="preserve">実際に一緒に遊んだ（予約が完了した）ピタメイト</w:t>
-      </w:r>
-      <w:r>
-        <w:rPr>
-          <w:rFonts w:ascii="Yu Mincho" w:eastAsia="Yu Mincho" w:hAnsi="Yu Mincho"/>
-          <w:color w:val="1A1A1A"/>
-          <w:sz w:val="21"/>
-          <w:szCs w:val="21"/>
-        </w:rPr>
-        <w:t xml:space="preserve">を指定して、当社所定の方法により、</w:t>
-      </w:r>
-      <w:r>
-        <w:rPr>
-          <w:rFonts w:ascii="Yu Mincho" w:eastAsia="Yu Mincho" w:hAnsi="Yu Mincho"/>
-          <w:b/>
-          <w:bCs/>
-          <w:color w:val="1A1A1A"/>
-          <w:sz w:val="21"/>
-          <w:szCs w:val="21"/>
-        </w:rPr>
-        <w:t xml:space="preserve">コインを消費して「ありがとうギフト」を行うことができます。ギフトにより、消費されたコインは消滅します。</w:t>
-      </w:r>
-      <w:r>
-        <w:rPr>
-          <w:rFonts w:ascii="Yu Mincho" w:eastAsia="Yu Mincho" w:hAnsi="Yu Mincho"/>
-          <w:color w:val="1A1A1A"/>
-          <w:sz w:val="21"/>
-          <w:szCs w:val="21"/>
-        </w:rPr>
-        <w:t xml:space="preserve"> ギフトは役務の対価ではなく、行うかどうか・金額はゲストの自由な意思によります。</w:t>
-      </w:r>
-    </w:p>
-    <w:p>
-      <w:pPr>
-        <w:spacing w:after="60" w:before="60" w:line="300"/>
-        <w:ind w:left="396" w:hanging="396"/>
-      </w:pPr>
-      <w:r>
-        <w:rPr>
-          <w:rFonts w:ascii="Yu Mincho" w:eastAsia="Yu Mincho" w:hAnsi="Yu Mincho"/>
-          <w:color w:val="1A1A1A"/>
-          <w:sz w:val="21"/>
-          <w:szCs w:val="21"/>
-        </w:rPr>
-        <w:t xml:space="preserve">2. ギフトの原資は、第7条第1項により</w:t>
-      </w:r>
-      <w:r>
-        <w:rPr>
-          <w:rFonts w:ascii="Yu Mincho" w:eastAsia="Yu Mincho" w:hAnsi="Yu Mincho"/>
-          <w:b/>
-          <w:bCs/>
-          <w:color w:val="1A1A1A"/>
-          <w:sz w:val="21"/>
-          <w:szCs w:val="21"/>
-        </w:rPr>
-        <w:t xml:space="preserve">購入したコインに限り</w:t>
-      </w:r>
-      <w:r>
-        <w:rPr>
-          <w:rFonts w:ascii="Yu Mincho" w:eastAsia="Yu Mincho" w:hAnsi="Yu Mincho"/>
-          <w:color w:val="1A1A1A"/>
-          <w:sz w:val="21"/>
-          <w:szCs w:val="21"/>
-        </w:rPr>
-        <w:t xml:space="preserve">ます。報酬コイン（第7条第6項）をギフトに用いることはできません。</w:t>
-      </w:r>
-    </w:p>
-    <w:p>
-      <w:pPr>
-        <w:spacing w:after="60" w:before="60" w:line="300"/>
-        <w:ind w:left="396" w:hanging="396"/>
-      </w:pPr>
-      <w:r>
-        <w:rPr>
-          <w:rFonts w:ascii="Yu Mincho" w:eastAsia="Yu Mincho" w:hAnsi="Yu Mincho"/>
-          <w:color w:val="1A1A1A"/>
-          <w:sz w:val="21"/>
-          <w:szCs w:val="21"/>
-        </w:rPr>
-        <w:t xml:space="preserve">3. 一度行ったギフトは、</w:t>
-      </w:r>
-      <w:r>
-        <w:rPr>
-          <w:rFonts w:ascii="Yu Mincho" w:eastAsia="Yu Mincho" w:hAnsi="Yu Mincho"/>
-          <w:b/>
-          <w:bCs/>
-          <w:color w:val="1A1A1A"/>
-          <w:sz w:val="21"/>
-          <w:szCs w:val="21"/>
-        </w:rPr>
-        <w:t xml:space="preserve">取消し・返金・返還ができません</w:t>
-      </w:r>
-      <w:r>
-        <w:rPr>
-          <w:rFonts w:ascii="Yu Mincho" w:eastAsia="Yu Mincho" w:hAnsi="Yu Mincho"/>
-          <w:color w:val="1A1A1A"/>
-          <w:sz w:val="21"/>
-          <w:szCs w:val="21"/>
-        </w:rPr>
-        <w:t xml:space="preserve">。</w:t>
-      </w:r>
-    </w:p>
-    <w:p>
-      <w:pPr>
-        <w:spacing w:after="60" w:before="60" w:line="300"/>
-        <w:ind w:left="396" w:hanging="396"/>
-      </w:pPr>
-      <w:r>
-        <w:rPr>
-          <w:rFonts w:ascii="Yu Mincho" w:eastAsia="Yu Mincho" w:hAnsi="Yu Mincho"/>
-          <w:color w:val="1A1A1A"/>
-          <w:sz w:val="21"/>
-          <w:szCs w:val="21"/>
-        </w:rPr>
-        <w:t xml:space="preserve">4. コインは本サービス内でのみ利用できる電子的な記録であり、</w:t>
-      </w:r>
-      <w:r>
-        <w:rPr>
-          <w:rFonts w:ascii="Yu Mincho" w:eastAsia="Yu Mincho" w:hAnsi="Yu Mincho"/>
-          <w:b/>
-          <w:bCs/>
-          <w:color w:val="1A1A1A"/>
-          <w:sz w:val="21"/>
-          <w:szCs w:val="21"/>
-        </w:rPr>
-        <w:t xml:space="preserve">それ自体が現金・預金・有価証券ではありません</w:t>
-      </w:r>
-      <w:r>
-        <w:rPr>
-          <w:rFonts w:ascii="Yu Mincho" w:eastAsia="Yu Mincho" w:hAnsi="Yu Mincho"/>
-          <w:color w:val="1A1A1A"/>
-          <w:sz w:val="21"/>
-          <w:szCs w:val="21"/>
-        </w:rPr>
-        <w:t xml:space="preserve">。</w:t>
-      </w:r>
-    </w:p>
-    <w:p>
-      <w:pPr>
-        <w:spacing w:after="60" w:before="60" w:line="300"/>
-        <w:ind w:left="396" w:hanging="396"/>
-      </w:pPr>
-      <w:r>
-        <w:rPr>
-          <w:rFonts w:ascii="Yu Mincho" w:eastAsia="Yu Mincho" w:hAnsi="Yu Mincho"/>
-          <w:color w:val="1A1A1A"/>
-          <w:sz w:val="21"/>
-          <w:szCs w:val="21"/>
-        </w:rPr>
-        <w:t xml:space="preserve">5. </w:t>
-      </w:r>
-      <w:r>
-        <w:rPr>
-          <w:rFonts w:ascii="Yu Mincho" w:eastAsia="Yu Mincho" w:hAnsi="Yu Mincho"/>
-          <w:b/>
-          <w:bCs/>
-          <w:color w:val="1A1A1A"/>
-          <w:sz w:val="21"/>
-          <w:szCs w:val="21"/>
-        </w:rPr>
-        <w:t xml:space="preserve">当社は、ギフトが行われたときは、ギフトの額から第8条の2に定める利用料を控除した額に相当する報酬コイン（第7条第6項）を、当該ギフトで指定されたピタメイトに付与します。</w:t>
-      </w:r>
-      <w:r>
-        <w:rPr>
-          <w:rFonts w:ascii="Yu Mincho" w:eastAsia="Yu Mincho" w:hAnsi="Yu Mincho"/>
-          <w:color w:val="1A1A1A"/>
-          <w:sz w:val="21"/>
-          <w:szCs w:val="21"/>
-        </w:rPr>
-        <w:t xml:space="preserve"> 付与された報酬コインには、同項の換金条件（本人確認・振込先口座の登録・最低申請額・手数料）に加え、</w:t>
-      </w:r>
-      <w:r>
-        <w:rPr>
-          <w:rFonts w:ascii="Yu Mincho" w:eastAsia="Yu Mincho" w:hAnsi="Yu Mincho"/>
-          <w:b/>
-          <w:bCs/>
-          <w:color w:val="1A1A1A"/>
-          <w:sz w:val="21"/>
-          <w:szCs w:val="21"/>
-        </w:rPr>
-        <w:t xml:space="preserve">付与日から7日間は換金できない保留期間</w:t>
-      </w:r>
-      <w:r>
-        <w:rPr>
-          <w:rFonts w:ascii="Yu Mincho" w:eastAsia="Yu Mincho" w:hAnsi="Yu Mincho"/>
-          <w:color w:val="1A1A1A"/>
-          <w:sz w:val="21"/>
-          <w:szCs w:val="21"/>
-        </w:rPr>
-        <w:t xml:space="preserve">を設けます。当社は、ギフトの実施・付与の状況に照らし、換金の全部または一部について追加の審査・保留を行うことがあります。</w:t>
+        <w:t xml:space="preserve">第2回（2026-08-05・弁護士 論点B(a)＋税理士）</w:t>
+      </w:r>
+      <w:r>
+        <w:rPr>
+          <w:rFonts w:ascii="Yu Gothic" w:eastAsia="Yu Gothic" w:hAnsi="Yu Gothic"/>
+          <w:color w:val="4A4A4A"/>
+          <w:sz w:val="17"/>
+          <w:szCs w:val="17"/>
+        </w:rPr>
+        <w:t xml:space="preserve">: しかしこの構成には、</w:t>
+      </w:r>
+      <w:r>
+        <w:rPr>
+          <w:rFonts w:ascii="Yu Gothic" w:eastAsia="Yu Gothic" w:hAnsi="Yu Gothic"/>
+          <w:b/>
+          <w:bCs/>
+          <w:color w:val="4A4A4A"/>
+          <w:sz w:val="17"/>
+          <w:szCs w:val="17"/>
+        </w:rPr>
+        <w:t xml:space="preserve">第1項が「ギフトは役務の対価ではない」と宣言している</w:t>
+      </w:r>
+      <w:r>
+        <w:rPr>
+          <w:rFonts w:ascii="Yu Gothic" w:eastAsia="Yu Gothic" w:hAnsi="Yu Gothic"/>
+          <w:color w:val="4A4A4A"/>
+          <w:sz w:val="17"/>
+          <w:szCs w:val="17"/>
+        </w:rPr>
+        <w:t xml:space="preserve">という決定的な弱点が残っていました。</w:t>
       </w:r>
     </w:p>
     <w:p>
@@ -5568,180 +5273,47 @@
           <w:sz w:val="17"/>
           <w:szCs w:val="17"/>
         </w:rPr>
-        <w:t xml:space="preserve">〔※</w:t>
-      </w:r>
-      <w:r>
-        <w:rPr>
-          <w:rFonts w:ascii="Yu Gothic" w:eastAsia="Yu Gothic" w:hAnsi="Yu Gothic"/>
-          <w:b/>
-          <w:bCs/>
-          <w:color w:val="4A4A4A"/>
-          <w:sz w:val="17"/>
-          <w:szCs w:val="17"/>
-        </w:rPr>
-        <w:t xml:space="preserve">ゲストのコインがピタメイトに移転するのではありません。</w:t>
-      </w:r>
-      <w:r>
-        <w:rPr>
-          <w:rFonts w:ascii="Yu Gothic" w:eastAsia="Yu Gothic" w:hAnsi="Yu Gothic"/>
-          <w:color w:val="4A4A4A"/>
-          <w:sz w:val="17"/>
-          <w:szCs w:val="17"/>
-        </w:rPr>
-        <w:t xml:space="preserve"> ゲストのコインは消費されて消滅し、当社が自己の債務としてピタメイトに報酬コインを付与します（2026-08-04の弁護士回答・論点B）。〕</w:t>
-      </w:r>
-    </w:p>
-    <w:p>
-      <w:pPr>
-        <w:spacing w:after="60" w:before="60" w:line="300"/>
-        <w:ind w:left="396" w:hanging="396"/>
-      </w:pPr>
-      <w:r>
-        <w:rPr>
-          <w:rFonts w:ascii="Yu Mincho" w:eastAsia="Yu Mincho" w:hAnsi="Yu Mincho"/>
-          <w:color w:val="1A1A1A"/>
-          <w:sz w:val="21"/>
-          <w:szCs w:val="21"/>
-        </w:rPr>
-        <w:t xml:space="preserve">6. 当社は、ギフトの濫用（マネー・ローンダリング、クレジットカードの現金化、自作自演、通謀・相互送金、名義の借用、その他不正な資金移動）を防止するため、次の各号その他当社所定の制限を設けます。制限の具体的な数値は、不正防止の目的の範囲で予告なく変更することがあります。</w:t>
-      </w:r>
-    </w:p>
-    <w:p>
-      <w:pPr>
-        <w:spacing w:after="60" w:before="60" w:line="300"/>
-        <w:ind w:left="623" w:hanging="226"/>
-      </w:pPr>
-      <w:r>
-        <w:rPr>
-          <w:rFonts w:ascii="Yu Mincho" w:eastAsia="Yu Mincho" w:hAnsi="Yu Mincho"/>
-          <w:color w:val="1A1A1A"/>
-          <w:sz w:val="21"/>
-          <w:szCs w:val="21"/>
-        </w:rPr>
-        <w:t xml:space="preserve">・1回・1日・一定期間あたりのギフトの上限</w:t>
-      </w:r>
-    </w:p>
-    <w:p>
-      <w:pPr>
-        <w:spacing w:after="60" w:before="60" w:line="300"/>
-        <w:ind w:left="623" w:hanging="226"/>
-      </w:pPr>
-      <w:r>
-        <w:rPr>
-          <w:rFonts w:ascii="Yu Mincho" w:eastAsia="Yu Mincho" w:hAnsi="Yu Mincho"/>
-          <w:color w:val="1A1A1A"/>
-          <w:sz w:val="21"/>
-          <w:szCs w:val="21"/>
-        </w:rPr>
-        <w:t xml:space="preserve">・当該ピタメイトからギフトを受けている場合の、そのピタメイトを指定したギフトの禁止（相互送金の禁止）</w:t>
-      </w:r>
-    </w:p>
-    <w:p>
-      <w:pPr>
-        <w:spacing w:after="60" w:before="60" w:line="300"/>
-        <w:ind w:left="623" w:hanging="226"/>
-      </w:pPr>
-      <w:r>
-        <w:rPr>
-          <w:rFonts w:ascii="Yu Mincho" w:eastAsia="Yu Mincho" w:hAnsi="Yu Mincho"/>
-          <w:color w:val="1A1A1A"/>
-          <w:sz w:val="21"/>
-          <w:szCs w:val="21"/>
-        </w:rPr>
-        <w:t xml:space="preserve">・コイン購入の直後一定時間におけるギフトの制限</w:t>
-      </w:r>
-    </w:p>
-    <w:p>
-      <w:pPr>
-        <w:spacing w:after="60" w:before="60" w:line="300"/>
-        <w:ind w:left="623" w:hanging="226"/>
-      </w:pPr>
-      <w:r>
-        <w:rPr>
-          <w:rFonts w:ascii="Yu Mincho" w:eastAsia="Yu Mincho" w:hAnsi="Yu Mincho"/>
-          <w:color w:val="1A1A1A"/>
-          <w:sz w:val="21"/>
-          <w:szCs w:val="21"/>
-        </w:rPr>
-        <w:t xml:space="preserve">・同一の端末・通信環境・決済手段等による不自然な実施・付与の検知</w:t>
-      </w:r>
-    </w:p>
-    <w:p>
-      <w:pPr>
-        <w:spacing w:after="60" w:before="60" w:line="300"/>
-        <w:ind w:left="623" w:hanging="226"/>
-      </w:pPr>
-      <w:r>
-        <w:rPr>
-          <w:rFonts w:ascii="Yu Mincho" w:eastAsia="Yu Mincho" w:hAnsi="Yu Mincho"/>
-          <w:color w:val="1A1A1A"/>
-          <w:sz w:val="21"/>
-          <w:szCs w:val="21"/>
-        </w:rPr>
-        <w:t xml:space="preserve">・</w:t>
-      </w:r>
-      <w:r>
-        <w:rPr>
-          <w:rFonts w:ascii="Yu Mincho" w:eastAsia="Yu Mincho" w:hAnsi="Yu Mincho"/>
-          <w:b/>
-          <w:bCs/>
-          <w:color w:val="1A1A1A"/>
-          <w:sz w:val="21"/>
-          <w:szCs w:val="21"/>
-        </w:rPr>
-        <w:t xml:space="preserve">ピタメイト一人あたりの、一定期間における受領（付与）の上限</w:t>
-      </w:r>
-    </w:p>
-    <w:p>
-      <w:pPr>
-        <w:spacing w:after="60" w:before="60" w:line="300"/>
-        <w:ind w:left="623" w:hanging="226"/>
-      </w:pPr>
-      <w:r>
-        <w:rPr>
-          <w:rFonts w:ascii="Yu Mincho" w:eastAsia="Yu Mincho" w:hAnsi="Yu Mincho"/>
-          <w:color w:val="1A1A1A"/>
-          <w:sz w:val="21"/>
-          <w:szCs w:val="21"/>
-        </w:rPr>
-        <w:t xml:space="preserve">・</w:t>
-      </w:r>
-      <w:r>
-        <w:rPr>
-          <w:rFonts w:ascii="Yu Mincho" w:eastAsia="Yu Mincho" w:hAnsi="Yu Mincho"/>
-          <w:b/>
-          <w:bCs/>
-          <w:color w:val="1A1A1A"/>
-          <w:sz w:val="21"/>
-          <w:szCs w:val="21"/>
-        </w:rPr>
-        <w:t xml:space="preserve">同一のピタメイトに対する、一定期間における累計の上限</w:t>
-      </w:r>
-    </w:p>
-    <w:p>
-      <w:pPr>
-        <w:spacing w:after="60" w:before="60" w:line="300"/>
-        <w:ind w:left="623" w:hanging="226"/>
-      </w:pPr>
-      <w:r>
-        <w:rPr>
-          <w:rFonts w:ascii="Yu Mincho" w:eastAsia="Yu Mincho" w:hAnsi="Yu Mincho"/>
-          <w:color w:val="1A1A1A"/>
-          <w:sz w:val="21"/>
-          <w:szCs w:val="21"/>
-        </w:rPr>
-        <w:t xml:space="preserve">・</w:t>
-      </w:r>
-      <w:r>
-        <w:rPr>
-          <w:rFonts w:ascii="Yu Mincho" w:eastAsia="Yu Mincho" w:hAnsi="Yu Mincho"/>
-          <w:b/>
-          <w:bCs/>
-          <w:color w:val="1A1A1A"/>
-          <w:sz w:val="21"/>
-          <w:szCs w:val="21"/>
-        </w:rPr>
-        <w:t xml:space="preserve">予約の完了確定から一定期間を経過した後のギフトの制限</w:t>
+        <w:t xml:space="preserve">&gt; 「この性質決定（純粋な贈与）は、</w:t>
+      </w:r>
+      <w:r>
+        <w:rPr>
+          <w:rFonts w:ascii="Yu Gothic" w:eastAsia="Yu Gothic" w:hAnsi="Yu Gothic"/>
+          <w:b/>
+          <w:bCs/>
+          <w:color w:val="4A4A4A"/>
+          <w:sz w:val="17"/>
+          <w:szCs w:val="17"/>
+        </w:rPr>
+        <w:t xml:space="preserve">為替取引の分析上は最も不利な書き方</w:t>
+      </w:r>
+      <w:r>
+        <w:rPr>
+          <w:rFonts w:ascii="Yu Gothic" w:eastAsia="Yu Gothic" w:hAnsi="Yu Gothic"/>
+          <w:color w:val="4A4A4A"/>
+          <w:sz w:val="17"/>
+          <w:szCs w:val="17"/>
+        </w:rPr>
+        <w:t xml:space="preserve">です。</w:t>
+      </w:r>
+      <w:r>
+        <w:rPr>
+          <w:rFonts w:ascii="Yu Gothic" w:eastAsia="Yu Gothic" w:hAnsi="Yu Gothic"/>
+          <w:b/>
+          <w:bCs/>
+          <w:color w:val="4A4A4A"/>
+          <w:sz w:val="17"/>
+          <w:szCs w:val="17"/>
+        </w:rPr>
+        <w:t xml:space="preserve">既存債務がない＝弁済受領構成に乗らない、と規約自らが宣言している形</w:t>
+      </w:r>
+      <w:r>
+        <w:rPr>
+          <w:rFonts w:ascii="Yu Gothic" w:eastAsia="Yu Gothic" w:hAnsi="Yu Gothic"/>
+          <w:color w:val="4A4A4A"/>
+          <w:sz w:val="17"/>
+          <w:szCs w:val="17"/>
+        </w:rPr>
+        <w:t xml:space="preserve">になっているからです。」</w:t>
       </w:r>
     </w:p>
     <w:p>
@@ -5763,112 +5335,27 @@
           <w:sz w:val="17"/>
           <w:szCs w:val="17"/>
         </w:rPr>
-        <w:t xml:space="preserve">〔※後半3つは2026-08-04の弁護士回答（論点B(b)）により追加。「役務との牽連性」と「送金網化の防止」を強める方向の制限です。特定の受け手への資金集中と、二者間の反復は、</w:t>
-      </w:r>
-      <w:r>
-        <w:rPr>
-          <w:rFonts w:ascii="Yu Gothic" w:eastAsia="Yu Gothic" w:hAnsi="Yu Gothic"/>
-          <w:b/>
-          <w:bCs/>
-          <w:color w:val="4A4A4A"/>
-          <w:sz w:val="17"/>
-          <w:szCs w:val="17"/>
-        </w:rPr>
-        <w:t xml:space="preserve">原因関係のない資金移動と最も見分けがつきにくい</w:t>
-      </w:r>
-      <w:r>
-        <w:rPr>
-          <w:rFonts w:ascii="Yu Gothic" w:eastAsia="Yu Gothic" w:hAnsi="Yu Gothic"/>
-          <w:color w:val="4A4A4A"/>
-          <w:sz w:val="17"/>
-          <w:szCs w:val="17"/>
-        </w:rPr>
-        <w:t xml:space="preserve">とされています。〕</w:t>
-      </w:r>
-    </w:p>
-    <w:p>
-      <w:pPr>
-        <w:spacing w:after="60" w:before="60" w:line="300"/>
-        <w:ind w:left="396" w:hanging="396"/>
-      </w:pPr>
-      <w:r>
-        <w:rPr>
-          <w:rFonts w:ascii="Yu Mincho" w:eastAsia="Yu Mincho" w:hAnsi="Yu Mincho"/>
-          <w:color w:val="1A1A1A"/>
-          <w:sz w:val="21"/>
-          <w:szCs w:val="21"/>
-        </w:rPr>
-        <w:t xml:space="preserve">7. ユーザーが前項の制限に違反し、または不正・不当な目的でギフト機能を利用したと当社が判断した場合、当社は、事前の通知なく、換金の停止・保留、当該コインの没収（残高の失効）、機能の利用制限その他必要な措置を講じることができます。</w:t>
-      </w:r>
-    </w:p>
-    <w:p>
-      <w:pPr>
-        <w:spacing w:after="60" w:before="60" w:line="300"/>
-        <w:ind w:left="396" w:hanging="396"/>
-      </w:pPr>
-      <w:r>
-        <w:rPr>
-          <w:rFonts w:ascii="Yu Mincho" w:eastAsia="Yu Mincho" w:hAnsi="Yu Mincho"/>
-          <w:color w:val="1A1A1A"/>
-          <w:sz w:val="21"/>
-          <w:szCs w:val="21"/>
-        </w:rPr>
-        <w:t xml:space="preserve">8. ギフトの受領・換金により生じる</w:t>
-      </w:r>
-      <w:r>
-        <w:rPr>
-          <w:rFonts w:ascii="Yu Mincho" w:eastAsia="Yu Mincho" w:hAnsi="Yu Mincho"/>
-          <w:b/>
-          <w:bCs/>
-          <w:color w:val="1A1A1A"/>
-          <w:sz w:val="21"/>
-          <w:szCs w:val="21"/>
-        </w:rPr>
-        <w:t xml:space="preserve">税金の申告・納付は、受領者（換金者）の負担と責任</w:t>
-      </w:r>
-      <w:r>
-        <w:rPr>
-          <w:rFonts w:ascii="Yu Mincho" w:eastAsia="Yu Mincho" w:hAnsi="Yu Mincho"/>
-          <w:color w:val="1A1A1A"/>
-          <w:sz w:val="21"/>
-          <w:szCs w:val="21"/>
-        </w:rPr>
-        <w:t xml:space="preserve">において行うものとします。</w:t>
-      </w:r>
-    </w:p>
-    <w:p>
-      <w:pPr>
-        <w:spacing w:after="60" w:before="60" w:line="300"/>
-        <w:ind w:left="396" w:hanging="396"/>
-      </w:pPr>
-      <w:r>
-        <w:rPr>
-          <w:rFonts w:ascii="Yu Mincho" w:eastAsia="Yu Mincho" w:hAnsi="Yu Mincho"/>
-          <w:color w:val="1A1A1A"/>
-          <w:sz w:val="21"/>
-          <w:szCs w:val="21"/>
-        </w:rPr>
-        <w:t xml:space="preserve">9. </w:t>
-      </w:r>
-      <w:r>
-        <w:rPr>
-          <w:rFonts w:ascii="Yu Mincho" w:eastAsia="Yu Mincho" w:hAnsi="Yu Mincho"/>
-          <w:b/>
-          <w:bCs/>
-          <w:color w:val="1A1A1A"/>
-          <w:sz w:val="21"/>
-          <w:szCs w:val="21"/>
-        </w:rPr>
-        <w:t xml:space="preserve">ギフトを契機としてユーザー間または第三者との間に生じた紛争</w:t>
-      </w:r>
-      <w:r>
-        <w:rPr>
-          <w:rFonts w:ascii="Yu Mincho" w:eastAsia="Yu Mincho" w:hAnsi="Yu Mincho"/>
-          <w:color w:val="1A1A1A"/>
-          <w:sz w:val="21"/>
-          <w:szCs w:val="21"/>
-        </w:rPr>
-        <w:t xml:space="preserve">について、当社は当事者ではなく、責任を負いません（第2条第3項）。</w:t>
+        <w:t xml:space="preserve">そこで、</w:t>
+      </w:r>
+      <w:r>
+        <w:rPr>
+          <w:rFonts w:ascii="Yu Gothic" w:eastAsia="Yu Gothic" w:hAnsi="Yu Gothic"/>
+          <w:b/>
+          <w:bCs/>
+          <w:color w:val="4A4A4A"/>
+          <w:sz w:val="17"/>
+          <w:szCs w:val="17"/>
+        </w:rPr>
+        <w:t xml:space="preserve">予約の対価とまったく同じ構成（第8条第4項の受領権限授与＋債務消滅）に統一</w:t>
+      </w:r>
+      <w:r>
+        <w:rPr>
+          <w:rFonts w:ascii="Yu Gothic" w:eastAsia="Yu Gothic" w:hAnsi="Yu Gothic"/>
+          <w:color w:val="4A4A4A"/>
+          <w:sz w:val="17"/>
+          <w:szCs w:val="17"/>
+        </w:rPr>
+        <w:t xml:space="preserve">しました。ギフトの意思表示によりゲストの支払債務が発生し、当社は受領権限に基づいてその弁済を受領する——という一本の流れです。</w:t>
       </w:r>
     </w:p>
     <w:p>
@@ -5886,31 +5373,1172 @@
       <w:r>
         <w:rPr>
           <w:rFonts w:ascii="Yu Gothic" w:eastAsia="Yu Gothic" w:hAnsi="Yu Gothic"/>
-          <w:color w:val="4A4A4A"/>
-          <w:sz w:val="17"/>
-          <w:szCs w:val="17"/>
-        </w:rPr>
-        <w:t xml:space="preserve">〔※従前は「ギフトに関して……当事者ではなく」と定めていましたが、</w:t>
-      </w:r>
-      <w:r>
-        <w:rPr>
-          <w:rFonts w:ascii="Yu Gothic" w:eastAsia="Yu Gothic" w:hAnsi="Yu Gothic"/>
-          <w:b/>
-          <w:bCs/>
-          <w:color w:val="4A4A4A"/>
-          <w:sz w:val="17"/>
-          <w:szCs w:val="17"/>
-        </w:rPr>
-        <w:t xml:space="preserve">ギフトの授受それ自体については当社が当事者となる構成に変わった</w:t>
-      </w:r>
-      <w:r>
-        <w:rPr>
-          <w:rFonts w:ascii="Yu Gothic" w:eastAsia="Yu Gothic" w:hAnsi="Yu Gothic"/>
-          <w:color w:val="4A4A4A"/>
-          <w:sz w:val="17"/>
-          <w:szCs w:val="17"/>
-        </w:rPr>
-        <w:t xml:space="preserve">ため、対象を「ギフトを契機とするユーザー間の紛争」に限定しました（2026-08-04の弁護士回答・論点B）。〕</w:t>
+          <w:b/>
+          <w:bCs/>
+          <w:color w:val="4A4A4A"/>
+          <w:sz w:val="17"/>
+          <w:szCs w:val="17"/>
+        </w:rPr>
+        <w:t xml:space="preserve">この構成は、条文だけでなく画面表示・通知・会計処理まで一貫している必要があります</w:t>
+      </w:r>
+      <w:r>
+        <w:rPr>
+          <w:rFonts w:ascii="Yu Gothic" w:eastAsia="Yu Gothic" w:hAnsi="Yu Gothic"/>
+          <w:color w:val="4A4A4A"/>
+          <w:sz w:val="17"/>
+          <w:szCs w:val="17"/>
+        </w:rPr>
+        <w:t xml:space="preserve">（弁護士：「行政の実質判断では、規約の文言と実装・表示の一貫性が重視されます」）。</w:t>
+      </w:r>
+    </w:p>
+    <w:p>
+      <w:pPr>
+        <w:pBdr>
+          <w:top w:val="single" w:color="F2EFE9" w:sz="2" w:space="6"/>
+          <w:bottom w:val="single" w:color="F2EFE9" w:sz="2" w:space="6"/>
+          <w:left w:val="single" w:color="B9B2A6" w:sz="12" w:space="6"/>
+          <w:right w:val="single" w:color="F2EFE9" w:sz="2" w:space="6"/>
+        </w:pBdr>
+        <w:shd w:fill="F2EFE9" w:color="auto" w:val="clear"/>
+        <w:spacing w:after="160" w:before="120" w:line="260"/>
+        <w:ind w:left="226" w:right="113"/>
+      </w:pPr>
+      <w:r>
+        <w:rPr>
+          <w:rFonts w:ascii="Yu Gothic" w:eastAsia="Yu Gothic" w:hAnsi="Yu Gothic"/>
+          <w:color w:val="4A4A4A"/>
+          <w:sz w:val="17"/>
+          <w:szCs w:val="17"/>
+        </w:rPr>
+        <w:t xml:space="preserve">- </w:t>
+      </w:r>
+      <w:r>
+        <w:rPr>
+          <w:rFonts w:ascii="Yu Gothic" w:eastAsia="Yu Gothic" w:hAnsi="Yu Gothic"/>
+          <w:b/>
+          <w:bCs/>
+          <w:color w:val="4A4A4A"/>
+          <w:sz w:val="17"/>
+          <w:szCs w:val="17"/>
+        </w:rPr>
+        <w:t xml:space="preserve">会計は純額</w:t>
+      </w:r>
+      <w:r>
+        <w:rPr>
+          <w:rFonts w:ascii="Yu Gothic" w:eastAsia="Yu Gothic" w:hAnsi="Yu Gothic"/>
+          <w:color w:val="4A4A4A"/>
+          <w:sz w:val="17"/>
+          <w:szCs w:val="17"/>
+        </w:rPr>
+        <w:t xml:space="preserve">（当社の売上は利用料35%のみ）。予約の対価と同じで、</w:t>
+      </w:r>
+      <w:r>
+        <w:rPr>
+          <w:rFonts w:ascii="Consolas" w:eastAsia="Yu Gothic" w:hAnsi="Consolas"/>
+          <w:color w:val="4A4A4A"/>
+          <w:sz w:val="15"/>
+          <w:szCs w:val="15"/>
+        </w:rPr>
+        <w:t xml:space="preserve">accounting_journal()</w:t>
+      </w:r>
+      <w:r>
+        <w:rPr>
+          <w:rFonts w:ascii="Yu Gothic" w:eastAsia="Yu Gothic" w:hAnsi="Yu Gothic"/>
+          <w:color w:val="4A4A4A"/>
+          <w:sz w:val="17"/>
+          <w:szCs w:val="17"/>
+        </w:rPr>
+        <w:t xml:space="preserve"> の実装もこのとおりです- 画面は「○○さんを指定してありがとうギフト」。</w:t>
+      </w:r>
+      <w:r>
+        <w:rPr>
+          <w:rFonts w:ascii="Yu Gothic" w:eastAsia="Yu Gothic" w:hAnsi="Yu Gothic"/>
+          <w:b/>
+          <w:bCs/>
+          <w:color w:val="4A4A4A"/>
+          <w:sz w:val="17"/>
+          <w:szCs w:val="17"/>
+        </w:rPr>
+        <w:t xml:space="preserve">「○○さんにコインを送りました」型の送金を思わせる表現を使わないこと</w:t>
+      </w:r>
+    </w:p>
+    <w:p>
+      <w:pPr>
+        <w:pBdr>
+          <w:top w:val="single" w:color="F2EFE9" w:sz="2" w:space="6"/>
+          <w:bottom w:val="single" w:color="F2EFE9" w:sz="2" w:space="6"/>
+          <w:left w:val="single" w:color="B9B2A6" w:sz="12" w:space="6"/>
+          <w:right w:val="single" w:color="F2EFE9" w:sz="2" w:space="6"/>
+        </w:pBdr>
+        <w:shd w:fill="F2EFE9" w:color="auto" w:val="clear"/>
+        <w:spacing w:after="160" w:before="120" w:line="260"/>
+        <w:ind w:left="226" w:right="113"/>
+      </w:pPr>
+      <w:r>
+        <w:rPr>
+          <w:rFonts w:ascii="Yu Gothic" w:eastAsia="Yu Gothic" w:hAnsi="Yu Gothic"/>
+          <w:b/>
+          <w:bCs/>
+          <w:color w:val="4A4A4A"/>
+          <w:sz w:val="17"/>
+          <w:szCs w:val="17"/>
+        </w:rPr>
+        <w:t xml:space="preserve">受け取ったコインを再び移転する経路は存在しません</w:t>
+      </w:r>
+      <w:r>
+        <w:rPr>
+          <w:rFonts w:ascii="Yu Gothic" w:eastAsia="Yu Gothic" w:hAnsi="Yu Gothic"/>
+          <w:color w:val="4A4A4A"/>
+          <w:sz w:val="17"/>
+          <w:szCs w:val="17"/>
+        </w:rPr>
+        <w:t xml:space="preserve">（報酬コインは換金のみ・譲渡不可・支払充当不可＝第7条第7項）。資金移動の連鎖が構造的に不可能であり、送金の仕組みとしては機能しません。〕</w:t>
+      </w:r>
+    </w:p>
+    <w:p>
+      <w:pPr>
+        <w:spacing w:after="60" w:before="60" w:line="300"/>
+        <w:ind w:left="396" w:hanging="396"/>
+      </w:pPr>
+      <w:r>
+        <w:rPr>
+          <w:rFonts w:ascii="Yu Mincho" w:eastAsia="Yu Mincho" w:hAnsi="Yu Mincho"/>
+          <w:color w:val="1A1A1A"/>
+          <w:sz w:val="21"/>
+          <w:szCs w:val="21"/>
+        </w:rPr>
+        <w:t xml:space="preserve">1. ゲストは、本サービス上で</w:t>
+      </w:r>
+      <w:r>
+        <w:rPr>
+          <w:rFonts w:ascii="Yu Mincho" w:eastAsia="Yu Mincho" w:hAnsi="Yu Mincho"/>
+          <w:b/>
+          <w:bCs/>
+          <w:color w:val="1A1A1A"/>
+          <w:sz w:val="21"/>
+          <w:szCs w:val="21"/>
+        </w:rPr>
+        <w:t xml:space="preserve">実際に一緒に遊んだ（予約が完了した）ピタメイト</w:t>
+      </w:r>
+      <w:r>
+        <w:rPr>
+          <w:rFonts w:ascii="Yu Mincho" w:eastAsia="Yu Mincho" w:hAnsi="Yu Mincho"/>
+          <w:color w:val="1A1A1A"/>
+          <w:sz w:val="21"/>
+          <w:szCs w:val="21"/>
+        </w:rPr>
+        <w:t xml:space="preserve">を指定して、当社所定の方法により、コインを消費して「ありがとうギフト」を行うことができます。</w:t>
+      </w:r>
+      <w:r>
+        <w:rPr>
+          <w:rFonts w:ascii="Yu Mincho" w:eastAsia="Yu Mincho" w:hAnsi="Yu Mincho"/>
+          <w:b/>
+          <w:bCs/>
+          <w:color w:val="1A1A1A"/>
+          <w:sz w:val="21"/>
+          <w:szCs w:val="21"/>
+        </w:rPr>
+        <w:t xml:space="preserve">ありがとうギフトは、当該ピタメイトが現に提供した役務に対して、ゲストが任意に支払う追加の対価</w:t>
+      </w:r>
+      <w:r>
+        <w:rPr>
+          <w:rFonts w:ascii="Yu Mincho" w:eastAsia="Yu Mincho" w:hAnsi="Yu Mincho"/>
+          <w:color w:val="1A1A1A"/>
+          <w:sz w:val="21"/>
+          <w:szCs w:val="21"/>
+        </w:rPr>
+        <w:t xml:space="preserve">であり、行うかどうか・金額はゲストの自由な意思によります。ギフトを行う旨の意思表示により、</w:t>
+      </w:r>
+      <w:r>
+        <w:rPr>
+          <w:rFonts w:ascii="Yu Mincho" w:eastAsia="Yu Mincho" w:hAnsi="Yu Mincho"/>
+          <w:b/>
+          <w:bCs/>
+          <w:color w:val="1A1A1A"/>
+          <w:sz w:val="21"/>
+          <w:szCs w:val="21"/>
+        </w:rPr>
+        <w:t xml:space="preserve">ゲストの当該ピタメイトに対する追加の対価の支払債務が発生</w:t>
+      </w:r>
+      <w:r>
+        <w:rPr>
+          <w:rFonts w:ascii="Yu Mincho" w:eastAsia="Yu Mincho" w:hAnsi="Yu Mincho"/>
+          <w:color w:val="1A1A1A"/>
+          <w:sz w:val="21"/>
+          <w:szCs w:val="21"/>
+        </w:rPr>
+        <w:t xml:space="preserve">します。</w:t>
+      </w:r>
+    </w:p>
+    <w:p>
+      <w:pPr>
+        <w:spacing w:after="60" w:before="60" w:line="300"/>
+        <w:ind w:left="396" w:hanging="396"/>
+      </w:pPr>
+      <w:r>
+        <w:rPr>
+          <w:rFonts w:ascii="Yu Mincho" w:eastAsia="Yu Mincho" w:hAnsi="Yu Mincho"/>
+          <w:color w:val="1A1A1A"/>
+          <w:sz w:val="21"/>
+          <w:szCs w:val="21"/>
+        </w:rPr>
+        <w:t xml:space="preserve">2. ギフトの原資は、第7条第1項により</w:t>
+      </w:r>
+      <w:r>
+        <w:rPr>
+          <w:rFonts w:ascii="Yu Mincho" w:eastAsia="Yu Mincho" w:hAnsi="Yu Mincho"/>
+          <w:b/>
+          <w:bCs/>
+          <w:color w:val="1A1A1A"/>
+          <w:sz w:val="21"/>
+          <w:szCs w:val="21"/>
+        </w:rPr>
+        <w:t xml:space="preserve">購入したコインに限り</w:t>
+      </w:r>
+      <w:r>
+        <w:rPr>
+          <w:rFonts w:ascii="Yu Mincho" w:eastAsia="Yu Mincho" w:hAnsi="Yu Mincho"/>
+          <w:color w:val="1A1A1A"/>
+          <w:sz w:val="21"/>
+          <w:szCs w:val="21"/>
+        </w:rPr>
+        <w:t xml:space="preserve">ます。報酬コイン（第7条第6項）をギフトに用いることはできません。</w:t>
+      </w:r>
+    </w:p>
+    <w:p>
+      <w:pPr>
+        <w:spacing w:after="60" w:before="60" w:line="300"/>
+        <w:ind w:left="396" w:hanging="396"/>
+      </w:pPr>
+      <w:r>
+        <w:rPr>
+          <w:rFonts w:ascii="Yu Mincho" w:eastAsia="Yu Mincho" w:hAnsi="Yu Mincho"/>
+          <w:color w:val="1A1A1A"/>
+          <w:sz w:val="21"/>
+          <w:szCs w:val="21"/>
+        </w:rPr>
+        <w:t xml:space="preserve">3. 一度行ったギフトは、</w:t>
+      </w:r>
+      <w:r>
+        <w:rPr>
+          <w:rFonts w:ascii="Yu Mincho" w:eastAsia="Yu Mincho" w:hAnsi="Yu Mincho"/>
+          <w:b/>
+          <w:bCs/>
+          <w:color w:val="1A1A1A"/>
+          <w:sz w:val="21"/>
+          <w:szCs w:val="21"/>
+        </w:rPr>
+        <w:t xml:space="preserve">取消し・返金・返還ができません</w:t>
+      </w:r>
+      <w:r>
+        <w:rPr>
+          <w:rFonts w:ascii="Yu Mincho" w:eastAsia="Yu Mincho" w:hAnsi="Yu Mincho"/>
+          <w:color w:val="1A1A1A"/>
+          <w:sz w:val="21"/>
+          <w:szCs w:val="21"/>
+        </w:rPr>
+        <w:t xml:space="preserve">。</w:t>
+      </w:r>
+    </w:p>
+    <w:p>
+      <w:pPr>
+        <w:spacing w:after="60" w:before="60" w:line="300"/>
+        <w:ind w:left="396" w:hanging="396"/>
+      </w:pPr>
+      <w:r>
+        <w:rPr>
+          <w:rFonts w:ascii="Yu Mincho" w:eastAsia="Yu Mincho" w:hAnsi="Yu Mincho"/>
+          <w:color w:val="1A1A1A"/>
+          <w:sz w:val="21"/>
+          <w:szCs w:val="21"/>
+        </w:rPr>
+        <w:t xml:space="preserve">4. コインは本サービス内でのみ利用できる電子的な記録であり、</w:t>
+      </w:r>
+      <w:r>
+        <w:rPr>
+          <w:rFonts w:ascii="Yu Mincho" w:eastAsia="Yu Mincho" w:hAnsi="Yu Mincho"/>
+          <w:b/>
+          <w:bCs/>
+          <w:color w:val="1A1A1A"/>
+          <w:sz w:val="21"/>
+          <w:szCs w:val="21"/>
+        </w:rPr>
+        <w:t xml:space="preserve">それ自体が現金・預金・有価証券ではありません</w:t>
+      </w:r>
+      <w:r>
+        <w:rPr>
+          <w:rFonts w:ascii="Yu Mincho" w:eastAsia="Yu Mincho" w:hAnsi="Yu Mincho"/>
+          <w:color w:val="1A1A1A"/>
+          <w:sz w:val="21"/>
+          <w:szCs w:val="21"/>
+        </w:rPr>
+        <w:t xml:space="preserve">。</w:t>
+      </w:r>
+    </w:p>
+    <w:p>
+      <w:pPr>
+        <w:spacing w:after="60" w:before="60" w:line="300"/>
+        <w:ind w:left="396" w:hanging="396"/>
+      </w:pPr>
+      <w:r>
+        <w:rPr>
+          <w:rFonts w:ascii="Yu Mincho" w:eastAsia="Yu Mincho" w:hAnsi="Yu Mincho"/>
+          <w:color w:val="1A1A1A"/>
+          <w:sz w:val="21"/>
+          <w:szCs w:val="21"/>
+        </w:rPr>
+        <w:t xml:space="preserve">5. </w:t>
+      </w:r>
+      <w:r>
+        <w:rPr>
+          <w:rFonts w:ascii="Yu Mincho" w:eastAsia="Yu Mincho" w:hAnsi="Yu Mincho"/>
+          <w:b/>
+          <w:bCs/>
+          <w:color w:val="1A1A1A"/>
+          <w:sz w:val="21"/>
+          <w:szCs w:val="21"/>
+        </w:rPr>
+        <w:t xml:space="preserve">当社は、第8条第4項の受領権限に基づき、前項の支払債務の弁済としてコインを受領します。</w:t>
+      </w:r>
+      <w:r>
+        <w:rPr>
+          <w:rFonts w:ascii="Yu Mincho" w:eastAsia="Yu Mincho" w:hAnsi="Yu Mincho"/>
+          <w:color w:val="1A1A1A"/>
+          <w:sz w:val="21"/>
+          <w:szCs w:val="21"/>
+        </w:rPr>
+        <w:t xml:space="preserve"> ゲストが当該コインを消費した時点で、ゲストの当該支払債務は消滅します。</w:t>
+      </w:r>
+      <w:r>
+        <w:rPr>
+          <w:rFonts w:ascii="Yu Mincho" w:eastAsia="Yu Mincho" w:hAnsi="Yu Mincho"/>
+          <w:b/>
+          <w:bCs/>
+          <w:color w:val="1A1A1A"/>
+          <w:sz w:val="21"/>
+          <w:szCs w:val="21"/>
+        </w:rPr>
+        <w:t xml:space="preserve">当社が受領した対価の全額をピタメイトに引き渡す債務と、ピタメイトが当社に対して負う第8条の2の利用料の支払債務とは、これを相殺し、相殺後の残額が報酬コイン（第7条第6項）としてピタメイトに確定します</w:t>
+      </w:r>
+      <w:r>
+        <w:rPr>
+          <w:rFonts w:ascii="Yu Mincho" w:eastAsia="Yu Mincho" w:hAnsi="Yu Mincho"/>
+          <w:color w:val="1A1A1A"/>
+          <w:sz w:val="21"/>
+          <w:szCs w:val="21"/>
+        </w:rPr>
+        <w:t xml:space="preserve">（第8条の2第2項と同じ取扱いです）。確定した報酬コインには、第7条第6項の換金条件（本人確認・振込先口座の登録・最低申請額・手数料）に加え、</w:t>
+      </w:r>
+      <w:r>
+        <w:rPr>
+          <w:rFonts w:ascii="Yu Mincho" w:eastAsia="Yu Mincho" w:hAnsi="Yu Mincho"/>
+          <w:b/>
+          <w:bCs/>
+          <w:color w:val="1A1A1A"/>
+          <w:sz w:val="21"/>
+          <w:szCs w:val="21"/>
+        </w:rPr>
+        <w:t xml:space="preserve">確定日から7日間は換金できない保留期間</w:t>
+      </w:r>
+      <w:r>
+        <w:rPr>
+          <w:rFonts w:ascii="Yu Mincho" w:eastAsia="Yu Mincho" w:hAnsi="Yu Mincho"/>
+          <w:color w:val="1A1A1A"/>
+          <w:sz w:val="21"/>
+          <w:szCs w:val="21"/>
+        </w:rPr>
+        <w:t xml:space="preserve">を設けます。当社は、ギフトの実施・確定の状況に照らし、換金の全部または一部について追加の審査・保留を行うことがあります。</w:t>
+      </w:r>
+    </w:p>
+    <w:p>
+      <w:pPr>
+        <w:pBdr>
+          <w:top w:val="single" w:color="F2EFE9" w:sz="2" w:space="6"/>
+          <w:bottom w:val="single" w:color="F2EFE9" w:sz="2" w:space="6"/>
+          <w:left w:val="single" w:color="B9B2A6" w:sz="12" w:space="6"/>
+          <w:right w:val="single" w:color="F2EFE9" w:sz="2" w:space="6"/>
+        </w:pBdr>
+        <w:shd w:fill="F2EFE9" w:color="auto" w:val="clear"/>
+        <w:spacing w:after="160" w:before="120" w:line="260"/>
+        <w:ind w:left="226" w:right="113"/>
+      </w:pPr>
+      <w:r>
+        <w:rPr>
+          <w:rFonts w:ascii="Yu Gothic" w:eastAsia="Yu Gothic" w:hAnsi="Yu Gothic"/>
+          <w:color w:val="4A4A4A"/>
+          <w:sz w:val="17"/>
+          <w:szCs w:val="17"/>
+        </w:rPr>
+        <w:t xml:space="preserve">〔※</w:t>
+      </w:r>
+      <w:r>
+        <w:rPr>
+          <w:rFonts w:ascii="Yu Gothic" w:eastAsia="Yu Gothic" w:hAnsi="Yu Gothic"/>
+          <w:b/>
+          <w:bCs/>
+          <w:color w:val="4A4A4A"/>
+          <w:sz w:val="17"/>
+          <w:szCs w:val="17"/>
+        </w:rPr>
+        <w:t xml:space="preserve">2026-08-05の弁護士回答（論点B(a)）および同日の税理士回答により、法的構成を書き直しました。</w:t>
+      </w:r>
+    </w:p>
+    <w:p>
+      <w:pPr>
+        <w:pBdr>
+          <w:top w:val="single" w:color="F2EFE9" w:sz="2" w:space="6"/>
+          <w:bottom w:val="single" w:color="F2EFE9" w:sz="2" w:space="6"/>
+          <w:left w:val="single" w:color="B9B2A6" w:sz="12" w:space="6"/>
+          <w:right w:val="single" w:color="F2EFE9" w:sz="2" w:space="6"/>
+        </w:pBdr>
+        <w:shd w:fill="F2EFE9" w:color="auto" w:val="clear"/>
+        <w:spacing w:after="160" w:before="120" w:line="260"/>
+        <w:ind w:left="226" w:right="113"/>
+      </w:pPr>
+      <w:r>
+        <w:rPr>
+          <w:rFonts w:ascii="Yu Gothic" w:eastAsia="Yu Gothic" w:hAnsi="Yu Gothic"/>
+          <w:color w:val="4A4A4A"/>
+          <w:sz w:val="17"/>
+          <w:szCs w:val="17"/>
+        </w:rPr>
+        <w:t xml:space="preserve">2026-08-04 の時点では「ゲスト→当社（コインの消費・消滅）／当社→ピタメイト（</w:t>
+      </w:r>
+      <w:r>
+        <w:rPr>
+          <w:rFonts w:ascii="Yu Gothic" w:eastAsia="Yu Gothic" w:hAnsi="Yu Gothic"/>
+          <w:b/>
+          <w:bCs/>
+          <w:color w:val="4A4A4A"/>
+          <w:sz w:val="17"/>
+          <w:szCs w:val="17"/>
+        </w:rPr>
+        <w:t xml:space="preserve">自己の債務</w:t>
+      </w:r>
+      <w:r>
+        <w:rPr>
+          <w:rFonts w:ascii="Yu Gothic" w:eastAsia="Yu Gothic" w:hAnsi="Yu Gothic"/>
+          <w:color w:val="4A4A4A"/>
+          <w:sz w:val="17"/>
+          <w:szCs w:val="17"/>
+        </w:rPr>
+        <w:t xml:space="preserve">としての報酬コインの付与）」という</w:t>
+      </w:r>
+      <w:r>
+        <w:rPr>
+          <w:rFonts w:ascii="Yu Gothic" w:eastAsia="Yu Gothic" w:hAnsi="Yu Gothic"/>
+          <w:b/>
+          <w:bCs/>
+          <w:color w:val="4A4A4A"/>
+          <w:sz w:val="17"/>
+          <w:szCs w:val="17"/>
+        </w:rPr>
+        <w:t xml:space="preserve">二本の独立した債権債務関係</w:t>
+      </w:r>
+      <w:r>
+        <w:rPr>
+          <w:rFonts w:ascii="Yu Gothic" w:eastAsia="Yu Gothic" w:hAnsi="Yu Gothic"/>
+          <w:color w:val="4A4A4A"/>
+          <w:sz w:val="17"/>
+          <w:szCs w:val="17"/>
+        </w:rPr>
+        <w:t xml:space="preserve">に分解していました。ところが、その構成は次の指摘を受けました。</w:t>
+      </w:r>
+    </w:p>
+    <w:p>
+      <w:pPr>
+        <w:pBdr>
+          <w:top w:val="single" w:color="F2EFE9" w:sz="2" w:space="6"/>
+          <w:bottom w:val="single" w:color="F2EFE9" w:sz="2" w:space="6"/>
+          <w:left w:val="single" w:color="B9B2A6" w:sz="12" w:space="6"/>
+          <w:right w:val="single" w:color="F2EFE9" w:sz="2" w:space="6"/>
+        </w:pBdr>
+        <w:shd w:fill="F2EFE9" w:color="auto" w:val="clear"/>
+        <w:spacing w:after="160" w:before="120" w:line="260"/>
+        <w:ind w:left="226" w:right="113"/>
+      </w:pPr>
+      <w:r>
+        <w:rPr>
+          <w:rFonts w:ascii="Yu Gothic" w:eastAsia="Yu Gothic" w:hAnsi="Yu Gothic"/>
+          <w:color w:val="4A4A4A"/>
+          <w:sz w:val="17"/>
+          <w:szCs w:val="17"/>
+        </w:rPr>
+        <w:t xml:space="preserve">&gt; 「現行第7条の2第1項は『</w:t>
+      </w:r>
+      <w:r>
+        <w:rPr>
+          <w:rFonts w:ascii="Yu Gothic" w:eastAsia="Yu Gothic" w:hAnsi="Yu Gothic"/>
+          <w:b/>
+          <w:bCs/>
+          <w:color w:val="4A4A4A"/>
+          <w:sz w:val="17"/>
+          <w:szCs w:val="17"/>
+        </w:rPr>
+        <w:t xml:space="preserve">ギフトは役務の対価ではなく</w:t>
+      </w:r>
+      <w:r>
+        <w:rPr>
+          <w:rFonts w:ascii="Yu Gothic" w:eastAsia="Yu Gothic" w:hAnsi="Yu Gothic"/>
+          <w:color w:val="4A4A4A"/>
+          <w:sz w:val="17"/>
+          <w:szCs w:val="17"/>
+        </w:rPr>
+        <w:t xml:space="preserve">……』と明記しています。この性質決定（純粋な贈与）は、</w:t>
+      </w:r>
+      <w:r>
+        <w:rPr>
+          <w:rFonts w:ascii="Yu Gothic" w:eastAsia="Yu Gothic" w:hAnsi="Yu Gothic"/>
+          <w:b/>
+          <w:bCs/>
+          <w:color w:val="4A4A4A"/>
+          <w:sz w:val="17"/>
+          <w:szCs w:val="17"/>
+        </w:rPr>
+        <w:t xml:space="preserve">為替取引の分析上は最も不利な書き方</w:t>
+      </w:r>
+      <w:r>
+        <w:rPr>
+          <w:rFonts w:ascii="Yu Gothic" w:eastAsia="Yu Gothic" w:hAnsi="Yu Gothic"/>
+          <w:color w:val="4A4A4A"/>
+          <w:sz w:val="17"/>
+          <w:szCs w:val="17"/>
+        </w:rPr>
+        <w:t xml:space="preserve">です。</w:t>
+      </w:r>
+      <w:r>
+        <w:rPr>
+          <w:rFonts w:ascii="Yu Gothic" w:eastAsia="Yu Gothic" w:hAnsi="Yu Gothic"/>
+          <w:b/>
+          <w:bCs/>
+          <w:color w:val="4A4A4A"/>
+          <w:sz w:val="17"/>
+          <w:szCs w:val="17"/>
+        </w:rPr>
+        <w:t xml:space="preserve">既存債務がない＝弁済受領構成に乗らない、と規約自らが宣言している形</w:t>
+      </w:r>
+      <w:r>
+        <w:rPr>
+          <w:rFonts w:ascii="Yu Gothic" w:eastAsia="Yu Gothic" w:hAnsi="Yu Gothic"/>
+          <w:color w:val="4A4A4A"/>
+          <w:sz w:val="17"/>
+          <w:szCs w:val="17"/>
+        </w:rPr>
+        <w:t xml:space="preserve">になっているからです。」&gt; 「既存債務のない資金の移動を媒介する行為は、</w:t>
+      </w:r>
+      <w:r>
+        <w:rPr>
+          <w:rFonts w:ascii="Yu Gothic" w:eastAsia="Yu Gothic" w:hAnsi="Yu Gothic"/>
+          <w:b/>
+          <w:bCs/>
+          <w:color w:val="4A4A4A"/>
+          <w:sz w:val="17"/>
+          <w:szCs w:val="17"/>
+        </w:rPr>
+        <w:t xml:space="preserve">為替取引（資金移動業）該当性の議論を招く典型</w:t>
+      </w:r>
+      <w:r>
+        <w:rPr>
+          <w:rFonts w:ascii="Yu Gothic" w:eastAsia="Yu Gothic" w:hAnsi="Yu Gothic"/>
+          <w:color w:val="4A4A4A"/>
+          <w:sz w:val="17"/>
+          <w:szCs w:val="17"/>
+        </w:rPr>
+        <w:t xml:space="preserve">です。」</w:t>
+      </w:r>
+    </w:p>
+    <w:p>
+      <w:pPr>
+        <w:pBdr>
+          <w:top w:val="single" w:color="F2EFE9" w:sz="2" w:space="6"/>
+          <w:bottom w:val="single" w:color="F2EFE9" w:sz="2" w:space="6"/>
+          <w:left w:val="single" w:color="B9B2A6" w:sz="12" w:space="6"/>
+          <w:right w:val="single" w:color="F2EFE9" w:sz="2" w:space="6"/>
+        </w:pBdr>
+        <w:shd w:fill="F2EFE9" w:color="auto" w:val="clear"/>
+        <w:spacing w:after="160" w:before="120" w:line="260"/>
+        <w:ind w:left="226" w:right="113"/>
+      </w:pPr>
+      <w:r>
+        <w:rPr>
+          <w:rFonts w:ascii="Yu Gothic" w:eastAsia="Yu Gothic" w:hAnsi="Yu Gothic"/>
+          <w:color w:val="4A4A4A"/>
+          <w:sz w:val="17"/>
+          <w:szCs w:val="17"/>
+        </w:rPr>
+        <w:t xml:space="preserve">そこで、</w:t>
+      </w:r>
+      <w:r>
+        <w:rPr>
+          <w:rFonts w:ascii="Yu Gothic" w:eastAsia="Yu Gothic" w:hAnsi="Yu Gothic"/>
+          <w:b/>
+          <w:bCs/>
+          <w:color w:val="4A4A4A"/>
+          <w:sz w:val="17"/>
+          <w:szCs w:val="17"/>
+        </w:rPr>
+        <w:t xml:space="preserve">予約の対価とまったく同じ構成（第8条第4項の受領権限授与＋債務消滅）に統一</w:t>
+      </w:r>
+      <w:r>
+        <w:rPr>
+          <w:rFonts w:ascii="Yu Gothic" w:eastAsia="Yu Gothic" w:hAnsi="Yu Gothic"/>
+          <w:color w:val="4A4A4A"/>
+          <w:sz w:val="17"/>
+          <w:szCs w:val="17"/>
+        </w:rPr>
+        <w:t xml:space="preserve">しました。「債務の発生と弁済の受領が同時」であることは、弁済受領構成の妨げになりません（収納代行の実務では申込みと同時に債務が発生する取引は通常のことです）。これにより「</w:t>
+      </w:r>
+      <w:r>
+        <w:rPr>
+          <w:rFonts w:ascii="Yu Gothic" w:eastAsia="Yu Gothic" w:hAnsi="Yu Gothic"/>
+          <w:b/>
+          <w:bCs/>
+          <w:color w:val="4A4A4A"/>
+          <w:sz w:val="17"/>
+          <w:szCs w:val="17"/>
+        </w:rPr>
+        <w:t xml:space="preserve">ギフトだけ既存債務がない</w:t>
+      </w:r>
+      <w:r>
+        <w:rPr>
+          <w:rFonts w:ascii="Yu Gothic" w:eastAsia="Yu Gothic" w:hAnsi="Yu Gothic"/>
+          <w:color w:val="4A4A4A"/>
+          <w:sz w:val="17"/>
+          <w:szCs w:val="17"/>
+        </w:rPr>
+        <w:t xml:space="preserve">」という弱点が消えます。</w:t>
+      </w:r>
+    </w:p>
+    <w:p>
+      <w:pPr>
+        <w:pBdr>
+          <w:top w:val="single" w:color="F2EFE9" w:sz="2" w:space="6"/>
+          <w:bottom w:val="single" w:color="F2EFE9" w:sz="2" w:space="6"/>
+          <w:left w:val="single" w:color="B9B2A6" w:sz="12" w:space="6"/>
+          <w:right w:val="single" w:color="F2EFE9" w:sz="2" w:space="6"/>
+        </w:pBdr>
+        <w:shd w:fill="F2EFE9" w:color="auto" w:val="clear"/>
+        <w:spacing w:after="160" w:before="120" w:line="260"/>
+        <w:ind w:left="226" w:right="113"/>
+      </w:pPr>
+      <w:r>
+        <w:rPr>
+          <w:rFonts w:ascii="Yu Gothic" w:eastAsia="Yu Gothic" w:hAnsi="Yu Gothic"/>
+          <w:b/>
+          <w:bCs/>
+          <w:color w:val="4A4A4A"/>
+          <w:sz w:val="17"/>
+          <w:szCs w:val="17"/>
+        </w:rPr>
+        <w:t xml:space="preserve">税務側からも、この構成のほうが望ましいと確認しました</w:t>
+      </w:r>
+      <w:r>
+        <w:rPr>
+          <w:rFonts w:ascii="Yu Gothic" w:eastAsia="Yu Gothic" w:hAnsi="Yu Gothic"/>
+          <w:color w:val="4A4A4A"/>
+          <w:sz w:val="17"/>
+          <w:szCs w:val="17"/>
+        </w:rPr>
+        <w:t xml:space="preserve">（2026-08-05）。</w:t>
+      </w:r>
+    </w:p>
+    <w:p>
+      <w:pPr>
+        <w:pBdr>
+          <w:top w:val="single" w:color="F2EFE9" w:sz="2" w:space="6"/>
+          <w:bottom w:val="single" w:color="F2EFE9" w:sz="2" w:space="6"/>
+          <w:left w:val="single" w:color="B9B2A6" w:sz="12" w:space="6"/>
+          <w:right w:val="single" w:color="F2EFE9" w:sz="2" w:space="6"/>
+        </w:pBdr>
+        <w:shd w:fill="F2EFE9" w:color="auto" w:val="clear"/>
+        <w:spacing w:after="160" w:before="120" w:line="260"/>
+        <w:ind w:left="226" w:right="113"/>
+      </w:pPr>
+      <w:r>
+        <w:rPr>
+          <w:rFonts w:ascii="Yu Gothic" w:eastAsia="Yu Gothic" w:hAnsi="Yu Gothic"/>
+          <w:color w:val="4A4A4A"/>
+          <w:sz w:val="17"/>
+          <w:szCs w:val="17"/>
+        </w:rPr>
+        <w:t xml:space="preserve">&gt; 「規約が債権債務関係を定義し、それが実態を構成する、が答えです。……</w:t>
+      </w:r>
+      <w:r>
+        <w:rPr>
+          <w:rFonts w:ascii="Yu Gothic" w:eastAsia="Yu Gothic" w:hAnsi="Yu Gothic"/>
+          <w:b/>
+          <w:bCs/>
+          <w:color w:val="4A4A4A"/>
+          <w:sz w:val="17"/>
+          <w:szCs w:val="17"/>
+        </w:rPr>
+        <w:t xml:space="preserve">08-05構成（受領権限）なら純額</w:t>
+      </w:r>
+      <w:r>
+        <w:rPr>
+          <w:rFonts w:ascii="Yu Gothic" w:eastAsia="Yu Gothic" w:hAnsi="Yu Gothic"/>
+          <w:color w:val="4A4A4A"/>
+          <w:sz w:val="17"/>
+          <w:szCs w:val="17"/>
+        </w:rPr>
+        <w:t xml:space="preserve">が理論的帰結です。</w:t>
+      </w:r>
+      <w:r>
+        <w:rPr>
+          <w:rFonts w:ascii="Yu Gothic" w:eastAsia="Yu Gothic" w:hAnsi="Yu Gothic"/>
+          <w:b/>
+          <w:bCs/>
+          <w:color w:val="4A4A4A"/>
+          <w:sz w:val="17"/>
+          <w:szCs w:val="17"/>
+        </w:rPr>
+        <w:t xml:space="preserve">実装が既に純額である以上、08-05への書き換えは税務上も整合的で望ましい。</w:t>
+      </w:r>
+      <w:r>
+        <w:rPr>
+          <w:rFonts w:ascii="Yu Gothic" w:eastAsia="Yu Gothic" w:hAnsi="Yu Gothic"/>
+          <w:color w:val="4A4A4A"/>
+          <w:sz w:val="17"/>
+          <w:szCs w:val="17"/>
+        </w:rPr>
+        <w:t xml:space="preserve">」&gt; 「</w:t>
+      </w:r>
+      <w:r>
+        <w:rPr>
+          <w:rFonts w:ascii="Yu Gothic" w:eastAsia="Yu Gothic" w:hAnsi="Yu Gothic"/>
+          <w:b/>
+          <w:bCs/>
+          <w:color w:val="4A4A4A"/>
+          <w:sz w:val="17"/>
+          <w:szCs w:val="17"/>
+        </w:rPr>
+        <w:t xml:space="preserve">贈与構成にはピタメイト側で『これは贈与だから贈与税の基礎控除内』と誤認するリスク</w:t>
+      </w:r>
+      <w:r>
+        <w:rPr>
+          <w:rFonts w:ascii="Yu Gothic" w:eastAsia="Yu Gothic" w:hAnsi="Yu Gothic"/>
+          <w:color w:val="4A4A4A"/>
+          <w:sz w:val="17"/>
+          <w:szCs w:val="17"/>
+        </w:rPr>
+        <w:t xml:space="preserve">があり、追加対価構成のほうが</w:t>
+      </w:r>
+      <w:r>
+        <w:rPr>
+          <w:rFonts w:ascii="Yu Gothic" w:eastAsia="Yu Gothic" w:hAnsi="Yu Gothic"/>
+          <w:b/>
+          <w:bCs/>
+          <w:color w:val="4A4A4A"/>
+          <w:sz w:val="17"/>
+          <w:szCs w:val="17"/>
+        </w:rPr>
+        <w:t xml:space="preserve">受領者の所得区分が明確になる</w:t>
+      </w:r>
+      <w:r>
+        <w:rPr>
+          <w:rFonts w:ascii="Yu Gothic" w:eastAsia="Yu Gothic" w:hAnsi="Yu Gothic"/>
+          <w:color w:val="4A4A4A"/>
+          <w:sz w:val="17"/>
+          <w:szCs w:val="17"/>
+        </w:rPr>
+        <w:t xml:space="preserve">分、支払明細の交付実務も綺麗になります。」</w:t>
+      </w:r>
+    </w:p>
+    <w:p>
+      <w:pPr>
+        <w:pBdr>
+          <w:top w:val="single" w:color="F2EFE9" w:sz="2" w:space="6"/>
+          <w:bottom w:val="single" w:color="F2EFE9" w:sz="2" w:space="6"/>
+          <w:left w:val="single" w:color="B9B2A6" w:sz="12" w:space="6"/>
+          <w:right w:val="single" w:color="F2EFE9" w:sz="2" w:space="6"/>
+        </w:pBdr>
+        <w:shd w:fill="F2EFE9" w:color="auto" w:val="clear"/>
+        <w:spacing w:after="160" w:before="120" w:line="260"/>
+        <w:ind w:left="226" w:right="113"/>
+      </w:pPr>
+      <w:r>
+        <w:rPr>
+          <w:rFonts w:ascii="Yu Gothic" w:eastAsia="Yu Gothic" w:hAnsi="Yu Gothic"/>
+          <w:color w:val="4A4A4A"/>
+          <w:sz w:val="17"/>
+          <w:szCs w:val="17"/>
+        </w:rPr>
+        <w:t xml:space="preserve">なお源泉徴収（所得税法204条1項6号）の非該当は、</w:t>
+      </w:r>
+      <w:r>
+        <w:rPr>
+          <w:rFonts w:ascii="Yu Gothic" w:eastAsia="Yu Gothic" w:hAnsi="Yu Gothic"/>
+          <w:b/>
+          <w:bCs/>
+          <w:color w:val="4A4A4A"/>
+          <w:sz w:val="17"/>
+          <w:szCs w:val="17"/>
+        </w:rPr>
+        <w:t xml:space="preserve">業態要件で判定されるため性質決定を変えても維持されます</w:t>
+      </w:r>
+      <w:r>
+        <w:rPr>
+          <w:rFonts w:ascii="Yu Gothic" w:eastAsia="Yu Gothic" w:hAnsi="Yu Gothic"/>
+          <w:color w:val="4A4A4A"/>
+          <w:sz w:val="17"/>
+          <w:szCs w:val="17"/>
+        </w:rPr>
+        <w:t xml:space="preserve">（弁護士・税理士の双方に確認済み）。〕</w:t>
+      </w:r>
+    </w:p>
+    <w:p>
+      <w:pPr>
+        <w:spacing w:after="60" w:before="60" w:line="300"/>
+        <w:ind w:left="396" w:hanging="396"/>
+      </w:pPr>
+      <w:r>
+        <w:rPr>
+          <w:rFonts w:ascii="Yu Mincho" w:eastAsia="Yu Mincho" w:hAnsi="Yu Mincho"/>
+          <w:color w:val="1A1A1A"/>
+          <w:sz w:val="21"/>
+          <w:szCs w:val="21"/>
+        </w:rPr>
+        <w:t xml:space="preserve">6. 当社は、ギフトの濫用（マネー・ローンダリング、クレジットカードの現金化、自作自演、通謀・相互送金、名義の借用、その他不正な資金移動）を防止するため、次の各号その他当社所定の制限を設けます。制限の具体的な数値は、不正防止の目的の範囲で予告なく変更することがあります。</w:t>
+      </w:r>
+    </w:p>
+    <w:p>
+      <w:pPr>
+        <w:spacing w:after="60" w:before="60" w:line="300"/>
+        <w:ind w:left="623" w:hanging="226"/>
+      </w:pPr>
+      <w:r>
+        <w:rPr>
+          <w:rFonts w:ascii="Yu Mincho" w:eastAsia="Yu Mincho" w:hAnsi="Yu Mincho"/>
+          <w:color w:val="1A1A1A"/>
+          <w:sz w:val="21"/>
+          <w:szCs w:val="21"/>
+        </w:rPr>
+        <w:t xml:space="preserve">・1回・1日・一定期間あたりのギフトの上限</w:t>
+      </w:r>
+    </w:p>
+    <w:p>
+      <w:pPr>
+        <w:spacing w:after="60" w:before="60" w:line="300"/>
+        <w:ind w:left="623" w:hanging="226"/>
+      </w:pPr>
+      <w:r>
+        <w:rPr>
+          <w:rFonts w:ascii="Yu Mincho" w:eastAsia="Yu Mincho" w:hAnsi="Yu Mincho"/>
+          <w:color w:val="1A1A1A"/>
+          <w:sz w:val="21"/>
+          <w:szCs w:val="21"/>
+        </w:rPr>
+        <w:t xml:space="preserve">・当該ピタメイトからギフトを受けている場合の、そのピタメイトを指定したギフトの禁止（相互送金の禁止）</w:t>
+      </w:r>
+    </w:p>
+    <w:p>
+      <w:pPr>
+        <w:spacing w:after="60" w:before="60" w:line="300"/>
+        <w:ind w:left="623" w:hanging="226"/>
+      </w:pPr>
+      <w:r>
+        <w:rPr>
+          <w:rFonts w:ascii="Yu Mincho" w:eastAsia="Yu Mincho" w:hAnsi="Yu Mincho"/>
+          <w:color w:val="1A1A1A"/>
+          <w:sz w:val="21"/>
+          <w:szCs w:val="21"/>
+        </w:rPr>
+        <w:t xml:space="preserve">・コイン購入の直後一定時間におけるギフトの制限</w:t>
+      </w:r>
+    </w:p>
+    <w:p>
+      <w:pPr>
+        <w:spacing w:after="60" w:before="60" w:line="300"/>
+        <w:ind w:left="623" w:hanging="226"/>
+      </w:pPr>
+      <w:r>
+        <w:rPr>
+          <w:rFonts w:ascii="Yu Mincho" w:eastAsia="Yu Mincho" w:hAnsi="Yu Mincho"/>
+          <w:color w:val="1A1A1A"/>
+          <w:sz w:val="21"/>
+          <w:szCs w:val="21"/>
+        </w:rPr>
+        <w:t xml:space="preserve">・同一の端末・通信環境・決済手段等による不自然な実施・付与の検知</w:t>
+      </w:r>
+    </w:p>
+    <w:p>
+      <w:pPr>
+        <w:spacing w:after="60" w:before="60" w:line="300"/>
+        <w:ind w:left="623" w:hanging="226"/>
+      </w:pPr>
+      <w:r>
+        <w:rPr>
+          <w:rFonts w:ascii="Yu Mincho" w:eastAsia="Yu Mincho" w:hAnsi="Yu Mincho"/>
+          <w:color w:val="1A1A1A"/>
+          <w:sz w:val="21"/>
+          <w:szCs w:val="21"/>
+        </w:rPr>
+        <w:t xml:space="preserve">・</w:t>
+      </w:r>
+      <w:r>
+        <w:rPr>
+          <w:rFonts w:ascii="Yu Mincho" w:eastAsia="Yu Mincho" w:hAnsi="Yu Mincho"/>
+          <w:b/>
+          <w:bCs/>
+          <w:color w:val="1A1A1A"/>
+          <w:sz w:val="21"/>
+          <w:szCs w:val="21"/>
+        </w:rPr>
+        <w:t xml:space="preserve">ピタメイト一人あたりの、一定期間における受領（付与）の上限</w:t>
+      </w:r>
+    </w:p>
+    <w:p>
+      <w:pPr>
+        <w:spacing w:after="60" w:before="60" w:line="300"/>
+        <w:ind w:left="623" w:hanging="226"/>
+      </w:pPr>
+      <w:r>
+        <w:rPr>
+          <w:rFonts w:ascii="Yu Mincho" w:eastAsia="Yu Mincho" w:hAnsi="Yu Mincho"/>
+          <w:color w:val="1A1A1A"/>
+          <w:sz w:val="21"/>
+          <w:szCs w:val="21"/>
+        </w:rPr>
+        <w:t xml:space="preserve">・</w:t>
+      </w:r>
+      <w:r>
+        <w:rPr>
+          <w:rFonts w:ascii="Yu Mincho" w:eastAsia="Yu Mincho" w:hAnsi="Yu Mincho"/>
+          <w:b/>
+          <w:bCs/>
+          <w:color w:val="1A1A1A"/>
+          <w:sz w:val="21"/>
+          <w:szCs w:val="21"/>
+        </w:rPr>
+        <w:t xml:space="preserve">同一のピタメイトに対する、一定期間における累計の上限</w:t>
+      </w:r>
+    </w:p>
+    <w:p>
+      <w:pPr>
+        <w:spacing w:after="60" w:before="60" w:line="300"/>
+        <w:ind w:left="623" w:hanging="226"/>
+      </w:pPr>
+      <w:r>
+        <w:rPr>
+          <w:rFonts w:ascii="Yu Mincho" w:eastAsia="Yu Mincho" w:hAnsi="Yu Mincho"/>
+          <w:color w:val="1A1A1A"/>
+          <w:sz w:val="21"/>
+          <w:szCs w:val="21"/>
+        </w:rPr>
+        <w:t xml:space="preserve">・</w:t>
+      </w:r>
+      <w:r>
+        <w:rPr>
+          <w:rFonts w:ascii="Yu Mincho" w:eastAsia="Yu Mincho" w:hAnsi="Yu Mincho"/>
+          <w:b/>
+          <w:bCs/>
+          <w:color w:val="1A1A1A"/>
+          <w:sz w:val="21"/>
+          <w:szCs w:val="21"/>
+        </w:rPr>
+        <w:t xml:space="preserve">予約の完了確定から30日を経過した後のギフトの制限</w:t>
+      </w:r>
+    </w:p>
+    <w:p>
+      <w:pPr>
+        <w:pBdr>
+          <w:top w:val="single" w:color="F2EFE9" w:sz="2" w:space="6"/>
+          <w:bottom w:val="single" w:color="F2EFE9" w:sz="2" w:space="6"/>
+          <w:left w:val="single" w:color="B9B2A6" w:sz="12" w:space="6"/>
+          <w:right w:val="single" w:color="F2EFE9" w:sz="2" w:space="6"/>
+        </w:pBdr>
+        <w:shd w:fill="F2EFE9" w:color="auto" w:val="clear"/>
+        <w:spacing w:after="160" w:before="120" w:line="260"/>
+        <w:ind w:left="226" w:right="113"/>
+      </w:pPr>
+      <w:r>
+        <w:rPr>
+          <w:rFonts w:ascii="Yu Gothic" w:eastAsia="Yu Gothic" w:hAnsi="Yu Gothic"/>
+          <w:color w:val="4A4A4A"/>
+          <w:sz w:val="17"/>
+          <w:szCs w:val="17"/>
+        </w:rPr>
+        <w:t xml:space="preserve">〔※後半3つは2026-08-04の弁護士回答（論点B(b)）により追加。「役務との牽連性」と「送金網化の防止」を強める方向の制限です。特定の受け手への資金集中と、二者間の反復は、</w:t>
+      </w:r>
+      <w:r>
+        <w:rPr>
+          <w:rFonts w:ascii="Yu Gothic" w:eastAsia="Yu Gothic" w:hAnsi="Yu Gothic"/>
+          <w:b/>
+          <w:bCs/>
+          <w:color w:val="4A4A4A"/>
+          <w:sz w:val="17"/>
+          <w:szCs w:val="17"/>
+        </w:rPr>
+        <w:t xml:space="preserve">原因関係のない資金移動と最も見分けがつきにくい</w:t>
+      </w:r>
+      <w:r>
+        <w:rPr>
+          <w:rFonts w:ascii="Yu Gothic" w:eastAsia="Yu Gothic" w:hAnsi="Yu Gothic"/>
+          <w:color w:val="4A4A4A"/>
+          <w:sz w:val="17"/>
+          <w:szCs w:val="17"/>
+        </w:rPr>
+        <w:t xml:space="preserve">とされています。〕</w:t>
+      </w:r>
+    </w:p>
+    <w:p>
+      <w:pPr>
+        <w:spacing w:after="60" w:before="60" w:line="300"/>
+        <w:ind w:left="396" w:hanging="396"/>
+      </w:pPr>
+      <w:r>
+        <w:rPr>
+          <w:rFonts w:ascii="Yu Mincho" w:eastAsia="Yu Mincho" w:hAnsi="Yu Mincho"/>
+          <w:color w:val="1A1A1A"/>
+          <w:sz w:val="21"/>
+          <w:szCs w:val="21"/>
+        </w:rPr>
+        <w:t xml:space="preserve">7. ユーザーが前項の制限に違反し、または不正・不当な目的でギフト機能を利用したと当社が判断した場合、当社は、事前の通知なく、換金の停止・保留、当該コインの没収（残高の失効）、機能の利用制限その他必要な措置を講じることができます。</w:t>
+      </w:r>
+    </w:p>
+    <w:p>
+      <w:pPr>
+        <w:spacing w:after="60" w:before="60" w:line="300"/>
+        <w:ind w:left="396" w:hanging="396"/>
+      </w:pPr>
+      <w:r>
+        <w:rPr>
+          <w:rFonts w:ascii="Yu Mincho" w:eastAsia="Yu Mincho" w:hAnsi="Yu Mincho"/>
+          <w:color w:val="1A1A1A"/>
+          <w:sz w:val="21"/>
+          <w:szCs w:val="21"/>
+        </w:rPr>
+        <w:t xml:space="preserve">8. ギフトの受領・換金により生じる</w:t>
+      </w:r>
+      <w:r>
+        <w:rPr>
+          <w:rFonts w:ascii="Yu Mincho" w:eastAsia="Yu Mincho" w:hAnsi="Yu Mincho"/>
+          <w:b/>
+          <w:bCs/>
+          <w:color w:val="1A1A1A"/>
+          <w:sz w:val="21"/>
+          <w:szCs w:val="21"/>
+        </w:rPr>
+        <w:t xml:space="preserve">税金の申告・納付は、受領者（換金者）の負担と責任</w:t>
+      </w:r>
+      <w:r>
+        <w:rPr>
+          <w:rFonts w:ascii="Yu Mincho" w:eastAsia="Yu Mincho" w:hAnsi="Yu Mincho"/>
+          <w:color w:val="1A1A1A"/>
+          <w:sz w:val="21"/>
+          <w:szCs w:val="21"/>
+        </w:rPr>
+        <w:t xml:space="preserve">において行うものとします。</w:t>
+      </w:r>
+    </w:p>
+    <w:p>
+      <w:pPr>
+        <w:spacing w:after="60" w:before="60" w:line="300"/>
+        <w:ind w:left="396" w:hanging="396"/>
+      </w:pPr>
+      <w:r>
+        <w:rPr>
+          <w:rFonts w:ascii="Yu Mincho" w:eastAsia="Yu Mincho" w:hAnsi="Yu Mincho"/>
+          <w:color w:val="1A1A1A"/>
+          <w:sz w:val="21"/>
+          <w:szCs w:val="21"/>
+        </w:rPr>
+        <w:t xml:space="preserve">9. </w:t>
+      </w:r>
+      <w:r>
+        <w:rPr>
+          <w:rFonts w:ascii="Yu Mincho" w:eastAsia="Yu Mincho" w:hAnsi="Yu Mincho"/>
+          <w:b/>
+          <w:bCs/>
+          <w:color w:val="1A1A1A"/>
+          <w:sz w:val="21"/>
+          <w:szCs w:val="21"/>
+        </w:rPr>
+        <w:t xml:space="preserve">ギフトを契機としてユーザー間または第三者との間に生じた紛争</w:t>
+      </w:r>
+      <w:r>
+        <w:rPr>
+          <w:rFonts w:ascii="Yu Mincho" w:eastAsia="Yu Mincho" w:hAnsi="Yu Mincho"/>
+          <w:color w:val="1A1A1A"/>
+          <w:sz w:val="21"/>
+          <w:szCs w:val="21"/>
+        </w:rPr>
+        <w:t xml:space="preserve">について、当社は当事者ではなく、責任を負いません（第2条第3項）。</w:t>
+      </w:r>
+    </w:p>
+    <w:p>
+      <w:pPr>
+        <w:pBdr>
+          <w:top w:val="single" w:color="F2EFE9" w:sz="2" w:space="6"/>
+          <w:bottom w:val="single" w:color="F2EFE9" w:sz="2" w:space="6"/>
+          <w:left w:val="single" w:color="B9B2A6" w:sz="12" w:space="6"/>
+          <w:right w:val="single" w:color="F2EFE9" w:sz="2" w:space="6"/>
+        </w:pBdr>
+        <w:shd w:fill="F2EFE9" w:color="auto" w:val="clear"/>
+        <w:spacing w:after="160" w:before="120" w:line="260"/>
+        <w:ind w:left="226" w:right="113"/>
+      </w:pPr>
+      <w:r>
+        <w:rPr>
+          <w:rFonts w:ascii="Yu Gothic" w:eastAsia="Yu Gothic" w:hAnsi="Yu Gothic"/>
+          <w:color w:val="4A4A4A"/>
+          <w:sz w:val="17"/>
+          <w:szCs w:val="17"/>
+        </w:rPr>
+        <w:t xml:space="preserve">〔※従前は「ギフトに関して……当事者ではなく」と定めていましたが、2026-08-04 の改訂で対象を「ギフトを契機とするユーザー間の紛争」に限定しました。</w:t>
+      </w:r>
+    </w:p>
+    <w:p>
+      <w:pPr>
+        <w:pBdr>
+          <w:top w:val="single" w:color="F2EFE9" w:sz="2" w:space="6"/>
+          <w:bottom w:val="single" w:color="F2EFE9" w:sz="2" w:space="6"/>
+          <w:left w:val="single" w:color="B9B2A6" w:sz="12" w:space="6"/>
+          <w:right w:val="single" w:color="F2EFE9" w:sz="2" w:space="6"/>
+        </w:pBdr>
+        <w:shd w:fill="F2EFE9" w:color="auto" w:val="clear"/>
+        <w:spacing w:after="160" w:before="120" w:line="260"/>
+        <w:ind w:left="226" w:right="113"/>
+      </w:pPr>
+      <w:r>
+        <w:rPr>
+          <w:rFonts w:ascii="Yu Gothic" w:eastAsia="Yu Gothic" w:hAnsi="Yu Gothic"/>
+          <w:b/>
+          <w:bCs/>
+          <w:color w:val="4A4A4A"/>
+          <w:sz w:val="17"/>
+          <w:szCs w:val="17"/>
+        </w:rPr>
+        <w:t xml:space="preserve">2026-08-05 の再構成後も、この限定はそのまま維持します。</w:t>
+      </w:r>
+      <w:r>
+        <w:rPr>
+          <w:rFonts w:ascii="Yu Gothic" w:eastAsia="Yu Gothic" w:hAnsi="Yu Gothic"/>
+          <w:color w:val="4A4A4A"/>
+          <w:sz w:val="17"/>
+          <w:szCs w:val="17"/>
+        </w:rPr>
+        <w:t xml:space="preserve"> 当社は第8条第4項の受領権限に基づいて対価を収納する立場であり、</w:t>
+      </w:r>
+      <w:r>
+        <w:rPr>
+          <w:rFonts w:ascii="Yu Gothic" w:eastAsia="Yu Gothic" w:hAnsi="Yu Gothic"/>
+          <w:b/>
+          <w:bCs/>
+          <w:color w:val="4A4A4A"/>
+          <w:sz w:val="17"/>
+          <w:szCs w:val="17"/>
+        </w:rPr>
+        <w:t xml:space="preserve">役務提供契約の当事者ではありません</w:t>
+      </w:r>
+      <w:r>
+        <w:rPr>
+          <w:rFonts w:ascii="Yu Gothic" w:eastAsia="Yu Gothic" w:hAnsi="Yu Gothic"/>
+          <w:color w:val="4A4A4A"/>
+          <w:sz w:val="17"/>
+          <w:szCs w:val="17"/>
+        </w:rPr>
+        <w:t xml:space="preserve">（第2条第3項・第8条第3項）。予約の対価と同じ立場です。〕</w:t>
       </w:r>
     </w:p>
     <w:p>
